--- a/SSU/Prikaz_Izlozbi.docx
+++ b/SSU/Prikaz_Izlozbi.docx
@@ -8,53 +8,12 @@
         <w:ind w:left="426" w:hanging="10"/>
         <w:jc w:val="center"/>
       </w:pPr>
-      <w:proofErr w:type="spellStart"/>
       <w:r>
         <w:rPr>
           <w:rFonts w:ascii="Arial" w:eastAsia="Arial" w:hAnsi="Arial" w:cs="Arial"/>
           <w:sz w:val="24"/>
         </w:rPr>
-        <w:t>Elektrotehnički</w:t>
-      </w:r>
-      <w:proofErr w:type="spellEnd"/>
-      <w:r>
-        <w:rPr>
-          <w:rFonts w:ascii="Arial" w:eastAsia="Arial" w:hAnsi="Arial" w:cs="Arial"/>
-          <w:sz w:val="24"/>
-        </w:rPr>
-        <w:t xml:space="preserve"> </w:t>
-      </w:r>
-      <w:proofErr w:type="spellStart"/>
-      <w:r>
-        <w:rPr>
-          <w:rFonts w:ascii="Arial" w:eastAsia="Arial" w:hAnsi="Arial" w:cs="Arial"/>
-          <w:sz w:val="24"/>
-        </w:rPr>
-        <w:t>fakultet</w:t>
-      </w:r>
-      <w:proofErr w:type="spellEnd"/>
-      <w:r>
-        <w:rPr>
-          <w:rFonts w:ascii="Arial" w:eastAsia="Arial" w:hAnsi="Arial" w:cs="Arial"/>
-          <w:sz w:val="24"/>
-        </w:rPr>
-        <w:t xml:space="preserve"> u </w:t>
-      </w:r>
-      <w:proofErr w:type="spellStart"/>
-      <w:r>
-        <w:rPr>
-          <w:rFonts w:ascii="Arial" w:eastAsia="Arial" w:hAnsi="Arial" w:cs="Arial"/>
-          <w:sz w:val="24"/>
-        </w:rPr>
-        <w:t>Beogradu</w:t>
-      </w:r>
-      <w:proofErr w:type="spellEnd"/>
-      <w:r>
-        <w:rPr>
-          <w:rFonts w:ascii="Arial" w:eastAsia="Arial" w:hAnsi="Arial" w:cs="Arial"/>
-          <w:sz w:val="24"/>
-        </w:rPr>
-        <w:t xml:space="preserve"> </w:t>
+        <w:t xml:space="preserve">Elektrotehnički fakultet u Beogradu </w:t>
       </w:r>
     </w:p>
     <w:p>
@@ -82,39 +41,7 @@
           <w:rFonts w:ascii="Arial" w:eastAsia="Arial" w:hAnsi="Arial" w:cs="Arial"/>
           <w:sz w:val="24"/>
         </w:rPr>
-        <w:t xml:space="preserve">SI3PSI Principi </w:t>
-      </w:r>
-      <w:proofErr w:type="spellStart"/>
-      <w:r>
-        <w:rPr>
-          <w:rFonts w:ascii="Arial" w:eastAsia="Arial" w:hAnsi="Arial" w:cs="Arial"/>
-          <w:sz w:val="24"/>
-        </w:rPr>
-        <w:t>Softverskog</w:t>
-      </w:r>
-      <w:proofErr w:type="spellEnd"/>
-      <w:r>
-        <w:rPr>
-          <w:rFonts w:ascii="Arial" w:eastAsia="Arial" w:hAnsi="Arial" w:cs="Arial"/>
-          <w:sz w:val="24"/>
-        </w:rPr>
-        <w:t xml:space="preserve"> </w:t>
-      </w:r>
-      <w:proofErr w:type="spellStart"/>
-      <w:r>
-        <w:rPr>
-          <w:rFonts w:ascii="Arial" w:eastAsia="Arial" w:hAnsi="Arial" w:cs="Arial"/>
-          <w:sz w:val="24"/>
-        </w:rPr>
-        <w:t>Inženjerstva</w:t>
-      </w:r>
-      <w:proofErr w:type="spellEnd"/>
-      <w:r>
-        <w:rPr>
-          <w:rFonts w:ascii="Arial" w:eastAsia="Arial" w:hAnsi="Arial" w:cs="Arial"/>
-          <w:sz w:val="24"/>
-        </w:rPr>
-        <w:t xml:space="preserve"> </w:t>
+        <w:t xml:space="preserve">SI3PSI Principi Softverskog Inženjerstva </w:t>
       </w:r>
     </w:p>
     <w:p>
@@ -221,31 +148,20 @@
         <w:ind w:left="414"/>
         <w:jc w:val="center"/>
       </w:pPr>
-      <w:proofErr w:type="spellStart"/>
       <w:r>
         <w:rPr>
           <w:rFonts w:ascii="Arial" w:eastAsia="Arial" w:hAnsi="Arial" w:cs="Arial"/>
           <w:sz w:val="36"/>
         </w:rPr>
-        <w:t>Projekat</w:t>
-      </w:r>
-      <w:proofErr w:type="spellEnd"/>
+        <w:t xml:space="preserve">Projekat </w:t>
+      </w:r>
       <w:r>
         <w:rPr>
           <w:rFonts w:ascii="Arial" w:eastAsia="Arial" w:hAnsi="Arial" w:cs="Arial"/>
           <w:sz w:val="36"/>
         </w:rPr>
-        <w:t xml:space="preserve"> </w:t>
-      </w:r>
-      <w:proofErr w:type="spellStart"/>
-      <w:r>
-        <w:rPr>
-          <w:rFonts w:ascii="Arial" w:eastAsia="Arial" w:hAnsi="Arial" w:cs="Arial"/>
-          <w:sz w:val="36"/>
-        </w:rPr>
         <w:t>RealArt</w:t>
       </w:r>
-      <w:proofErr w:type="spellEnd"/>
       <w:r>
         <w:rPr>
           <w:rFonts w:ascii="Arial" w:eastAsia="Arial" w:hAnsi="Arial" w:cs="Arial"/>
@@ -375,27 +291,9 @@
         <w:pStyle w:val="Title"/>
         <w:jc w:val="center"/>
       </w:pPr>
-      <w:proofErr w:type="spellStart"/>
-      <w:r>
-        <w:t>Specifikacija</w:t>
-      </w:r>
-      <w:proofErr w:type="spellEnd"/>
-      <w:r>
-        <w:t xml:space="preserve"> </w:t>
-      </w:r>
-      <w:proofErr w:type="spellStart"/>
-      <w:r>
-        <w:t>scenarija</w:t>
-      </w:r>
-      <w:proofErr w:type="spellEnd"/>
-      <w:r>
-        <w:t xml:space="preserve"> </w:t>
-      </w:r>
-      <w:proofErr w:type="spellStart"/>
-      <w:r>
-        <w:t>upotrebe</w:t>
-      </w:r>
-      <w:proofErr w:type="spellEnd"/>
+      <w:r>
+        <w:t>Specifikacija scenarija upotrebe</w:t>
+      </w:r>
     </w:p>
     <w:p>
       <w:pPr>
@@ -405,20 +303,11 @@
           <w:lang w:val="sr-Latn-RS"/>
         </w:rPr>
       </w:pPr>
-      <w:proofErr w:type="spellStart"/>
       <w:r>
         <w:t>Pr</w:t>
       </w:r>
       <w:r>
-        <w:t>ikaz</w:t>
-      </w:r>
-      <w:proofErr w:type="spellEnd"/>
-      <w:r>
-        <w:t xml:space="preserve"> </w:t>
-      </w:r>
-      <w:proofErr w:type="spellStart"/>
-      <w:r>
-        <w:t>izlo</w:t>
+        <w:t>ikaz izlo</w:t>
       </w:r>
       <w:r>
         <w:rPr>
@@ -426,7 +315,6 @@
         </w:rPr>
         <w:t>žbi</w:t>
       </w:r>
-      <w:proofErr w:type="spellEnd"/>
     </w:p>
     <w:p/>
     <w:p/>
@@ -436,23 +324,13 @@
         <w:ind w:left="417"/>
         <w:jc w:val="center"/>
       </w:pPr>
-      <w:proofErr w:type="spellStart"/>
       <w:r>
         <w:rPr>
           <w:rFonts w:ascii="Arial" w:eastAsia="Arial" w:hAnsi="Arial" w:cs="Arial"/>
           <w:b/>
           <w:sz w:val="28"/>
         </w:rPr>
-        <w:t>Verzija</w:t>
-      </w:r>
-      <w:proofErr w:type="spellEnd"/>
-      <w:r>
-        <w:rPr>
-          <w:rFonts w:ascii="Arial" w:eastAsia="Arial" w:hAnsi="Arial" w:cs="Arial"/>
-          <w:b/>
-          <w:sz w:val="28"/>
-        </w:rPr>
-        <w:t xml:space="preserve"> 1.0 </w:t>
+        <w:t xml:space="preserve">Verzija 1.0 </w:t>
       </w:r>
     </w:p>
     <w:p>
@@ -477,7 +355,6 @@
         <w:ind w:right="3702"/>
         <w:jc w:val="right"/>
       </w:pPr>
-      <w:proofErr w:type="spellStart"/>
       <w:r>
         <w:rPr>
           <w:rFonts w:ascii="Arial" w:eastAsia="Arial" w:hAnsi="Arial" w:cs="Arial"/>
@@ -485,34 +362,7 @@
           <w:sz w:val="36"/>
         </w:rPr>
         <w:lastRenderedPageBreak/>
-        <w:t>Istorija</w:t>
-      </w:r>
-      <w:proofErr w:type="spellEnd"/>
-      <w:r>
-        <w:rPr>
-          <w:rFonts w:ascii="Arial" w:eastAsia="Arial" w:hAnsi="Arial" w:cs="Arial"/>
-          <w:b/>
-          <w:sz w:val="36"/>
-        </w:rPr>
-        <w:t xml:space="preserve"> </w:t>
-      </w:r>
-      <w:proofErr w:type="spellStart"/>
-      <w:r>
-        <w:rPr>
-          <w:rFonts w:ascii="Arial" w:eastAsia="Arial" w:hAnsi="Arial" w:cs="Arial"/>
-          <w:b/>
-          <w:sz w:val="36"/>
-        </w:rPr>
-        <w:t>izmena</w:t>
-      </w:r>
-      <w:proofErr w:type="spellEnd"/>
-      <w:r>
-        <w:rPr>
-          <w:rFonts w:ascii="Arial" w:eastAsia="Arial" w:hAnsi="Arial" w:cs="Arial"/>
-          <w:b/>
-          <w:sz w:val="36"/>
-        </w:rPr>
-        <w:t xml:space="preserve"> </w:t>
+        <w:t xml:space="preserve">Istorija izmena </w:t>
       </w:r>
     </w:p>
     <w:tbl>
@@ -577,23 +427,13 @@
               <w:ind w:left="5"/>
               <w:jc w:val="center"/>
             </w:pPr>
-            <w:proofErr w:type="spellStart"/>
             <w:r>
               <w:rPr>
                 <w:rFonts w:ascii="Times New Roman" w:eastAsia="Times New Roman" w:hAnsi="Times New Roman" w:cs="Times New Roman"/>
                 <w:b/>
                 <w:sz w:val="20"/>
               </w:rPr>
-              <w:t>Verzija</w:t>
-            </w:r>
-            <w:proofErr w:type="spellEnd"/>
-            <w:r>
-              <w:rPr>
-                <w:rFonts w:ascii="Times New Roman" w:eastAsia="Times New Roman" w:hAnsi="Times New Roman" w:cs="Times New Roman"/>
-                <w:b/>
-                <w:sz w:val="20"/>
-              </w:rPr>
-              <w:t xml:space="preserve"> </w:t>
+              <w:t xml:space="preserve">Verzija </w:t>
             </w:r>
           </w:p>
         </w:tc>
@@ -612,41 +452,13 @@
               <w:ind w:left="5"/>
               <w:jc w:val="center"/>
             </w:pPr>
-            <w:proofErr w:type="spellStart"/>
             <w:r>
               <w:rPr>
                 <w:rFonts w:ascii="Times New Roman" w:eastAsia="Times New Roman" w:hAnsi="Times New Roman" w:cs="Times New Roman"/>
                 <w:b/>
                 <w:sz w:val="20"/>
               </w:rPr>
-              <w:t>Kratak</w:t>
-            </w:r>
-            <w:proofErr w:type="spellEnd"/>
-            <w:r>
-              <w:rPr>
-                <w:rFonts w:ascii="Times New Roman" w:eastAsia="Times New Roman" w:hAnsi="Times New Roman" w:cs="Times New Roman"/>
-                <w:b/>
-                <w:sz w:val="20"/>
-              </w:rPr>
-              <w:t xml:space="preserve"> </w:t>
-            </w:r>
-            <w:proofErr w:type="spellStart"/>
-            <w:r>
-              <w:rPr>
-                <w:rFonts w:ascii="Times New Roman" w:eastAsia="Times New Roman" w:hAnsi="Times New Roman" w:cs="Times New Roman"/>
-                <w:b/>
-                <w:sz w:val="20"/>
-              </w:rPr>
-              <w:t>opis</w:t>
-            </w:r>
-            <w:proofErr w:type="spellEnd"/>
-            <w:r>
-              <w:rPr>
-                <w:rFonts w:ascii="Times New Roman" w:eastAsia="Times New Roman" w:hAnsi="Times New Roman" w:cs="Times New Roman"/>
-                <w:b/>
-                <w:sz w:val="20"/>
-              </w:rPr>
-              <w:t xml:space="preserve"> </w:t>
+              <w:t xml:space="preserve">Kratak opis </w:t>
             </w:r>
           </w:p>
         </w:tc>
@@ -702,7 +514,21 @@
                 <w:rFonts w:ascii="Times New Roman" w:eastAsia="Times New Roman" w:hAnsi="Times New Roman" w:cs="Times New Roman"/>
                 <w:szCs w:val="22"/>
               </w:rPr>
-              <w:t xml:space="preserve">10.8.2025. </w:t>
+              <w:t>1</w:t>
+            </w:r>
+            <w:r>
+              <w:rPr>
+                <w:rFonts w:ascii="Times New Roman" w:eastAsia="Times New Roman" w:hAnsi="Times New Roman" w:cs="Times New Roman"/>
+                <w:szCs w:val="22"/>
+              </w:rPr>
+              <w:t>1</w:t>
+            </w:r>
+            <w:r>
+              <w:rPr>
+                <w:rFonts w:ascii="Times New Roman" w:eastAsia="Times New Roman" w:hAnsi="Times New Roman" w:cs="Times New Roman"/>
+                <w:szCs w:val="22"/>
+              </w:rPr>
+              <w:t xml:space="preserve">.8.2025. </w:t>
             </w:r>
           </w:p>
         </w:tc>
@@ -749,37 +575,12 @@
                 <w:szCs w:val="22"/>
               </w:rPr>
             </w:pPr>
-            <w:proofErr w:type="spellStart"/>
             <w:r>
               <w:rPr>
                 <w:rFonts w:ascii="Times New Roman" w:eastAsia="Times New Roman" w:hAnsi="Times New Roman" w:cs="Times New Roman"/>
                 <w:szCs w:val="22"/>
               </w:rPr>
-              <w:t>inicijalna</w:t>
-            </w:r>
-            <w:proofErr w:type="spellEnd"/>
-            <w:r>
-              <w:rPr>
-                <w:rFonts w:ascii="Times New Roman" w:eastAsia="Times New Roman" w:hAnsi="Times New Roman" w:cs="Times New Roman"/>
-                <w:szCs w:val="22"/>
-              </w:rPr>
-              <w:t xml:space="preserve"> </w:t>
-            </w:r>
-            <w:proofErr w:type="spellStart"/>
-            <w:r>
-              <w:rPr>
-                <w:rFonts w:ascii="Times New Roman" w:eastAsia="Times New Roman" w:hAnsi="Times New Roman" w:cs="Times New Roman"/>
-                <w:szCs w:val="22"/>
-              </w:rPr>
-              <w:t>verzija</w:t>
-            </w:r>
-            <w:proofErr w:type="spellEnd"/>
-            <w:r>
-              <w:rPr>
-                <w:rFonts w:ascii="Times New Roman" w:eastAsia="Times New Roman" w:hAnsi="Times New Roman" w:cs="Times New Roman"/>
-                <w:szCs w:val="22"/>
-              </w:rPr>
-              <w:t xml:space="preserve"> </w:t>
+              <w:t xml:space="preserve">inicijalna verzija </w:t>
             </w:r>
           </w:p>
         </w:tc>
@@ -798,6 +599,7 @@
               <w:rPr>
                 <w:rFonts w:ascii="Times New Roman" w:hAnsi="Times New Roman" w:cs="Times New Roman"/>
                 <w:szCs w:val="22"/>
+                <w:lang w:val="sr-Latn-RS"/>
               </w:rPr>
             </w:pPr>
             <w:r>
@@ -805,23 +607,15 @@
                 <w:rFonts w:ascii="Times New Roman" w:hAnsi="Times New Roman" w:cs="Times New Roman"/>
                 <w:szCs w:val="22"/>
               </w:rPr>
-              <w:t xml:space="preserve">Ceo </w:t>
-            </w:r>
-            <w:proofErr w:type="spellStart"/>
+              <w:t>Luka Radi</w:t>
+            </w:r>
             <w:r>
               <w:rPr>
                 <w:rFonts w:ascii="Times New Roman" w:hAnsi="Times New Roman" w:cs="Times New Roman"/>
                 <w:szCs w:val="22"/>
-              </w:rPr>
-              <w:t>tim</w:t>
-            </w:r>
-            <w:proofErr w:type="spellEnd"/>
-            <w:r>
-              <w:rPr>
-                <w:rFonts w:ascii="Times New Roman" w:hAnsi="Times New Roman" w:cs="Times New Roman"/>
-                <w:szCs w:val="22"/>
-              </w:rPr>
-              <w:t xml:space="preserve"> zajedno</w:t>
+                <w:lang w:val="sr-Latn-RS"/>
+              </w:rPr>
+              <w:t>ć</w:t>
             </w:r>
           </w:p>
         </w:tc>
@@ -1114,23 +908,13 @@
         <w:ind w:right="2"/>
         <w:jc w:val="center"/>
       </w:pPr>
-      <w:proofErr w:type="spellStart"/>
       <w:r>
         <w:rPr>
           <w:rFonts w:ascii="Arial" w:eastAsia="Arial" w:hAnsi="Arial" w:cs="Arial"/>
           <w:b/>
           <w:sz w:val="36"/>
         </w:rPr>
-        <w:t>Sadržaj</w:t>
-      </w:r>
-      <w:proofErr w:type="spellEnd"/>
-      <w:r>
-        <w:rPr>
-          <w:rFonts w:ascii="Arial" w:eastAsia="Arial" w:hAnsi="Arial" w:cs="Arial"/>
-          <w:b/>
-          <w:sz w:val="36"/>
-        </w:rPr>
-        <w:t xml:space="preserve">  </w:t>
+        <w:t xml:space="preserve">Sadržaj  </w:t>
       </w:r>
     </w:p>
     <w:sdt>
@@ -2815,13 +2599,11 @@
         <w:ind w:left="705" w:hanging="720"/>
       </w:pPr>
       <w:bookmarkStart w:id="0" w:name="_Toc205762423"/>
-      <w:proofErr w:type="spellStart"/>
       <w:r>
         <w:lastRenderedPageBreak/>
         <w:t>Uvod</w:t>
       </w:r>
       <w:bookmarkEnd w:id="0"/>
-      <w:proofErr w:type="spellEnd"/>
       <w:r>
         <w:t xml:space="preserve"> </w:t>
       </w:r>
@@ -2832,12 +2614,10 @@
         <w:ind w:left="705" w:hanging="720"/>
       </w:pPr>
       <w:bookmarkStart w:id="1" w:name="_Toc205762424"/>
-      <w:proofErr w:type="spellStart"/>
       <w:r>
         <w:t>Rezime</w:t>
       </w:r>
       <w:bookmarkEnd w:id="1"/>
-      <w:proofErr w:type="spellEnd"/>
       <w:r>
         <w:t xml:space="preserve"> </w:t>
       </w:r>
@@ -2851,220 +2631,19 @@
           <w:sz w:val="20"/>
         </w:rPr>
       </w:pPr>
-      <w:proofErr w:type="spellStart"/>
       <w:r>
         <w:rPr>
           <w:rFonts w:ascii="Times New Roman" w:eastAsia="Times New Roman" w:hAnsi="Times New Roman" w:cs="Times New Roman"/>
           <w:sz w:val="20"/>
         </w:rPr>
-        <w:t>Definisanje</w:t>
-      </w:r>
-      <w:proofErr w:type="spellEnd"/>
+        <w:t>Definisanje scenarija upotrebe za funkcionalnost pr</w:t>
+      </w:r>
       <w:r>
         <w:rPr>
           <w:rFonts w:ascii="Times New Roman" w:eastAsia="Times New Roman" w:hAnsi="Times New Roman" w:cs="Times New Roman"/>
           <w:sz w:val="20"/>
         </w:rPr>
-        <w:t xml:space="preserve"> </w:t>
-      </w:r>
-      <w:proofErr w:type="spellStart"/>
-      <w:r>
-        <w:rPr>
-          <w:rFonts w:ascii="Times New Roman" w:eastAsia="Times New Roman" w:hAnsi="Times New Roman" w:cs="Times New Roman"/>
-          <w:sz w:val="20"/>
-        </w:rPr>
-        <w:t>scenarija</w:t>
-      </w:r>
-      <w:proofErr w:type="spellEnd"/>
-      <w:r>
-        <w:rPr>
-          <w:rFonts w:ascii="Times New Roman" w:eastAsia="Times New Roman" w:hAnsi="Times New Roman" w:cs="Times New Roman"/>
-          <w:sz w:val="20"/>
-        </w:rPr>
-        <w:t xml:space="preserve"> </w:t>
-      </w:r>
-      <w:proofErr w:type="spellStart"/>
-      <w:r>
-        <w:rPr>
-          <w:rFonts w:ascii="Times New Roman" w:eastAsia="Times New Roman" w:hAnsi="Times New Roman" w:cs="Times New Roman"/>
-          <w:sz w:val="20"/>
-        </w:rPr>
-        <w:t>upotrebe</w:t>
-      </w:r>
-      <w:proofErr w:type="spellEnd"/>
-      <w:r>
-        <w:rPr>
-          <w:rFonts w:ascii="Times New Roman" w:eastAsia="Times New Roman" w:hAnsi="Times New Roman" w:cs="Times New Roman"/>
-          <w:sz w:val="20"/>
-        </w:rPr>
-        <w:t xml:space="preserve"> za </w:t>
-      </w:r>
-      <w:proofErr w:type="spellStart"/>
-      <w:r>
-        <w:rPr>
-          <w:rFonts w:ascii="Times New Roman" w:eastAsia="Times New Roman" w:hAnsi="Times New Roman" w:cs="Times New Roman"/>
-          <w:sz w:val="20"/>
-        </w:rPr>
-        <w:t>funkcionalnost</w:t>
-      </w:r>
-      <w:proofErr w:type="spellEnd"/>
-      <w:r>
-        <w:rPr>
-          <w:rFonts w:ascii="Times New Roman" w:eastAsia="Times New Roman" w:hAnsi="Times New Roman" w:cs="Times New Roman"/>
-          <w:sz w:val="20"/>
-        </w:rPr>
-        <w:t xml:space="preserve"> </w:t>
-      </w:r>
-      <w:proofErr w:type="spellStart"/>
-      <w:r>
-        <w:rPr>
-          <w:rFonts w:ascii="Times New Roman" w:eastAsia="Times New Roman" w:hAnsi="Times New Roman" w:cs="Times New Roman"/>
-          <w:sz w:val="20"/>
-        </w:rPr>
-        <w:t>pr</w:t>
-      </w:r>
-      <w:r>
-        <w:rPr>
-          <w:rFonts w:ascii="Times New Roman" w:eastAsia="Times New Roman" w:hAnsi="Times New Roman" w:cs="Times New Roman"/>
-          <w:sz w:val="20"/>
-        </w:rPr>
-        <w:t>ikaza</w:t>
-      </w:r>
-      <w:proofErr w:type="spellEnd"/>
-      <w:r>
-        <w:rPr>
-          <w:rFonts w:ascii="Times New Roman" w:eastAsia="Times New Roman" w:hAnsi="Times New Roman" w:cs="Times New Roman"/>
-          <w:sz w:val="20"/>
-        </w:rPr>
-        <w:t xml:space="preserve"> </w:t>
-      </w:r>
-      <w:proofErr w:type="spellStart"/>
-      <w:r>
-        <w:rPr>
-          <w:rFonts w:ascii="Times New Roman" w:eastAsia="Times New Roman" w:hAnsi="Times New Roman" w:cs="Times New Roman"/>
-          <w:sz w:val="20"/>
-        </w:rPr>
-        <w:t>izložbi</w:t>
-      </w:r>
-      <w:proofErr w:type="spellEnd"/>
-      <w:r>
-        <w:rPr>
-          <w:rFonts w:ascii="Times New Roman" w:eastAsia="Times New Roman" w:hAnsi="Times New Roman" w:cs="Times New Roman"/>
-          <w:sz w:val="20"/>
-        </w:rPr>
-        <w:t xml:space="preserve"> </w:t>
-      </w:r>
-      <w:proofErr w:type="spellStart"/>
-      <w:r>
-        <w:rPr>
-          <w:rFonts w:ascii="Times New Roman" w:eastAsia="Times New Roman" w:hAnsi="Times New Roman" w:cs="Times New Roman"/>
-          <w:sz w:val="20"/>
-        </w:rPr>
-        <w:t>aktivnih</w:t>
-      </w:r>
-      <w:proofErr w:type="spellEnd"/>
-      <w:r>
-        <w:rPr>
-          <w:rFonts w:ascii="Times New Roman" w:eastAsia="Times New Roman" w:hAnsi="Times New Roman" w:cs="Times New Roman"/>
-          <w:sz w:val="20"/>
-        </w:rPr>
-        <w:t xml:space="preserve">, </w:t>
-      </w:r>
-      <w:proofErr w:type="spellStart"/>
-      <w:r>
-        <w:rPr>
-          <w:rFonts w:ascii="Times New Roman" w:eastAsia="Times New Roman" w:hAnsi="Times New Roman" w:cs="Times New Roman"/>
-          <w:sz w:val="20"/>
-        </w:rPr>
-        <w:t>tako</w:t>
-      </w:r>
-      <w:proofErr w:type="spellEnd"/>
-      <w:r>
-        <w:rPr>
-          <w:rFonts w:ascii="Times New Roman" w:eastAsia="Times New Roman" w:hAnsi="Times New Roman" w:cs="Times New Roman"/>
-          <w:sz w:val="20"/>
-        </w:rPr>
-        <w:t xml:space="preserve"> I </w:t>
-      </w:r>
-      <w:proofErr w:type="spellStart"/>
-      <w:r>
-        <w:rPr>
-          <w:rFonts w:ascii="Times New Roman" w:eastAsia="Times New Roman" w:hAnsi="Times New Roman" w:cs="Times New Roman"/>
-          <w:sz w:val="20"/>
-        </w:rPr>
-        <w:t>zatvorenih</w:t>
-      </w:r>
-      <w:proofErr w:type="spellEnd"/>
-      <w:r>
-        <w:rPr>
-          <w:rFonts w:ascii="Times New Roman" w:eastAsia="Times New Roman" w:hAnsi="Times New Roman" w:cs="Times New Roman"/>
-          <w:sz w:val="20"/>
-        </w:rPr>
-        <w:t xml:space="preserve">, </w:t>
-      </w:r>
-      <w:proofErr w:type="spellStart"/>
-      <w:r>
-        <w:rPr>
-          <w:rFonts w:ascii="Times New Roman" w:eastAsia="Times New Roman" w:hAnsi="Times New Roman" w:cs="Times New Roman"/>
-          <w:sz w:val="20"/>
-        </w:rPr>
-        <w:t>sa</w:t>
-      </w:r>
-      <w:proofErr w:type="spellEnd"/>
-      <w:r>
-        <w:rPr>
-          <w:rFonts w:ascii="Times New Roman" w:eastAsia="Times New Roman" w:hAnsi="Times New Roman" w:cs="Times New Roman"/>
-          <w:sz w:val="20"/>
-        </w:rPr>
-        <w:t xml:space="preserve"> </w:t>
-      </w:r>
-      <w:proofErr w:type="spellStart"/>
-      <w:r>
-        <w:rPr>
-          <w:rFonts w:ascii="Times New Roman" w:eastAsia="Times New Roman" w:hAnsi="Times New Roman" w:cs="Times New Roman"/>
-          <w:sz w:val="20"/>
-        </w:rPr>
-        <w:t>primerima</w:t>
-      </w:r>
-      <w:proofErr w:type="spellEnd"/>
-      <w:r>
-        <w:rPr>
-          <w:rFonts w:ascii="Times New Roman" w:eastAsia="Times New Roman" w:hAnsi="Times New Roman" w:cs="Times New Roman"/>
-          <w:sz w:val="20"/>
-        </w:rPr>
-        <w:t xml:space="preserve"> </w:t>
-      </w:r>
-      <w:proofErr w:type="spellStart"/>
-      <w:r>
-        <w:rPr>
-          <w:rFonts w:ascii="Times New Roman" w:eastAsia="Times New Roman" w:hAnsi="Times New Roman" w:cs="Times New Roman"/>
-          <w:sz w:val="20"/>
-        </w:rPr>
-        <w:t>filtriranje</w:t>
-      </w:r>
-      <w:proofErr w:type="spellEnd"/>
-      <w:r>
-        <w:rPr>
-          <w:rFonts w:ascii="Times New Roman" w:eastAsia="Times New Roman" w:hAnsi="Times New Roman" w:cs="Times New Roman"/>
-          <w:sz w:val="20"/>
-        </w:rPr>
-        <w:t xml:space="preserve"> I </w:t>
-      </w:r>
-      <w:proofErr w:type="spellStart"/>
-      <w:r>
-        <w:rPr>
-          <w:rFonts w:ascii="Times New Roman" w:eastAsia="Times New Roman" w:hAnsi="Times New Roman" w:cs="Times New Roman"/>
-          <w:sz w:val="20"/>
-        </w:rPr>
-        <w:t>pretrage</w:t>
-      </w:r>
-      <w:proofErr w:type="spellEnd"/>
-      <w:r>
-        <w:rPr>
-          <w:rFonts w:ascii="Times New Roman" w:eastAsia="Times New Roman" w:hAnsi="Times New Roman" w:cs="Times New Roman"/>
-          <w:sz w:val="20"/>
-        </w:rPr>
-        <w:t>.</w:t>
+        <w:t>ikaza izložbi aktivnih, tako I zatvorenih, sa primerima filtriranje I pretrage.</w:t>
       </w:r>
     </w:p>
     <w:p>
@@ -3084,44 +2663,10 @@
         <w:ind w:left="705" w:hanging="720"/>
       </w:pPr>
       <w:bookmarkStart w:id="2" w:name="_Toc205762425"/>
-      <w:proofErr w:type="spellStart"/>
-      <w:r>
-        <w:t>Namena</w:t>
-      </w:r>
-      <w:proofErr w:type="spellEnd"/>
-      <w:r>
-        <w:t xml:space="preserve"> </w:t>
-      </w:r>
-      <w:proofErr w:type="spellStart"/>
-      <w:r>
-        <w:t>dokumenta</w:t>
-      </w:r>
-      <w:proofErr w:type="spellEnd"/>
-      <w:r>
-        <w:t xml:space="preserve"> </w:t>
-      </w:r>
-      <w:proofErr w:type="spellStart"/>
-      <w:r>
-        <w:t>i</w:t>
-      </w:r>
-      <w:proofErr w:type="spellEnd"/>
-      <w:r>
-        <w:t xml:space="preserve"> </w:t>
-      </w:r>
-      <w:proofErr w:type="spellStart"/>
-      <w:r>
-        <w:t>ciljne</w:t>
-      </w:r>
-      <w:proofErr w:type="spellEnd"/>
-      <w:r>
-        <w:t xml:space="preserve"> </w:t>
-      </w:r>
-      <w:proofErr w:type="spellStart"/>
-      <w:r>
-        <w:t>grupe</w:t>
+      <w:r>
+        <w:t>Namena dokumenta i ciljne grupe</w:t>
       </w:r>
       <w:bookmarkEnd w:id="2"/>
-      <w:proofErr w:type="spellEnd"/>
       <w:r>
         <w:t xml:space="preserve"> </w:t>
       </w:r>
@@ -3136,309 +2681,12 @@
         <w:ind w:left="705"/>
       </w:pPr>
       <w:bookmarkStart w:id="3" w:name="_Toc205762426"/>
-      <w:proofErr w:type="spellStart"/>
       <w:r>
         <w:rPr>
           <w:rFonts w:ascii="Times New Roman" w:eastAsia="Times New Roman" w:hAnsi="Times New Roman" w:cs="Times New Roman"/>
           <w:b w:val="0"/>
         </w:rPr>
-        <w:t>Dokument</w:t>
-      </w:r>
-      <w:proofErr w:type="spellEnd"/>
-      <w:r>
-        <w:rPr>
-          <w:rFonts w:ascii="Times New Roman" w:eastAsia="Times New Roman" w:hAnsi="Times New Roman" w:cs="Times New Roman"/>
-          <w:b w:val="0"/>
-        </w:rPr>
-        <w:t xml:space="preserve"> </w:t>
-      </w:r>
-      <w:proofErr w:type="spellStart"/>
-      <w:r>
-        <w:rPr>
-          <w:rFonts w:ascii="Times New Roman" w:eastAsia="Times New Roman" w:hAnsi="Times New Roman" w:cs="Times New Roman"/>
-          <w:b w:val="0"/>
-        </w:rPr>
-        <w:t>će</w:t>
-      </w:r>
-      <w:proofErr w:type="spellEnd"/>
-      <w:r>
-        <w:rPr>
-          <w:rFonts w:ascii="Times New Roman" w:eastAsia="Times New Roman" w:hAnsi="Times New Roman" w:cs="Times New Roman"/>
-          <w:b w:val="0"/>
-        </w:rPr>
-        <w:t xml:space="preserve"> </w:t>
-      </w:r>
-      <w:proofErr w:type="spellStart"/>
-      <w:r>
-        <w:rPr>
-          <w:rFonts w:ascii="Times New Roman" w:eastAsia="Times New Roman" w:hAnsi="Times New Roman" w:cs="Times New Roman"/>
-          <w:b w:val="0"/>
-        </w:rPr>
-        <w:t>koristiti</w:t>
-      </w:r>
-      <w:proofErr w:type="spellEnd"/>
-      <w:r>
-        <w:rPr>
-          <w:rFonts w:ascii="Times New Roman" w:eastAsia="Times New Roman" w:hAnsi="Times New Roman" w:cs="Times New Roman"/>
-          <w:b w:val="0"/>
-        </w:rPr>
-        <w:t xml:space="preserve"> </w:t>
-      </w:r>
-      <w:proofErr w:type="spellStart"/>
-      <w:r>
-        <w:rPr>
-          <w:rFonts w:ascii="Times New Roman" w:eastAsia="Times New Roman" w:hAnsi="Times New Roman" w:cs="Times New Roman"/>
-          <w:b w:val="0"/>
-        </w:rPr>
-        <w:t>svi</w:t>
-      </w:r>
-      <w:proofErr w:type="spellEnd"/>
-      <w:r>
-        <w:rPr>
-          <w:rFonts w:ascii="Times New Roman" w:eastAsia="Times New Roman" w:hAnsi="Times New Roman" w:cs="Times New Roman"/>
-          <w:b w:val="0"/>
-        </w:rPr>
-        <w:t xml:space="preserve"> </w:t>
-      </w:r>
-      <w:proofErr w:type="spellStart"/>
-      <w:r>
-        <w:rPr>
-          <w:rFonts w:ascii="Times New Roman" w:eastAsia="Times New Roman" w:hAnsi="Times New Roman" w:cs="Times New Roman"/>
-          <w:b w:val="0"/>
-        </w:rPr>
-        <w:t>članovi</w:t>
-      </w:r>
-      <w:proofErr w:type="spellEnd"/>
-      <w:r>
-        <w:rPr>
-          <w:rFonts w:ascii="Times New Roman" w:eastAsia="Times New Roman" w:hAnsi="Times New Roman" w:cs="Times New Roman"/>
-          <w:b w:val="0"/>
-        </w:rPr>
-        <w:t xml:space="preserve"> </w:t>
-      </w:r>
-      <w:proofErr w:type="spellStart"/>
-      <w:r>
-        <w:rPr>
-          <w:rFonts w:ascii="Times New Roman" w:eastAsia="Times New Roman" w:hAnsi="Times New Roman" w:cs="Times New Roman"/>
-          <w:b w:val="0"/>
-        </w:rPr>
-        <w:t>projektnog</w:t>
-      </w:r>
-      <w:proofErr w:type="spellEnd"/>
-      <w:r>
-        <w:rPr>
-          <w:rFonts w:ascii="Times New Roman" w:eastAsia="Times New Roman" w:hAnsi="Times New Roman" w:cs="Times New Roman"/>
-          <w:b w:val="0"/>
-        </w:rPr>
-        <w:t xml:space="preserve"> </w:t>
-      </w:r>
-      <w:proofErr w:type="spellStart"/>
-      <w:r>
-        <w:rPr>
-          <w:rFonts w:ascii="Times New Roman" w:eastAsia="Times New Roman" w:hAnsi="Times New Roman" w:cs="Times New Roman"/>
-          <w:b w:val="0"/>
-        </w:rPr>
-        <w:t>tima</w:t>
-      </w:r>
-      <w:proofErr w:type="spellEnd"/>
-      <w:r>
-        <w:rPr>
-          <w:rFonts w:ascii="Times New Roman" w:eastAsia="Times New Roman" w:hAnsi="Times New Roman" w:cs="Times New Roman"/>
-          <w:b w:val="0"/>
-        </w:rPr>
-        <w:t xml:space="preserve"> u </w:t>
-      </w:r>
-      <w:proofErr w:type="spellStart"/>
-      <w:r>
-        <w:rPr>
-          <w:rFonts w:ascii="Times New Roman" w:eastAsia="Times New Roman" w:hAnsi="Times New Roman" w:cs="Times New Roman"/>
-          <w:b w:val="0"/>
-        </w:rPr>
-        <w:t>razvoju</w:t>
-      </w:r>
-      <w:proofErr w:type="spellEnd"/>
-      <w:r>
-        <w:rPr>
-          <w:rFonts w:ascii="Times New Roman" w:eastAsia="Times New Roman" w:hAnsi="Times New Roman" w:cs="Times New Roman"/>
-          <w:b w:val="0"/>
-        </w:rPr>
-        <w:t xml:space="preserve"> </w:t>
-      </w:r>
-      <w:proofErr w:type="spellStart"/>
-      <w:r>
-        <w:rPr>
-          <w:rFonts w:ascii="Times New Roman" w:eastAsia="Times New Roman" w:hAnsi="Times New Roman" w:cs="Times New Roman"/>
-          <w:b w:val="0"/>
-        </w:rPr>
-        <w:t>i</w:t>
-      </w:r>
-      <w:proofErr w:type="spellEnd"/>
-      <w:r>
-        <w:rPr>
-          <w:rFonts w:ascii="Times New Roman" w:eastAsia="Times New Roman" w:hAnsi="Times New Roman" w:cs="Times New Roman"/>
-          <w:b w:val="0"/>
-        </w:rPr>
-        <w:t xml:space="preserve"> </w:t>
-      </w:r>
-      <w:proofErr w:type="spellStart"/>
-      <w:r>
-        <w:rPr>
-          <w:rFonts w:ascii="Times New Roman" w:eastAsia="Times New Roman" w:hAnsi="Times New Roman" w:cs="Times New Roman"/>
-          <w:b w:val="0"/>
-        </w:rPr>
-        <w:t>testiranju</w:t>
-      </w:r>
-      <w:proofErr w:type="spellEnd"/>
-      <w:r>
-        <w:rPr>
-          <w:rFonts w:ascii="Times New Roman" w:eastAsia="Times New Roman" w:hAnsi="Times New Roman" w:cs="Times New Roman"/>
-          <w:b w:val="0"/>
-        </w:rPr>
-        <w:t xml:space="preserve"> </w:t>
-      </w:r>
-      <w:proofErr w:type="spellStart"/>
-      <w:r>
-        <w:rPr>
-          <w:rFonts w:ascii="Times New Roman" w:eastAsia="Times New Roman" w:hAnsi="Times New Roman" w:cs="Times New Roman"/>
-          <w:b w:val="0"/>
-        </w:rPr>
-        <w:t>funkcionalnosti</w:t>
-      </w:r>
-      <w:proofErr w:type="spellEnd"/>
-      <w:r>
-        <w:rPr>
-          <w:rFonts w:ascii="Times New Roman" w:eastAsia="Times New Roman" w:hAnsi="Times New Roman" w:cs="Times New Roman"/>
-          <w:b w:val="0"/>
-        </w:rPr>
-        <w:t xml:space="preserve"> </w:t>
-      </w:r>
-      <w:proofErr w:type="spellStart"/>
-      <w:r>
-        <w:rPr>
-          <w:rFonts w:ascii="Times New Roman" w:eastAsia="Times New Roman" w:hAnsi="Times New Roman" w:cs="Times New Roman"/>
-          <w:b w:val="0"/>
-        </w:rPr>
-        <w:t>prijave</w:t>
-      </w:r>
-      <w:proofErr w:type="spellEnd"/>
-      <w:r>
-        <w:rPr>
-          <w:rFonts w:ascii="Times New Roman" w:eastAsia="Times New Roman" w:hAnsi="Times New Roman" w:cs="Times New Roman"/>
-          <w:b w:val="0"/>
-        </w:rPr>
-        <w:t xml:space="preserve">, a </w:t>
-      </w:r>
-      <w:proofErr w:type="spellStart"/>
-      <w:r>
-        <w:rPr>
-          <w:rFonts w:ascii="Times New Roman" w:eastAsia="Times New Roman" w:hAnsi="Times New Roman" w:cs="Times New Roman"/>
-          <w:b w:val="0"/>
-        </w:rPr>
-        <w:t>može</w:t>
-      </w:r>
-      <w:proofErr w:type="spellEnd"/>
-      <w:r>
-        <w:rPr>
-          <w:rFonts w:ascii="Times New Roman" w:eastAsia="Times New Roman" w:hAnsi="Times New Roman" w:cs="Times New Roman"/>
-          <w:b w:val="0"/>
-        </w:rPr>
-        <w:t xml:space="preserve"> se </w:t>
-      </w:r>
-      <w:proofErr w:type="spellStart"/>
-      <w:r>
-        <w:rPr>
-          <w:rFonts w:ascii="Times New Roman" w:eastAsia="Times New Roman" w:hAnsi="Times New Roman" w:cs="Times New Roman"/>
-          <w:b w:val="0"/>
-        </w:rPr>
-        <w:t>koristiti</w:t>
-      </w:r>
-      <w:proofErr w:type="spellEnd"/>
-      <w:r>
-        <w:rPr>
-          <w:rFonts w:ascii="Times New Roman" w:eastAsia="Times New Roman" w:hAnsi="Times New Roman" w:cs="Times New Roman"/>
-          <w:b w:val="0"/>
-        </w:rPr>
-        <w:t xml:space="preserve"> </w:t>
-      </w:r>
-      <w:proofErr w:type="spellStart"/>
-      <w:r>
-        <w:rPr>
-          <w:rFonts w:ascii="Times New Roman" w:eastAsia="Times New Roman" w:hAnsi="Times New Roman" w:cs="Times New Roman"/>
-          <w:b w:val="0"/>
-        </w:rPr>
-        <w:t>i</w:t>
-      </w:r>
-      <w:proofErr w:type="spellEnd"/>
-      <w:r>
-        <w:rPr>
-          <w:rFonts w:ascii="Times New Roman" w:eastAsia="Times New Roman" w:hAnsi="Times New Roman" w:cs="Times New Roman"/>
-          <w:b w:val="0"/>
-        </w:rPr>
-        <w:t xml:space="preserve"> </w:t>
-      </w:r>
-      <w:proofErr w:type="spellStart"/>
-      <w:r>
-        <w:rPr>
-          <w:rFonts w:ascii="Times New Roman" w:eastAsia="Times New Roman" w:hAnsi="Times New Roman" w:cs="Times New Roman"/>
-          <w:b w:val="0"/>
-        </w:rPr>
-        <w:t>pri</w:t>
-      </w:r>
-      <w:proofErr w:type="spellEnd"/>
-      <w:r>
-        <w:rPr>
-          <w:rFonts w:ascii="Times New Roman" w:eastAsia="Times New Roman" w:hAnsi="Times New Roman" w:cs="Times New Roman"/>
-          <w:b w:val="0"/>
-        </w:rPr>
-        <w:t xml:space="preserve"> </w:t>
-      </w:r>
-      <w:proofErr w:type="spellStart"/>
-      <w:r>
-        <w:rPr>
-          <w:rFonts w:ascii="Times New Roman" w:eastAsia="Times New Roman" w:hAnsi="Times New Roman" w:cs="Times New Roman"/>
-          <w:b w:val="0"/>
-        </w:rPr>
-        <w:t>pisanju</w:t>
-      </w:r>
-      <w:proofErr w:type="spellEnd"/>
-      <w:r>
-        <w:rPr>
-          <w:rFonts w:ascii="Times New Roman" w:eastAsia="Times New Roman" w:hAnsi="Times New Roman" w:cs="Times New Roman"/>
-          <w:b w:val="0"/>
-        </w:rPr>
-        <w:t xml:space="preserve"> </w:t>
-      </w:r>
-      <w:proofErr w:type="spellStart"/>
-      <w:r>
-        <w:rPr>
-          <w:rFonts w:ascii="Times New Roman" w:eastAsia="Times New Roman" w:hAnsi="Times New Roman" w:cs="Times New Roman"/>
-          <w:b w:val="0"/>
-        </w:rPr>
-        <w:t>uputstva</w:t>
-      </w:r>
-      <w:proofErr w:type="spellEnd"/>
-      <w:r>
-        <w:rPr>
-          <w:rFonts w:ascii="Times New Roman" w:eastAsia="Times New Roman" w:hAnsi="Times New Roman" w:cs="Times New Roman"/>
-          <w:b w:val="0"/>
-        </w:rPr>
-        <w:t xml:space="preserve"> za </w:t>
-      </w:r>
-      <w:proofErr w:type="spellStart"/>
-      <w:r>
-        <w:rPr>
-          <w:rFonts w:ascii="Times New Roman" w:eastAsia="Times New Roman" w:hAnsi="Times New Roman" w:cs="Times New Roman"/>
-          <w:b w:val="0"/>
-        </w:rPr>
-        <w:t>korisnike</w:t>
-      </w:r>
-      <w:proofErr w:type="spellEnd"/>
-      <w:r>
-        <w:rPr>
-          <w:rFonts w:ascii="Times New Roman" w:eastAsia="Times New Roman" w:hAnsi="Times New Roman" w:cs="Times New Roman"/>
-          <w:b w:val="0"/>
-        </w:rPr>
-        <w:t>.</w:t>
+        <w:t>Dokument će koristiti svi članovi projektnog tima u razvoju i testiranju funkcionalnosti prijave, a može se koristiti i pri pisanju uputstva za korisnike.</w:t>
       </w:r>
       <w:bookmarkEnd w:id="3"/>
     </w:p>
@@ -3465,37 +2713,12 @@
         <w:spacing w:after="3" w:line="252" w:lineRule="auto"/>
         <w:ind w:hanging="360"/>
       </w:pPr>
-      <w:proofErr w:type="spellStart"/>
       <w:r>
         <w:rPr>
           <w:rFonts w:ascii="Times New Roman" w:eastAsia="Times New Roman" w:hAnsi="Times New Roman" w:cs="Times New Roman"/>
           <w:sz w:val="20"/>
         </w:rPr>
-        <w:t>Projektni</w:t>
-      </w:r>
-      <w:proofErr w:type="spellEnd"/>
-      <w:r>
-        <w:rPr>
-          <w:rFonts w:ascii="Times New Roman" w:eastAsia="Times New Roman" w:hAnsi="Times New Roman" w:cs="Times New Roman"/>
-          <w:sz w:val="20"/>
-        </w:rPr>
-        <w:t xml:space="preserve"> </w:t>
-      </w:r>
-      <w:proofErr w:type="spellStart"/>
-      <w:r>
-        <w:rPr>
-          <w:rFonts w:ascii="Times New Roman" w:eastAsia="Times New Roman" w:hAnsi="Times New Roman" w:cs="Times New Roman"/>
-          <w:sz w:val="20"/>
-        </w:rPr>
-        <w:t>zadatak</w:t>
-      </w:r>
-      <w:proofErr w:type="spellEnd"/>
-      <w:r>
-        <w:rPr>
-          <w:rFonts w:ascii="Times New Roman" w:eastAsia="Times New Roman" w:hAnsi="Times New Roman" w:cs="Times New Roman"/>
-          <w:sz w:val="20"/>
-        </w:rPr>
-        <w:t xml:space="preserve"> </w:t>
+        <w:t xml:space="preserve">Projektni zadatak </w:t>
       </w:r>
     </w:p>
     <w:p>
@@ -3507,101 +2730,12 @@
         <w:spacing w:after="3" w:line="252" w:lineRule="auto"/>
         <w:ind w:hanging="360"/>
       </w:pPr>
-      <w:proofErr w:type="spellStart"/>
       <w:r>
         <w:rPr>
           <w:rFonts w:ascii="Times New Roman" w:eastAsia="Times New Roman" w:hAnsi="Times New Roman" w:cs="Times New Roman"/>
           <w:sz w:val="20"/>
         </w:rPr>
-        <w:t>Uputstvo</w:t>
-      </w:r>
-      <w:proofErr w:type="spellEnd"/>
-      <w:r>
-        <w:rPr>
-          <w:rFonts w:ascii="Times New Roman" w:eastAsia="Times New Roman" w:hAnsi="Times New Roman" w:cs="Times New Roman"/>
-          <w:sz w:val="20"/>
-        </w:rPr>
-        <w:t xml:space="preserve"> za </w:t>
-      </w:r>
-      <w:proofErr w:type="spellStart"/>
-      <w:r>
-        <w:rPr>
-          <w:rFonts w:ascii="Times New Roman" w:eastAsia="Times New Roman" w:hAnsi="Times New Roman" w:cs="Times New Roman"/>
-          <w:sz w:val="20"/>
-        </w:rPr>
-        <w:t>pisanje</w:t>
-      </w:r>
-      <w:proofErr w:type="spellEnd"/>
-      <w:r>
-        <w:rPr>
-          <w:rFonts w:ascii="Times New Roman" w:eastAsia="Times New Roman" w:hAnsi="Times New Roman" w:cs="Times New Roman"/>
-          <w:sz w:val="20"/>
-        </w:rPr>
-        <w:t xml:space="preserve"> </w:t>
-      </w:r>
-      <w:proofErr w:type="spellStart"/>
-      <w:r>
-        <w:rPr>
-          <w:rFonts w:ascii="Times New Roman" w:eastAsia="Times New Roman" w:hAnsi="Times New Roman" w:cs="Times New Roman"/>
-          <w:sz w:val="20"/>
-        </w:rPr>
-        <w:t>specifikacije</w:t>
-      </w:r>
-      <w:proofErr w:type="spellEnd"/>
-      <w:r>
-        <w:rPr>
-          <w:rFonts w:ascii="Times New Roman" w:eastAsia="Times New Roman" w:hAnsi="Times New Roman" w:cs="Times New Roman"/>
-          <w:sz w:val="20"/>
-        </w:rPr>
-        <w:t xml:space="preserve"> </w:t>
-      </w:r>
-      <w:proofErr w:type="spellStart"/>
-      <w:r>
-        <w:rPr>
-          <w:rFonts w:ascii="Times New Roman" w:eastAsia="Times New Roman" w:hAnsi="Times New Roman" w:cs="Times New Roman"/>
-          <w:sz w:val="20"/>
-        </w:rPr>
-        <w:t>scenarija</w:t>
-      </w:r>
-      <w:proofErr w:type="spellEnd"/>
-      <w:r>
-        <w:rPr>
-          <w:rFonts w:ascii="Times New Roman" w:eastAsia="Times New Roman" w:hAnsi="Times New Roman" w:cs="Times New Roman"/>
-          <w:sz w:val="20"/>
-        </w:rPr>
-        <w:t xml:space="preserve"> </w:t>
-      </w:r>
-      <w:proofErr w:type="spellStart"/>
-      <w:r>
-        <w:rPr>
-          <w:rFonts w:ascii="Times New Roman" w:eastAsia="Times New Roman" w:hAnsi="Times New Roman" w:cs="Times New Roman"/>
-          <w:sz w:val="20"/>
-        </w:rPr>
-        <w:t>upotrebe</w:t>
-      </w:r>
-      <w:proofErr w:type="spellEnd"/>
-      <w:r>
-        <w:rPr>
-          <w:rFonts w:ascii="Times New Roman" w:eastAsia="Times New Roman" w:hAnsi="Times New Roman" w:cs="Times New Roman"/>
-          <w:sz w:val="20"/>
-        </w:rPr>
-        <w:t xml:space="preserve"> </w:t>
-      </w:r>
-      <w:proofErr w:type="spellStart"/>
-      <w:r>
-        <w:rPr>
-          <w:rFonts w:ascii="Times New Roman" w:eastAsia="Times New Roman" w:hAnsi="Times New Roman" w:cs="Times New Roman"/>
-          <w:sz w:val="20"/>
-        </w:rPr>
-        <w:t>funkcionalnosti</w:t>
-      </w:r>
-      <w:proofErr w:type="spellEnd"/>
-      <w:r>
-        <w:rPr>
-          <w:rFonts w:ascii="Times New Roman" w:eastAsia="Times New Roman" w:hAnsi="Times New Roman" w:cs="Times New Roman"/>
-          <w:sz w:val="20"/>
-        </w:rPr>
-        <w:t xml:space="preserve">  </w:t>
+        <w:t xml:space="preserve">Uputstvo za pisanje specifikacije scenarija upotrebe funkcionalnosti  </w:t>
       </w:r>
     </w:p>
     <w:p>
@@ -3646,14 +2780,9 @@
       </w:pPr>
       <w:bookmarkStart w:id="5" w:name="_Toc205762428"/>
       <w:r>
-        <w:t xml:space="preserve">Otvorena </w:t>
-      </w:r>
-      <w:proofErr w:type="spellStart"/>
-      <w:r>
-        <w:t>pitanja</w:t>
+        <w:t>Otvorena pitanja</w:t>
       </w:r>
       <w:bookmarkEnd w:id="5"/>
-      <w:proofErr w:type="spellEnd"/>
       <w:r>
         <w:t xml:space="preserve"> </w:t>
       </w:r>
@@ -3690,37 +2819,12 @@
             </w:tcBorders>
           </w:tcPr>
           <w:p>
-            <w:proofErr w:type="spellStart"/>
             <w:r>
               <w:rPr>
                 <w:rFonts w:ascii="Times New Roman" w:eastAsia="Times New Roman" w:hAnsi="Times New Roman" w:cs="Times New Roman"/>
                 <w:sz w:val="20"/>
               </w:rPr>
-              <w:t>Redni</w:t>
-            </w:r>
-            <w:proofErr w:type="spellEnd"/>
-            <w:r>
-              <w:rPr>
-                <w:rFonts w:ascii="Times New Roman" w:eastAsia="Times New Roman" w:hAnsi="Times New Roman" w:cs="Times New Roman"/>
-                <w:sz w:val="20"/>
-              </w:rPr>
-              <w:t xml:space="preserve"> </w:t>
-            </w:r>
-            <w:proofErr w:type="spellStart"/>
-            <w:r>
-              <w:rPr>
-                <w:rFonts w:ascii="Times New Roman" w:eastAsia="Times New Roman" w:hAnsi="Times New Roman" w:cs="Times New Roman"/>
-                <w:sz w:val="20"/>
-              </w:rPr>
-              <w:t>broj</w:t>
-            </w:r>
-            <w:proofErr w:type="spellEnd"/>
-            <w:r>
-              <w:rPr>
-                <w:rFonts w:ascii="Times New Roman" w:eastAsia="Times New Roman" w:hAnsi="Times New Roman" w:cs="Times New Roman"/>
-                <w:sz w:val="20"/>
-              </w:rPr>
-              <w:t xml:space="preserve"> </w:t>
+              <w:t xml:space="preserve">Redni broj </w:t>
             </w:r>
           </w:p>
         </w:tc>
@@ -3735,21 +2839,12 @@
             </w:tcBorders>
           </w:tcPr>
           <w:p>
-            <w:proofErr w:type="spellStart"/>
             <w:r>
               <w:rPr>
                 <w:rFonts w:ascii="Times New Roman" w:eastAsia="Times New Roman" w:hAnsi="Times New Roman" w:cs="Times New Roman"/>
                 <w:sz w:val="20"/>
               </w:rPr>
-              <w:t>Opis</w:t>
-            </w:r>
-            <w:proofErr w:type="spellEnd"/>
-            <w:r>
-              <w:rPr>
-                <w:rFonts w:ascii="Times New Roman" w:eastAsia="Times New Roman" w:hAnsi="Times New Roman" w:cs="Times New Roman"/>
-                <w:sz w:val="20"/>
-              </w:rPr>
-              <w:t xml:space="preserve"> </w:t>
+              <w:t xml:space="preserve">Opis </w:t>
             </w:r>
           </w:p>
         </w:tc>
@@ -3764,21 +2859,12 @@
             </w:tcBorders>
           </w:tcPr>
           <w:p>
-            <w:proofErr w:type="spellStart"/>
             <w:r>
               <w:rPr>
                 <w:rFonts w:ascii="Times New Roman" w:eastAsia="Times New Roman" w:hAnsi="Times New Roman" w:cs="Times New Roman"/>
                 <w:sz w:val="20"/>
               </w:rPr>
-              <w:t>Rešenje</w:t>
-            </w:r>
-            <w:proofErr w:type="spellEnd"/>
-            <w:r>
-              <w:rPr>
-                <w:rFonts w:ascii="Times New Roman" w:eastAsia="Times New Roman" w:hAnsi="Times New Roman" w:cs="Times New Roman"/>
-                <w:sz w:val="20"/>
-              </w:rPr>
-              <w:t xml:space="preserve"> </w:t>
+              <w:t xml:space="preserve">Rešenje </w:t>
             </w:r>
           </w:p>
         </w:tc>
@@ -3827,167 +2913,7 @@
                 <w:rFonts w:ascii="Times New Roman" w:eastAsia="Times New Roman" w:hAnsi="Times New Roman" w:cs="Times New Roman"/>
                 <w:sz w:val="20"/>
               </w:rPr>
-              <w:t xml:space="preserve">Koliko </w:t>
-            </w:r>
-            <w:proofErr w:type="spellStart"/>
-            <w:r>
-              <w:rPr>
-                <w:rFonts w:ascii="Times New Roman" w:eastAsia="Times New Roman" w:hAnsi="Times New Roman" w:cs="Times New Roman"/>
-                <w:sz w:val="20"/>
-              </w:rPr>
-              <w:t>vremena</w:t>
-            </w:r>
-            <w:proofErr w:type="spellEnd"/>
-            <w:r>
-              <w:rPr>
-                <w:rFonts w:ascii="Times New Roman" w:eastAsia="Times New Roman" w:hAnsi="Times New Roman" w:cs="Times New Roman"/>
-                <w:sz w:val="20"/>
-              </w:rPr>
-              <w:t xml:space="preserve"> </w:t>
-            </w:r>
-            <w:proofErr w:type="spellStart"/>
-            <w:r>
-              <w:rPr>
-                <w:rFonts w:ascii="Times New Roman" w:eastAsia="Times New Roman" w:hAnsi="Times New Roman" w:cs="Times New Roman"/>
-                <w:sz w:val="20"/>
-              </w:rPr>
-              <w:t>treba</w:t>
-            </w:r>
-            <w:proofErr w:type="spellEnd"/>
-            <w:r>
-              <w:rPr>
-                <w:rFonts w:ascii="Times New Roman" w:eastAsia="Times New Roman" w:hAnsi="Times New Roman" w:cs="Times New Roman"/>
-                <w:sz w:val="20"/>
-              </w:rPr>
-              <w:t xml:space="preserve"> da </w:t>
-            </w:r>
-            <w:proofErr w:type="spellStart"/>
-            <w:r>
-              <w:rPr>
-                <w:rFonts w:ascii="Times New Roman" w:eastAsia="Times New Roman" w:hAnsi="Times New Roman" w:cs="Times New Roman"/>
-                <w:sz w:val="20"/>
-              </w:rPr>
-              <w:t>prođe</w:t>
-            </w:r>
-            <w:proofErr w:type="spellEnd"/>
-            <w:r>
-              <w:rPr>
-                <w:rFonts w:ascii="Times New Roman" w:eastAsia="Times New Roman" w:hAnsi="Times New Roman" w:cs="Times New Roman"/>
-                <w:sz w:val="20"/>
-              </w:rPr>
-              <w:t xml:space="preserve"> pre </w:t>
-            </w:r>
-            <w:proofErr w:type="spellStart"/>
-            <w:r>
-              <w:rPr>
-                <w:rFonts w:ascii="Times New Roman" w:eastAsia="Times New Roman" w:hAnsi="Times New Roman" w:cs="Times New Roman"/>
-                <w:sz w:val="20"/>
-              </w:rPr>
-              <w:t>nego</w:t>
-            </w:r>
-            <w:proofErr w:type="spellEnd"/>
-            <w:r>
-              <w:rPr>
-                <w:rFonts w:ascii="Times New Roman" w:eastAsia="Times New Roman" w:hAnsi="Times New Roman" w:cs="Times New Roman"/>
-                <w:sz w:val="20"/>
-              </w:rPr>
-              <w:t xml:space="preserve"> </w:t>
-            </w:r>
-            <w:proofErr w:type="spellStart"/>
-            <w:r>
-              <w:rPr>
-                <w:rFonts w:ascii="Times New Roman" w:eastAsia="Times New Roman" w:hAnsi="Times New Roman" w:cs="Times New Roman"/>
-                <w:sz w:val="20"/>
-              </w:rPr>
-              <w:t>što</w:t>
-            </w:r>
-            <w:proofErr w:type="spellEnd"/>
-            <w:r>
-              <w:rPr>
-                <w:rFonts w:ascii="Times New Roman" w:eastAsia="Times New Roman" w:hAnsi="Times New Roman" w:cs="Times New Roman"/>
-                <w:sz w:val="20"/>
-              </w:rPr>
-              <w:t xml:space="preserve"> se </w:t>
-            </w:r>
-            <w:proofErr w:type="spellStart"/>
-            <w:r>
-              <w:rPr>
-                <w:rFonts w:ascii="Times New Roman" w:eastAsia="Times New Roman" w:hAnsi="Times New Roman" w:cs="Times New Roman"/>
-                <w:sz w:val="20"/>
-              </w:rPr>
-              <w:t>zatvorene</w:t>
-            </w:r>
-            <w:proofErr w:type="spellEnd"/>
-            <w:r>
-              <w:rPr>
-                <w:rFonts w:ascii="Times New Roman" w:eastAsia="Times New Roman" w:hAnsi="Times New Roman" w:cs="Times New Roman"/>
-                <w:sz w:val="20"/>
-              </w:rPr>
-              <w:t xml:space="preserve"> </w:t>
-            </w:r>
-            <w:proofErr w:type="spellStart"/>
-            <w:r>
-              <w:rPr>
-                <w:rFonts w:ascii="Times New Roman" w:eastAsia="Times New Roman" w:hAnsi="Times New Roman" w:cs="Times New Roman"/>
-                <w:sz w:val="20"/>
-              </w:rPr>
-              <w:t>izložba</w:t>
-            </w:r>
-            <w:proofErr w:type="spellEnd"/>
-            <w:r>
-              <w:rPr>
-                <w:rFonts w:ascii="Times New Roman" w:eastAsia="Times New Roman" w:hAnsi="Times New Roman" w:cs="Times New Roman"/>
-                <w:sz w:val="20"/>
-              </w:rPr>
-              <w:t xml:space="preserve"> </w:t>
-            </w:r>
-            <w:proofErr w:type="spellStart"/>
-            <w:r>
-              <w:rPr>
-                <w:rFonts w:ascii="Times New Roman" w:eastAsia="Times New Roman" w:hAnsi="Times New Roman" w:cs="Times New Roman"/>
-                <w:sz w:val="20"/>
-              </w:rPr>
-              <w:t>neće</w:t>
-            </w:r>
-            <w:proofErr w:type="spellEnd"/>
-            <w:r>
-              <w:rPr>
-                <w:rFonts w:ascii="Times New Roman" w:eastAsia="Times New Roman" w:hAnsi="Times New Roman" w:cs="Times New Roman"/>
-                <w:sz w:val="20"/>
-              </w:rPr>
-              <w:t xml:space="preserve"> </w:t>
-            </w:r>
-            <w:proofErr w:type="spellStart"/>
-            <w:r>
-              <w:rPr>
-                <w:rFonts w:ascii="Times New Roman" w:eastAsia="Times New Roman" w:hAnsi="Times New Roman" w:cs="Times New Roman"/>
-                <w:sz w:val="20"/>
-              </w:rPr>
-              <w:t>više</w:t>
-            </w:r>
-            <w:proofErr w:type="spellEnd"/>
-            <w:r>
-              <w:rPr>
-                <w:rFonts w:ascii="Times New Roman" w:eastAsia="Times New Roman" w:hAnsi="Times New Roman" w:cs="Times New Roman"/>
-                <w:sz w:val="20"/>
-              </w:rPr>
-              <w:t xml:space="preserve"> </w:t>
-            </w:r>
-            <w:proofErr w:type="spellStart"/>
-            <w:r>
-              <w:rPr>
-                <w:rFonts w:ascii="Times New Roman" w:eastAsia="Times New Roman" w:hAnsi="Times New Roman" w:cs="Times New Roman"/>
-                <w:sz w:val="20"/>
-              </w:rPr>
-              <w:t>prikazivati</w:t>
-            </w:r>
-            <w:proofErr w:type="spellEnd"/>
-            <w:r>
-              <w:rPr>
-                <w:rFonts w:ascii="Times New Roman" w:eastAsia="Times New Roman" w:hAnsi="Times New Roman" w:cs="Times New Roman"/>
-                <w:sz w:val="20"/>
-              </w:rPr>
-              <w:t>?</w:t>
+              <w:t>Koliko vremena treba da prođe pre nego što se zatvorene izložba neće više prikazivati?</w:t>
             </w:r>
           </w:p>
         </w:tc>
@@ -4066,87 +2992,7 @@
                 <w:rFonts w:ascii="Times New Roman" w:eastAsia="Times New Roman" w:hAnsi="Times New Roman" w:cs="Times New Roman"/>
                 <w:sz w:val="20"/>
               </w:rPr>
-              <w:t xml:space="preserve">Da li </w:t>
-            </w:r>
-            <w:proofErr w:type="spellStart"/>
-            <w:r>
-              <w:rPr>
-                <w:rFonts w:ascii="Times New Roman" w:eastAsia="Times New Roman" w:hAnsi="Times New Roman" w:cs="Times New Roman"/>
-                <w:sz w:val="20"/>
-              </w:rPr>
-              <w:t>treba</w:t>
-            </w:r>
-            <w:proofErr w:type="spellEnd"/>
-            <w:r>
-              <w:rPr>
-                <w:rFonts w:ascii="Times New Roman" w:eastAsia="Times New Roman" w:hAnsi="Times New Roman" w:cs="Times New Roman"/>
-                <w:sz w:val="20"/>
-              </w:rPr>
-              <w:t xml:space="preserve"> </w:t>
-            </w:r>
-            <w:proofErr w:type="spellStart"/>
-            <w:r>
-              <w:rPr>
-                <w:rFonts w:ascii="Times New Roman" w:eastAsia="Times New Roman" w:hAnsi="Times New Roman" w:cs="Times New Roman"/>
-                <w:sz w:val="20"/>
-              </w:rPr>
-              <w:t>filtrirati</w:t>
-            </w:r>
-            <w:proofErr w:type="spellEnd"/>
-            <w:r>
-              <w:rPr>
-                <w:rFonts w:ascii="Times New Roman" w:eastAsia="Times New Roman" w:hAnsi="Times New Roman" w:cs="Times New Roman"/>
-                <w:sz w:val="20"/>
-              </w:rPr>
-              <w:t xml:space="preserve"> po </w:t>
-            </w:r>
-            <w:proofErr w:type="spellStart"/>
-            <w:r>
-              <w:rPr>
-                <w:rFonts w:ascii="Times New Roman" w:eastAsia="Times New Roman" w:hAnsi="Times New Roman" w:cs="Times New Roman"/>
-                <w:sz w:val="20"/>
-              </w:rPr>
-              <w:t>broju</w:t>
-            </w:r>
-            <w:proofErr w:type="spellEnd"/>
-            <w:r>
-              <w:rPr>
-                <w:rFonts w:ascii="Times New Roman" w:eastAsia="Times New Roman" w:hAnsi="Times New Roman" w:cs="Times New Roman"/>
-                <w:sz w:val="20"/>
-              </w:rPr>
-              <w:t xml:space="preserve"> </w:t>
-            </w:r>
-            <w:proofErr w:type="spellStart"/>
-            <w:r>
-              <w:rPr>
-                <w:rFonts w:ascii="Times New Roman" w:eastAsia="Times New Roman" w:hAnsi="Times New Roman" w:cs="Times New Roman"/>
-                <w:sz w:val="20"/>
-              </w:rPr>
-              <w:t>radova</w:t>
-            </w:r>
-            <w:proofErr w:type="spellEnd"/>
-            <w:r>
-              <w:rPr>
-                <w:rFonts w:ascii="Times New Roman" w:eastAsia="Times New Roman" w:hAnsi="Times New Roman" w:cs="Times New Roman"/>
-                <w:sz w:val="20"/>
-              </w:rPr>
-              <w:t xml:space="preserve"> u </w:t>
-            </w:r>
-            <w:proofErr w:type="spellStart"/>
-            <w:r>
-              <w:rPr>
-                <w:rFonts w:ascii="Times New Roman" w:eastAsia="Times New Roman" w:hAnsi="Times New Roman" w:cs="Times New Roman"/>
-                <w:sz w:val="20"/>
-              </w:rPr>
-              <w:t>izložbi</w:t>
-            </w:r>
-            <w:proofErr w:type="spellEnd"/>
-            <w:r>
-              <w:rPr>
-                <w:rFonts w:ascii="Times New Roman" w:eastAsia="Times New Roman" w:hAnsi="Times New Roman" w:cs="Times New Roman"/>
-                <w:sz w:val="20"/>
-              </w:rPr>
-              <w:t>?</w:t>
+              <w:t>Da li treba filtrirati po broju radova u izložbi?</w:t>
             </w:r>
           </w:p>
         </w:tc>
@@ -4225,119 +3071,7 @@
                 <w:rFonts w:ascii="Times New Roman" w:eastAsia="Times New Roman" w:hAnsi="Times New Roman" w:cs="Times New Roman"/>
                 <w:sz w:val="20"/>
               </w:rPr>
-              <w:t xml:space="preserve">Da li </w:t>
-            </w:r>
-            <w:proofErr w:type="spellStart"/>
-            <w:r>
-              <w:rPr>
-                <w:rFonts w:ascii="Times New Roman" w:eastAsia="Times New Roman" w:hAnsi="Times New Roman" w:cs="Times New Roman"/>
-                <w:sz w:val="20"/>
-              </w:rPr>
-              <w:t>treba</w:t>
-            </w:r>
-            <w:proofErr w:type="spellEnd"/>
-            <w:r>
-              <w:rPr>
-                <w:rFonts w:ascii="Times New Roman" w:eastAsia="Times New Roman" w:hAnsi="Times New Roman" w:cs="Times New Roman"/>
-                <w:sz w:val="20"/>
-              </w:rPr>
-              <w:t xml:space="preserve"> </w:t>
-            </w:r>
-            <w:proofErr w:type="spellStart"/>
-            <w:r>
-              <w:rPr>
-                <w:rFonts w:ascii="Times New Roman" w:eastAsia="Times New Roman" w:hAnsi="Times New Roman" w:cs="Times New Roman"/>
-                <w:sz w:val="20"/>
-              </w:rPr>
-              <w:t>filtrirati</w:t>
-            </w:r>
-            <w:proofErr w:type="spellEnd"/>
-            <w:r>
-              <w:rPr>
-                <w:rFonts w:ascii="Times New Roman" w:eastAsia="Times New Roman" w:hAnsi="Times New Roman" w:cs="Times New Roman"/>
-                <w:sz w:val="20"/>
-              </w:rPr>
-              <w:t xml:space="preserve"> </w:t>
-            </w:r>
-            <w:proofErr w:type="spellStart"/>
-            <w:r>
-              <w:rPr>
-                <w:rFonts w:ascii="Times New Roman" w:eastAsia="Times New Roman" w:hAnsi="Times New Roman" w:cs="Times New Roman"/>
-                <w:sz w:val="20"/>
-              </w:rPr>
-              <w:t>izložbe</w:t>
-            </w:r>
-            <w:proofErr w:type="spellEnd"/>
-            <w:r>
-              <w:rPr>
-                <w:rFonts w:ascii="Times New Roman" w:eastAsia="Times New Roman" w:hAnsi="Times New Roman" w:cs="Times New Roman"/>
-                <w:sz w:val="20"/>
-              </w:rPr>
-              <w:t xml:space="preserve"> po </w:t>
-            </w:r>
-            <w:proofErr w:type="spellStart"/>
-            <w:r>
-              <w:rPr>
-                <w:rFonts w:ascii="Times New Roman" w:eastAsia="Times New Roman" w:hAnsi="Times New Roman" w:cs="Times New Roman"/>
-                <w:sz w:val="20"/>
-              </w:rPr>
-              <w:t>broju</w:t>
-            </w:r>
-            <w:proofErr w:type="spellEnd"/>
-            <w:r>
-              <w:rPr>
-                <w:rFonts w:ascii="Times New Roman" w:eastAsia="Times New Roman" w:hAnsi="Times New Roman" w:cs="Times New Roman"/>
-                <w:sz w:val="20"/>
-              </w:rPr>
-              <w:t xml:space="preserve"> </w:t>
-            </w:r>
-            <w:proofErr w:type="spellStart"/>
-            <w:r>
-              <w:rPr>
-                <w:rFonts w:ascii="Times New Roman" w:eastAsia="Times New Roman" w:hAnsi="Times New Roman" w:cs="Times New Roman"/>
-                <w:sz w:val="20"/>
-              </w:rPr>
-              <w:t>umetnika</w:t>
-            </w:r>
-            <w:proofErr w:type="spellEnd"/>
-            <w:r>
-              <w:rPr>
-                <w:rFonts w:ascii="Times New Roman" w:eastAsia="Times New Roman" w:hAnsi="Times New Roman" w:cs="Times New Roman"/>
-                <w:sz w:val="20"/>
-              </w:rPr>
-              <w:t xml:space="preserve"> koji </w:t>
-            </w:r>
-            <w:proofErr w:type="spellStart"/>
-            <w:r>
-              <w:rPr>
-                <w:rFonts w:ascii="Times New Roman" w:eastAsia="Times New Roman" w:hAnsi="Times New Roman" w:cs="Times New Roman"/>
-                <w:sz w:val="20"/>
-              </w:rPr>
-              <w:t>učestvuju</w:t>
-            </w:r>
-            <w:proofErr w:type="spellEnd"/>
-            <w:r>
-              <w:rPr>
-                <w:rFonts w:ascii="Times New Roman" w:eastAsia="Times New Roman" w:hAnsi="Times New Roman" w:cs="Times New Roman"/>
-                <w:sz w:val="20"/>
-              </w:rPr>
-              <w:t xml:space="preserve"> u </w:t>
-            </w:r>
-            <w:proofErr w:type="spellStart"/>
-            <w:r>
-              <w:rPr>
-                <w:rFonts w:ascii="Times New Roman" w:eastAsia="Times New Roman" w:hAnsi="Times New Roman" w:cs="Times New Roman"/>
-                <w:sz w:val="20"/>
-              </w:rPr>
-              <w:t>njoj</w:t>
-            </w:r>
-            <w:proofErr w:type="spellEnd"/>
-            <w:r>
-              <w:rPr>
-                <w:rFonts w:ascii="Times New Roman" w:eastAsia="Times New Roman" w:hAnsi="Times New Roman" w:cs="Times New Roman"/>
-                <w:sz w:val="20"/>
-              </w:rPr>
-              <w:t>?</w:t>
+              <w:t>Da li treba filtrirati izložbe po broju umetnika koji učestvuju u njoj?</w:t>
             </w:r>
           </w:p>
         </w:tc>
@@ -4395,22 +3129,9 @@
       </w:pPr>
       <w:bookmarkStart w:id="6" w:name="_Toc205762429"/>
       <w:r>
-        <w:t xml:space="preserve">Scenario </w:t>
-      </w:r>
-      <w:proofErr w:type="spellStart"/>
-      <w:r>
-        <w:t>popunjavanja</w:t>
-      </w:r>
-      <w:proofErr w:type="spellEnd"/>
-      <w:r>
-        <w:t xml:space="preserve"> </w:t>
-      </w:r>
-      <w:proofErr w:type="spellStart"/>
-      <w:r>
-        <w:t>ankete</w:t>
+        <w:t>Scenario popunjavanja ankete</w:t>
       </w:r>
       <w:bookmarkEnd w:id="6"/>
-      <w:proofErr w:type="spellEnd"/>
       <w:r>
         <w:t xml:space="preserve"> </w:t>
       </w:r>
@@ -4434,29 +3155,13 @@
         <w:ind w:left="705" w:hanging="720"/>
       </w:pPr>
       <w:bookmarkStart w:id="7" w:name="_Toc205762430"/>
-      <w:proofErr w:type="spellStart"/>
       <w:r>
         <w:rPr>
           <w:u w:val="single" w:color="000000"/>
         </w:rPr>
-        <w:t>Kratak</w:t>
-      </w:r>
-      <w:proofErr w:type="spellEnd"/>
-      <w:r>
-        <w:rPr>
-          <w:u w:val="single" w:color="000000"/>
-        </w:rPr>
-        <w:t xml:space="preserve"> </w:t>
-      </w:r>
-      <w:proofErr w:type="spellStart"/>
-      <w:r>
-        <w:rPr>
-          <w:u w:val="single" w:color="000000"/>
-        </w:rPr>
-        <w:t>opis</w:t>
+        <w:t>Kratak opis</w:t>
       </w:r>
       <w:bookmarkEnd w:id="7"/>
-      <w:proofErr w:type="spellEnd"/>
       <w:r>
         <w:t xml:space="preserve"> </w:t>
       </w:r>
@@ -4475,711 +3180,7 @@
           <w:rFonts w:ascii="Times New Roman" w:eastAsia="Times New Roman" w:hAnsi="Times New Roman" w:cs="Times New Roman"/>
           <w:sz w:val="20"/>
         </w:rPr>
-        <w:t xml:space="preserve">Radi se o </w:t>
-      </w:r>
-      <w:proofErr w:type="spellStart"/>
-      <w:r>
-        <w:rPr>
-          <w:rFonts w:ascii="Times New Roman" w:eastAsia="Times New Roman" w:hAnsi="Times New Roman" w:cs="Times New Roman"/>
-          <w:sz w:val="20"/>
-        </w:rPr>
-        <w:t>prikazu</w:t>
-      </w:r>
-      <w:proofErr w:type="spellEnd"/>
-      <w:r>
-        <w:rPr>
-          <w:rFonts w:ascii="Times New Roman" w:eastAsia="Times New Roman" w:hAnsi="Times New Roman" w:cs="Times New Roman"/>
-          <w:sz w:val="20"/>
-        </w:rPr>
-        <w:t xml:space="preserve"> </w:t>
-      </w:r>
-      <w:proofErr w:type="spellStart"/>
-      <w:r>
-        <w:rPr>
-          <w:rFonts w:ascii="Times New Roman" w:eastAsia="Times New Roman" w:hAnsi="Times New Roman" w:cs="Times New Roman"/>
-          <w:sz w:val="20"/>
-        </w:rPr>
-        <w:t>liste</w:t>
-      </w:r>
-      <w:proofErr w:type="spellEnd"/>
-      <w:r>
-        <w:rPr>
-          <w:rFonts w:ascii="Times New Roman" w:eastAsia="Times New Roman" w:hAnsi="Times New Roman" w:cs="Times New Roman"/>
-          <w:sz w:val="20"/>
-        </w:rPr>
-        <w:t xml:space="preserve"> </w:t>
-      </w:r>
-      <w:proofErr w:type="spellStart"/>
-      <w:r>
-        <w:rPr>
-          <w:rFonts w:ascii="Times New Roman" w:eastAsia="Times New Roman" w:hAnsi="Times New Roman" w:cs="Times New Roman"/>
-          <w:sz w:val="20"/>
-        </w:rPr>
-        <w:t>izložbi</w:t>
-      </w:r>
-      <w:proofErr w:type="spellEnd"/>
-      <w:r>
-        <w:rPr>
-          <w:rFonts w:ascii="Times New Roman" w:eastAsia="Times New Roman" w:hAnsi="Times New Roman" w:cs="Times New Roman"/>
-          <w:sz w:val="20"/>
-        </w:rPr>
-        <w:t xml:space="preserve"> </w:t>
-      </w:r>
-      <w:proofErr w:type="spellStart"/>
-      <w:r>
-        <w:rPr>
-          <w:rFonts w:ascii="Times New Roman" w:eastAsia="Times New Roman" w:hAnsi="Times New Roman" w:cs="Times New Roman"/>
-          <w:sz w:val="20"/>
-        </w:rPr>
-        <w:t>na</w:t>
-      </w:r>
-      <w:proofErr w:type="spellEnd"/>
-      <w:r>
-        <w:rPr>
-          <w:rFonts w:ascii="Times New Roman" w:eastAsia="Times New Roman" w:hAnsi="Times New Roman" w:cs="Times New Roman"/>
-          <w:sz w:val="20"/>
-        </w:rPr>
-        <w:t xml:space="preserve"> web </w:t>
-      </w:r>
-      <w:proofErr w:type="spellStart"/>
-      <w:r>
-        <w:rPr>
-          <w:rFonts w:ascii="Times New Roman" w:eastAsia="Times New Roman" w:hAnsi="Times New Roman" w:cs="Times New Roman"/>
-          <w:sz w:val="20"/>
-        </w:rPr>
-        <w:t>stranici</w:t>
-      </w:r>
-      <w:proofErr w:type="spellEnd"/>
-      <w:r>
-        <w:rPr>
-          <w:rFonts w:ascii="Times New Roman" w:eastAsia="Times New Roman" w:hAnsi="Times New Roman" w:cs="Times New Roman"/>
-          <w:sz w:val="20"/>
-        </w:rPr>
-        <w:t xml:space="preserve">. </w:t>
-      </w:r>
-      <w:proofErr w:type="spellStart"/>
-      <w:r>
-        <w:rPr>
-          <w:rFonts w:ascii="Times New Roman" w:eastAsia="Times New Roman" w:hAnsi="Times New Roman" w:cs="Times New Roman"/>
-          <w:sz w:val="20"/>
-        </w:rPr>
-        <w:t>Sistem</w:t>
-      </w:r>
-      <w:proofErr w:type="spellEnd"/>
-      <w:r>
-        <w:rPr>
-          <w:rFonts w:ascii="Times New Roman" w:eastAsia="Times New Roman" w:hAnsi="Times New Roman" w:cs="Times New Roman"/>
-          <w:sz w:val="20"/>
-        </w:rPr>
-        <w:t xml:space="preserve"> </w:t>
-      </w:r>
-      <w:proofErr w:type="spellStart"/>
-      <w:r>
-        <w:rPr>
-          <w:rFonts w:ascii="Times New Roman" w:eastAsia="Times New Roman" w:hAnsi="Times New Roman" w:cs="Times New Roman"/>
-          <w:sz w:val="20"/>
-        </w:rPr>
-        <w:t>omogućava</w:t>
-      </w:r>
-      <w:proofErr w:type="spellEnd"/>
-      <w:r>
-        <w:rPr>
-          <w:rFonts w:ascii="Times New Roman" w:eastAsia="Times New Roman" w:hAnsi="Times New Roman" w:cs="Times New Roman"/>
-          <w:sz w:val="20"/>
-        </w:rPr>
-        <w:t xml:space="preserve"> da se </w:t>
-      </w:r>
-      <w:proofErr w:type="spellStart"/>
-      <w:r>
-        <w:rPr>
-          <w:rFonts w:ascii="Times New Roman" w:eastAsia="Times New Roman" w:hAnsi="Times New Roman" w:cs="Times New Roman"/>
-          <w:sz w:val="20"/>
-        </w:rPr>
-        <w:t>pretraži</w:t>
-      </w:r>
-      <w:proofErr w:type="spellEnd"/>
-      <w:r>
-        <w:rPr>
-          <w:rFonts w:ascii="Times New Roman" w:eastAsia="Times New Roman" w:hAnsi="Times New Roman" w:cs="Times New Roman"/>
-          <w:sz w:val="20"/>
-        </w:rPr>
-        <w:t xml:space="preserve"> </w:t>
-      </w:r>
-      <w:proofErr w:type="spellStart"/>
-      <w:r>
-        <w:rPr>
-          <w:rFonts w:ascii="Times New Roman" w:eastAsia="Times New Roman" w:hAnsi="Times New Roman" w:cs="Times New Roman"/>
-          <w:sz w:val="20"/>
-        </w:rPr>
-        <w:t>izložba</w:t>
-      </w:r>
-      <w:proofErr w:type="spellEnd"/>
-      <w:r>
-        <w:rPr>
-          <w:rFonts w:ascii="Times New Roman" w:eastAsia="Times New Roman" w:hAnsi="Times New Roman" w:cs="Times New Roman"/>
-          <w:sz w:val="20"/>
-        </w:rPr>
-        <w:t xml:space="preserve"> po </w:t>
-      </w:r>
-      <w:proofErr w:type="spellStart"/>
-      <w:r>
-        <w:rPr>
-          <w:rFonts w:ascii="Times New Roman" w:eastAsia="Times New Roman" w:hAnsi="Times New Roman" w:cs="Times New Roman"/>
-          <w:sz w:val="20"/>
-        </w:rPr>
-        <w:t>imenu</w:t>
-      </w:r>
-      <w:proofErr w:type="spellEnd"/>
-      <w:r>
-        <w:rPr>
-          <w:rFonts w:ascii="Times New Roman" w:eastAsia="Times New Roman" w:hAnsi="Times New Roman" w:cs="Times New Roman"/>
-          <w:sz w:val="20"/>
-        </w:rPr>
-        <w:t xml:space="preserve"> </w:t>
-      </w:r>
-      <w:proofErr w:type="spellStart"/>
-      <w:r>
-        <w:rPr>
-          <w:rFonts w:ascii="Times New Roman" w:eastAsia="Times New Roman" w:hAnsi="Times New Roman" w:cs="Times New Roman"/>
-          <w:sz w:val="20"/>
-        </w:rPr>
-        <w:t>ili</w:t>
-      </w:r>
-      <w:proofErr w:type="spellEnd"/>
-      <w:r>
-        <w:rPr>
-          <w:rFonts w:ascii="Times New Roman" w:eastAsia="Times New Roman" w:hAnsi="Times New Roman" w:cs="Times New Roman"/>
-          <w:sz w:val="20"/>
-        </w:rPr>
-        <w:t xml:space="preserve"> </w:t>
-      </w:r>
-      <w:proofErr w:type="spellStart"/>
-      <w:r>
-        <w:rPr>
-          <w:rFonts w:ascii="Times New Roman" w:eastAsia="Times New Roman" w:hAnsi="Times New Roman" w:cs="Times New Roman"/>
-          <w:sz w:val="20"/>
-        </w:rPr>
-        <w:t>slovima</w:t>
-      </w:r>
-      <w:proofErr w:type="spellEnd"/>
-      <w:r>
-        <w:rPr>
-          <w:rFonts w:ascii="Times New Roman" w:eastAsia="Times New Roman" w:hAnsi="Times New Roman" w:cs="Times New Roman"/>
-          <w:sz w:val="20"/>
-        </w:rPr>
-        <w:t xml:space="preserve"> u </w:t>
-      </w:r>
-      <w:proofErr w:type="spellStart"/>
-      <w:r>
-        <w:rPr>
-          <w:rFonts w:ascii="Times New Roman" w:eastAsia="Times New Roman" w:hAnsi="Times New Roman" w:cs="Times New Roman"/>
-          <w:sz w:val="20"/>
-        </w:rPr>
-        <w:t>imenu</w:t>
-      </w:r>
-      <w:proofErr w:type="spellEnd"/>
-      <w:r>
-        <w:rPr>
-          <w:rFonts w:ascii="Times New Roman" w:eastAsia="Times New Roman" w:hAnsi="Times New Roman" w:cs="Times New Roman"/>
-          <w:sz w:val="20"/>
-        </w:rPr>
-        <w:t xml:space="preserve"> </w:t>
-      </w:r>
-      <w:proofErr w:type="spellStart"/>
-      <w:r>
-        <w:rPr>
-          <w:rFonts w:ascii="Times New Roman" w:eastAsia="Times New Roman" w:hAnsi="Times New Roman" w:cs="Times New Roman"/>
-          <w:sz w:val="20"/>
-        </w:rPr>
-        <w:t>izložbe</w:t>
-      </w:r>
-      <w:proofErr w:type="spellEnd"/>
-      <w:r>
-        <w:rPr>
-          <w:rFonts w:ascii="Times New Roman" w:eastAsia="Times New Roman" w:hAnsi="Times New Roman" w:cs="Times New Roman"/>
-          <w:sz w:val="20"/>
-        </w:rPr>
-        <w:t xml:space="preserve">, </w:t>
-      </w:r>
-      <w:proofErr w:type="spellStart"/>
-      <w:r>
-        <w:rPr>
-          <w:rFonts w:ascii="Times New Roman" w:eastAsia="Times New Roman" w:hAnsi="Times New Roman" w:cs="Times New Roman"/>
-          <w:sz w:val="20"/>
-        </w:rPr>
-        <w:t>pregledaju</w:t>
-      </w:r>
-      <w:proofErr w:type="spellEnd"/>
-      <w:r>
-        <w:rPr>
-          <w:rFonts w:ascii="Times New Roman" w:eastAsia="Times New Roman" w:hAnsi="Times New Roman" w:cs="Times New Roman"/>
-          <w:sz w:val="20"/>
-        </w:rPr>
-        <w:t xml:space="preserve"> </w:t>
-      </w:r>
-      <w:proofErr w:type="spellStart"/>
-      <w:r>
-        <w:rPr>
-          <w:rFonts w:ascii="Times New Roman" w:eastAsia="Times New Roman" w:hAnsi="Times New Roman" w:cs="Times New Roman"/>
-          <w:sz w:val="20"/>
-        </w:rPr>
-        <w:t>aktivni</w:t>
-      </w:r>
-      <w:proofErr w:type="spellEnd"/>
-      <w:r>
-        <w:rPr>
-          <w:rFonts w:ascii="Times New Roman" w:eastAsia="Times New Roman" w:hAnsi="Times New Roman" w:cs="Times New Roman"/>
-          <w:sz w:val="20"/>
-        </w:rPr>
-        <w:t xml:space="preserve"> il </w:t>
-      </w:r>
-      <w:proofErr w:type="spellStart"/>
-      <w:r>
-        <w:rPr>
-          <w:rFonts w:ascii="Times New Roman" w:eastAsia="Times New Roman" w:hAnsi="Times New Roman" w:cs="Times New Roman"/>
-          <w:sz w:val="20"/>
-        </w:rPr>
-        <w:t>zatvorene</w:t>
-      </w:r>
-      <w:proofErr w:type="spellEnd"/>
-      <w:r>
-        <w:rPr>
-          <w:rFonts w:ascii="Times New Roman" w:eastAsia="Times New Roman" w:hAnsi="Times New Roman" w:cs="Times New Roman"/>
-          <w:sz w:val="20"/>
-        </w:rPr>
-        <w:t xml:space="preserve"> </w:t>
-      </w:r>
-      <w:proofErr w:type="spellStart"/>
-      <w:r>
-        <w:rPr>
-          <w:rFonts w:ascii="Times New Roman" w:eastAsia="Times New Roman" w:hAnsi="Times New Roman" w:cs="Times New Roman"/>
-          <w:sz w:val="20"/>
-        </w:rPr>
-        <w:t>izložbe</w:t>
-      </w:r>
-      <w:proofErr w:type="spellEnd"/>
-      <w:r>
-        <w:rPr>
-          <w:rFonts w:ascii="Times New Roman" w:eastAsia="Times New Roman" w:hAnsi="Times New Roman" w:cs="Times New Roman"/>
-          <w:sz w:val="20"/>
-        </w:rPr>
-        <w:t xml:space="preserve">, </w:t>
-      </w:r>
-      <w:proofErr w:type="spellStart"/>
-      <w:r>
-        <w:rPr>
-          <w:rFonts w:ascii="Times New Roman" w:eastAsia="Times New Roman" w:hAnsi="Times New Roman" w:cs="Times New Roman"/>
-          <w:sz w:val="20"/>
-        </w:rPr>
-        <w:t>kao</w:t>
-      </w:r>
-      <w:proofErr w:type="spellEnd"/>
-      <w:r>
-        <w:rPr>
-          <w:rFonts w:ascii="Times New Roman" w:eastAsia="Times New Roman" w:hAnsi="Times New Roman" w:cs="Times New Roman"/>
-          <w:sz w:val="20"/>
-        </w:rPr>
-        <w:t xml:space="preserve"> I da </w:t>
-      </w:r>
-      <w:proofErr w:type="spellStart"/>
-      <w:r>
-        <w:rPr>
-          <w:rFonts w:ascii="Times New Roman" w:eastAsia="Times New Roman" w:hAnsi="Times New Roman" w:cs="Times New Roman"/>
-          <w:sz w:val="20"/>
-        </w:rPr>
-        <w:t>ih</w:t>
-      </w:r>
-      <w:proofErr w:type="spellEnd"/>
-      <w:r>
-        <w:rPr>
-          <w:rFonts w:ascii="Times New Roman" w:eastAsia="Times New Roman" w:hAnsi="Times New Roman" w:cs="Times New Roman"/>
-          <w:sz w:val="20"/>
-        </w:rPr>
-        <w:t xml:space="preserve"> </w:t>
-      </w:r>
-      <w:proofErr w:type="spellStart"/>
-      <w:r>
-        <w:rPr>
-          <w:rFonts w:ascii="Times New Roman" w:eastAsia="Times New Roman" w:hAnsi="Times New Roman" w:cs="Times New Roman"/>
-          <w:sz w:val="20"/>
-        </w:rPr>
-        <w:t>filtrira</w:t>
-      </w:r>
-      <w:proofErr w:type="spellEnd"/>
-      <w:r>
-        <w:rPr>
-          <w:rFonts w:ascii="Times New Roman" w:eastAsia="Times New Roman" w:hAnsi="Times New Roman" w:cs="Times New Roman"/>
-          <w:sz w:val="20"/>
-        </w:rPr>
-        <w:t xml:space="preserve"> I </w:t>
-      </w:r>
-      <w:proofErr w:type="spellStart"/>
-      <w:r>
-        <w:rPr>
-          <w:rFonts w:ascii="Times New Roman" w:eastAsia="Times New Roman" w:hAnsi="Times New Roman" w:cs="Times New Roman"/>
-          <w:sz w:val="20"/>
-        </w:rPr>
-        <w:t>prikaže</w:t>
-      </w:r>
-      <w:proofErr w:type="spellEnd"/>
-      <w:r>
-        <w:rPr>
-          <w:rFonts w:ascii="Times New Roman" w:eastAsia="Times New Roman" w:hAnsi="Times New Roman" w:cs="Times New Roman"/>
-          <w:sz w:val="20"/>
-        </w:rPr>
-        <w:t xml:space="preserve">. </w:t>
-      </w:r>
-      <w:proofErr w:type="spellStart"/>
-      <w:r>
-        <w:rPr>
-          <w:rFonts w:ascii="Times New Roman" w:eastAsia="Times New Roman" w:hAnsi="Times New Roman" w:cs="Times New Roman"/>
-          <w:sz w:val="20"/>
-        </w:rPr>
-        <w:t>Svaka</w:t>
-      </w:r>
-      <w:proofErr w:type="spellEnd"/>
-      <w:r>
-        <w:rPr>
-          <w:rFonts w:ascii="Times New Roman" w:eastAsia="Times New Roman" w:hAnsi="Times New Roman" w:cs="Times New Roman"/>
-          <w:sz w:val="20"/>
-        </w:rPr>
-        <w:t xml:space="preserve"> </w:t>
-      </w:r>
-      <w:proofErr w:type="spellStart"/>
-      <w:r>
-        <w:rPr>
-          <w:rFonts w:ascii="Times New Roman" w:eastAsia="Times New Roman" w:hAnsi="Times New Roman" w:cs="Times New Roman"/>
-          <w:sz w:val="20"/>
-        </w:rPr>
-        <w:t>izložba</w:t>
-      </w:r>
-      <w:proofErr w:type="spellEnd"/>
-      <w:r>
-        <w:rPr>
-          <w:rFonts w:ascii="Times New Roman" w:eastAsia="Times New Roman" w:hAnsi="Times New Roman" w:cs="Times New Roman"/>
-          <w:sz w:val="20"/>
-        </w:rPr>
-        <w:t xml:space="preserve"> </w:t>
-      </w:r>
-      <w:proofErr w:type="spellStart"/>
-      <w:r>
-        <w:rPr>
-          <w:rFonts w:ascii="Times New Roman" w:eastAsia="Times New Roman" w:hAnsi="Times New Roman" w:cs="Times New Roman"/>
-          <w:sz w:val="20"/>
-        </w:rPr>
-        <w:t>ima</w:t>
-      </w:r>
-      <w:proofErr w:type="spellEnd"/>
-      <w:r>
-        <w:rPr>
-          <w:rFonts w:ascii="Times New Roman" w:eastAsia="Times New Roman" w:hAnsi="Times New Roman" w:cs="Times New Roman"/>
-          <w:sz w:val="20"/>
-        </w:rPr>
-        <w:t xml:space="preserve"> </w:t>
-      </w:r>
-      <w:proofErr w:type="spellStart"/>
-      <w:r>
-        <w:rPr>
-          <w:rFonts w:ascii="Times New Roman" w:eastAsia="Times New Roman" w:hAnsi="Times New Roman" w:cs="Times New Roman"/>
-          <w:sz w:val="20"/>
-        </w:rPr>
-        <w:t>svoj</w:t>
-      </w:r>
-      <w:proofErr w:type="spellEnd"/>
-      <w:r>
-        <w:rPr>
-          <w:rFonts w:ascii="Times New Roman" w:eastAsia="Times New Roman" w:hAnsi="Times New Roman" w:cs="Times New Roman"/>
-          <w:sz w:val="20"/>
-        </w:rPr>
-        <w:t xml:space="preserve"> </w:t>
-      </w:r>
-      <w:proofErr w:type="spellStart"/>
-      <w:r>
-        <w:rPr>
-          <w:rFonts w:ascii="Times New Roman" w:eastAsia="Times New Roman" w:hAnsi="Times New Roman" w:cs="Times New Roman"/>
-          <w:sz w:val="20"/>
-        </w:rPr>
-        <w:t>jedinstveni</w:t>
-      </w:r>
-      <w:proofErr w:type="spellEnd"/>
-      <w:r>
-        <w:rPr>
-          <w:rFonts w:ascii="Times New Roman" w:eastAsia="Times New Roman" w:hAnsi="Times New Roman" w:cs="Times New Roman"/>
-          <w:sz w:val="20"/>
-        </w:rPr>
-        <w:t xml:space="preserve"> </w:t>
-      </w:r>
-      <w:proofErr w:type="spellStart"/>
-      <w:r>
-        <w:rPr>
-          <w:rFonts w:ascii="Times New Roman" w:eastAsia="Times New Roman" w:hAnsi="Times New Roman" w:cs="Times New Roman"/>
-          <w:sz w:val="20"/>
-        </w:rPr>
-        <w:t>prikaz</w:t>
-      </w:r>
-      <w:proofErr w:type="spellEnd"/>
-      <w:r>
-        <w:rPr>
-          <w:rFonts w:ascii="Times New Roman" w:eastAsia="Times New Roman" w:hAnsi="Times New Roman" w:cs="Times New Roman"/>
-          <w:sz w:val="20"/>
-        </w:rPr>
-        <w:t xml:space="preserve"> </w:t>
-      </w:r>
-      <w:proofErr w:type="spellStart"/>
-      <w:r>
-        <w:rPr>
-          <w:rFonts w:ascii="Times New Roman" w:eastAsia="Times New Roman" w:hAnsi="Times New Roman" w:cs="Times New Roman"/>
-          <w:sz w:val="20"/>
-        </w:rPr>
-        <w:t>sa</w:t>
-      </w:r>
-      <w:proofErr w:type="spellEnd"/>
-      <w:r>
-        <w:rPr>
-          <w:rFonts w:ascii="Times New Roman" w:eastAsia="Times New Roman" w:hAnsi="Times New Roman" w:cs="Times New Roman"/>
-          <w:sz w:val="20"/>
-        </w:rPr>
-        <w:t xml:space="preserve"> </w:t>
-      </w:r>
-      <w:proofErr w:type="spellStart"/>
-      <w:r>
-        <w:rPr>
-          <w:rFonts w:ascii="Times New Roman" w:eastAsia="Times New Roman" w:hAnsi="Times New Roman" w:cs="Times New Roman"/>
-          <w:sz w:val="20"/>
-        </w:rPr>
-        <w:t>detaljima</w:t>
-      </w:r>
-      <w:proofErr w:type="spellEnd"/>
-      <w:r>
-        <w:rPr>
-          <w:rFonts w:ascii="Times New Roman" w:eastAsia="Times New Roman" w:hAnsi="Times New Roman" w:cs="Times New Roman"/>
-          <w:sz w:val="20"/>
-        </w:rPr>
-        <w:t xml:space="preserve"> I u </w:t>
-      </w:r>
-      <w:proofErr w:type="spellStart"/>
-      <w:r>
-        <w:rPr>
-          <w:rFonts w:ascii="Times New Roman" w:eastAsia="Times New Roman" w:hAnsi="Times New Roman" w:cs="Times New Roman"/>
-          <w:sz w:val="20"/>
-        </w:rPr>
-        <w:t>opisu</w:t>
-      </w:r>
-      <w:proofErr w:type="spellEnd"/>
-      <w:r>
-        <w:rPr>
-          <w:rFonts w:ascii="Times New Roman" w:eastAsia="Times New Roman" w:hAnsi="Times New Roman" w:cs="Times New Roman"/>
-          <w:sz w:val="20"/>
-        </w:rPr>
-        <w:t xml:space="preserve"> </w:t>
-      </w:r>
-      <w:proofErr w:type="spellStart"/>
-      <w:r>
-        <w:rPr>
-          <w:rFonts w:ascii="Times New Roman" w:eastAsia="Times New Roman" w:hAnsi="Times New Roman" w:cs="Times New Roman"/>
-          <w:sz w:val="20"/>
-        </w:rPr>
-        <w:t>piše</w:t>
-      </w:r>
-      <w:proofErr w:type="spellEnd"/>
-      <w:r>
-        <w:rPr>
-          <w:rFonts w:ascii="Times New Roman" w:eastAsia="Times New Roman" w:hAnsi="Times New Roman" w:cs="Times New Roman"/>
-          <w:sz w:val="20"/>
-        </w:rPr>
-        <w:t xml:space="preserve"> </w:t>
-      </w:r>
-      <w:proofErr w:type="spellStart"/>
-      <w:r>
-        <w:rPr>
-          <w:rFonts w:ascii="Times New Roman" w:eastAsia="Times New Roman" w:hAnsi="Times New Roman" w:cs="Times New Roman"/>
-          <w:sz w:val="20"/>
-        </w:rPr>
-        <w:t>stanje</w:t>
-      </w:r>
-      <w:proofErr w:type="spellEnd"/>
-      <w:r>
-        <w:rPr>
-          <w:rFonts w:ascii="Times New Roman" w:eastAsia="Times New Roman" w:hAnsi="Times New Roman" w:cs="Times New Roman"/>
-          <w:sz w:val="20"/>
-        </w:rPr>
-        <w:t xml:space="preserve"> </w:t>
-      </w:r>
-      <w:proofErr w:type="spellStart"/>
-      <w:r>
-        <w:rPr>
-          <w:rFonts w:ascii="Times New Roman" w:eastAsia="Times New Roman" w:hAnsi="Times New Roman" w:cs="Times New Roman"/>
-          <w:sz w:val="20"/>
-        </w:rPr>
-        <w:t>izložbe</w:t>
-      </w:r>
-      <w:proofErr w:type="spellEnd"/>
-      <w:r>
-        <w:rPr>
-          <w:rFonts w:ascii="Times New Roman" w:eastAsia="Times New Roman" w:hAnsi="Times New Roman" w:cs="Times New Roman"/>
-          <w:sz w:val="20"/>
-        </w:rPr>
-        <w:t xml:space="preserve">, </w:t>
-      </w:r>
-      <w:proofErr w:type="spellStart"/>
-      <w:r>
-        <w:rPr>
-          <w:rFonts w:ascii="Times New Roman" w:eastAsia="Times New Roman" w:hAnsi="Times New Roman" w:cs="Times New Roman"/>
-          <w:sz w:val="20"/>
-        </w:rPr>
-        <w:t>broj</w:t>
-      </w:r>
-      <w:proofErr w:type="spellEnd"/>
-      <w:r>
-        <w:rPr>
-          <w:rFonts w:ascii="Times New Roman" w:eastAsia="Times New Roman" w:hAnsi="Times New Roman" w:cs="Times New Roman"/>
-          <w:sz w:val="20"/>
-        </w:rPr>
-        <w:t xml:space="preserve"> </w:t>
-      </w:r>
-      <w:proofErr w:type="spellStart"/>
-      <w:r>
-        <w:rPr>
-          <w:rFonts w:ascii="Times New Roman" w:eastAsia="Times New Roman" w:hAnsi="Times New Roman" w:cs="Times New Roman"/>
-          <w:sz w:val="20"/>
-        </w:rPr>
-        <w:t>umetnika</w:t>
-      </w:r>
-      <w:proofErr w:type="spellEnd"/>
-      <w:r>
-        <w:rPr>
-          <w:rFonts w:ascii="Times New Roman" w:eastAsia="Times New Roman" w:hAnsi="Times New Roman" w:cs="Times New Roman"/>
-          <w:sz w:val="20"/>
-        </w:rPr>
-        <w:t xml:space="preserve"> koji </w:t>
-      </w:r>
-      <w:proofErr w:type="spellStart"/>
-      <w:r>
-        <w:rPr>
-          <w:rFonts w:ascii="Times New Roman" w:eastAsia="Times New Roman" w:hAnsi="Times New Roman" w:cs="Times New Roman"/>
-          <w:sz w:val="20"/>
-        </w:rPr>
-        <w:t>učestvuju</w:t>
-      </w:r>
-      <w:proofErr w:type="spellEnd"/>
-      <w:r>
-        <w:rPr>
-          <w:rFonts w:ascii="Times New Roman" w:eastAsia="Times New Roman" w:hAnsi="Times New Roman" w:cs="Times New Roman"/>
-          <w:sz w:val="20"/>
-        </w:rPr>
-        <w:t xml:space="preserve"> u </w:t>
-      </w:r>
-      <w:proofErr w:type="spellStart"/>
-      <w:r>
-        <w:rPr>
-          <w:rFonts w:ascii="Times New Roman" w:eastAsia="Times New Roman" w:hAnsi="Times New Roman" w:cs="Times New Roman"/>
-          <w:sz w:val="20"/>
-        </w:rPr>
-        <w:t>njoj</w:t>
-      </w:r>
-      <w:proofErr w:type="spellEnd"/>
-      <w:r>
-        <w:rPr>
-          <w:rFonts w:ascii="Times New Roman" w:eastAsia="Times New Roman" w:hAnsi="Times New Roman" w:cs="Times New Roman"/>
-          <w:sz w:val="20"/>
-        </w:rPr>
-        <w:t xml:space="preserve"> do </w:t>
-      </w:r>
-      <w:proofErr w:type="spellStart"/>
-      <w:r>
-        <w:rPr>
-          <w:rFonts w:ascii="Times New Roman" w:eastAsia="Times New Roman" w:hAnsi="Times New Roman" w:cs="Times New Roman"/>
-          <w:sz w:val="20"/>
-        </w:rPr>
-        <w:t>tog</w:t>
-      </w:r>
-      <w:proofErr w:type="spellEnd"/>
-      <w:r>
-        <w:rPr>
-          <w:rFonts w:ascii="Times New Roman" w:eastAsia="Times New Roman" w:hAnsi="Times New Roman" w:cs="Times New Roman"/>
-          <w:sz w:val="20"/>
-        </w:rPr>
-        <w:t xml:space="preserve"> </w:t>
-      </w:r>
-      <w:proofErr w:type="spellStart"/>
-      <w:r>
-        <w:rPr>
-          <w:rFonts w:ascii="Times New Roman" w:eastAsia="Times New Roman" w:hAnsi="Times New Roman" w:cs="Times New Roman"/>
-          <w:sz w:val="20"/>
-        </w:rPr>
-        <w:t>trenutka</w:t>
-      </w:r>
-      <w:proofErr w:type="spellEnd"/>
-      <w:r>
-        <w:rPr>
-          <w:rFonts w:ascii="Times New Roman" w:eastAsia="Times New Roman" w:hAnsi="Times New Roman" w:cs="Times New Roman"/>
-          <w:sz w:val="20"/>
-        </w:rPr>
-        <w:t xml:space="preserve">, </w:t>
-      </w:r>
-      <w:proofErr w:type="spellStart"/>
-      <w:r>
-        <w:rPr>
-          <w:rFonts w:ascii="Times New Roman" w:eastAsia="Times New Roman" w:hAnsi="Times New Roman" w:cs="Times New Roman"/>
-          <w:sz w:val="20"/>
-        </w:rPr>
-        <w:t>kao</w:t>
-      </w:r>
-      <w:proofErr w:type="spellEnd"/>
-      <w:r>
-        <w:rPr>
-          <w:rFonts w:ascii="Times New Roman" w:eastAsia="Times New Roman" w:hAnsi="Times New Roman" w:cs="Times New Roman"/>
-          <w:sz w:val="20"/>
-        </w:rPr>
-        <w:t xml:space="preserve"> I </w:t>
-      </w:r>
-      <w:proofErr w:type="spellStart"/>
-      <w:r>
-        <w:rPr>
-          <w:rFonts w:ascii="Times New Roman" w:eastAsia="Times New Roman" w:hAnsi="Times New Roman" w:cs="Times New Roman"/>
-          <w:sz w:val="20"/>
-        </w:rPr>
-        <w:t>broj</w:t>
-      </w:r>
-      <w:proofErr w:type="spellEnd"/>
-      <w:r>
-        <w:rPr>
-          <w:rFonts w:ascii="Times New Roman" w:eastAsia="Times New Roman" w:hAnsi="Times New Roman" w:cs="Times New Roman"/>
-          <w:sz w:val="20"/>
-        </w:rPr>
-        <w:t xml:space="preserve"> </w:t>
-      </w:r>
-      <w:proofErr w:type="spellStart"/>
-      <w:r>
-        <w:rPr>
-          <w:rFonts w:ascii="Times New Roman" w:eastAsia="Times New Roman" w:hAnsi="Times New Roman" w:cs="Times New Roman"/>
-          <w:sz w:val="20"/>
-        </w:rPr>
-        <w:t>radaova</w:t>
-      </w:r>
-      <w:proofErr w:type="spellEnd"/>
-      <w:r>
-        <w:rPr>
-          <w:rFonts w:ascii="Times New Roman" w:eastAsia="Times New Roman" w:hAnsi="Times New Roman" w:cs="Times New Roman"/>
-          <w:sz w:val="20"/>
-        </w:rPr>
-        <w:t xml:space="preserve"> </w:t>
-      </w:r>
-      <w:proofErr w:type="spellStart"/>
-      <w:r>
-        <w:rPr>
-          <w:rFonts w:ascii="Times New Roman" w:eastAsia="Times New Roman" w:hAnsi="Times New Roman" w:cs="Times New Roman"/>
-          <w:sz w:val="20"/>
-        </w:rPr>
-        <w:t>objavljenih</w:t>
-      </w:r>
-      <w:proofErr w:type="spellEnd"/>
-      <w:r>
-        <w:rPr>
-          <w:rFonts w:ascii="Times New Roman" w:eastAsia="Times New Roman" w:hAnsi="Times New Roman" w:cs="Times New Roman"/>
-          <w:sz w:val="20"/>
-        </w:rPr>
-        <w:t>.</w:t>
+        <w:t>Radi se o prikazu liste izložbi na web stranici. Sistem omogućava da se pretraži izložba po imenu ili slovima u imenu izložbe, pregledaju aktivni il zatvorene izložbe, kao I da ih filtrira I prikaže. Svaka izložba ima svoj jedinstveni prikaz sa detaljima I u opisu piše stanje izložbe, broj umetnika koji učestvuju u njoj do tog trenutka, kao I broj radaova objavljenih.</w:t>
       </w:r>
     </w:p>
     <w:p>
@@ -5199,17 +3200,9 @@
         <w:rPr>
           <w:u w:val="single" w:color="000000"/>
         </w:rPr>
-        <w:t xml:space="preserve">Tok </w:t>
-      </w:r>
-      <w:proofErr w:type="spellStart"/>
-      <w:r>
-        <w:rPr>
-          <w:u w:val="single" w:color="000000"/>
-        </w:rPr>
-        <w:t>dogadjaja</w:t>
+        <w:t>Tok dogadjaja</w:t>
       </w:r>
       <w:bookmarkEnd w:id="8"/>
-      <w:proofErr w:type="spellEnd"/>
       <w:r>
         <w:t xml:space="preserve"> </w:t>
       </w:r>
@@ -5220,42 +3213,24 @@
         <w:spacing w:after="56"/>
         <w:ind w:left="720" w:hanging="720"/>
       </w:pPr>
-      <w:proofErr w:type="spellStart"/>
       <w:r>
         <w:rPr>
           <w:i/>
         </w:rPr>
         <w:t>Prikaz</w:t>
       </w:r>
-      <w:proofErr w:type="spellEnd"/>
       <w:r>
         <w:rPr>
           <w:i/>
         </w:rPr>
-        <w:t xml:space="preserve"> </w:t>
-      </w:r>
-      <w:proofErr w:type="spellStart"/>
+        <w:t xml:space="preserve"> svih</w:t>
+      </w:r>
       <w:r>
         <w:rPr>
           <w:i/>
         </w:rPr>
-        <w:t>svih</w:t>
-      </w:r>
-      <w:proofErr w:type="spellEnd"/>
-      <w:r>
-        <w:rPr>
-          <w:i/>
-        </w:rPr>
-        <w:t xml:space="preserve"> </w:t>
-      </w:r>
-      <w:proofErr w:type="spellStart"/>
-      <w:r>
-        <w:rPr>
-          <w:i/>
-        </w:rPr>
-        <w:t>izložbi</w:t>
-      </w:r>
-      <w:proofErr w:type="spellEnd"/>
+        <w:t xml:space="preserve"> izložbi</w:t>
+      </w:r>
       <w:r>
         <w:rPr>
           <w:i/>
@@ -5277,76 +3252,19 @@
           <w:sz w:val="20"/>
         </w:rPr>
       </w:pPr>
-      <w:proofErr w:type="spellStart"/>
       <w:r>
         <w:rPr>
           <w:rFonts w:ascii="Times New Roman" w:eastAsia="Times New Roman" w:hAnsi="Times New Roman" w:cs="Times New Roman"/>
           <w:sz w:val="20"/>
         </w:rPr>
-        <w:t>Korisnik</w:t>
-      </w:r>
-      <w:proofErr w:type="spellEnd"/>
+        <w:t>Korisnik u</w:t>
+      </w:r>
       <w:r>
         <w:rPr>
           <w:rFonts w:ascii="Times New Roman" w:eastAsia="Times New Roman" w:hAnsi="Times New Roman" w:cs="Times New Roman"/>
           <w:sz w:val="20"/>
         </w:rPr>
-        <w:t xml:space="preserve"> </w:t>
-      </w:r>
-      <w:proofErr w:type="spellStart"/>
-      <w:r>
-        <w:rPr>
-          <w:rFonts w:ascii="Times New Roman" w:eastAsia="Times New Roman" w:hAnsi="Times New Roman" w:cs="Times New Roman"/>
-          <w:sz w:val="20"/>
-        </w:rPr>
-        <w:t>u</w:t>
-      </w:r>
-      <w:r>
-        <w:rPr>
-          <w:rFonts w:ascii="Times New Roman" w:eastAsia="Times New Roman" w:hAnsi="Times New Roman" w:cs="Times New Roman"/>
-          <w:sz w:val="20"/>
-        </w:rPr>
-        <w:t>tvara</w:t>
-      </w:r>
-      <w:proofErr w:type="spellEnd"/>
-      <w:r>
-        <w:rPr>
-          <w:rFonts w:ascii="Times New Roman" w:eastAsia="Times New Roman" w:hAnsi="Times New Roman" w:cs="Times New Roman"/>
-          <w:sz w:val="20"/>
-        </w:rPr>
-        <w:t xml:space="preserve"> </w:t>
-      </w:r>
-      <w:proofErr w:type="spellStart"/>
-      <w:r>
-        <w:rPr>
-          <w:rFonts w:ascii="Times New Roman" w:eastAsia="Times New Roman" w:hAnsi="Times New Roman" w:cs="Times New Roman"/>
-          <w:sz w:val="20"/>
-        </w:rPr>
-        <w:t>stranicu</w:t>
-      </w:r>
-      <w:proofErr w:type="spellEnd"/>
-      <w:r>
-        <w:rPr>
-          <w:rFonts w:ascii="Times New Roman" w:eastAsia="Times New Roman" w:hAnsi="Times New Roman" w:cs="Times New Roman"/>
-          <w:sz w:val="20"/>
-        </w:rPr>
-        <w:t xml:space="preserve"> “</w:t>
-      </w:r>
-      <w:proofErr w:type="spellStart"/>
-      <w:r>
-        <w:rPr>
-          <w:rFonts w:ascii="Times New Roman" w:eastAsia="Times New Roman" w:hAnsi="Times New Roman" w:cs="Times New Roman"/>
-          <w:sz w:val="20"/>
-        </w:rPr>
-        <w:t>Izložbe</w:t>
-      </w:r>
-      <w:proofErr w:type="spellEnd"/>
-      <w:r>
-        <w:rPr>
-          <w:rFonts w:ascii="Times New Roman" w:eastAsia="Times New Roman" w:hAnsi="Times New Roman" w:cs="Times New Roman"/>
-          <w:sz w:val="20"/>
-        </w:rPr>
-        <w:t>”.</w:t>
+        <w:t>tvara stranicu “Izložbe”.</w:t>
       </w:r>
     </w:p>
     <w:p>
@@ -5363,158 +3281,20 @@
           <w:sz w:val="20"/>
         </w:rPr>
       </w:pPr>
-      <w:proofErr w:type="spellStart"/>
       <w:r>
         <w:rPr>
           <w:rFonts w:ascii="Times New Roman" w:eastAsia="Times New Roman" w:hAnsi="Times New Roman" w:cs="Times New Roman"/>
           <w:sz w:val="20"/>
         </w:rPr>
-        <w:t>Sistem</w:t>
-      </w:r>
-      <w:proofErr w:type="spellEnd"/>
+        <w:t>Sistem pretra\uje bazu podataka I prikazuje listu svih iz</w:t>
+      </w:r>
       <w:r>
         <w:rPr>
           <w:rFonts w:ascii="Times New Roman" w:eastAsia="Times New Roman" w:hAnsi="Times New Roman" w:cs="Times New Roman"/>
           <w:sz w:val="20"/>
-        </w:rPr>
-        <w:t xml:space="preserve"> </w:t>
-      </w:r>
-      <w:proofErr w:type="spellStart"/>
-      <w:r>
-        <w:rPr>
-          <w:rFonts w:ascii="Times New Roman" w:eastAsia="Times New Roman" w:hAnsi="Times New Roman" w:cs="Times New Roman"/>
-          <w:sz w:val="20"/>
-        </w:rPr>
-        <w:t>pretra</w:t>
-      </w:r>
-      <w:proofErr w:type="spellEnd"/>
-      <w:r>
-        <w:rPr>
-          <w:rFonts w:ascii="Times New Roman" w:eastAsia="Times New Roman" w:hAnsi="Times New Roman" w:cs="Times New Roman"/>
-          <w:sz w:val="20"/>
-        </w:rPr>
-        <w:t>\</w:t>
-      </w:r>
-      <w:proofErr w:type="spellStart"/>
-      <w:r>
-        <w:rPr>
-          <w:rFonts w:ascii="Times New Roman" w:eastAsia="Times New Roman" w:hAnsi="Times New Roman" w:cs="Times New Roman"/>
-          <w:sz w:val="20"/>
-        </w:rPr>
-        <w:t>uje</w:t>
-      </w:r>
-      <w:proofErr w:type="spellEnd"/>
-      <w:r>
-        <w:rPr>
-          <w:rFonts w:ascii="Times New Roman" w:eastAsia="Times New Roman" w:hAnsi="Times New Roman" w:cs="Times New Roman"/>
-          <w:sz w:val="20"/>
-        </w:rPr>
-        <w:t xml:space="preserve"> </w:t>
-      </w:r>
-      <w:proofErr w:type="spellStart"/>
-      <w:r>
-        <w:rPr>
-          <w:rFonts w:ascii="Times New Roman" w:eastAsia="Times New Roman" w:hAnsi="Times New Roman" w:cs="Times New Roman"/>
-          <w:sz w:val="20"/>
-        </w:rPr>
-        <w:t>bazu</w:t>
-      </w:r>
-      <w:proofErr w:type="spellEnd"/>
-      <w:r>
-        <w:rPr>
-          <w:rFonts w:ascii="Times New Roman" w:eastAsia="Times New Roman" w:hAnsi="Times New Roman" w:cs="Times New Roman"/>
-          <w:sz w:val="20"/>
-        </w:rPr>
-        <w:t xml:space="preserve"> </w:t>
-      </w:r>
-      <w:proofErr w:type="spellStart"/>
-      <w:r>
-        <w:rPr>
-          <w:rFonts w:ascii="Times New Roman" w:eastAsia="Times New Roman" w:hAnsi="Times New Roman" w:cs="Times New Roman"/>
-          <w:sz w:val="20"/>
-        </w:rPr>
-        <w:t>podataka</w:t>
-      </w:r>
-      <w:proofErr w:type="spellEnd"/>
-      <w:r>
-        <w:rPr>
-          <w:rFonts w:ascii="Times New Roman" w:eastAsia="Times New Roman" w:hAnsi="Times New Roman" w:cs="Times New Roman"/>
-          <w:sz w:val="20"/>
-        </w:rPr>
-        <w:t xml:space="preserve"> I </w:t>
-      </w:r>
-      <w:proofErr w:type="spellStart"/>
-      <w:r>
-        <w:rPr>
-          <w:rFonts w:ascii="Times New Roman" w:eastAsia="Times New Roman" w:hAnsi="Times New Roman" w:cs="Times New Roman"/>
-          <w:sz w:val="20"/>
-        </w:rPr>
-        <w:t>prikazuje</w:t>
-      </w:r>
-      <w:proofErr w:type="spellEnd"/>
-      <w:r>
-        <w:rPr>
-          <w:rFonts w:ascii="Times New Roman" w:eastAsia="Times New Roman" w:hAnsi="Times New Roman" w:cs="Times New Roman"/>
-          <w:sz w:val="20"/>
-        </w:rPr>
-        <w:t xml:space="preserve"> </w:t>
-      </w:r>
-      <w:proofErr w:type="spellStart"/>
-      <w:r>
-        <w:rPr>
-          <w:rFonts w:ascii="Times New Roman" w:eastAsia="Times New Roman" w:hAnsi="Times New Roman" w:cs="Times New Roman"/>
-          <w:sz w:val="20"/>
-        </w:rPr>
-        <w:t>listu</w:t>
-      </w:r>
-      <w:proofErr w:type="spellEnd"/>
-      <w:r>
-        <w:rPr>
-          <w:rFonts w:ascii="Times New Roman" w:eastAsia="Times New Roman" w:hAnsi="Times New Roman" w:cs="Times New Roman"/>
-          <w:sz w:val="20"/>
-        </w:rPr>
-        <w:t xml:space="preserve"> </w:t>
-      </w:r>
-      <w:proofErr w:type="spellStart"/>
-      <w:r>
-        <w:rPr>
-          <w:rFonts w:ascii="Times New Roman" w:eastAsia="Times New Roman" w:hAnsi="Times New Roman" w:cs="Times New Roman"/>
-          <w:sz w:val="20"/>
-        </w:rPr>
-        <w:t>svih</w:t>
-      </w:r>
-      <w:proofErr w:type="spellEnd"/>
-      <w:r>
-        <w:rPr>
-          <w:rFonts w:ascii="Times New Roman" w:eastAsia="Times New Roman" w:hAnsi="Times New Roman" w:cs="Times New Roman"/>
-          <w:sz w:val="20"/>
-        </w:rPr>
-        <w:t xml:space="preserve"> </w:t>
-      </w:r>
-      <w:proofErr w:type="spellStart"/>
-      <w:r>
-        <w:rPr>
-          <w:rFonts w:ascii="Times New Roman" w:eastAsia="Times New Roman" w:hAnsi="Times New Roman" w:cs="Times New Roman"/>
-          <w:sz w:val="20"/>
-        </w:rPr>
-        <w:t>iz</w:t>
-      </w:r>
-      <w:r>
-        <w:rPr>
-          <w:rFonts w:ascii="Times New Roman" w:eastAsia="Times New Roman" w:hAnsi="Times New Roman" w:cs="Times New Roman"/>
-          <w:sz w:val="20"/>
           <w:lang w:val="sr-Latn-RS"/>
         </w:rPr>
-        <w:t>ložbi</w:t>
-      </w:r>
-      <w:proofErr w:type="spellEnd"/>
-      <w:r>
-        <w:rPr>
-          <w:rFonts w:ascii="Times New Roman" w:eastAsia="Times New Roman" w:hAnsi="Times New Roman" w:cs="Times New Roman"/>
-          <w:sz w:val="20"/>
-          <w:lang w:val="sr-Latn-RS"/>
-        </w:rPr>
-        <w:t>.</w:t>
+        <w:t>ložbi.</w:t>
       </w:r>
     </w:p>
     <w:p>
@@ -5536,359 +3316,7 @@
           <w:rFonts w:ascii="Times New Roman" w:eastAsia="Times New Roman" w:hAnsi="Times New Roman" w:cs="Times New Roman"/>
           <w:sz w:val="20"/>
         </w:rPr>
-        <w:t xml:space="preserve">Za </w:t>
-      </w:r>
-      <w:proofErr w:type="spellStart"/>
-      <w:r>
-        <w:rPr>
-          <w:rFonts w:ascii="Times New Roman" w:eastAsia="Times New Roman" w:hAnsi="Times New Roman" w:cs="Times New Roman"/>
-          <w:sz w:val="20"/>
-        </w:rPr>
-        <w:t>svaku</w:t>
-      </w:r>
-      <w:proofErr w:type="spellEnd"/>
-      <w:r>
-        <w:rPr>
-          <w:rFonts w:ascii="Times New Roman" w:eastAsia="Times New Roman" w:hAnsi="Times New Roman" w:cs="Times New Roman"/>
-          <w:sz w:val="20"/>
-        </w:rPr>
-        <w:t xml:space="preserve"> </w:t>
-      </w:r>
-      <w:proofErr w:type="spellStart"/>
-      <w:r>
-        <w:rPr>
-          <w:rFonts w:ascii="Times New Roman" w:eastAsia="Times New Roman" w:hAnsi="Times New Roman" w:cs="Times New Roman"/>
-          <w:sz w:val="20"/>
-        </w:rPr>
-        <w:t>izložbu</w:t>
-      </w:r>
-      <w:proofErr w:type="spellEnd"/>
-      <w:r>
-        <w:rPr>
-          <w:rFonts w:ascii="Times New Roman" w:eastAsia="Times New Roman" w:hAnsi="Times New Roman" w:cs="Times New Roman"/>
-          <w:sz w:val="20"/>
-        </w:rPr>
-        <w:t xml:space="preserve"> </w:t>
-      </w:r>
-      <w:proofErr w:type="spellStart"/>
-      <w:r>
-        <w:rPr>
-          <w:rFonts w:ascii="Times New Roman" w:eastAsia="Times New Roman" w:hAnsi="Times New Roman" w:cs="Times New Roman"/>
-          <w:sz w:val="20"/>
-        </w:rPr>
-        <w:t>prikazuju</w:t>
-      </w:r>
-      <w:proofErr w:type="spellEnd"/>
-      <w:r>
-        <w:rPr>
-          <w:rFonts w:ascii="Times New Roman" w:eastAsia="Times New Roman" w:hAnsi="Times New Roman" w:cs="Times New Roman"/>
-          <w:sz w:val="20"/>
-        </w:rPr>
-        <w:t xml:space="preserve"> se </w:t>
-      </w:r>
-      <w:proofErr w:type="spellStart"/>
-      <w:r>
-        <w:rPr>
-          <w:rFonts w:ascii="Times New Roman" w:eastAsia="Times New Roman" w:hAnsi="Times New Roman" w:cs="Times New Roman"/>
-          <w:sz w:val="20"/>
-        </w:rPr>
-        <w:t>osnovne</w:t>
-      </w:r>
-      <w:proofErr w:type="spellEnd"/>
-      <w:r>
-        <w:rPr>
-          <w:rFonts w:ascii="Times New Roman" w:eastAsia="Times New Roman" w:hAnsi="Times New Roman" w:cs="Times New Roman"/>
-          <w:sz w:val="20"/>
-        </w:rPr>
-        <w:t xml:space="preserve"> </w:t>
-      </w:r>
-      <w:proofErr w:type="spellStart"/>
-      <w:r>
-        <w:rPr>
-          <w:rFonts w:ascii="Times New Roman" w:eastAsia="Times New Roman" w:hAnsi="Times New Roman" w:cs="Times New Roman"/>
-          <w:sz w:val="20"/>
-        </w:rPr>
-        <w:t>informacije</w:t>
-      </w:r>
-      <w:proofErr w:type="spellEnd"/>
-      <w:r>
-        <w:rPr>
-          <w:rFonts w:ascii="Times New Roman" w:eastAsia="Times New Roman" w:hAnsi="Times New Roman" w:cs="Times New Roman"/>
-          <w:sz w:val="20"/>
-        </w:rPr>
-        <w:t xml:space="preserve"> </w:t>
-      </w:r>
-      <w:proofErr w:type="spellStart"/>
-      <w:r>
-        <w:rPr>
-          <w:rFonts w:ascii="Times New Roman" w:eastAsia="Times New Roman" w:hAnsi="Times New Roman" w:cs="Times New Roman"/>
-          <w:sz w:val="20"/>
-        </w:rPr>
-        <w:t>kao</w:t>
-      </w:r>
-      <w:proofErr w:type="spellEnd"/>
-      <w:r>
-        <w:rPr>
-          <w:rFonts w:ascii="Times New Roman" w:eastAsia="Times New Roman" w:hAnsi="Times New Roman" w:cs="Times New Roman"/>
-          <w:sz w:val="20"/>
-        </w:rPr>
-        <w:t xml:space="preserve"> </w:t>
-      </w:r>
-      <w:proofErr w:type="spellStart"/>
-      <w:r>
-        <w:rPr>
-          <w:rFonts w:ascii="Times New Roman" w:eastAsia="Times New Roman" w:hAnsi="Times New Roman" w:cs="Times New Roman"/>
-          <w:sz w:val="20"/>
-        </w:rPr>
-        <w:t>što</w:t>
-      </w:r>
-      <w:proofErr w:type="spellEnd"/>
-      <w:r>
-        <w:rPr>
-          <w:rFonts w:ascii="Times New Roman" w:eastAsia="Times New Roman" w:hAnsi="Times New Roman" w:cs="Times New Roman"/>
-          <w:sz w:val="20"/>
-        </w:rPr>
-        <w:t xml:space="preserve"> </w:t>
-      </w:r>
-      <w:proofErr w:type="spellStart"/>
-      <w:r>
-        <w:rPr>
-          <w:rFonts w:ascii="Times New Roman" w:eastAsia="Times New Roman" w:hAnsi="Times New Roman" w:cs="Times New Roman"/>
-          <w:sz w:val="20"/>
-        </w:rPr>
-        <w:t>su</w:t>
-      </w:r>
-      <w:proofErr w:type="spellEnd"/>
-      <w:r>
-        <w:rPr>
-          <w:rFonts w:ascii="Times New Roman" w:eastAsia="Times New Roman" w:hAnsi="Times New Roman" w:cs="Times New Roman"/>
-          <w:sz w:val="20"/>
-        </w:rPr>
-        <w:t xml:space="preserve"> status (</w:t>
-      </w:r>
-      <w:proofErr w:type="spellStart"/>
-      <w:r>
-        <w:rPr>
-          <w:rFonts w:ascii="Times New Roman" w:eastAsia="Times New Roman" w:hAnsi="Times New Roman" w:cs="Times New Roman"/>
-          <w:sz w:val="20"/>
-        </w:rPr>
-        <w:t>aktivna</w:t>
-      </w:r>
-      <w:proofErr w:type="spellEnd"/>
-      <w:r>
-        <w:rPr>
-          <w:rFonts w:ascii="Times New Roman" w:eastAsia="Times New Roman" w:hAnsi="Times New Roman" w:cs="Times New Roman"/>
-          <w:sz w:val="20"/>
-        </w:rPr>
-        <w:t xml:space="preserve"> </w:t>
-      </w:r>
-      <w:proofErr w:type="spellStart"/>
-      <w:r>
-        <w:rPr>
-          <w:rFonts w:ascii="Times New Roman" w:eastAsia="Times New Roman" w:hAnsi="Times New Roman" w:cs="Times New Roman"/>
-          <w:sz w:val="20"/>
-        </w:rPr>
-        <w:t>ili</w:t>
-      </w:r>
-      <w:proofErr w:type="spellEnd"/>
-      <w:r>
-        <w:rPr>
-          <w:rFonts w:ascii="Times New Roman" w:eastAsia="Times New Roman" w:hAnsi="Times New Roman" w:cs="Times New Roman"/>
-          <w:sz w:val="20"/>
-        </w:rPr>
-        <w:t xml:space="preserve"> </w:t>
-      </w:r>
-      <w:proofErr w:type="spellStart"/>
-      <w:r>
-        <w:rPr>
-          <w:rFonts w:ascii="Times New Roman" w:eastAsia="Times New Roman" w:hAnsi="Times New Roman" w:cs="Times New Roman"/>
-          <w:sz w:val="20"/>
-        </w:rPr>
-        <w:t>zatvorena</w:t>
-      </w:r>
-      <w:proofErr w:type="spellEnd"/>
-      <w:r>
-        <w:rPr>
-          <w:rFonts w:ascii="Times New Roman" w:eastAsia="Times New Roman" w:hAnsi="Times New Roman" w:cs="Times New Roman"/>
-          <w:sz w:val="20"/>
-        </w:rPr>
-        <w:t xml:space="preserve">), </w:t>
-      </w:r>
-      <w:proofErr w:type="spellStart"/>
-      <w:r>
-        <w:rPr>
-          <w:rFonts w:ascii="Times New Roman" w:eastAsia="Times New Roman" w:hAnsi="Times New Roman" w:cs="Times New Roman"/>
-          <w:sz w:val="20"/>
-        </w:rPr>
-        <w:t>broj</w:t>
-      </w:r>
-      <w:proofErr w:type="spellEnd"/>
-      <w:r>
-        <w:rPr>
-          <w:rFonts w:ascii="Times New Roman" w:eastAsia="Times New Roman" w:hAnsi="Times New Roman" w:cs="Times New Roman"/>
-          <w:sz w:val="20"/>
-        </w:rPr>
-        <w:t xml:space="preserve"> </w:t>
-      </w:r>
-      <w:proofErr w:type="spellStart"/>
-      <w:r>
-        <w:rPr>
-          <w:rFonts w:ascii="Times New Roman" w:eastAsia="Times New Roman" w:hAnsi="Times New Roman" w:cs="Times New Roman"/>
-          <w:sz w:val="20"/>
-        </w:rPr>
-        <w:t>umetnika</w:t>
-      </w:r>
-      <w:proofErr w:type="spellEnd"/>
-      <w:r>
-        <w:rPr>
-          <w:rFonts w:ascii="Times New Roman" w:eastAsia="Times New Roman" w:hAnsi="Times New Roman" w:cs="Times New Roman"/>
-          <w:sz w:val="20"/>
-        </w:rPr>
-        <w:t xml:space="preserve"> koji </w:t>
-      </w:r>
-      <w:proofErr w:type="spellStart"/>
-      <w:r>
-        <w:rPr>
-          <w:rFonts w:ascii="Times New Roman" w:eastAsia="Times New Roman" w:hAnsi="Times New Roman" w:cs="Times New Roman"/>
-          <w:sz w:val="20"/>
-        </w:rPr>
-        <w:t>učestvuje</w:t>
-      </w:r>
-      <w:proofErr w:type="spellEnd"/>
-      <w:r>
-        <w:rPr>
-          <w:rFonts w:ascii="Times New Roman" w:eastAsia="Times New Roman" w:hAnsi="Times New Roman" w:cs="Times New Roman"/>
-          <w:sz w:val="20"/>
-        </w:rPr>
-        <w:t xml:space="preserve"> u </w:t>
-      </w:r>
-      <w:proofErr w:type="spellStart"/>
-      <w:r>
-        <w:rPr>
-          <w:rFonts w:ascii="Times New Roman" w:eastAsia="Times New Roman" w:hAnsi="Times New Roman" w:cs="Times New Roman"/>
-          <w:sz w:val="20"/>
-        </w:rPr>
-        <w:t>njoj</w:t>
-      </w:r>
-      <w:proofErr w:type="spellEnd"/>
-      <w:r>
-        <w:rPr>
-          <w:rFonts w:ascii="Times New Roman" w:eastAsia="Times New Roman" w:hAnsi="Times New Roman" w:cs="Times New Roman"/>
-          <w:sz w:val="20"/>
-        </w:rPr>
-        <w:t xml:space="preserve">, </w:t>
-      </w:r>
-      <w:proofErr w:type="spellStart"/>
-      <w:r>
-        <w:rPr>
-          <w:rFonts w:ascii="Times New Roman" w:eastAsia="Times New Roman" w:hAnsi="Times New Roman" w:cs="Times New Roman"/>
-          <w:sz w:val="20"/>
-        </w:rPr>
-        <w:t>kao</w:t>
-      </w:r>
-      <w:proofErr w:type="spellEnd"/>
-      <w:r>
-        <w:rPr>
-          <w:rFonts w:ascii="Times New Roman" w:eastAsia="Times New Roman" w:hAnsi="Times New Roman" w:cs="Times New Roman"/>
-          <w:sz w:val="20"/>
-        </w:rPr>
-        <w:t xml:space="preserve"> I </w:t>
-      </w:r>
-      <w:proofErr w:type="spellStart"/>
-      <w:r>
-        <w:rPr>
-          <w:rFonts w:ascii="Times New Roman" w:eastAsia="Times New Roman" w:hAnsi="Times New Roman" w:cs="Times New Roman"/>
-          <w:sz w:val="20"/>
-        </w:rPr>
-        <w:t>broj</w:t>
-      </w:r>
-      <w:proofErr w:type="spellEnd"/>
-      <w:r>
-        <w:rPr>
-          <w:rFonts w:ascii="Times New Roman" w:eastAsia="Times New Roman" w:hAnsi="Times New Roman" w:cs="Times New Roman"/>
-          <w:sz w:val="20"/>
-        </w:rPr>
-        <w:t xml:space="preserve"> </w:t>
-      </w:r>
-      <w:proofErr w:type="spellStart"/>
-      <w:r>
-        <w:rPr>
-          <w:rFonts w:ascii="Times New Roman" w:eastAsia="Times New Roman" w:hAnsi="Times New Roman" w:cs="Times New Roman"/>
-          <w:sz w:val="20"/>
-        </w:rPr>
-        <w:t>radova</w:t>
-      </w:r>
-      <w:proofErr w:type="spellEnd"/>
-      <w:r>
-        <w:rPr>
-          <w:rFonts w:ascii="Times New Roman" w:eastAsia="Times New Roman" w:hAnsi="Times New Roman" w:cs="Times New Roman"/>
-          <w:sz w:val="20"/>
-        </w:rPr>
-        <w:t xml:space="preserve"> koji </w:t>
-      </w:r>
-      <w:proofErr w:type="spellStart"/>
-      <w:r>
-        <w:rPr>
-          <w:rFonts w:ascii="Times New Roman" w:eastAsia="Times New Roman" w:hAnsi="Times New Roman" w:cs="Times New Roman"/>
-          <w:sz w:val="20"/>
-        </w:rPr>
-        <w:t>su</w:t>
-      </w:r>
-      <w:proofErr w:type="spellEnd"/>
-      <w:r>
-        <w:rPr>
-          <w:rFonts w:ascii="Times New Roman" w:eastAsia="Times New Roman" w:hAnsi="Times New Roman" w:cs="Times New Roman"/>
-          <w:sz w:val="20"/>
-        </w:rPr>
-        <w:t xml:space="preserve"> </w:t>
-      </w:r>
-      <w:proofErr w:type="spellStart"/>
-      <w:r>
-        <w:rPr>
-          <w:rFonts w:ascii="Times New Roman" w:eastAsia="Times New Roman" w:hAnsi="Times New Roman" w:cs="Times New Roman"/>
-          <w:sz w:val="20"/>
-        </w:rPr>
-        <w:t>submitovani</w:t>
-      </w:r>
-      <w:proofErr w:type="spellEnd"/>
-      <w:r>
-        <w:rPr>
-          <w:rFonts w:ascii="Times New Roman" w:eastAsia="Times New Roman" w:hAnsi="Times New Roman" w:cs="Times New Roman"/>
-          <w:sz w:val="20"/>
-        </w:rPr>
-        <w:t xml:space="preserve"> I </w:t>
-      </w:r>
-      <w:proofErr w:type="spellStart"/>
-      <w:r>
-        <w:rPr>
-          <w:rFonts w:ascii="Times New Roman" w:eastAsia="Times New Roman" w:hAnsi="Times New Roman" w:cs="Times New Roman"/>
-          <w:sz w:val="20"/>
-        </w:rPr>
-        <w:t>učestvuju</w:t>
-      </w:r>
-      <w:proofErr w:type="spellEnd"/>
-      <w:r>
-        <w:rPr>
-          <w:rFonts w:ascii="Times New Roman" w:eastAsia="Times New Roman" w:hAnsi="Times New Roman" w:cs="Times New Roman"/>
-          <w:sz w:val="20"/>
-        </w:rPr>
-        <w:t xml:space="preserve"> u </w:t>
-      </w:r>
-      <w:proofErr w:type="spellStart"/>
-      <w:r>
-        <w:rPr>
-          <w:rFonts w:ascii="Times New Roman" w:eastAsia="Times New Roman" w:hAnsi="Times New Roman" w:cs="Times New Roman"/>
-          <w:sz w:val="20"/>
-        </w:rPr>
-        <w:t>takmičenju</w:t>
-      </w:r>
-      <w:proofErr w:type="spellEnd"/>
-      <w:r>
-        <w:rPr>
-          <w:rFonts w:ascii="Times New Roman" w:eastAsia="Times New Roman" w:hAnsi="Times New Roman" w:cs="Times New Roman"/>
-          <w:sz w:val="20"/>
-        </w:rPr>
-        <w:t>.</w:t>
+        <w:t>Za svaku izložbu prikazuju se osnovne informacije kao što su status (aktivna ili zatvorena), broj umetnika koji učestvuje u njoj, kao I broj radova koji su submitovani I učestvuju u takmičenju.</w:t>
       </w:r>
     </w:p>
     <w:p>
@@ -5905,325 +3333,12 @@
           <w:sz w:val="20"/>
         </w:rPr>
       </w:pPr>
-      <w:proofErr w:type="spellStart"/>
       <w:r>
         <w:rPr>
           <w:rFonts w:ascii="Times New Roman" w:eastAsia="Times New Roman" w:hAnsi="Times New Roman" w:cs="Times New Roman"/>
           <w:sz w:val="20"/>
         </w:rPr>
-        <w:t>Izložbe</w:t>
-      </w:r>
-      <w:proofErr w:type="spellEnd"/>
-      <w:r>
-        <w:rPr>
-          <w:rFonts w:ascii="Times New Roman" w:eastAsia="Times New Roman" w:hAnsi="Times New Roman" w:cs="Times New Roman"/>
-          <w:sz w:val="20"/>
-        </w:rPr>
-        <w:t xml:space="preserve"> </w:t>
-      </w:r>
-      <w:proofErr w:type="spellStart"/>
-      <w:r>
-        <w:rPr>
-          <w:rFonts w:ascii="Times New Roman" w:eastAsia="Times New Roman" w:hAnsi="Times New Roman" w:cs="Times New Roman"/>
-          <w:sz w:val="20"/>
-        </w:rPr>
-        <w:t>su</w:t>
-      </w:r>
-      <w:proofErr w:type="spellEnd"/>
-      <w:r>
-        <w:rPr>
-          <w:rFonts w:ascii="Times New Roman" w:eastAsia="Times New Roman" w:hAnsi="Times New Roman" w:cs="Times New Roman"/>
-          <w:sz w:val="20"/>
-        </w:rPr>
-        <w:t xml:space="preserve"> </w:t>
-      </w:r>
-      <w:proofErr w:type="spellStart"/>
-      <w:r>
-        <w:rPr>
-          <w:rFonts w:ascii="Times New Roman" w:eastAsia="Times New Roman" w:hAnsi="Times New Roman" w:cs="Times New Roman"/>
-          <w:sz w:val="20"/>
-        </w:rPr>
-        <w:t>bojom</w:t>
-      </w:r>
-      <w:proofErr w:type="spellEnd"/>
-      <w:r>
-        <w:rPr>
-          <w:rFonts w:ascii="Times New Roman" w:eastAsia="Times New Roman" w:hAnsi="Times New Roman" w:cs="Times New Roman"/>
-          <w:sz w:val="20"/>
-        </w:rPr>
-        <w:t xml:space="preserve"> </w:t>
-      </w:r>
-      <w:proofErr w:type="spellStart"/>
-      <w:r>
-        <w:rPr>
-          <w:rFonts w:ascii="Times New Roman" w:eastAsia="Times New Roman" w:hAnsi="Times New Roman" w:cs="Times New Roman"/>
-          <w:sz w:val="20"/>
-        </w:rPr>
-        <w:t>obojene</w:t>
-      </w:r>
-      <w:proofErr w:type="spellEnd"/>
-      <w:r>
-        <w:rPr>
-          <w:rFonts w:ascii="Times New Roman" w:eastAsia="Times New Roman" w:hAnsi="Times New Roman" w:cs="Times New Roman"/>
-          <w:sz w:val="20"/>
-        </w:rPr>
-        <w:t xml:space="preserve"> </w:t>
-      </w:r>
-      <w:proofErr w:type="spellStart"/>
-      <w:r>
-        <w:rPr>
-          <w:rFonts w:ascii="Times New Roman" w:eastAsia="Times New Roman" w:hAnsi="Times New Roman" w:cs="Times New Roman"/>
-          <w:sz w:val="20"/>
-        </w:rPr>
-        <w:t>temi</w:t>
-      </w:r>
-      <w:proofErr w:type="spellEnd"/>
-      <w:r>
-        <w:rPr>
-          <w:rFonts w:ascii="Times New Roman" w:eastAsia="Times New Roman" w:hAnsi="Times New Roman" w:cs="Times New Roman"/>
-          <w:sz w:val="20"/>
-        </w:rPr>
-        <w:t xml:space="preserve"> </w:t>
-      </w:r>
-      <w:proofErr w:type="spellStart"/>
-      <w:r>
-        <w:rPr>
-          <w:rFonts w:ascii="Times New Roman" w:eastAsia="Times New Roman" w:hAnsi="Times New Roman" w:cs="Times New Roman"/>
-          <w:sz w:val="20"/>
-        </w:rPr>
-        <w:t>koja</w:t>
-      </w:r>
-      <w:proofErr w:type="spellEnd"/>
-      <w:r>
-        <w:rPr>
-          <w:rFonts w:ascii="Times New Roman" w:eastAsia="Times New Roman" w:hAnsi="Times New Roman" w:cs="Times New Roman"/>
-          <w:sz w:val="20"/>
-        </w:rPr>
-        <w:t xml:space="preserve"> </w:t>
-      </w:r>
-      <w:proofErr w:type="spellStart"/>
-      <w:r>
-        <w:rPr>
-          <w:rFonts w:ascii="Times New Roman" w:eastAsia="Times New Roman" w:hAnsi="Times New Roman" w:cs="Times New Roman"/>
-          <w:sz w:val="20"/>
-        </w:rPr>
-        <w:t>im</w:t>
-      </w:r>
-      <w:proofErr w:type="spellEnd"/>
-      <w:r>
-        <w:rPr>
-          <w:rFonts w:ascii="Times New Roman" w:eastAsia="Times New Roman" w:hAnsi="Times New Roman" w:cs="Times New Roman"/>
-          <w:sz w:val="20"/>
-        </w:rPr>
-        <w:t xml:space="preserve"> </w:t>
-      </w:r>
-      <w:proofErr w:type="spellStart"/>
-      <w:r>
-        <w:rPr>
-          <w:rFonts w:ascii="Times New Roman" w:eastAsia="Times New Roman" w:hAnsi="Times New Roman" w:cs="Times New Roman"/>
-          <w:sz w:val="20"/>
-        </w:rPr>
-        <w:t>odgovara</w:t>
-      </w:r>
-      <w:proofErr w:type="spellEnd"/>
-      <w:r>
-        <w:rPr>
-          <w:rFonts w:ascii="Times New Roman" w:eastAsia="Times New Roman" w:hAnsi="Times New Roman" w:cs="Times New Roman"/>
-          <w:sz w:val="20"/>
-        </w:rPr>
-        <w:t xml:space="preserve">, Zelena </w:t>
-      </w:r>
-      <w:proofErr w:type="spellStart"/>
-      <w:r>
-        <w:rPr>
-          <w:rFonts w:ascii="Times New Roman" w:eastAsia="Times New Roman" w:hAnsi="Times New Roman" w:cs="Times New Roman"/>
-          <w:sz w:val="20"/>
-        </w:rPr>
-        <w:t>boja</w:t>
-      </w:r>
-      <w:proofErr w:type="spellEnd"/>
-      <w:r>
-        <w:rPr>
-          <w:rFonts w:ascii="Times New Roman" w:eastAsia="Times New Roman" w:hAnsi="Times New Roman" w:cs="Times New Roman"/>
-          <w:sz w:val="20"/>
-        </w:rPr>
-        <w:t xml:space="preserve"> je </w:t>
-      </w:r>
-      <w:proofErr w:type="spellStart"/>
-      <w:r>
-        <w:rPr>
-          <w:rFonts w:ascii="Times New Roman" w:eastAsia="Times New Roman" w:hAnsi="Times New Roman" w:cs="Times New Roman"/>
-          <w:sz w:val="20"/>
-        </w:rPr>
-        <w:t>tema</w:t>
-      </w:r>
-      <w:proofErr w:type="spellEnd"/>
-      <w:r>
-        <w:rPr>
-          <w:rFonts w:ascii="Times New Roman" w:eastAsia="Times New Roman" w:hAnsi="Times New Roman" w:cs="Times New Roman"/>
-          <w:sz w:val="20"/>
-        </w:rPr>
-        <w:t xml:space="preserve"> </w:t>
-      </w:r>
-      <w:proofErr w:type="spellStart"/>
-      <w:r>
-        <w:rPr>
-          <w:rFonts w:ascii="Times New Roman" w:eastAsia="Times New Roman" w:hAnsi="Times New Roman" w:cs="Times New Roman"/>
-          <w:sz w:val="20"/>
-        </w:rPr>
-        <w:t>priroda</w:t>
-      </w:r>
-      <w:proofErr w:type="spellEnd"/>
-      <w:r>
-        <w:rPr>
-          <w:rFonts w:ascii="Times New Roman" w:eastAsia="Times New Roman" w:hAnsi="Times New Roman" w:cs="Times New Roman"/>
-          <w:sz w:val="20"/>
-        </w:rPr>
-        <w:t xml:space="preserve">, </w:t>
-      </w:r>
-      <w:proofErr w:type="spellStart"/>
-      <w:r>
-        <w:rPr>
-          <w:rFonts w:ascii="Times New Roman" w:eastAsia="Times New Roman" w:hAnsi="Times New Roman" w:cs="Times New Roman"/>
-          <w:sz w:val="20"/>
-        </w:rPr>
-        <w:t>crvena</w:t>
-      </w:r>
-      <w:proofErr w:type="spellEnd"/>
-      <w:r>
-        <w:rPr>
-          <w:rFonts w:ascii="Times New Roman" w:eastAsia="Times New Roman" w:hAnsi="Times New Roman" w:cs="Times New Roman"/>
-          <w:sz w:val="20"/>
-        </w:rPr>
-        <w:t xml:space="preserve"> je </w:t>
-      </w:r>
-      <w:proofErr w:type="spellStart"/>
-      <w:r>
-        <w:rPr>
-          <w:rFonts w:ascii="Times New Roman" w:eastAsia="Times New Roman" w:hAnsi="Times New Roman" w:cs="Times New Roman"/>
-          <w:sz w:val="20"/>
-        </w:rPr>
-        <w:t>tema</w:t>
-      </w:r>
-      <w:proofErr w:type="spellEnd"/>
-      <w:r>
-        <w:rPr>
-          <w:rFonts w:ascii="Times New Roman" w:eastAsia="Times New Roman" w:hAnsi="Times New Roman" w:cs="Times New Roman"/>
-          <w:sz w:val="20"/>
-        </w:rPr>
-        <w:t xml:space="preserve"> </w:t>
-      </w:r>
-      <w:proofErr w:type="spellStart"/>
-      <w:r>
-        <w:rPr>
-          <w:rFonts w:ascii="Times New Roman" w:eastAsia="Times New Roman" w:hAnsi="Times New Roman" w:cs="Times New Roman"/>
-          <w:sz w:val="20"/>
-        </w:rPr>
-        <w:t>portreti</w:t>
-      </w:r>
-      <w:proofErr w:type="spellEnd"/>
-      <w:r>
-        <w:rPr>
-          <w:rFonts w:ascii="Times New Roman" w:eastAsia="Times New Roman" w:hAnsi="Times New Roman" w:cs="Times New Roman"/>
-          <w:sz w:val="20"/>
-        </w:rPr>
-        <w:t xml:space="preserve">, </w:t>
-      </w:r>
-      <w:proofErr w:type="spellStart"/>
-      <w:r>
-        <w:rPr>
-          <w:rFonts w:ascii="Times New Roman" w:eastAsia="Times New Roman" w:hAnsi="Times New Roman" w:cs="Times New Roman"/>
-          <w:sz w:val="20"/>
-        </w:rPr>
-        <w:t>plava</w:t>
-      </w:r>
-      <w:proofErr w:type="spellEnd"/>
-      <w:r>
-        <w:rPr>
-          <w:rFonts w:ascii="Times New Roman" w:eastAsia="Times New Roman" w:hAnsi="Times New Roman" w:cs="Times New Roman"/>
-          <w:sz w:val="20"/>
-        </w:rPr>
-        <w:t xml:space="preserve"> je </w:t>
-      </w:r>
-      <w:proofErr w:type="spellStart"/>
-      <w:r>
-        <w:rPr>
-          <w:rFonts w:ascii="Times New Roman" w:eastAsia="Times New Roman" w:hAnsi="Times New Roman" w:cs="Times New Roman"/>
-          <w:sz w:val="20"/>
-        </w:rPr>
-        <w:t>tema</w:t>
-      </w:r>
-      <w:proofErr w:type="spellEnd"/>
-      <w:r>
-        <w:rPr>
-          <w:rFonts w:ascii="Times New Roman" w:eastAsia="Times New Roman" w:hAnsi="Times New Roman" w:cs="Times New Roman"/>
-          <w:sz w:val="20"/>
-        </w:rPr>
-        <w:t xml:space="preserve"> </w:t>
-      </w:r>
-      <w:proofErr w:type="spellStart"/>
-      <w:r>
-        <w:rPr>
-          <w:rFonts w:ascii="Times New Roman" w:eastAsia="Times New Roman" w:hAnsi="Times New Roman" w:cs="Times New Roman"/>
-          <w:sz w:val="20"/>
-        </w:rPr>
-        <w:t>arhitektura</w:t>
-      </w:r>
-      <w:proofErr w:type="spellEnd"/>
-      <w:r>
-        <w:rPr>
-          <w:rFonts w:ascii="Times New Roman" w:eastAsia="Times New Roman" w:hAnsi="Times New Roman" w:cs="Times New Roman"/>
-          <w:sz w:val="20"/>
-        </w:rPr>
-        <w:t xml:space="preserve">, a </w:t>
-      </w:r>
-      <w:proofErr w:type="spellStart"/>
-      <w:r>
-        <w:rPr>
-          <w:rFonts w:ascii="Times New Roman" w:eastAsia="Times New Roman" w:hAnsi="Times New Roman" w:cs="Times New Roman"/>
-          <w:sz w:val="20"/>
-        </w:rPr>
-        <w:t>žuta</w:t>
-      </w:r>
-      <w:proofErr w:type="spellEnd"/>
-      <w:r>
-        <w:rPr>
-          <w:rFonts w:ascii="Times New Roman" w:eastAsia="Times New Roman" w:hAnsi="Times New Roman" w:cs="Times New Roman"/>
-          <w:sz w:val="20"/>
-        </w:rPr>
-        <w:t xml:space="preserve"> je </w:t>
-      </w:r>
-      <w:proofErr w:type="spellStart"/>
-      <w:r>
-        <w:rPr>
-          <w:rFonts w:ascii="Times New Roman" w:eastAsia="Times New Roman" w:hAnsi="Times New Roman" w:cs="Times New Roman"/>
-          <w:sz w:val="20"/>
-        </w:rPr>
-        <w:t>slobodna</w:t>
-      </w:r>
-      <w:proofErr w:type="spellEnd"/>
-      <w:r>
-        <w:rPr>
-          <w:rFonts w:ascii="Times New Roman" w:eastAsia="Times New Roman" w:hAnsi="Times New Roman" w:cs="Times New Roman"/>
-          <w:sz w:val="20"/>
-        </w:rPr>
-        <w:t xml:space="preserve"> </w:t>
-      </w:r>
-      <w:proofErr w:type="spellStart"/>
-      <w:r>
-        <w:rPr>
-          <w:rFonts w:ascii="Times New Roman" w:eastAsia="Times New Roman" w:hAnsi="Times New Roman" w:cs="Times New Roman"/>
-          <w:sz w:val="20"/>
-        </w:rPr>
-        <w:t>tema</w:t>
-      </w:r>
-      <w:proofErr w:type="spellEnd"/>
-      <w:r>
-        <w:rPr>
-          <w:rFonts w:ascii="Times New Roman" w:eastAsia="Times New Roman" w:hAnsi="Times New Roman" w:cs="Times New Roman"/>
-          <w:sz w:val="20"/>
-        </w:rPr>
-        <w:t>.</w:t>
+        <w:t>Izložbe su bojom obojene temi koja im odgovara, Zelena boja je tema priroda, crvena je tema portreti, plava je tema arhitektura, a žuta je slobodna tema.</w:t>
       </w:r>
     </w:p>
     <w:p>
@@ -6275,48 +3390,14 @@
           <w:iCs/>
         </w:rPr>
       </w:pPr>
-      <w:proofErr w:type="spellStart"/>
       <w:r>
         <w:rPr>
           <w:i/>
           <w:iCs/>
         </w:rPr>
         <w:lastRenderedPageBreak/>
-        <w:t>Prikaz</w:t>
-      </w:r>
-      <w:proofErr w:type="spellEnd"/>
-      <w:r>
-        <w:rPr>
-          <w:i/>
-          <w:iCs/>
-        </w:rPr>
-        <w:t xml:space="preserve"> </w:t>
-      </w:r>
-      <w:proofErr w:type="spellStart"/>
-      <w:r>
-        <w:rPr>
-          <w:i/>
-          <w:iCs/>
-        </w:rPr>
-        <w:t>aktivnih</w:t>
-      </w:r>
-      <w:proofErr w:type="spellEnd"/>
-      <w:r>
-        <w:rPr>
-          <w:i/>
-          <w:iCs/>
-        </w:rPr>
-        <w:t xml:space="preserve"> </w:t>
-      </w:r>
-      <w:proofErr w:type="spellStart"/>
-      <w:r>
-        <w:rPr>
-          <w:i/>
-          <w:iCs/>
-        </w:rPr>
-        <w:t>izložbi</w:t>
-      </w:r>
-      <w:proofErr w:type="spellEnd"/>
+        <w:t>Prikaz aktivnih izložbi</w:t>
+      </w:r>
     </w:p>
     <w:p>
       <w:pPr>
@@ -6337,97 +3418,8 @@
           <w:rFonts w:ascii="Times New Roman" w:eastAsia="Times New Roman" w:hAnsi="Times New Roman" w:cs="Times New Roman"/>
           <w:sz w:val="20"/>
         </w:rPr>
-        <w:t xml:space="preserve">U </w:t>
-      </w:r>
-      <w:proofErr w:type="spellStart"/>
-      <w:r>
-        <w:rPr>
-          <w:rFonts w:ascii="Times New Roman" w:eastAsia="Times New Roman" w:hAnsi="Times New Roman" w:cs="Times New Roman"/>
-          <w:sz w:val="20"/>
-        </w:rPr>
-        <w:t>sekciji</w:t>
-      </w:r>
-      <w:proofErr w:type="spellEnd"/>
-      <w:r>
-        <w:rPr>
-          <w:rFonts w:ascii="Times New Roman" w:eastAsia="Times New Roman" w:hAnsi="Times New Roman" w:cs="Times New Roman"/>
-          <w:sz w:val="20"/>
-        </w:rPr>
-        <w:t xml:space="preserve"> search bar </w:t>
-      </w:r>
-      <w:proofErr w:type="spellStart"/>
-      <w:r>
-        <w:rPr>
-          <w:rFonts w:ascii="Times New Roman" w:eastAsia="Times New Roman" w:hAnsi="Times New Roman" w:cs="Times New Roman"/>
-          <w:sz w:val="20"/>
-        </w:rPr>
-        <w:t>ima</w:t>
-      </w:r>
-      <w:proofErr w:type="spellEnd"/>
-      <w:r>
-        <w:rPr>
-          <w:rFonts w:ascii="Times New Roman" w:eastAsia="Times New Roman" w:hAnsi="Times New Roman" w:cs="Times New Roman"/>
-          <w:sz w:val="20"/>
-        </w:rPr>
-        <w:t xml:space="preserve"> I </w:t>
-      </w:r>
-      <w:proofErr w:type="spellStart"/>
-      <w:r>
-        <w:rPr>
-          <w:rFonts w:ascii="Times New Roman" w:eastAsia="Times New Roman" w:hAnsi="Times New Roman" w:cs="Times New Roman"/>
-          <w:sz w:val="20"/>
-        </w:rPr>
-        <w:t>dugme</w:t>
-      </w:r>
-      <w:proofErr w:type="spellEnd"/>
-      <w:r>
-        <w:rPr>
-          <w:rFonts w:ascii="Times New Roman" w:eastAsia="Times New Roman" w:hAnsi="Times New Roman" w:cs="Times New Roman"/>
-          <w:sz w:val="20"/>
-        </w:rPr>
-        <w:t xml:space="preserve"> filter </w:t>
-      </w:r>
-      <w:proofErr w:type="spellStart"/>
-      <w:r>
-        <w:rPr>
-          <w:rFonts w:ascii="Times New Roman" w:eastAsia="Times New Roman" w:hAnsi="Times New Roman" w:cs="Times New Roman"/>
-          <w:sz w:val="20"/>
-        </w:rPr>
-        <w:t>koje</w:t>
-      </w:r>
-      <w:proofErr w:type="spellEnd"/>
-      <w:r>
-        <w:rPr>
-          <w:rFonts w:ascii="Times New Roman" w:eastAsia="Times New Roman" w:hAnsi="Times New Roman" w:cs="Times New Roman"/>
-          <w:sz w:val="20"/>
-        </w:rPr>
-        <w:t xml:space="preserve"> </w:t>
-      </w:r>
-      <w:proofErr w:type="spellStart"/>
-      <w:r>
-        <w:rPr>
-          <w:rFonts w:ascii="Times New Roman" w:eastAsia="Times New Roman" w:hAnsi="Times New Roman" w:cs="Times New Roman"/>
-          <w:sz w:val="20"/>
-        </w:rPr>
-        <w:t>korisnik</w:t>
-      </w:r>
-      <w:proofErr w:type="spellEnd"/>
-      <w:r>
-        <w:rPr>
-          <w:rFonts w:ascii="Times New Roman" w:eastAsia="Times New Roman" w:hAnsi="Times New Roman" w:cs="Times New Roman"/>
-          <w:sz w:val="20"/>
-        </w:rPr>
-        <w:t xml:space="preserve"> </w:t>
-      </w:r>
-      <w:proofErr w:type="spellStart"/>
-      <w:r>
-        <w:rPr>
-          <w:rFonts w:ascii="Times New Roman" w:eastAsia="Times New Roman" w:hAnsi="Times New Roman" w:cs="Times New Roman"/>
-          <w:sz w:val="20"/>
-        </w:rPr>
-        <w:t>klikće</w:t>
-      </w:r>
-      <w:proofErr w:type="spellEnd"/>
+        <w:t>U sekciji search bar ima I dugme filter koje korisnik klikće</w:t>
+      </w:r>
     </w:p>
     <w:p>
       <w:pPr>
@@ -6443,191 +3435,20 @@
           <w:sz w:val="20"/>
         </w:rPr>
       </w:pPr>
-      <w:proofErr w:type="spellStart"/>
       <w:r>
         <w:rPr>
           <w:rFonts w:ascii="Times New Roman" w:eastAsia="Times New Roman" w:hAnsi="Times New Roman" w:cs="Times New Roman"/>
           <w:sz w:val="20"/>
         </w:rPr>
-        <w:t>Korisniku</w:t>
-      </w:r>
-      <w:proofErr w:type="spellEnd"/>
+        <w:t>Korisniku izlaze opcije sve izložbe, aktivne izložbe I zatvorene izložbe</w:t>
+      </w:r>
       <w:r>
         <w:rPr>
           <w:rFonts w:ascii="Times New Roman" w:eastAsia="Times New Roman" w:hAnsi="Times New Roman" w:cs="Times New Roman"/>
           <w:sz w:val="20"/>
         </w:rPr>
-        <w:t xml:space="preserve"> </w:t>
-      </w:r>
-      <w:proofErr w:type="spellStart"/>
-      <w:r>
-        <w:rPr>
-          <w:rFonts w:ascii="Times New Roman" w:eastAsia="Times New Roman" w:hAnsi="Times New Roman" w:cs="Times New Roman"/>
-          <w:sz w:val="20"/>
-        </w:rPr>
-        <w:t>izlaze</w:t>
-      </w:r>
-      <w:proofErr w:type="spellEnd"/>
-      <w:r>
-        <w:rPr>
-          <w:rFonts w:ascii="Times New Roman" w:eastAsia="Times New Roman" w:hAnsi="Times New Roman" w:cs="Times New Roman"/>
-          <w:sz w:val="20"/>
-        </w:rPr>
-        <w:t xml:space="preserve"> </w:t>
-      </w:r>
-      <w:proofErr w:type="spellStart"/>
-      <w:r>
-        <w:rPr>
-          <w:rFonts w:ascii="Times New Roman" w:eastAsia="Times New Roman" w:hAnsi="Times New Roman" w:cs="Times New Roman"/>
-          <w:sz w:val="20"/>
-        </w:rPr>
-        <w:t>opcije</w:t>
-      </w:r>
-      <w:proofErr w:type="spellEnd"/>
-      <w:r>
-        <w:rPr>
-          <w:rFonts w:ascii="Times New Roman" w:eastAsia="Times New Roman" w:hAnsi="Times New Roman" w:cs="Times New Roman"/>
-          <w:sz w:val="20"/>
-        </w:rPr>
-        <w:t xml:space="preserve"> </w:t>
-      </w:r>
-      <w:proofErr w:type="spellStart"/>
-      <w:r>
-        <w:rPr>
-          <w:rFonts w:ascii="Times New Roman" w:eastAsia="Times New Roman" w:hAnsi="Times New Roman" w:cs="Times New Roman"/>
-          <w:sz w:val="20"/>
-        </w:rPr>
-        <w:t>sve</w:t>
-      </w:r>
-      <w:proofErr w:type="spellEnd"/>
-      <w:r>
-        <w:rPr>
-          <w:rFonts w:ascii="Times New Roman" w:eastAsia="Times New Roman" w:hAnsi="Times New Roman" w:cs="Times New Roman"/>
-          <w:sz w:val="20"/>
-        </w:rPr>
-        <w:t xml:space="preserve"> </w:t>
-      </w:r>
-      <w:proofErr w:type="spellStart"/>
-      <w:r>
-        <w:rPr>
-          <w:rFonts w:ascii="Times New Roman" w:eastAsia="Times New Roman" w:hAnsi="Times New Roman" w:cs="Times New Roman"/>
-          <w:sz w:val="20"/>
-        </w:rPr>
-        <w:t>izložbe</w:t>
-      </w:r>
-      <w:proofErr w:type="spellEnd"/>
-      <w:r>
-        <w:rPr>
-          <w:rFonts w:ascii="Times New Roman" w:eastAsia="Times New Roman" w:hAnsi="Times New Roman" w:cs="Times New Roman"/>
-          <w:sz w:val="20"/>
-        </w:rPr>
-        <w:t xml:space="preserve">, </w:t>
-      </w:r>
-      <w:proofErr w:type="spellStart"/>
-      <w:r>
-        <w:rPr>
-          <w:rFonts w:ascii="Times New Roman" w:eastAsia="Times New Roman" w:hAnsi="Times New Roman" w:cs="Times New Roman"/>
-          <w:sz w:val="20"/>
-        </w:rPr>
-        <w:t>aktivne</w:t>
-      </w:r>
-      <w:proofErr w:type="spellEnd"/>
-      <w:r>
-        <w:rPr>
-          <w:rFonts w:ascii="Times New Roman" w:eastAsia="Times New Roman" w:hAnsi="Times New Roman" w:cs="Times New Roman"/>
-          <w:sz w:val="20"/>
-        </w:rPr>
-        <w:t xml:space="preserve"> </w:t>
-      </w:r>
-      <w:proofErr w:type="spellStart"/>
-      <w:r>
-        <w:rPr>
-          <w:rFonts w:ascii="Times New Roman" w:eastAsia="Times New Roman" w:hAnsi="Times New Roman" w:cs="Times New Roman"/>
-          <w:sz w:val="20"/>
-        </w:rPr>
-        <w:t>izložbe</w:t>
-      </w:r>
-      <w:proofErr w:type="spellEnd"/>
-      <w:r>
-        <w:rPr>
-          <w:rFonts w:ascii="Times New Roman" w:eastAsia="Times New Roman" w:hAnsi="Times New Roman" w:cs="Times New Roman"/>
-          <w:sz w:val="20"/>
-        </w:rPr>
-        <w:t xml:space="preserve"> I </w:t>
-      </w:r>
-      <w:proofErr w:type="spellStart"/>
-      <w:r>
-        <w:rPr>
-          <w:rFonts w:ascii="Times New Roman" w:eastAsia="Times New Roman" w:hAnsi="Times New Roman" w:cs="Times New Roman"/>
-          <w:sz w:val="20"/>
-        </w:rPr>
-        <w:t>zatvorene</w:t>
-      </w:r>
-      <w:proofErr w:type="spellEnd"/>
-      <w:r>
-        <w:rPr>
-          <w:rFonts w:ascii="Times New Roman" w:eastAsia="Times New Roman" w:hAnsi="Times New Roman" w:cs="Times New Roman"/>
-          <w:sz w:val="20"/>
-        </w:rPr>
-        <w:t xml:space="preserve"> </w:t>
-      </w:r>
-      <w:proofErr w:type="spellStart"/>
-      <w:r>
-        <w:rPr>
-          <w:rFonts w:ascii="Times New Roman" w:eastAsia="Times New Roman" w:hAnsi="Times New Roman" w:cs="Times New Roman"/>
-          <w:sz w:val="20"/>
-        </w:rPr>
-        <w:t>izložbe</w:t>
-      </w:r>
-      <w:proofErr w:type="spellEnd"/>
-      <w:r>
-        <w:rPr>
-          <w:rFonts w:ascii="Times New Roman" w:eastAsia="Times New Roman" w:hAnsi="Times New Roman" w:cs="Times New Roman"/>
-          <w:sz w:val="20"/>
-        </w:rPr>
-        <w:t xml:space="preserve">, I </w:t>
-      </w:r>
-      <w:proofErr w:type="spellStart"/>
-      <w:r>
-        <w:rPr>
-          <w:rFonts w:ascii="Times New Roman" w:eastAsia="Times New Roman" w:hAnsi="Times New Roman" w:cs="Times New Roman"/>
-          <w:sz w:val="20"/>
-        </w:rPr>
-        <w:t>bira</w:t>
-      </w:r>
-      <w:proofErr w:type="spellEnd"/>
-      <w:r>
-        <w:rPr>
-          <w:rFonts w:ascii="Times New Roman" w:eastAsia="Times New Roman" w:hAnsi="Times New Roman" w:cs="Times New Roman"/>
-          <w:sz w:val="20"/>
-        </w:rPr>
-        <w:t xml:space="preserve"> </w:t>
-      </w:r>
-      <w:proofErr w:type="spellStart"/>
-      <w:r>
-        <w:rPr>
-          <w:rFonts w:ascii="Times New Roman" w:eastAsia="Times New Roman" w:hAnsi="Times New Roman" w:cs="Times New Roman"/>
-          <w:sz w:val="20"/>
-        </w:rPr>
-        <w:t>aktivne</w:t>
-      </w:r>
-      <w:proofErr w:type="spellEnd"/>
-      <w:r>
-        <w:rPr>
-          <w:rFonts w:ascii="Times New Roman" w:eastAsia="Times New Roman" w:hAnsi="Times New Roman" w:cs="Times New Roman"/>
-          <w:sz w:val="20"/>
-        </w:rPr>
-        <w:t xml:space="preserve"> </w:t>
-      </w:r>
-      <w:proofErr w:type="spellStart"/>
-      <w:r>
-        <w:rPr>
-          <w:rFonts w:ascii="Times New Roman" w:eastAsia="Times New Roman" w:hAnsi="Times New Roman" w:cs="Times New Roman"/>
-          <w:sz w:val="20"/>
-        </w:rPr>
-        <w:t>izložbe</w:t>
-      </w:r>
-      <w:proofErr w:type="spellEnd"/>
+        <w:t>, I bira aktivne izložbe</w:t>
+      </w:r>
     </w:p>
     <w:p>
       <w:pPr>
@@ -6643,188 +3464,19 @@
           <w:sz w:val="20"/>
         </w:rPr>
       </w:pPr>
-      <w:proofErr w:type="spellStart"/>
       <w:r>
         <w:rPr>
           <w:rFonts w:ascii="Times New Roman" w:eastAsia="Times New Roman" w:hAnsi="Times New Roman" w:cs="Times New Roman"/>
           <w:sz w:val="20"/>
         </w:rPr>
-        <w:t>Korisniku</w:t>
-      </w:r>
-      <w:proofErr w:type="spellEnd"/>
+        <w:t xml:space="preserve">Korisniku </w:t>
+      </w:r>
       <w:r>
         <w:rPr>
           <w:rFonts w:ascii="Times New Roman" w:eastAsia="Times New Roman" w:hAnsi="Times New Roman" w:cs="Times New Roman"/>
           <w:sz w:val="20"/>
         </w:rPr>
-        <w:t xml:space="preserve"> </w:t>
-      </w:r>
-      <w:r>
-        <w:rPr>
-          <w:rFonts w:ascii="Times New Roman" w:eastAsia="Times New Roman" w:hAnsi="Times New Roman" w:cs="Times New Roman"/>
-          <w:sz w:val="20"/>
-        </w:rPr>
-        <w:t xml:space="preserve">se </w:t>
-      </w:r>
-      <w:proofErr w:type="spellStart"/>
-      <w:r>
-        <w:rPr>
-          <w:rFonts w:ascii="Times New Roman" w:eastAsia="Times New Roman" w:hAnsi="Times New Roman" w:cs="Times New Roman"/>
-          <w:sz w:val="20"/>
-        </w:rPr>
-        <w:t>prikazuju</w:t>
-      </w:r>
-      <w:proofErr w:type="spellEnd"/>
-      <w:r>
-        <w:rPr>
-          <w:rFonts w:ascii="Times New Roman" w:eastAsia="Times New Roman" w:hAnsi="Times New Roman" w:cs="Times New Roman"/>
-          <w:sz w:val="20"/>
-        </w:rPr>
-        <w:t xml:space="preserve"> </w:t>
-      </w:r>
-      <w:proofErr w:type="spellStart"/>
-      <w:r>
-        <w:rPr>
-          <w:rFonts w:ascii="Times New Roman" w:eastAsia="Times New Roman" w:hAnsi="Times New Roman" w:cs="Times New Roman"/>
-          <w:sz w:val="20"/>
-        </w:rPr>
-        <w:t>samo</w:t>
-      </w:r>
-      <w:proofErr w:type="spellEnd"/>
-      <w:r>
-        <w:rPr>
-          <w:rFonts w:ascii="Times New Roman" w:eastAsia="Times New Roman" w:hAnsi="Times New Roman" w:cs="Times New Roman"/>
-          <w:sz w:val="20"/>
-        </w:rPr>
-        <w:t xml:space="preserve"> </w:t>
-      </w:r>
-      <w:proofErr w:type="spellStart"/>
-      <w:r>
-        <w:rPr>
-          <w:rFonts w:ascii="Times New Roman" w:eastAsia="Times New Roman" w:hAnsi="Times New Roman" w:cs="Times New Roman"/>
-          <w:sz w:val="20"/>
-        </w:rPr>
-        <w:t>izložbe</w:t>
-      </w:r>
-      <w:proofErr w:type="spellEnd"/>
-      <w:r>
-        <w:rPr>
-          <w:rFonts w:ascii="Times New Roman" w:eastAsia="Times New Roman" w:hAnsi="Times New Roman" w:cs="Times New Roman"/>
-          <w:sz w:val="20"/>
-        </w:rPr>
-        <w:t xml:space="preserve"> </w:t>
-      </w:r>
-      <w:proofErr w:type="spellStart"/>
-      <w:r>
-        <w:rPr>
-          <w:rFonts w:ascii="Times New Roman" w:eastAsia="Times New Roman" w:hAnsi="Times New Roman" w:cs="Times New Roman"/>
-          <w:sz w:val="20"/>
-        </w:rPr>
-        <w:t>koje</w:t>
-      </w:r>
-      <w:proofErr w:type="spellEnd"/>
-      <w:r>
-        <w:rPr>
-          <w:rFonts w:ascii="Times New Roman" w:eastAsia="Times New Roman" w:hAnsi="Times New Roman" w:cs="Times New Roman"/>
-          <w:sz w:val="20"/>
-        </w:rPr>
-        <w:t xml:space="preserve"> </w:t>
-      </w:r>
-      <w:proofErr w:type="spellStart"/>
-      <w:r>
-        <w:rPr>
-          <w:rFonts w:ascii="Times New Roman" w:eastAsia="Times New Roman" w:hAnsi="Times New Roman" w:cs="Times New Roman"/>
-          <w:sz w:val="20"/>
-        </w:rPr>
-        <w:t>još</w:t>
-      </w:r>
-      <w:proofErr w:type="spellEnd"/>
-      <w:r>
-        <w:rPr>
-          <w:rFonts w:ascii="Times New Roman" w:eastAsia="Times New Roman" w:hAnsi="Times New Roman" w:cs="Times New Roman"/>
-          <w:sz w:val="20"/>
-        </w:rPr>
-        <w:t xml:space="preserve"> </w:t>
-      </w:r>
-      <w:proofErr w:type="spellStart"/>
-      <w:r>
-        <w:rPr>
-          <w:rFonts w:ascii="Times New Roman" w:eastAsia="Times New Roman" w:hAnsi="Times New Roman" w:cs="Times New Roman"/>
-          <w:sz w:val="20"/>
-        </w:rPr>
-        <w:t>uvek</w:t>
-      </w:r>
-      <w:proofErr w:type="spellEnd"/>
-      <w:r>
-        <w:rPr>
-          <w:rFonts w:ascii="Times New Roman" w:eastAsia="Times New Roman" w:hAnsi="Times New Roman" w:cs="Times New Roman"/>
-          <w:sz w:val="20"/>
-        </w:rPr>
-        <w:t xml:space="preserve"> </w:t>
-      </w:r>
-      <w:proofErr w:type="spellStart"/>
-      <w:r>
-        <w:rPr>
-          <w:rFonts w:ascii="Times New Roman" w:eastAsia="Times New Roman" w:hAnsi="Times New Roman" w:cs="Times New Roman"/>
-          <w:sz w:val="20"/>
-        </w:rPr>
-        <w:t>traju</w:t>
-      </w:r>
-      <w:proofErr w:type="spellEnd"/>
-      <w:r>
-        <w:rPr>
-          <w:rFonts w:ascii="Times New Roman" w:eastAsia="Times New Roman" w:hAnsi="Times New Roman" w:cs="Times New Roman"/>
-          <w:sz w:val="20"/>
-        </w:rPr>
-        <w:t xml:space="preserve"> I </w:t>
-      </w:r>
-      <w:proofErr w:type="spellStart"/>
-      <w:r>
-        <w:rPr>
-          <w:rFonts w:ascii="Times New Roman" w:eastAsia="Times New Roman" w:hAnsi="Times New Roman" w:cs="Times New Roman"/>
-          <w:sz w:val="20"/>
-        </w:rPr>
-        <w:t>imaju</w:t>
-      </w:r>
-      <w:proofErr w:type="spellEnd"/>
-      <w:r>
-        <w:rPr>
-          <w:rFonts w:ascii="Times New Roman" w:eastAsia="Times New Roman" w:hAnsi="Times New Roman" w:cs="Times New Roman"/>
-          <w:sz w:val="20"/>
-        </w:rPr>
-        <w:t xml:space="preserve"> </w:t>
-      </w:r>
-      <w:proofErr w:type="spellStart"/>
-      <w:r>
-        <w:rPr>
-          <w:rFonts w:ascii="Times New Roman" w:eastAsia="Times New Roman" w:hAnsi="Times New Roman" w:cs="Times New Roman"/>
-          <w:sz w:val="20"/>
-        </w:rPr>
-        <w:t>oznaku</w:t>
-      </w:r>
-      <w:proofErr w:type="spellEnd"/>
-      <w:r>
-        <w:rPr>
-          <w:rFonts w:ascii="Times New Roman" w:eastAsia="Times New Roman" w:hAnsi="Times New Roman" w:cs="Times New Roman"/>
-          <w:sz w:val="20"/>
-        </w:rPr>
-        <w:t xml:space="preserve"> “</w:t>
-      </w:r>
-      <w:proofErr w:type="spellStart"/>
-      <w:r>
-        <w:rPr>
-          <w:rFonts w:ascii="Times New Roman" w:eastAsia="Times New Roman" w:hAnsi="Times New Roman" w:cs="Times New Roman"/>
-          <w:sz w:val="20"/>
-        </w:rPr>
-        <w:t>aktivna</w:t>
-      </w:r>
-      <w:proofErr w:type="spellEnd"/>
-      <w:r>
-        <w:rPr>
-          <w:rFonts w:ascii="Times New Roman" w:eastAsia="Times New Roman" w:hAnsi="Times New Roman" w:cs="Times New Roman"/>
-          <w:sz w:val="20"/>
-        </w:rPr>
-        <w:t>”.</w:t>
+        <w:t>se prikazuju samo izložbe koje još uvek traju I imaju oznaku “aktivna”.</w:t>
       </w:r>
     </w:p>
     <w:p>
@@ -6847,47 +3499,13 @@
           <w:iCs/>
         </w:rPr>
       </w:pPr>
-      <w:proofErr w:type="spellStart"/>
       <w:r>
         <w:rPr>
           <w:i/>
           <w:iCs/>
         </w:rPr>
-        <w:t>Prikaz</w:t>
-      </w:r>
-      <w:proofErr w:type="spellEnd"/>
-      <w:r>
-        <w:rPr>
-          <w:i/>
-          <w:iCs/>
-        </w:rPr>
-        <w:t xml:space="preserve"> </w:t>
-      </w:r>
-      <w:proofErr w:type="spellStart"/>
-      <w:r>
-        <w:rPr>
-          <w:i/>
-          <w:iCs/>
-        </w:rPr>
-        <w:t>zatvorenih</w:t>
-      </w:r>
-      <w:proofErr w:type="spellEnd"/>
-      <w:r>
-        <w:rPr>
-          <w:i/>
-          <w:iCs/>
-        </w:rPr>
-        <w:t xml:space="preserve"> </w:t>
-      </w:r>
-      <w:proofErr w:type="spellStart"/>
-      <w:r>
-        <w:rPr>
-          <w:i/>
-          <w:iCs/>
-        </w:rPr>
-        <w:t>izložbi</w:t>
-      </w:r>
-      <w:proofErr w:type="spellEnd"/>
+        <w:t>Prikaz zatvorenih izložbi</w:t>
+      </w:r>
     </w:p>
     <w:p>
       <w:pPr>
@@ -6908,97 +3526,8 @@
           <w:rFonts w:ascii="Times New Roman" w:eastAsia="Times New Roman" w:hAnsi="Times New Roman" w:cs="Times New Roman"/>
           <w:sz w:val="20"/>
         </w:rPr>
-        <w:t xml:space="preserve">U </w:t>
-      </w:r>
-      <w:proofErr w:type="spellStart"/>
-      <w:r>
-        <w:rPr>
-          <w:rFonts w:ascii="Times New Roman" w:eastAsia="Times New Roman" w:hAnsi="Times New Roman" w:cs="Times New Roman"/>
-          <w:sz w:val="20"/>
-        </w:rPr>
-        <w:t>sekciji</w:t>
-      </w:r>
-      <w:proofErr w:type="spellEnd"/>
-      <w:r>
-        <w:rPr>
-          <w:rFonts w:ascii="Times New Roman" w:eastAsia="Times New Roman" w:hAnsi="Times New Roman" w:cs="Times New Roman"/>
-          <w:sz w:val="20"/>
-        </w:rPr>
-        <w:t xml:space="preserve"> search bar </w:t>
-      </w:r>
-      <w:proofErr w:type="spellStart"/>
-      <w:r>
-        <w:rPr>
-          <w:rFonts w:ascii="Times New Roman" w:eastAsia="Times New Roman" w:hAnsi="Times New Roman" w:cs="Times New Roman"/>
-          <w:sz w:val="20"/>
-        </w:rPr>
-        <w:t>ima</w:t>
-      </w:r>
-      <w:proofErr w:type="spellEnd"/>
-      <w:r>
-        <w:rPr>
-          <w:rFonts w:ascii="Times New Roman" w:eastAsia="Times New Roman" w:hAnsi="Times New Roman" w:cs="Times New Roman"/>
-          <w:sz w:val="20"/>
-        </w:rPr>
-        <w:t xml:space="preserve"> I </w:t>
-      </w:r>
-      <w:proofErr w:type="spellStart"/>
-      <w:r>
-        <w:rPr>
-          <w:rFonts w:ascii="Times New Roman" w:eastAsia="Times New Roman" w:hAnsi="Times New Roman" w:cs="Times New Roman"/>
-          <w:sz w:val="20"/>
-        </w:rPr>
-        <w:t>dugme</w:t>
-      </w:r>
-      <w:proofErr w:type="spellEnd"/>
-      <w:r>
-        <w:rPr>
-          <w:rFonts w:ascii="Times New Roman" w:eastAsia="Times New Roman" w:hAnsi="Times New Roman" w:cs="Times New Roman"/>
-          <w:sz w:val="20"/>
-        </w:rPr>
-        <w:t xml:space="preserve"> filter </w:t>
-      </w:r>
-      <w:proofErr w:type="spellStart"/>
-      <w:r>
-        <w:rPr>
-          <w:rFonts w:ascii="Times New Roman" w:eastAsia="Times New Roman" w:hAnsi="Times New Roman" w:cs="Times New Roman"/>
-          <w:sz w:val="20"/>
-        </w:rPr>
-        <w:t>koje</w:t>
-      </w:r>
-      <w:proofErr w:type="spellEnd"/>
-      <w:r>
-        <w:rPr>
-          <w:rFonts w:ascii="Times New Roman" w:eastAsia="Times New Roman" w:hAnsi="Times New Roman" w:cs="Times New Roman"/>
-          <w:sz w:val="20"/>
-        </w:rPr>
-        <w:t xml:space="preserve"> </w:t>
-      </w:r>
-      <w:proofErr w:type="spellStart"/>
-      <w:r>
-        <w:rPr>
-          <w:rFonts w:ascii="Times New Roman" w:eastAsia="Times New Roman" w:hAnsi="Times New Roman" w:cs="Times New Roman"/>
-          <w:sz w:val="20"/>
-        </w:rPr>
-        <w:t>korisnik</w:t>
-      </w:r>
-      <w:proofErr w:type="spellEnd"/>
-      <w:r>
-        <w:rPr>
-          <w:rFonts w:ascii="Times New Roman" w:eastAsia="Times New Roman" w:hAnsi="Times New Roman" w:cs="Times New Roman"/>
-          <w:sz w:val="20"/>
-        </w:rPr>
-        <w:t xml:space="preserve"> </w:t>
-      </w:r>
-      <w:proofErr w:type="spellStart"/>
-      <w:r>
-        <w:rPr>
-          <w:rFonts w:ascii="Times New Roman" w:eastAsia="Times New Roman" w:hAnsi="Times New Roman" w:cs="Times New Roman"/>
-          <w:sz w:val="20"/>
-        </w:rPr>
-        <w:t>pritiska</w:t>
-      </w:r>
-      <w:proofErr w:type="spellEnd"/>
+        <w:t>U sekciji search bar ima I dugme filter koje korisnik pritiska</w:t>
+      </w:r>
     </w:p>
     <w:p>
       <w:pPr>
@@ -7014,7 +3543,6 @@
           <w:sz w:val="20"/>
         </w:rPr>
       </w:pPr>
-      <w:proofErr w:type="spellStart"/>
       <w:r>
         <w:rPr>
           <w:rFonts w:ascii="Times New Roman" w:eastAsia="Times New Roman" w:hAnsi="Times New Roman" w:cs="Times New Roman"/>
@@ -7027,185 +3555,15 @@
           <w:rFonts w:ascii="Times New Roman" w:eastAsia="Times New Roman" w:hAnsi="Times New Roman" w:cs="Times New Roman"/>
           <w:sz w:val="20"/>
         </w:rPr>
-        <w:t>orisniku</w:t>
-      </w:r>
-      <w:proofErr w:type="spellEnd"/>
+        <w:t>orisniku izlaze opcije sve izložbe, aktivne izložbe I zatvorene izložbe</w:t>
+      </w:r>
       <w:r>
         <w:rPr>
           <w:rFonts w:ascii="Times New Roman" w:eastAsia="Times New Roman" w:hAnsi="Times New Roman" w:cs="Times New Roman"/>
           <w:sz w:val="20"/>
         </w:rPr>
-        <w:t xml:space="preserve"> </w:t>
-      </w:r>
-      <w:proofErr w:type="spellStart"/>
-      <w:r>
-        <w:rPr>
-          <w:rFonts w:ascii="Times New Roman" w:eastAsia="Times New Roman" w:hAnsi="Times New Roman" w:cs="Times New Roman"/>
-          <w:sz w:val="20"/>
-        </w:rPr>
-        <w:t>izlaze</w:t>
-      </w:r>
-      <w:proofErr w:type="spellEnd"/>
-      <w:r>
-        <w:rPr>
-          <w:rFonts w:ascii="Times New Roman" w:eastAsia="Times New Roman" w:hAnsi="Times New Roman" w:cs="Times New Roman"/>
-          <w:sz w:val="20"/>
-        </w:rPr>
-        <w:t xml:space="preserve"> </w:t>
-      </w:r>
-      <w:proofErr w:type="spellStart"/>
-      <w:r>
-        <w:rPr>
-          <w:rFonts w:ascii="Times New Roman" w:eastAsia="Times New Roman" w:hAnsi="Times New Roman" w:cs="Times New Roman"/>
-          <w:sz w:val="20"/>
-        </w:rPr>
-        <w:t>opcije</w:t>
-      </w:r>
-      <w:proofErr w:type="spellEnd"/>
-      <w:r>
-        <w:rPr>
-          <w:rFonts w:ascii="Times New Roman" w:eastAsia="Times New Roman" w:hAnsi="Times New Roman" w:cs="Times New Roman"/>
-          <w:sz w:val="20"/>
-        </w:rPr>
-        <w:t xml:space="preserve"> </w:t>
-      </w:r>
-      <w:proofErr w:type="spellStart"/>
-      <w:r>
-        <w:rPr>
-          <w:rFonts w:ascii="Times New Roman" w:eastAsia="Times New Roman" w:hAnsi="Times New Roman" w:cs="Times New Roman"/>
-          <w:sz w:val="20"/>
-        </w:rPr>
-        <w:t>sve</w:t>
-      </w:r>
-      <w:proofErr w:type="spellEnd"/>
-      <w:r>
-        <w:rPr>
-          <w:rFonts w:ascii="Times New Roman" w:eastAsia="Times New Roman" w:hAnsi="Times New Roman" w:cs="Times New Roman"/>
-          <w:sz w:val="20"/>
-        </w:rPr>
-        <w:t xml:space="preserve"> </w:t>
-      </w:r>
-      <w:proofErr w:type="spellStart"/>
-      <w:r>
-        <w:rPr>
-          <w:rFonts w:ascii="Times New Roman" w:eastAsia="Times New Roman" w:hAnsi="Times New Roman" w:cs="Times New Roman"/>
-          <w:sz w:val="20"/>
-        </w:rPr>
-        <w:t>izložbe</w:t>
-      </w:r>
-      <w:proofErr w:type="spellEnd"/>
-      <w:r>
-        <w:rPr>
-          <w:rFonts w:ascii="Times New Roman" w:eastAsia="Times New Roman" w:hAnsi="Times New Roman" w:cs="Times New Roman"/>
-          <w:sz w:val="20"/>
-        </w:rPr>
-        <w:t xml:space="preserve">, </w:t>
-      </w:r>
-      <w:proofErr w:type="spellStart"/>
-      <w:r>
-        <w:rPr>
-          <w:rFonts w:ascii="Times New Roman" w:eastAsia="Times New Roman" w:hAnsi="Times New Roman" w:cs="Times New Roman"/>
-          <w:sz w:val="20"/>
-        </w:rPr>
-        <w:t>aktivne</w:t>
-      </w:r>
-      <w:proofErr w:type="spellEnd"/>
-      <w:r>
-        <w:rPr>
-          <w:rFonts w:ascii="Times New Roman" w:eastAsia="Times New Roman" w:hAnsi="Times New Roman" w:cs="Times New Roman"/>
-          <w:sz w:val="20"/>
-        </w:rPr>
-        <w:t xml:space="preserve"> </w:t>
-      </w:r>
-      <w:proofErr w:type="spellStart"/>
-      <w:r>
-        <w:rPr>
-          <w:rFonts w:ascii="Times New Roman" w:eastAsia="Times New Roman" w:hAnsi="Times New Roman" w:cs="Times New Roman"/>
-          <w:sz w:val="20"/>
-        </w:rPr>
-        <w:t>izložbe</w:t>
-      </w:r>
-      <w:proofErr w:type="spellEnd"/>
-      <w:r>
-        <w:rPr>
-          <w:rFonts w:ascii="Times New Roman" w:eastAsia="Times New Roman" w:hAnsi="Times New Roman" w:cs="Times New Roman"/>
-          <w:sz w:val="20"/>
-        </w:rPr>
-        <w:t xml:space="preserve"> I </w:t>
-      </w:r>
-      <w:proofErr w:type="spellStart"/>
-      <w:r>
-        <w:rPr>
-          <w:rFonts w:ascii="Times New Roman" w:eastAsia="Times New Roman" w:hAnsi="Times New Roman" w:cs="Times New Roman"/>
-          <w:sz w:val="20"/>
-        </w:rPr>
-        <w:t>zatvorene</w:t>
-      </w:r>
-      <w:proofErr w:type="spellEnd"/>
-      <w:r>
-        <w:rPr>
-          <w:rFonts w:ascii="Times New Roman" w:eastAsia="Times New Roman" w:hAnsi="Times New Roman" w:cs="Times New Roman"/>
-          <w:sz w:val="20"/>
-        </w:rPr>
-        <w:t xml:space="preserve"> </w:t>
-      </w:r>
-      <w:proofErr w:type="spellStart"/>
-      <w:r>
-        <w:rPr>
-          <w:rFonts w:ascii="Times New Roman" w:eastAsia="Times New Roman" w:hAnsi="Times New Roman" w:cs="Times New Roman"/>
-          <w:sz w:val="20"/>
-        </w:rPr>
-        <w:t>izložbe</w:t>
-      </w:r>
-      <w:proofErr w:type="spellEnd"/>
-      <w:r>
-        <w:rPr>
-          <w:rFonts w:ascii="Times New Roman" w:eastAsia="Times New Roman" w:hAnsi="Times New Roman" w:cs="Times New Roman"/>
-          <w:sz w:val="20"/>
-        </w:rPr>
-        <w:t xml:space="preserve"> I </w:t>
-      </w:r>
-      <w:proofErr w:type="spellStart"/>
-      <w:r>
-        <w:rPr>
-          <w:rFonts w:ascii="Times New Roman" w:eastAsia="Times New Roman" w:hAnsi="Times New Roman" w:cs="Times New Roman"/>
-          <w:sz w:val="20"/>
-        </w:rPr>
-        <w:t>bira</w:t>
-      </w:r>
-      <w:proofErr w:type="spellEnd"/>
-      <w:r>
-        <w:rPr>
-          <w:rFonts w:ascii="Times New Roman" w:eastAsia="Times New Roman" w:hAnsi="Times New Roman" w:cs="Times New Roman"/>
-          <w:sz w:val="20"/>
-        </w:rPr>
-        <w:t xml:space="preserve"> </w:t>
-      </w:r>
-      <w:proofErr w:type="spellStart"/>
-      <w:r>
-        <w:rPr>
-          <w:rFonts w:ascii="Times New Roman" w:eastAsia="Times New Roman" w:hAnsi="Times New Roman" w:cs="Times New Roman"/>
-          <w:sz w:val="20"/>
-        </w:rPr>
-        <w:t>zatvorene</w:t>
-      </w:r>
-      <w:proofErr w:type="spellEnd"/>
-      <w:r>
-        <w:rPr>
-          <w:rFonts w:ascii="Times New Roman" w:eastAsia="Times New Roman" w:hAnsi="Times New Roman" w:cs="Times New Roman"/>
-          <w:sz w:val="20"/>
-        </w:rPr>
-        <w:t xml:space="preserve"> </w:t>
-      </w:r>
-      <w:proofErr w:type="spellStart"/>
-      <w:r>
-        <w:rPr>
-          <w:rFonts w:ascii="Times New Roman" w:eastAsia="Times New Roman" w:hAnsi="Times New Roman" w:cs="Times New Roman"/>
-          <w:sz w:val="20"/>
-        </w:rPr>
-        <w:t>izložbe</w:t>
-      </w:r>
-      <w:proofErr w:type="spellEnd"/>
+        <w:t xml:space="preserve"> I bira zatvorene izložbe</w:t>
+      </w:r>
     </w:p>
     <w:p>
       <w:pPr>
@@ -7221,229 +3579,12 @@
           <w:sz w:val="20"/>
         </w:rPr>
       </w:pPr>
-      <w:proofErr w:type="spellStart"/>
       <w:r>
         <w:rPr>
           <w:rFonts w:ascii="Times New Roman" w:eastAsia="Times New Roman" w:hAnsi="Times New Roman" w:cs="Times New Roman"/>
           <w:sz w:val="20"/>
         </w:rPr>
-        <w:t>Korisniku</w:t>
-      </w:r>
-      <w:proofErr w:type="spellEnd"/>
-      <w:r>
-        <w:rPr>
-          <w:rFonts w:ascii="Times New Roman" w:eastAsia="Times New Roman" w:hAnsi="Times New Roman" w:cs="Times New Roman"/>
-          <w:sz w:val="20"/>
-        </w:rPr>
-        <w:t xml:space="preserve"> se </w:t>
-      </w:r>
-      <w:proofErr w:type="spellStart"/>
-      <w:r>
-        <w:rPr>
-          <w:rFonts w:ascii="Times New Roman" w:eastAsia="Times New Roman" w:hAnsi="Times New Roman" w:cs="Times New Roman"/>
-          <w:sz w:val="20"/>
-        </w:rPr>
-        <w:t>prikazuju</w:t>
-      </w:r>
-      <w:proofErr w:type="spellEnd"/>
-      <w:r>
-        <w:rPr>
-          <w:rFonts w:ascii="Times New Roman" w:eastAsia="Times New Roman" w:hAnsi="Times New Roman" w:cs="Times New Roman"/>
-          <w:sz w:val="20"/>
-        </w:rPr>
-        <w:t xml:space="preserve"> </w:t>
-      </w:r>
-      <w:proofErr w:type="spellStart"/>
-      <w:r>
-        <w:rPr>
-          <w:rFonts w:ascii="Times New Roman" w:eastAsia="Times New Roman" w:hAnsi="Times New Roman" w:cs="Times New Roman"/>
-          <w:sz w:val="20"/>
-        </w:rPr>
-        <w:t>samo</w:t>
-      </w:r>
-      <w:proofErr w:type="spellEnd"/>
-      <w:r>
-        <w:rPr>
-          <w:rFonts w:ascii="Times New Roman" w:eastAsia="Times New Roman" w:hAnsi="Times New Roman" w:cs="Times New Roman"/>
-          <w:sz w:val="20"/>
-        </w:rPr>
-        <w:t xml:space="preserve"> </w:t>
-      </w:r>
-      <w:proofErr w:type="spellStart"/>
-      <w:r>
-        <w:rPr>
-          <w:rFonts w:ascii="Times New Roman" w:eastAsia="Times New Roman" w:hAnsi="Times New Roman" w:cs="Times New Roman"/>
-          <w:sz w:val="20"/>
-        </w:rPr>
-        <w:t>izložbe</w:t>
-      </w:r>
-      <w:proofErr w:type="spellEnd"/>
-      <w:r>
-        <w:rPr>
-          <w:rFonts w:ascii="Times New Roman" w:eastAsia="Times New Roman" w:hAnsi="Times New Roman" w:cs="Times New Roman"/>
-          <w:sz w:val="20"/>
-        </w:rPr>
-        <w:t xml:space="preserve"> </w:t>
-      </w:r>
-      <w:proofErr w:type="spellStart"/>
-      <w:r>
-        <w:rPr>
-          <w:rFonts w:ascii="Times New Roman" w:eastAsia="Times New Roman" w:hAnsi="Times New Roman" w:cs="Times New Roman"/>
-          <w:sz w:val="20"/>
-        </w:rPr>
-        <w:t>koje</w:t>
-      </w:r>
-      <w:proofErr w:type="spellEnd"/>
-      <w:r>
-        <w:rPr>
-          <w:rFonts w:ascii="Times New Roman" w:eastAsia="Times New Roman" w:hAnsi="Times New Roman" w:cs="Times New Roman"/>
-          <w:sz w:val="20"/>
-        </w:rPr>
-        <w:t xml:space="preserve"> </w:t>
-      </w:r>
-      <w:proofErr w:type="spellStart"/>
-      <w:r>
-        <w:rPr>
-          <w:rFonts w:ascii="Times New Roman" w:eastAsia="Times New Roman" w:hAnsi="Times New Roman" w:cs="Times New Roman"/>
-          <w:sz w:val="20"/>
-        </w:rPr>
-        <w:t>su</w:t>
-      </w:r>
-      <w:proofErr w:type="spellEnd"/>
-      <w:r>
-        <w:rPr>
-          <w:rFonts w:ascii="Times New Roman" w:eastAsia="Times New Roman" w:hAnsi="Times New Roman" w:cs="Times New Roman"/>
-          <w:sz w:val="20"/>
-        </w:rPr>
-        <w:t xml:space="preserve"> </w:t>
-      </w:r>
-      <w:proofErr w:type="spellStart"/>
-      <w:r>
-        <w:rPr>
-          <w:rFonts w:ascii="Times New Roman" w:eastAsia="Times New Roman" w:hAnsi="Times New Roman" w:cs="Times New Roman"/>
-          <w:sz w:val="20"/>
-        </w:rPr>
-        <w:t>već</w:t>
-      </w:r>
-      <w:proofErr w:type="spellEnd"/>
-      <w:r>
-        <w:rPr>
-          <w:rFonts w:ascii="Times New Roman" w:eastAsia="Times New Roman" w:hAnsi="Times New Roman" w:cs="Times New Roman"/>
-          <w:sz w:val="20"/>
-        </w:rPr>
-        <w:t xml:space="preserve"> </w:t>
-      </w:r>
-      <w:proofErr w:type="spellStart"/>
-      <w:r>
-        <w:rPr>
-          <w:rFonts w:ascii="Times New Roman" w:eastAsia="Times New Roman" w:hAnsi="Times New Roman" w:cs="Times New Roman"/>
-          <w:sz w:val="20"/>
-        </w:rPr>
-        <w:t>prošle</w:t>
-      </w:r>
-      <w:proofErr w:type="spellEnd"/>
-      <w:r>
-        <w:rPr>
-          <w:rFonts w:ascii="Times New Roman" w:eastAsia="Times New Roman" w:hAnsi="Times New Roman" w:cs="Times New Roman"/>
-          <w:sz w:val="20"/>
-        </w:rPr>
-        <w:t xml:space="preserve">, </w:t>
-      </w:r>
-      <w:proofErr w:type="spellStart"/>
-      <w:r>
-        <w:rPr>
-          <w:rFonts w:ascii="Times New Roman" w:eastAsia="Times New Roman" w:hAnsi="Times New Roman" w:cs="Times New Roman"/>
-          <w:sz w:val="20"/>
-        </w:rPr>
-        <w:t>čiji</w:t>
-      </w:r>
-      <w:proofErr w:type="spellEnd"/>
-      <w:r>
-        <w:rPr>
-          <w:rFonts w:ascii="Times New Roman" w:eastAsia="Times New Roman" w:hAnsi="Times New Roman" w:cs="Times New Roman"/>
-          <w:sz w:val="20"/>
-        </w:rPr>
-        <w:t xml:space="preserve"> se </w:t>
-      </w:r>
-      <w:proofErr w:type="spellStart"/>
-      <w:r>
-        <w:rPr>
-          <w:rFonts w:ascii="Times New Roman" w:eastAsia="Times New Roman" w:hAnsi="Times New Roman" w:cs="Times New Roman"/>
-          <w:sz w:val="20"/>
-        </w:rPr>
-        <w:t>pobednik</w:t>
-      </w:r>
-      <w:proofErr w:type="spellEnd"/>
-      <w:r>
-        <w:rPr>
-          <w:rFonts w:ascii="Times New Roman" w:eastAsia="Times New Roman" w:hAnsi="Times New Roman" w:cs="Times New Roman"/>
-          <w:sz w:val="20"/>
-        </w:rPr>
-        <w:t xml:space="preserve"> </w:t>
-      </w:r>
-      <w:proofErr w:type="spellStart"/>
-      <w:r>
-        <w:rPr>
-          <w:rFonts w:ascii="Times New Roman" w:eastAsia="Times New Roman" w:hAnsi="Times New Roman" w:cs="Times New Roman"/>
-          <w:sz w:val="20"/>
-        </w:rPr>
-        <w:t>zna</w:t>
-      </w:r>
-      <w:proofErr w:type="spellEnd"/>
-      <w:r>
-        <w:rPr>
-          <w:rFonts w:ascii="Times New Roman" w:eastAsia="Times New Roman" w:hAnsi="Times New Roman" w:cs="Times New Roman"/>
-          <w:sz w:val="20"/>
-        </w:rPr>
-        <w:t xml:space="preserve"> I </w:t>
-      </w:r>
-      <w:proofErr w:type="spellStart"/>
-      <w:r>
-        <w:rPr>
-          <w:rFonts w:ascii="Times New Roman" w:eastAsia="Times New Roman" w:hAnsi="Times New Roman" w:cs="Times New Roman"/>
-          <w:sz w:val="20"/>
-        </w:rPr>
-        <w:t>imaju</w:t>
-      </w:r>
-      <w:proofErr w:type="spellEnd"/>
-      <w:r>
-        <w:rPr>
-          <w:rFonts w:ascii="Times New Roman" w:eastAsia="Times New Roman" w:hAnsi="Times New Roman" w:cs="Times New Roman"/>
-          <w:sz w:val="20"/>
-        </w:rPr>
-        <w:t xml:space="preserve"> </w:t>
-      </w:r>
-      <w:proofErr w:type="spellStart"/>
-      <w:r>
-        <w:rPr>
-          <w:rFonts w:ascii="Times New Roman" w:eastAsia="Times New Roman" w:hAnsi="Times New Roman" w:cs="Times New Roman"/>
-          <w:sz w:val="20"/>
-        </w:rPr>
-        <w:t>oznaku</w:t>
-      </w:r>
-      <w:proofErr w:type="spellEnd"/>
-      <w:r>
-        <w:rPr>
-          <w:rFonts w:ascii="Times New Roman" w:eastAsia="Times New Roman" w:hAnsi="Times New Roman" w:cs="Times New Roman"/>
-          <w:sz w:val="20"/>
-        </w:rPr>
-        <w:t xml:space="preserve"> “</w:t>
-      </w:r>
-      <w:proofErr w:type="spellStart"/>
-      <w:r>
-        <w:rPr>
-          <w:rFonts w:ascii="Times New Roman" w:eastAsia="Times New Roman" w:hAnsi="Times New Roman" w:cs="Times New Roman"/>
-          <w:sz w:val="20"/>
-        </w:rPr>
-        <w:t>zatvorene</w:t>
-      </w:r>
-      <w:proofErr w:type="spellEnd"/>
-      <w:r>
-        <w:rPr>
-          <w:rFonts w:ascii="Times New Roman" w:eastAsia="Times New Roman" w:hAnsi="Times New Roman" w:cs="Times New Roman"/>
-          <w:sz w:val="20"/>
-        </w:rPr>
-        <w:t>”</w:t>
+        <w:t>Korisniku se prikazuju samo izložbe koje su već prošle, čiji se pobednik zna I imaju oznaku “zatvorene”</w:t>
       </w:r>
     </w:p>
     <w:p>
@@ -7465,47 +3606,13 @@
         <w:spacing w:after="60"/>
         <w:ind w:left="720" w:hanging="720"/>
       </w:pPr>
-      <w:proofErr w:type="spellStart"/>
       <w:r>
         <w:rPr>
           <w:i/>
           <w:u w:val="none"/>
         </w:rPr>
-        <w:t>Korisnik</w:t>
-      </w:r>
-      <w:proofErr w:type="spellEnd"/>
-      <w:r>
-        <w:rPr>
-          <w:i/>
-          <w:u w:val="none"/>
-        </w:rPr>
-        <w:t xml:space="preserve"> </w:t>
-      </w:r>
-      <w:proofErr w:type="spellStart"/>
-      <w:r>
-        <w:rPr>
-          <w:i/>
-          <w:u w:val="none"/>
-        </w:rPr>
-        <w:t>pretražuje</w:t>
-      </w:r>
-      <w:proofErr w:type="spellEnd"/>
-      <w:r>
-        <w:rPr>
-          <w:i/>
-          <w:u w:val="none"/>
-        </w:rPr>
-        <w:t xml:space="preserve"> </w:t>
-      </w:r>
-      <w:proofErr w:type="spellStart"/>
-      <w:r>
-        <w:rPr>
-          <w:i/>
-          <w:u w:val="none"/>
-        </w:rPr>
-        <w:t>izložbe</w:t>
-      </w:r>
-      <w:proofErr w:type="spellEnd"/>
+        <w:t>Korisnik pretražuje izložbe</w:t>
+      </w:r>
     </w:p>
     <w:p>
       <w:pPr>
@@ -7526,87 +3633,7 @@
           <w:rFonts w:ascii="Times New Roman" w:eastAsia="Times New Roman" w:hAnsi="Times New Roman" w:cs="Times New Roman"/>
           <w:sz w:val="20"/>
         </w:rPr>
-        <w:t xml:space="preserve">Na </w:t>
-      </w:r>
-      <w:proofErr w:type="spellStart"/>
-      <w:r>
-        <w:rPr>
-          <w:rFonts w:ascii="Times New Roman" w:eastAsia="Times New Roman" w:hAnsi="Times New Roman" w:cs="Times New Roman"/>
-          <w:sz w:val="20"/>
-        </w:rPr>
-        <w:t>stranici</w:t>
-      </w:r>
-      <w:proofErr w:type="spellEnd"/>
-      <w:r>
-        <w:rPr>
-          <w:rFonts w:ascii="Times New Roman" w:eastAsia="Times New Roman" w:hAnsi="Times New Roman" w:cs="Times New Roman"/>
-          <w:sz w:val="20"/>
-        </w:rPr>
-        <w:t xml:space="preserve"> </w:t>
-      </w:r>
-      <w:proofErr w:type="spellStart"/>
-      <w:r>
-        <w:rPr>
-          <w:rFonts w:ascii="Times New Roman" w:eastAsia="Times New Roman" w:hAnsi="Times New Roman" w:cs="Times New Roman"/>
-          <w:sz w:val="20"/>
-        </w:rPr>
-        <w:t>korisnik</w:t>
-      </w:r>
-      <w:proofErr w:type="spellEnd"/>
-      <w:r>
-        <w:rPr>
-          <w:rFonts w:ascii="Times New Roman" w:eastAsia="Times New Roman" w:hAnsi="Times New Roman" w:cs="Times New Roman"/>
-          <w:sz w:val="20"/>
-        </w:rPr>
-        <w:t xml:space="preserve"> </w:t>
-      </w:r>
-      <w:proofErr w:type="spellStart"/>
-      <w:r>
-        <w:rPr>
-          <w:rFonts w:ascii="Times New Roman" w:eastAsia="Times New Roman" w:hAnsi="Times New Roman" w:cs="Times New Roman"/>
-          <w:sz w:val="20"/>
-        </w:rPr>
-        <w:t>ulazi</w:t>
-      </w:r>
-      <w:proofErr w:type="spellEnd"/>
-      <w:r>
-        <w:rPr>
-          <w:rFonts w:ascii="Times New Roman" w:eastAsia="Times New Roman" w:hAnsi="Times New Roman" w:cs="Times New Roman"/>
-          <w:sz w:val="20"/>
-        </w:rPr>
-        <w:t xml:space="preserve"> I </w:t>
-      </w:r>
-      <w:proofErr w:type="spellStart"/>
-      <w:r>
-        <w:rPr>
-          <w:rFonts w:ascii="Times New Roman" w:eastAsia="Times New Roman" w:hAnsi="Times New Roman" w:cs="Times New Roman"/>
-          <w:sz w:val="20"/>
-        </w:rPr>
-        <w:t>klikće</w:t>
-      </w:r>
-      <w:proofErr w:type="spellEnd"/>
-      <w:r>
-        <w:rPr>
-          <w:rFonts w:ascii="Times New Roman" w:eastAsia="Times New Roman" w:hAnsi="Times New Roman" w:cs="Times New Roman"/>
-          <w:sz w:val="20"/>
-        </w:rPr>
-        <w:t xml:space="preserve"> </w:t>
-      </w:r>
-      <w:proofErr w:type="spellStart"/>
-      <w:r>
-        <w:rPr>
-          <w:rFonts w:ascii="Times New Roman" w:eastAsia="Times New Roman" w:hAnsi="Times New Roman" w:cs="Times New Roman"/>
-          <w:sz w:val="20"/>
-        </w:rPr>
-        <w:t>na</w:t>
-      </w:r>
-      <w:proofErr w:type="spellEnd"/>
-      <w:r>
-        <w:rPr>
-          <w:rFonts w:ascii="Times New Roman" w:eastAsia="Times New Roman" w:hAnsi="Times New Roman" w:cs="Times New Roman"/>
-          <w:sz w:val="20"/>
-        </w:rPr>
-        <w:t xml:space="preserve"> search bar</w:t>
+        <w:t>Na stranici korisnik ulazi I klikće na search bar</w:t>
       </w:r>
     </w:p>
     <w:p>
@@ -7623,175 +3650,13 @@
           <w:sz w:val="20"/>
         </w:rPr>
       </w:pPr>
-      <w:proofErr w:type="spellStart"/>
       <w:r>
         <w:rPr>
           <w:rFonts w:ascii="Times New Roman" w:eastAsia="Times New Roman" w:hAnsi="Times New Roman" w:cs="Times New Roman"/>
           <w:sz w:val="20"/>
         </w:rPr>
-        <w:t>Korisnik</w:t>
-      </w:r>
-      <w:proofErr w:type="spellEnd"/>
-      <w:r>
-        <w:rPr>
-          <w:rFonts w:ascii="Times New Roman" w:eastAsia="Times New Roman" w:hAnsi="Times New Roman" w:cs="Times New Roman"/>
-          <w:sz w:val="20"/>
-        </w:rPr>
-        <w:t xml:space="preserve"> </w:t>
-      </w:r>
-      <w:proofErr w:type="spellStart"/>
-      <w:r>
-        <w:rPr>
-          <w:rFonts w:ascii="Times New Roman" w:eastAsia="Times New Roman" w:hAnsi="Times New Roman" w:cs="Times New Roman"/>
-          <w:sz w:val="20"/>
-        </w:rPr>
-        <w:t>unosi</w:t>
-      </w:r>
-      <w:proofErr w:type="spellEnd"/>
-      <w:r>
-        <w:rPr>
-          <w:rFonts w:ascii="Times New Roman" w:eastAsia="Times New Roman" w:hAnsi="Times New Roman" w:cs="Times New Roman"/>
-          <w:sz w:val="20"/>
-        </w:rPr>
-        <w:t xml:space="preserve"> </w:t>
-      </w:r>
-      <w:proofErr w:type="spellStart"/>
-      <w:r>
-        <w:rPr>
-          <w:rFonts w:ascii="Times New Roman" w:eastAsia="Times New Roman" w:hAnsi="Times New Roman" w:cs="Times New Roman"/>
-          <w:sz w:val="20"/>
-        </w:rPr>
-        <w:t>pojam</w:t>
-      </w:r>
-      <w:proofErr w:type="spellEnd"/>
-      <w:r>
-        <w:rPr>
-          <w:rFonts w:ascii="Times New Roman" w:eastAsia="Times New Roman" w:hAnsi="Times New Roman" w:cs="Times New Roman"/>
-          <w:sz w:val="20"/>
-        </w:rPr>
-        <w:t xml:space="preserve"> </w:t>
-      </w:r>
-      <w:proofErr w:type="spellStart"/>
-      <w:r>
-        <w:rPr>
-          <w:rFonts w:ascii="Times New Roman" w:eastAsia="Times New Roman" w:hAnsi="Times New Roman" w:cs="Times New Roman"/>
-          <w:sz w:val="20"/>
-        </w:rPr>
-        <w:t>ili</w:t>
-      </w:r>
-      <w:proofErr w:type="spellEnd"/>
-      <w:r>
-        <w:rPr>
-          <w:rFonts w:ascii="Times New Roman" w:eastAsia="Times New Roman" w:hAnsi="Times New Roman" w:cs="Times New Roman"/>
-          <w:sz w:val="20"/>
-        </w:rPr>
-        <w:t xml:space="preserve"> </w:t>
-      </w:r>
-      <w:proofErr w:type="spellStart"/>
-      <w:r>
-        <w:rPr>
-          <w:rFonts w:ascii="Times New Roman" w:eastAsia="Times New Roman" w:hAnsi="Times New Roman" w:cs="Times New Roman"/>
-          <w:sz w:val="20"/>
-        </w:rPr>
-        <w:t>slova</w:t>
-      </w:r>
-      <w:proofErr w:type="spellEnd"/>
-      <w:r>
-        <w:rPr>
-          <w:rFonts w:ascii="Times New Roman" w:eastAsia="Times New Roman" w:hAnsi="Times New Roman" w:cs="Times New Roman"/>
-          <w:sz w:val="20"/>
-        </w:rPr>
-        <w:t xml:space="preserve"> za </w:t>
-      </w:r>
-      <w:proofErr w:type="spellStart"/>
-      <w:r>
-        <w:rPr>
-          <w:rFonts w:ascii="Times New Roman" w:eastAsia="Times New Roman" w:hAnsi="Times New Roman" w:cs="Times New Roman"/>
-          <w:sz w:val="20"/>
-        </w:rPr>
-        <w:t>koja</w:t>
-      </w:r>
-      <w:proofErr w:type="spellEnd"/>
-      <w:r>
-        <w:rPr>
-          <w:rFonts w:ascii="Times New Roman" w:eastAsia="Times New Roman" w:hAnsi="Times New Roman" w:cs="Times New Roman"/>
-          <w:sz w:val="20"/>
-        </w:rPr>
-        <w:t xml:space="preserve"> </w:t>
-      </w:r>
-      <w:proofErr w:type="spellStart"/>
-      <w:r>
-        <w:rPr>
-          <w:rFonts w:ascii="Times New Roman" w:eastAsia="Times New Roman" w:hAnsi="Times New Roman" w:cs="Times New Roman"/>
-          <w:sz w:val="20"/>
-        </w:rPr>
-        <w:t>zna</w:t>
-      </w:r>
-      <w:proofErr w:type="spellEnd"/>
-      <w:r>
-        <w:rPr>
-          <w:rFonts w:ascii="Times New Roman" w:eastAsia="Times New Roman" w:hAnsi="Times New Roman" w:cs="Times New Roman"/>
-          <w:sz w:val="20"/>
-        </w:rPr>
-        <w:t xml:space="preserve"> da </w:t>
-      </w:r>
-      <w:proofErr w:type="spellStart"/>
-      <w:r>
-        <w:rPr>
-          <w:rFonts w:ascii="Times New Roman" w:eastAsia="Times New Roman" w:hAnsi="Times New Roman" w:cs="Times New Roman"/>
-          <w:sz w:val="20"/>
-        </w:rPr>
-        <w:t>su</w:t>
-      </w:r>
-      <w:proofErr w:type="spellEnd"/>
-      <w:r>
-        <w:rPr>
-          <w:rFonts w:ascii="Times New Roman" w:eastAsia="Times New Roman" w:hAnsi="Times New Roman" w:cs="Times New Roman"/>
-          <w:sz w:val="20"/>
-        </w:rPr>
-        <w:t xml:space="preserve"> u </w:t>
-      </w:r>
-      <w:proofErr w:type="spellStart"/>
-      <w:r>
-        <w:rPr>
-          <w:rFonts w:ascii="Times New Roman" w:eastAsia="Times New Roman" w:hAnsi="Times New Roman" w:cs="Times New Roman"/>
-          <w:sz w:val="20"/>
-        </w:rPr>
-        <w:t>izložbi</w:t>
-      </w:r>
-      <w:proofErr w:type="spellEnd"/>
-      <w:r>
-        <w:rPr>
-          <w:rFonts w:ascii="Times New Roman" w:eastAsia="Times New Roman" w:hAnsi="Times New Roman" w:cs="Times New Roman"/>
-          <w:sz w:val="20"/>
-        </w:rPr>
-        <w:t xml:space="preserve"> </w:t>
-      </w:r>
-      <w:proofErr w:type="spellStart"/>
-      <w:r>
-        <w:rPr>
-          <w:rFonts w:ascii="Times New Roman" w:eastAsia="Times New Roman" w:hAnsi="Times New Roman" w:cs="Times New Roman"/>
-          <w:sz w:val="20"/>
-        </w:rPr>
-        <w:t>koja</w:t>
-      </w:r>
-      <w:proofErr w:type="spellEnd"/>
-      <w:r>
-        <w:rPr>
-          <w:rFonts w:ascii="Times New Roman" w:eastAsia="Times New Roman" w:hAnsi="Times New Roman" w:cs="Times New Roman"/>
-          <w:sz w:val="20"/>
-        </w:rPr>
-        <w:t xml:space="preserve"> ga </w:t>
-      </w:r>
-      <w:proofErr w:type="spellStart"/>
-      <w:r>
-        <w:rPr>
-          <w:rFonts w:ascii="Times New Roman" w:eastAsia="Times New Roman" w:hAnsi="Times New Roman" w:cs="Times New Roman"/>
-          <w:sz w:val="20"/>
-        </w:rPr>
-        <w:t>interesuje</w:t>
-      </w:r>
-      <w:proofErr w:type="spellEnd"/>
+        <w:t>Korisnik unosi pojam ili slova za koja zna da su u izložbi koja ga interesuje</w:t>
+      </w:r>
     </w:p>
     <w:p>
       <w:pPr>
@@ -7807,236 +3672,26 @@
           <w:sz w:val="20"/>
         </w:rPr>
       </w:pPr>
-      <w:proofErr w:type="spellStart"/>
       <w:r>
         <w:rPr>
           <w:rFonts w:ascii="Times New Roman" w:eastAsia="Times New Roman" w:hAnsi="Times New Roman" w:cs="Times New Roman"/>
           <w:sz w:val="20"/>
         </w:rPr>
-        <w:t>Sistem</w:t>
-      </w:r>
-      <w:proofErr w:type="spellEnd"/>
+        <w:t>Sistem filtrira izložbe I prikazuje mu u</w:t>
+      </w:r>
       <w:r>
         <w:rPr>
           <w:rFonts w:ascii="Times New Roman" w:eastAsia="Times New Roman" w:hAnsi="Times New Roman" w:cs="Times New Roman"/>
           <w:sz w:val="20"/>
         </w:rPr>
-        <w:t xml:space="preserve"> </w:t>
-      </w:r>
-      <w:proofErr w:type="spellStart"/>
+        <w:t xml:space="preserve"> realnom vremenu</w:t>
+      </w:r>
       <w:r>
         <w:rPr>
           <w:rFonts w:ascii="Times New Roman" w:eastAsia="Times New Roman" w:hAnsi="Times New Roman" w:cs="Times New Roman"/>
           <w:sz w:val="20"/>
         </w:rPr>
-        <w:t>filtrira</w:t>
-      </w:r>
-      <w:proofErr w:type="spellEnd"/>
-      <w:r>
-        <w:rPr>
-          <w:rFonts w:ascii="Times New Roman" w:eastAsia="Times New Roman" w:hAnsi="Times New Roman" w:cs="Times New Roman"/>
-          <w:sz w:val="20"/>
-        </w:rPr>
-        <w:t xml:space="preserve"> </w:t>
-      </w:r>
-      <w:proofErr w:type="spellStart"/>
-      <w:r>
-        <w:rPr>
-          <w:rFonts w:ascii="Times New Roman" w:eastAsia="Times New Roman" w:hAnsi="Times New Roman" w:cs="Times New Roman"/>
-          <w:sz w:val="20"/>
-        </w:rPr>
-        <w:t>izložbe</w:t>
-      </w:r>
-      <w:proofErr w:type="spellEnd"/>
-      <w:r>
-        <w:rPr>
-          <w:rFonts w:ascii="Times New Roman" w:eastAsia="Times New Roman" w:hAnsi="Times New Roman" w:cs="Times New Roman"/>
-          <w:sz w:val="20"/>
-        </w:rPr>
-        <w:t xml:space="preserve"> I </w:t>
-      </w:r>
-      <w:proofErr w:type="spellStart"/>
-      <w:r>
-        <w:rPr>
-          <w:rFonts w:ascii="Times New Roman" w:eastAsia="Times New Roman" w:hAnsi="Times New Roman" w:cs="Times New Roman"/>
-          <w:sz w:val="20"/>
-        </w:rPr>
-        <w:t>prikazuje</w:t>
-      </w:r>
-      <w:proofErr w:type="spellEnd"/>
-      <w:r>
-        <w:rPr>
-          <w:rFonts w:ascii="Times New Roman" w:eastAsia="Times New Roman" w:hAnsi="Times New Roman" w:cs="Times New Roman"/>
-          <w:sz w:val="20"/>
-        </w:rPr>
-        <w:t xml:space="preserve"> mu u</w:t>
-      </w:r>
-      <w:r>
-        <w:rPr>
-          <w:rFonts w:ascii="Times New Roman" w:eastAsia="Times New Roman" w:hAnsi="Times New Roman" w:cs="Times New Roman"/>
-          <w:sz w:val="20"/>
-        </w:rPr>
-        <w:t xml:space="preserve"> </w:t>
-      </w:r>
-      <w:proofErr w:type="spellStart"/>
-      <w:r>
-        <w:rPr>
-          <w:rFonts w:ascii="Times New Roman" w:eastAsia="Times New Roman" w:hAnsi="Times New Roman" w:cs="Times New Roman"/>
-          <w:sz w:val="20"/>
-        </w:rPr>
-        <w:t>realnom</w:t>
-      </w:r>
-      <w:proofErr w:type="spellEnd"/>
-      <w:r>
-        <w:rPr>
-          <w:rFonts w:ascii="Times New Roman" w:eastAsia="Times New Roman" w:hAnsi="Times New Roman" w:cs="Times New Roman"/>
-          <w:sz w:val="20"/>
-        </w:rPr>
-        <w:t xml:space="preserve"> </w:t>
-      </w:r>
-      <w:proofErr w:type="spellStart"/>
-      <w:r>
-        <w:rPr>
-          <w:rFonts w:ascii="Times New Roman" w:eastAsia="Times New Roman" w:hAnsi="Times New Roman" w:cs="Times New Roman"/>
-          <w:sz w:val="20"/>
-        </w:rPr>
-        <w:t>vremenu</w:t>
-      </w:r>
-      <w:proofErr w:type="spellEnd"/>
-      <w:r>
-        <w:rPr>
-          <w:rFonts w:ascii="Times New Roman" w:eastAsia="Times New Roman" w:hAnsi="Times New Roman" w:cs="Times New Roman"/>
-          <w:sz w:val="20"/>
-        </w:rPr>
-        <w:t xml:space="preserve"> </w:t>
-      </w:r>
-      <w:proofErr w:type="spellStart"/>
-      <w:r>
-        <w:rPr>
-          <w:rFonts w:ascii="Times New Roman" w:eastAsia="Times New Roman" w:hAnsi="Times New Roman" w:cs="Times New Roman"/>
-          <w:sz w:val="20"/>
-        </w:rPr>
-        <w:t>dok</w:t>
-      </w:r>
-      <w:proofErr w:type="spellEnd"/>
-      <w:r>
-        <w:rPr>
-          <w:rFonts w:ascii="Times New Roman" w:eastAsia="Times New Roman" w:hAnsi="Times New Roman" w:cs="Times New Roman"/>
-          <w:sz w:val="20"/>
-        </w:rPr>
-        <w:t xml:space="preserve"> </w:t>
-      </w:r>
-      <w:proofErr w:type="spellStart"/>
-      <w:r>
-        <w:rPr>
-          <w:rFonts w:ascii="Times New Roman" w:eastAsia="Times New Roman" w:hAnsi="Times New Roman" w:cs="Times New Roman"/>
-          <w:sz w:val="20"/>
-        </w:rPr>
-        <w:t>kuca</w:t>
-      </w:r>
-      <w:proofErr w:type="spellEnd"/>
-      <w:r>
-        <w:rPr>
-          <w:rFonts w:ascii="Times New Roman" w:eastAsia="Times New Roman" w:hAnsi="Times New Roman" w:cs="Times New Roman"/>
-          <w:sz w:val="20"/>
-        </w:rPr>
-        <w:t xml:space="preserve">, </w:t>
-      </w:r>
-      <w:proofErr w:type="spellStart"/>
-      <w:r>
-        <w:rPr>
-          <w:rFonts w:ascii="Times New Roman" w:eastAsia="Times New Roman" w:hAnsi="Times New Roman" w:cs="Times New Roman"/>
-          <w:sz w:val="20"/>
-        </w:rPr>
-        <w:t>koje</w:t>
-      </w:r>
-      <w:proofErr w:type="spellEnd"/>
-      <w:r>
-        <w:rPr>
-          <w:rFonts w:ascii="Times New Roman" w:eastAsia="Times New Roman" w:hAnsi="Times New Roman" w:cs="Times New Roman"/>
-          <w:sz w:val="20"/>
-        </w:rPr>
-        <w:t xml:space="preserve"> </w:t>
-      </w:r>
-      <w:proofErr w:type="spellStart"/>
-      <w:r>
-        <w:rPr>
-          <w:rFonts w:ascii="Times New Roman" w:eastAsia="Times New Roman" w:hAnsi="Times New Roman" w:cs="Times New Roman"/>
-          <w:sz w:val="20"/>
-        </w:rPr>
-        <w:t>izložbe</w:t>
-      </w:r>
-      <w:proofErr w:type="spellEnd"/>
-      <w:r>
-        <w:rPr>
-          <w:rFonts w:ascii="Times New Roman" w:eastAsia="Times New Roman" w:hAnsi="Times New Roman" w:cs="Times New Roman"/>
-          <w:sz w:val="20"/>
-        </w:rPr>
-        <w:t xml:space="preserve"> u </w:t>
-      </w:r>
-      <w:proofErr w:type="spellStart"/>
-      <w:r>
-        <w:rPr>
-          <w:rFonts w:ascii="Times New Roman" w:eastAsia="Times New Roman" w:hAnsi="Times New Roman" w:cs="Times New Roman"/>
-          <w:sz w:val="20"/>
-        </w:rPr>
-        <w:t>imenu</w:t>
-      </w:r>
-      <w:proofErr w:type="spellEnd"/>
-      <w:r>
-        <w:rPr>
-          <w:rFonts w:ascii="Times New Roman" w:eastAsia="Times New Roman" w:hAnsi="Times New Roman" w:cs="Times New Roman"/>
-          <w:sz w:val="20"/>
-        </w:rPr>
-        <w:t xml:space="preserve"> </w:t>
-      </w:r>
-      <w:proofErr w:type="spellStart"/>
-      <w:r>
-        <w:rPr>
-          <w:rFonts w:ascii="Times New Roman" w:eastAsia="Times New Roman" w:hAnsi="Times New Roman" w:cs="Times New Roman"/>
-          <w:sz w:val="20"/>
-        </w:rPr>
-        <w:t>imaju</w:t>
-      </w:r>
-      <w:proofErr w:type="spellEnd"/>
-      <w:r>
-        <w:rPr>
-          <w:rFonts w:ascii="Times New Roman" w:eastAsia="Times New Roman" w:hAnsi="Times New Roman" w:cs="Times New Roman"/>
-          <w:sz w:val="20"/>
-        </w:rPr>
-        <w:t xml:space="preserve"> ono </w:t>
-      </w:r>
-      <w:proofErr w:type="spellStart"/>
-      <w:r>
-        <w:rPr>
-          <w:rFonts w:ascii="Times New Roman" w:eastAsia="Times New Roman" w:hAnsi="Times New Roman" w:cs="Times New Roman"/>
-          <w:sz w:val="20"/>
-        </w:rPr>
-        <w:t>što</w:t>
-      </w:r>
-      <w:proofErr w:type="spellEnd"/>
-      <w:r>
-        <w:rPr>
-          <w:rFonts w:ascii="Times New Roman" w:eastAsia="Times New Roman" w:hAnsi="Times New Roman" w:cs="Times New Roman"/>
-          <w:sz w:val="20"/>
-        </w:rPr>
-        <w:t xml:space="preserve"> </w:t>
-      </w:r>
-      <w:proofErr w:type="spellStart"/>
-      <w:r>
-        <w:rPr>
-          <w:rFonts w:ascii="Times New Roman" w:eastAsia="Times New Roman" w:hAnsi="Times New Roman" w:cs="Times New Roman"/>
-          <w:sz w:val="20"/>
-        </w:rPr>
-        <w:t>traži</w:t>
-      </w:r>
-      <w:proofErr w:type="spellEnd"/>
-      <w:r>
-        <w:rPr>
-          <w:rFonts w:ascii="Times New Roman" w:eastAsia="Times New Roman" w:hAnsi="Times New Roman" w:cs="Times New Roman"/>
-          <w:sz w:val="20"/>
-        </w:rPr>
-        <w:t>.</w:t>
+        <w:t xml:space="preserve"> dok kuca, koje izložbe u imenu imaju ono što traži.</w:t>
       </w:r>
     </w:p>
     <w:p>
@@ -8054,27 +3709,9 @@
       <w:pPr>
         <w:pStyle w:val="Heading3"/>
       </w:pPr>
-      <w:proofErr w:type="spellStart"/>
-      <w:r>
-        <w:t>Korisnik</w:t>
-      </w:r>
-      <w:proofErr w:type="spellEnd"/>
-      <w:r>
-        <w:t xml:space="preserve"> </w:t>
-      </w:r>
-      <w:proofErr w:type="spellStart"/>
-      <w:r>
-        <w:t>bira</w:t>
-      </w:r>
-      <w:proofErr w:type="spellEnd"/>
-      <w:r>
-        <w:t xml:space="preserve"> </w:t>
-      </w:r>
-      <w:proofErr w:type="spellStart"/>
-      <w:r>
-        <w:t>izložbu</w:t>
-      </w:r>
-      <w:proofErr w:type="spellEnd"/>
+      <w:r>
+        <w:t>Korisnik bira izložbu</w:t>
+      </w:r>
     </w:p>
     <w:p>
       <w:pPr>
@@ -8086,311 +3723,13 @@
         <w:spacing w:after="113"/>
         <w:ind w:left="426"/>
       </w:pPr>
-      <w:proofErr w:type="spellStart"/>
       <w:r>
         <w:rPr>
           <w:rFonts w:ascii="Times New Roman" w:hAnsi="Times New Roman" w:cs="Times New Roman"/>
           <w:sz w:val="20"/>
           <w:szCs w:val="22"/>
         </w:rPr>
-        <w:t>Korisnik</w:t>
-      </w:r>
-      <w:proofErr w:type="spellEnd"/>
-      <w:r>
-        <w:rPr>
-          <w:rFonts w:ascii="Times New Roman" w:hAnsi="Times New Roman" w:cs="Times New Roman"/>
-          <w:sz w:val="20"/>
-          <w:szCs w:val="22"/>
-        </w:rPr>
-        <w:t xml:space="preserve"> </w:t>
-      </w:r>
-      <w:proofErr w:type="spellStart"/>
-      <w:r>
-        <w:rPr>
-          <w:rFonts w:ascii="Times New Roman" w:hAnsi="Times New Roman" w:cs="Times New Roman"/>
-          <w:sz w:val="20"/>
-          <w:szCs w:val="22"/>
-        </w:rPr>
-        <w:t>hoveruje</w:t>
-      </w:r>
-      <w:proofErr w:type="spellEnd"/>
-      <w:r>
-        <w:rPr>
-          <w:rFonts w:ascii="Times New Roman" w:hAnsi="Times New Roman" w:cs="Times New Roman"/>
-          <w:sz w:val="20"/>
-          <w:szCs w:val="22"/>
-        </w:rPr>
-        <w:t xml:space="preserve"> </w:t>
-      </w:r>
-      <w:proofErr w:type="spellStart"/>
-      <w:r>
-        <w:rPr>
-          <w:rFonts w:ascii="Times New Roman" w:hAnsi="Times New Roman" w:cs="Times New Roman"/>
-          <w:sz w:val="20"/>
-          <w:szCs w:val="22"/>
-        </w:rPr>
-        <w:t>iznad</w:t>
-      </w:r>
-      <w:proofErr w:type="spellEnd"/>
-      <w:r>
-        <w:rPr>
-          <w:rFonts w:ascii="Times New Roman" w:hAnsi="Times New Roman" w:cs="Times New Roman"/>
-          <w:sz w:val="20"/>
-          <w:szCs w:val="22"/>
-        </w:rPr>
-        <w:t xml:space="preserve"> </w:t>
-      </w:r>
-      <w:proofErr w:type="spellStart"/>
-      <w:r>
-        <w:rPr>
-          <w:rFonts w:ascii="Times New Roman" w:hAnsi="Times New Roman" w:cs="Times New Roman"/>
-          <w:sz w:val="20"/>
-          <w:szCs w:val="22"/>
-        </w:rPr>
-        <w:t>naziva</w:t>
-      </w:r>
-      <w:proofErr w:type="spellEnd"/>
-      <w:r>
-        <w:rPr>
-          <w:rFonts w:ascii="Times New Roman" w:hAnsi="Times New Roman" w:cs="Times New Roman"/>
-          <w:sz w:val="20"/>
-          <w:szCs w:val="22"/>
-        </w:rPr>
-        <w:t xml:space="preserve"> </w:t>
-      </w:r>
-      <w:proofErr w:type="spellStart"/>
-      <w:r>
-        <w:rPr>
-          <w:rFonts w:ascii="Times New Roman" w:hAnsi="Times New Roman" w:cs="Times New Roman"/>
-          <w:sz w:val="20"/>
-          <w:szCs w:val="22"/>
-        </w:rPr>
-        <w:t>izložbe</w:t>
-      </w:r>
-      <w:proofErr w:type="spellEnd"/>
-      <w:r>
-        <w:rPr>
-          <w:rFonts w:ascii="Times New Roman" w:hAnsi="Times New Roman" w:cs="Times New Roman"/>
-          <w:sz w:val="20"/>
-          <w:szCs w:val="22"/>
-        </w:rPr>
-        <w:t xml:space="preserve"> </w:t>
-      </w:r>
-      <w:proofErr w:type="spellStart"/>
-      <w:r>
-        <w:rPr>
-          <w:rFonts w:ascii="Times New Roman" w:hAnsi="Times New Roman" w:cs="Times New Roman"/>
-          <w:sz w:val="20"/>
-          <w:szCs w:val="22"/>
-        </w:rPr>
-        <w:t>koja</w:t>
-      </w:r>
-      <w:proofErr w:type="spellEnd"/>
-      <w:r>
-        <w:rPr>
-          <w:rFonts w:ascii="Times New Roman" w:hAnsi="Times New Roman" w:cs="Times New Roman"/>
-          <w:sz w:val="20"/>
-          <w:szCs w:val="22"/>
-        </w:rPr>
-        <w:t xml:space="preserve"> mu se </w:t>
-      </w:r>
-      <w:proofErr w:type="spellStart"/>
-      <w:r>
-        <w:rPr>
-          <w:rFonts w:ascii="Times New Roman" w:hAnsi="Times New Roman" w:cs="Times New Roman"/>
-          <w:sz w:val="20"/>
-          <w:szCs w:val="22"/>
-        </w:rPr>
-        <w:t>svidja</w:t>
-      </w:r>
-      <w:proofErr w:type="spellEnd"/>
-      <w:r>
-        <w:rPr>
-          <w:rFonts w:ascii="Times New Roman" w:hAnsi="Times New Roman" w:cs="Times New Roman"/>
-          <w:sz w:val="20"/>
-          <w:szCs w:val="22"/>
-        </w:rPr>
-        <w:t xml:space="preserve"> </w:t>
-      </w:r>
-      <w:proofErr w:type="spellStart"/>
-      <w:r>
-        <w:rPr>
-          <w:rFonts w:ascii="Times New Roman" w:hAnsi="Times New Roman" w:cs="Times New Roman"/>
-          <w:sz w:val="20"/>
-          <w:szCs w:val="22"/>
-        </w:rPr>
-        <w:t>ili</w:t>
-      </w:r>
-      <w:proofErr w:type="spellEnd"/>
-      <w:r>
-        <w:rPr>
-          <w:rFonts w:ascii="Times New Roman" w:hAnsi="Times New Roman" w:cs="Times New Roman"/>
-          <w:sz w:val="20"/>
-          <w:szCs w:val="22"/>
-        </w:rPr>
-        <w:t xml:space="preserve"> ga </w:t>
-      </w:r>
-      <w:proofErr w:type="spellStart"/>
-      <w:r>
-        <w:rPr>
-          <w:rFonts w:ascii="Times New Roman" w:hAnsi="Times New Roman" w:cs="Times New Roman"/>
-          <w:sz w:val="20"/>
-          <w:szCs w:val="22"/>
-        </w:rPr>
-        <w:t>interesuje</w:t>
-      </w:r>
-      <w:proofErr w:type="spellEnd"/>
-      <w:r>
-        <w:rPr>
-          <w:rFonts w:ascii="Times New Roman" w:hAnsi="Times New Roman" w:cs="Times New Roman"/>
-          <w:sz w:val="20"/>
-          <w:szCs w:val="22"/>
-        </w:rPr>
-        <w:t xml:space="preserve">, </w:t>
-      </w:r>
-      <w:proofErr w:type="spellStart"/>
-      <w:r>
-        <w:rPr>
-          <w:rFonts w:ascii="Times New Roman" w:hAnsi="Times New Roman" w:cs="Times New Roman"/>
-          <w:sz w:val="20"/>
-          <w:szCs w:val="22"/>
-        </w:rPr>
-        <w:t>prilikom</w:t>
-      </w:r>
-      <w:proofErr w:type="spellEnd"/>
-      <w:r>
-        <w:rPr>
-          <w:rFonts w:ascii="Times New Roman" w:hAnsi="Times New Roman" w:cs="Times New Roman"/>
-          <w:sz w:val="20"/>
-          <w:szCs w:val="22"/>
-        </w:rPr>
-        <w:t xml:space="preserve"> </w:t>
-      </w:r>
-      <w:proofErr w:type="spellStart"/>
-      <w:r>
-        <w:rPr>
-          <w:rFonts w:ascii="Times New Roman" w:hAnsi="Times New Roman" w:cs="Times New Roman"/>
-          <w:sz w:val="20"/>
-          <w:szCs w:val="22"/>
-        </w:rPr>
-        <w:t>čega</w:t>
-      </w:r>
-      <w:proofErr w:type="spellEnd"/>
-      <w:r>
-        <w:rPr>
-          <w:rFonts w:ascii="Times New Roman" w:hAnsi="Times New Roman" w:cs="Times New Roman"/>
-          <w:sz w:val="20"/>
-          <w:szCs w:val="22"/>
-        </w:rPr>
-        <w:t xml:space="preserve"> taj </w:t>
-      </w:r>
-      <w:proofErr w:type="spellStart"/>
-      <w:r>
-        <w:rPr>
-          <w:rFonts w:ascii="Times New Roman" w:hAnsi="Times New Roman" w:cs="Times New Roman"/>
-          <w:sz w:val="20"/>
-          <w:szCs w:val="22"/>
-        </w:rPr>
-        <w:t>naslov</w:t>
-      </w:r>
-      <w:proofErr w:type="spellEnd"/>
-      <w:r>
-        <w:rPr>
-          <w:rFonts w:ascii="Times New Roman" w:hAnsi="Times New Roman" w:cs="Times New Roman"/>
-          <w:sz w:val="20"/>
-          <w:szCs w:val="22"/>
-        </w:rPr>
-        <w:t xml:space="preserve"> se </w:t>
-      </w:r>
-      <w:proofErr w:type="spellStart"/>
-      <w:r>
-        <w:rPr>
-          <w:rFonts w:ascii="Times New Roman" w:hAnsi="Times New Roman" w:cs="Times New Roman"/>
-          <w:sz w:val="20"/>
-          <w:szCs w:val="22"/>
-        </w:rPr>
-        <w:t>uvećava</w:t>
-      </w:r>
-      <w:proofErr w:type="spellEnd"/>
-      <w:r>
-        <w:rPr>
-          <w:rFonts w:ascii="Times New Roman" w:hAnsi="Times New Roman" w:cs="Times New Roman"/>
-          <w:sz w:val="20"/>
-          <w:szCs w:val="22"/>
-        </w:rPr>
-        <w:t xml:space="preserve"> I </w:t>
-      </w:r>
-      <w:proofErr w:type="spellStart"/>
-      <w:r>
-        <w:rPr>
-          <w:rFonts w:ascii="Times New Roman" w:hAnsi="Times New Roman" w:cs="Times New Roman"/>
-          <w:sz w:val="20"/>
-          <w:szCs w:val="22"/>
-        </w:rPr>
-        <w:t>postaje</w:t>
-      </w:r>
-      <w:proofErr w:type="spellEnd"/>
-      <w:r>
-        <w:rPr>
-          <w:rFonts w:ascii="Times New Roman" w:hAnsi="Times New Roman" w:cs="Times New Roman"/>
-          <w:sz w:val="20"/>
-          <w:szCs w:val="22"/>
-        </w:rPr>
-        <w:t xml:space="preserve"> </w:t>
-      </w:r>
-      <w:proofErr w:type="spellStart"/>
-      <w:r>
-        <w:rPr>
-          <w:rFonts w:ascii="Times New Roman" w:hAnsi="Times New Roman" w:cs="Times New Roman"/>
-          <w:sz w:val="20"/>
-          <w:szCs w:val="22"/>
-        </w:rPr>
-        <w:t>obojen</w:t>
-      </w:r>
-      <w:proofErr w:type="spellEnd"/>
-      <w:r>
-        <w:rPr>
-          <w:rFonts w:ascii="Times New Roman" w:hAnsi="Times New Roman" w:cs="Times New Roman"/>
-          <w:sz w:val="20"/>
-          <w:szCs w:val="22"/>
-        </w:rPr>
-        <w:t xml:space="preserve"> </w:t>
-      </w:r>
-      <w:proofErr w:type="spellStart"/>
-      <w:r>
-        <w:rPr>
-          <w:rFonts w:ascii="Times New Roman" w:hAnsi="Times New Roman" w:cs="Times New Roman"/>
-          <w:sz w:val="20"/>
-          <w:szCs w:val="22"/>
-        </w:rPr>
-        <w:t>tamnijom</w:t>
-      </w:r>
-      <w:proofErr w:type="spellEnd"/>
-      <w:r>
-        <w:rPr>
-          <w:rFonts w:ascii="Times New Roman" w:hAnsi="Times New Roman" w:cs="Times New Roman"/>
-          <w:sz w:val="20"/>
-          <w:szCs w:val="22"/>
-        </w:rPr>
-        <w:t xml:space="preserve"> </w:t>
-      </w:r>
-      <w:proofErr w:type="spellStart"/>
-      <w:r>
-        <w:rPr>
-          <w:rFonts w:ascii="Times New Roman" w:hAnsi="Times New Roman" w:cs="Times New Roman"/>
-          <w:sz w:val="20"/>
-          <w:szCs w:val="22"/>
-        </w:rPr>
-        <w:t>bojom</w:t>
-      </w:r>
-      <w:proofErr w:type="spellEnd"/>
-      <w:r>
-        <w:rPr>
-          <w:rFonts w:ascii="Times New Roman" w:hAnsi="Times New Roman" w:cs="Times New Roman"/>
-          <w:sz w:val="20"/>
-          <w:szCs w:val="22"/>
-        </w:rPr>
-        <w:t>.</w:t>
+        <w:t>Korisnik hoveruje iznad naziva izložbe koja mu se svidja ili ga interesuje, prilikom čega taj naslov se uvećava I postaje obojen tamnijom bojom.</w:t>
       </w:r>
     </w:p>
     <w:p>
@@ -8408,70 +3747,14 @@
           <w:szCs w:val="22"/>
         </w:rPr>
       </w:pPr>
-      <w:proofErr w:type="spellStart"/>
       <w:r>
         <w:rPr>
           <w:rFonts w:ascii="Times New Roman" w:hAnsi="Times New Roman" w:cs="Times New Roman"/>
           <w:sz w:val="20"/>
           <w:szCs w:val="22"/>
         </w:rPr>
-        <w:t>Korisnik</w:t>
-      </w:r>
-      <w:proofErr w:type="spellEnd"/>
-      <w:r>
-        <w:rPr>
-          <w:rFonts w:ascii="Times New Roman" w:hAnsi="Times New Roman" w:cs="Times New Roman"/>
-          <w:sz w:val="20"/>
-          <w:szCs w:val="22"/>
-        </w:rPr>
-        <w:t xml:space="preserve"> </w:t>
-      </w:r>
-      <w:proofErr w:type="spellStart"/>
-      <w:r>
-        <w:rPr>
-          <w:rFonts w:ascii="Times New Roman" w:hAnsi="Times New Roman" w:cs="Times New Roman"/>
-          <w:sz w:val="20"/>
-          <w:szCs w:val="22"/>
-        </w:rPr>
-        <w:t>klikće</w:t>
-      </w:r>
-      <w:proofErr w:type="spellEnd"/>
-      <w:r>
-        <w:rPr>
-          <w:rFonts w:ascii="Times New Roman" w:hAnsi="Times New Roman" w:cs="Times New Roman"/>
-          <w:sz w:val="20"/>
-          <w:szCs w:val="22"/>
-        </w:rPr>
-        <w:t xml:space="preserve"> </w:t>
-      </w:r>
-      <w:proofErr w:type="spellStart"/>
-      <w:r>
-        <w:rPr>
-          <w:rFonts w:ascii="Times New Roman" w:hAnsi="Times New Roman" w:cs="Times New Roman"/>
-          <w:sz w:val="20"/>
-          <w:szCs w:val="22"/>
-        </w:rPr>
-        <w:t>na</w:t>
-      </w:r>
-      <w:proofErr w:type="spellEnd"/>
-      <w:r>
-        <w:rPr>
-          <w:rFonts w:ascii="Times New Roman" w:hAnsi="Times New Roman" w:cs="Times New Roman"/>
-          <w:sz w:val="20"/>
-          <w:szCs w:val="22"/>
-        </w:rPr>
-        <w:t xml:space="preserve"> </w:t>
-      </w:r>
-      <w:proofErr w:type="spellStart"/>
-      <w:r>
-        <w:rPr>
-          <w:rFonts w:ascii="Times New Roman" w:hAnsi="Times New Roman" w:cs="Times New Roman"/>
-          <w:sz w:val="20"/>
-          <w:szCs w:val="22"/>
-        </w:rPr>
-        <w:t>izložbe</w:t>
-      </w:r>
-      <w:proofErr w:type="spellEnd"/>
+        <w:t>Korisnik klikće na izložbe</w:t>
+      </w:r>
     </w:p>
     <w:p>
       <w:pPr>
@@ -8488,106 +3771,14 @@
           <w:szCs w:val="22"/>
         </w:rPr>
       </w:pPr>
-      <w:proofErr w:type="spellStart"/>
       <w:r>
         <w:rPr>
           <w:rFonts w:ascii="Times New Roman" w:hAnsi="Times New Roman" w:cs="Times New Roman"/>
           <w:sz w:val="20"/>
           <w:szCs w:val="22"/>
         </w:rPr>
-        <w:t>Sistem</w:t>
-      </w:r>
-      <w:proofErr w:type="spellEnd"/>
-      <w:r>
-        <w:rPr>
-          <w:rFonts w:ascii="Times New Roman" w:hAnsi="Times New Roman" w:cs="Times New Roman"/>
-          <w:sz w:val="20"/>
-          <w:szCs w:val="22"/>
-        </w:rPr>
-        <w:t xml:space="preserve"> </w:t>
-      </w:r>
-      <w:proofErr w:type="spellStart"/>
-      <w:r>
-        <w:rPr>
-          <w:rFonts w:ascii="Times New Roman" w:hAnsi="Times New Roman" w:cs="Times New Roman"/>
-          <w:sz w:val="20"/>
-          <w:szCs w:val="22"/>
-        </w:rPr>
-        <w:t>prikazuje</w:t>
-      </w:r>
-      <w:proofErr w:type="spellEnd"/>
-      <w:r>
-        <w:rPr>
-          <w:rFonts w:ascii="Times New Roman" w:hAnsi="Times New Roman" w:cs="Times New Roman"/>
-          <w:sz w:val="20"/>
-          <w:szCs w:val="22"/>
-        </w:rPr>
-        <w:t xml:space="preserve"> </w:t>
-      </w:r>
-      <w:proofErr w:type="spellStart"/>
-      <w:r>
-        <w:rPr>
-          <w:rFonts w:ascii="Times New Roman" w:hAnsi="Times New Roman" w:cs="Times New Roman"/>
-          <w:sz w:val="20"/>
-          <w:szCs w:val="22"/>
-        </w:rPr>
-        <w:t>detaljan</w:t>
-      </w:r>
-      <w:proofErr w:type="spellEnd"/>
-      <w:r>
-        <w:rPr>
-          <w:rFonts w:ascii="Times New Roman" w:hAnsi="Times New Roman" w:cs="Times New Roman"/>
-          <w:sz w:val="20"/>
-          <w:szCs w:val="22"/>
-        </w:rPr>
-        <w:t xml:space="preserve"> </w:t>
-      </w:r>
-      <w:proofErr w:type="spellStart"/>
-      <w:r>
-        <w:rPr>
-          <w:rFonts w:ascii="Times New Roman" w:hAnsi="Times New Roman" w:cs="Times New Roman"/>
-          <w:sz w:val="20"/>
-          <w:szCs w:val="22"/>
-        </w:rPr>
-        <w:t>prikaz</w:t>
-      </w:r>
-      <w:proofErr w:type="spellEnd"/>
-      <w:r>
-        <w:rPr>
-          <w:rFonts w:ascii="Times New Roman" w:hAnsi="Times New Roman" w:cs="Times New Roman"/>
-          <w:sz w:val="20"/>
-          <w:szCs w:val="22"/>
-        </w:rPr>
-        <w:t xml:space="preserve"> </w:t>
-      </w:r>
-      <w:proofErr w:type="spellStart"/>
-      <w:r>
-        <w:rPr>
-          <w:rFonts w:ascii="Times New Roman" w:hAnsi="Times New Roman" w:cs="Times New Roman"/>
-          <w:sz w:val="20"/>
-          <w:szCs w:val="22"/>
-        </w:rPr>
-        <w:t>izabrane</w:t>
-      </w:r>
-      <w:proofErr w:type="spellEnd"/>
-      <w:r>
-        <w:rPr>
-          <w:rFonts w:ascii="Times New Roman" w:hAnsi="Times New Roman" w:cs="Times New Roman"/>
-          <w:sz w:val="20"/>
-          <w:szCs w:val="22"/>
-        </w:rPr>
-        <w:t xml:space="preserve"> </w:t>
-      </w:r>
-      <w:proofErr w:type="spellStart"/>
-      <w:r>
-        <w:rPr>
-          <w:rFonts w:ascii="Times New Roman" w:hAnsi="Times New Roman" w:cs="Times New Roman"/>
-          <w:sz w:val="20"/>
-          <w:szCs w:val="22"/>
-        </w:rPr>
-        <w:t>izložbe</w:t>
-      </w:r>
-      <w:proofErr w:type="spellEnd"/>
+        <w:t>Sistem prikazuje detaljan prikaz izabrane izložbe</w:t>
+      </w:r>
     </w:p>
     <w:p>
       <w:pPr>
@@ -8608,20 +3799,10 @@
         <w:ind w:left="705" w:hanging="720"/>
       </w:pPr>
       <w:bookmarkStart w:id="9" w:name="_Toc205762436"/>
-      <w:proofErr w:type="spellStart"/>
-      <w:r>
-        <w:t>Posebni</w:t>
-      </w:r>
-      <w:proofErr w:type="spellEnd"/>
-      <w:r>
-        <w:t xml:space="preserve"> </w:t>
-      </w:r>
-      <w:proofErr w:type="spellStart"/>
-      <w:r>
-        <w:t>zahtevi</w:t>
+      <w:r>
+        <w:t>Posebni zahtevi</w:t>
       </w:r>
       <w:bookmarkEnd w:id="9"/>
-      <w:proofErr w:type="spellEnd"/>
       <w:r>
         <w:t xml:space="preserve"> </w:t>
       </w:r>
@@ -8645,119 +3826,7 @@
           <w:rFonts w:ascii="Times New Roman" w:eastAsia="Times New Roman" w:hAnsi="Times New Roman" w:cs="Times New Roman"/>
           <w:sz w:val="20"/>
         </w:rPr>
-        <w:t xml:space="preserve">Lista </w:t>
-      </w:r>
-      <w:proofErr w:type="spellStart"/>
-      <w:r>
-        <w:rPr>
-          <w:rFonts w:ascii="Times New Roman" w:eastAsia="Times New Roman" w:hAnsi="Times New Roman" w:cs="Times New Roman"/>
-          <w:sz w:val="20"/>
-        </w:rPr>
-        <w:t>izložbi</w:t>
-      </w:r>
-      <w:proofErr w:type="spellEnd"/>
-      <w:r>
-        <w:rPr>
-          <w:rFonts w:ascii="Times New Roman" w:eastAsia="Times New Roman" w:hAnsi="Times New Roman" w:cs="Times New Roman"/>
-          <w:sz w:val="20"/>
-        </w:rPr>
-        <w:t xml:space="preserve"> mora da se </w:t>
-      </w:r>
-      <w:proofErr w:type="spellStart"/>
-      <w:r>
-        <w:rPr>
-          <w:rFonts w:ascii="Times New Roman" w:eastAsia="Times New Roman" w:hAnsi="Times New Roman" w:cs="Times New Roman"/>
-          <w:sz w:val="20"/>
-        </w:rPr>
-        <w:t>učita</w:t>
-      </w:r>
-      <w:proofErr w:type="spellEnd"/>
-      <w:r>
-        <w:rPr>
-          <w:rFonts w:ascii="Times New Roman" w:eastAsia="Times New Roman" w:hAnsi="Times New Roman" w:cs="Times New Roman"/>
-          <w:sz w:val="20"/>
-        </w:rPr>
-        <w:t xml:space="preserve"> za </w:t>
-      </w:r>
-      <w:proofErr w:type="spellStart"/>
-      <w:r>
-        <w:rPr>
-          <w:rFonts w:ascii="Times New Roman" w:eastAsia="Times New Roman" w:hAnsi="Times New Roman" w:cs="Times New Roman"/>
-          <w:sz w:val="20"/>
-        </w:rPr>
-        <w:t>manje</w:t>
-      </w:r>
-      <w:proofErr w:type="spellEnd"/>
-      <w:r>
-        <w:rPr>
-          <w:rFonts w:ascii="Times New Roman" w:eastAsia="Times New Roman" w:hAnsi="Times New Roman" w:cs="Times New Roman"/>
-          <w:sz w:val="20"/>
-        </w:rPr>
-        <w:t xml:space="preserve"> od 3 </w:t>
-      </w:r>
-      <w:proofErr w:type="spellStart"/>
-      <w:r>
-        <w:rPr>
-          <w:rFonts w:ascii="Times New Roman" w:eastAsia="Times New Roman" w:hAnsi="Times New Roman" w:cs="Times New Roman"/>
-          <w:sz w:val="20"/>
-        </w:rPr>
-        <w:t>sekundi</w:t>
-      </w:r>
-      <w:proofErr w:type="spellEnd"/>
-      <w:r>
-        <w:rPr>
-          <w:rFonts w:ascii="Times New Roman" w:eastAsia="Times New Roman" w:hAnsi="Times New Roman" w:cs="Times New Roman"/>
-          <w:sz w:val="20"/>
-        </w:rPr>
-        <w:t xml:space="preserve"> </w:t>
-      </w:r>
-      <w:proofErr w:type="spellStart"/>
-      <w:r>
-        <w:rPr>
-          <w:rFonts w:ascii="Times New Roman" w:eastAsia="Times New Roman" w:hAnsi="Times New Roman" w:cs="Times New Roman"/>
-          <w:sz w:val="20"/>
-        </w:rPr>
-        <w:t>pri</w:t>
-      </w:r>
-      <w:proofErr w:type="spellEnd"/>
-      <w:r>
-        <w:rPr>
-          <w:rFonts w:ascii="Times New Roman" w:eastAsia="Times New Roman" w:hAnsi="Times New Roman" w:cs="Times New Roman"/>
-          <w:sz w:val="20"/>
-        </w:rPr>
-        <w:t xml:space="preserve"> </w:t>
-      </w:r>
-      <w:proofErr w:type="spellStart"/>
-      <w:r>
-        <w:rPr>
-          <w:rFonts w:ascii="Times New Roman" w:eastAsia="Times New Roman" w:hAnsi="Times New Roman" w:cs="Times New Roman"/>
-          <w:sz w:val="20"/>
-        </w:rPr>
-        <w:t>normalnom</w:t>
-      </w:r>
-      <w:proofErr w:type="spellEnd"/>
-      <w:r>
-        <w:rPr>
-          <w:rFonts w:ascii="Times New Roman" w:eastAsia="Times New Roman" w:hAnsi="Times New Roman" w:cs="Times New Roman"/>
-          <w:sz w:val="20"/>
-        </w:rPr>
-        <w:t xml:space="preserve"> </w:t>
-      </w:r>
-      <w:proofErr w:type="spellStart"/>
-      <w:r>
-        <w:rPr>
-          <w:rFonts w:ascii="Times New Roman" w:eastAsia="Times New Roman" w:hAnsi="Times New Roman" w:cs="Times New Roman"/>
-          <w:sz w:val="20"/>
-        </w:rPr>
-        <w:t>opterećenju</w:t>
-      </w:r>
-      <w:proofErr w:type="spellEnd"/>
-      <w:r>
-        <w:rPr>
-          <w:rFonts w:ascii="Times New Roman" w:eastAsia="Times New Roman" w:hAnsi="Times New Roman" w:cs="Times New Roman"/>
-          <w:sz w:val="20"/>
-        </w:rPr>
-        <w:t>.</w:t>
+        <w:t>Lista izložbi mora da se učita za manje od 3 sekundi pri normalnom opterećenju.</w:t>
       </w:r>
     </w:p>
     <w:p>
@@ -8774,165 +3843,12 @@
           <w:sz w:val="20"/>
         </w:rPr>
       </w:pPr>
-      <w:proofErr w:type="spellStart"/>
       <w:r>
         <w:rPr>
           <w:rFonts w:ascii="Times New Roman" w:eastAsia="Times New Roman" w:hAnsi="Times New Roman" w:cs="Times New Roman"/>
           <w:sz w:val="20"/>
         </w:rPr>
-        <w:t>Pretraga</w:t>
-      </w:r>
-      <w:proofErr w:type="spellEnd"/>
-      <w:r>
-        <w:rPr>
-          <w:rFonts w:ascii="Times New Roman" w:eastAsia="Times New Roman" w:hAnsi="Times New Roman" w:cs="Times New Roman"/>
-          <w:sz w:val="20"/>
-        </w:rPr>
-        <w:t xml:space="preserve"> </w:t>
-      </w:r>
-      <w:proofErr w:type="spellStart"/>
-      <w:r>
-        <w:rPr>
-          <w:rFonts w:ascii="Times New Roman" w:eastAsia="Times New Roman" w:hAnsi="Times New Roman" w:cs="Times New Roman"/>
-          <w:sz w:val="20"/>
-        </w:rPr>
-        <w:t>izložbi</w:t>
-      </w:r>
-      <w:proofErr w:type="spellEnd"/>
-      <w:r>
-        <w:rPr>
-          <w:rFonts w:ascii="Times New Roman" w:eastAsia="Times New Roman" w:hAnsi="Times New Roman" w:cs="Times New Roman"/>
-          <w:sz w:val="20"/>
-        </w:rPr>
-        <w:t xml:space="preserve"> mora </w:t>
-      </w:r>
-      <w:proofErr w:type="spellStart"/>
-      <w:r>
-        <w:rPr>
-          <w:rFonts w:ascii="Times New Roman" w:eastAsia="Times New Roman" w:hAnsi="Times New Roman" w:cs="Times New Roman"/>
-          <w:sz w:val="20"/>
-        </w:rPr>
-        <w:t>biti</w:t>
-      </w:r>
-      <w:proofErr w:type="spellEnd"/>
-      <w:r>
-        <w:rPr>
-          <w:rFonts w:ascii="Times New Roman" w:eastAsia="Times New Roman" w:hAnsi="Times New Roman" w:cs="Times New Roman"/>
-          <w:sz w:val="20"/>
-        </w:rPr>
-        <w:t xml:space="preserve"> </w:t>
-      </w:r>
-      <w:proofErr w:type="spellStart"/>
-      <w:r>
-        <w:rPr>
-          <w:rFonts w:ascii="Times New Roman" w:eastAsia="Times New Roman" w:hAnsi="Times New Roman" w:cs="Times New Roman"/>
-          <w:sz w:val="20"/>
-        </w:rPr>
-        <w:t>ažurirana</w:t>
-      </w:r>
-      <w:proofErr w:type="spellEnd"/>
-      <w:r>
-        <w:rPr>
-          <w:rFonts w:ascii="Times New Roman" w:eastAsia="Times New Roman" w:hAnsi="Times New Roman" w:cs="Times New Roman"/>
-          <w:sz w:val="20"/>
-        </w:rPr>
-        <w:t xml:space="preserve"> I </w:t>
-      </w:r>
-      <w:proofErr w:type="spellStart"/>
-      <w:r>
-        <w:rPr>
-          <w:rFonts w:ascii="Times New Roman" w:eastAsia="Times New Roman" w:hAnsi="Times New Roman" w:cs="Times New Roman"/>
-          <w:sz w:val="20"/>
-        </w:rPr>
-        <w:t>dinamička</w:t>
-      </w:r>
-      <w:proofErr w:type="spellEnd"/>
-      <w:r>
-        <w:rPr>
-          <w:rFonts w:ascii="Times New Roman" w:eastAsia="Times New Roman" w:hAnsi="Times New Roman" w:cs="Times New Roman"/>
-          <w:sz w:val="20"/>
-        </w:rPr>
-        <w:t xml:space="preserve">, </w:t>
-      </w:r>
-      <w:proofErr w:type="spellStart"/>
-      <w:r>
-        <w:rPr>
-          <w:rFonts w:ascii="Times New Roman" w:eastAsia="Times New Roman" w:hAnsi="Times New Roman" w:cs="Times New Roman"/>
-          <w:sz w:val="20"/>
-        </w:rPr>
-        <w:t>sa</w:t>
-      </w:r>
-      <w:proofErr w:type="spellEnd"/>
-      <w:r>
-        <w:rPr>
-          <w:rFonts w:ascii="Times New Roman" w:eastAsia="Times New Roman" w:hAnsi="Times New Roman" w:cs="Times New Roman"/>
-          <w:sz w:val="20"/>
-        </w:rPr>
-        <w:t xml:space="preserve"> </w:t>
-      </w:r>
-      <w:proofErr w:type="spellStart"/>
-      <w:r>
-        <w:rPr>
-          <w:rFonts w:ascii="Times New Roman" w:eastAsia="Times New Roman" w:hAnsi="Times New Roman" w:cs="Times New Roman"/>
-          <w:sz w:val="20"/>
-        </w:rPr>
-        <w:t>rezultatima</w:t>
-      </w:r>
-      <w:proofErr w:type="spellEnd"/>
-      <w:r>
-        <w:rPr>
-          <w:rFonts w:ascii="Times New Roman" w:eastAsia="Times New Roman" w:hAnsi="Times New Roman" w:cs="Times New Roman"/>
-          <w:sz w:val="20"/>
-        </w:rPr>
-        <w:t xml:space="preserve"> koji se </w:t>
-      </w:r>
-      <w:proofErr w:type="spellStart"/>
-      <w:r>
-        <w:rPr>
-          <w:rFonts w:ascii="Times New Roman" w:eastAsia="Times New Roman" w:hAnsi="Times New Roman" w:cs="Times New Roman"/>
-          <w:sz w:val="20"/>
-        </w:rPr>
-        <w:t>prikazuju</w:t>
-      </w:r>
-      <w:proofErr w:type="spellEnd"/>
-      <w:r>
-        <w:rPr>
-          <w:rFonts w:ascii="Times New Roman" w:eastAsia="Times New Roman" w:hAnsi="Times New Roman" w:cs="Times New Roman"/>
-          <w:sz w:val="20"/>
-        </w:rPr>
-        <w:t xml:space="preserve"> </w:t>
-      </w:r>
-      <w:proofErr w:type="spellStart"/>
-      <w:r>
-        <w:rPr>
-          <w:rFonts w:ascii="Times New Roman" w:eastAsia="Times New Roman" w:hAnsi="Times New Roman" w:cs="Times New Roman"/>
-          <w:sz w:val="20"/>
-        </w:rPr>
-        <w:t>tokom</w:t>
-      </w:r>
-      <w:proofErr w:type="spellEnd"/>
-      <w:r>
-        <w:rPr>
-          <w:rFonts w:ascii="Times New Roman" w:eastAsia="Times New Roman" w:hAnsi="Times New Roman" w:cs="Times New Roman"/>
-          <w:sz w:val="20"/>
-        </w:rPr>
-        <w:t xml:space="preserve"> </w:t>
-      </w:r>
-      <w:proofErr w:type="spellStart"/>
-      <w:r>
-        <w:rPr>
-          <w:rFonts w:ascii="Times New Roman" w:eastAsia="Times New Roman" w:hAnsi="Times New Roman" w:cs="Times New Roman"/>
-          <w:sz w:val="20"/>
-        </w:rPr>
-        <w:t>kucanja</w:t>
-      </w:r>
-      <w:proofErr w:type="spellEnd"/>
-      <w:r>
-        <w:rPr>
-          <w:rFonts w:ascii="Times New Roman" w:eastAsia="Times New Roman" w:hAnsi="Times New Roman" w:cs="Times New Roman"/>
-          <w:sz w:val="20"/>
-        </w:rPr>
-        <w:t>.</w:t>
+        <w:t>Pretraga izložbi mora biti ažurirana I dinamička, sa rezultatima koji se prikazuju tokom kucanja.</w:t>
       </w:r>
     </w:p>
     <w:p>
@@ -8953,12 +3869,10 @@
         <w:ind w:left="705" w:hanging="720"/>
       </w:pPr>
       <w:bookmarkStart w:id="10" w:name="_Toc205762437"/>
-      <w:proofErr w:type="spellStart"/>
       <w:r>
         <w:t>Preduslovi</w:t>
       </w:r>
       <w:bookmarkEnd w:id="10"/>
-      <w:proofErr w:type="spellEnd"/>
       <w:r>
         <w:t xml:space="preserve">  </w:t>
       </w:r>
@@ -8982,151 +3896,7 @@
           <w:rFonts w:ascii="Times New Roman" w:eastAsia="Times New Roman" w:hAnsi="Times New Roman" w:cs="Times New Roman"/>
           <w:sz w:val="20"/>
         </w:rPr>
-        <w:t xml:space="preserve">U </w:t>
-      </w:r>
-      <w:proofErr w:type="spellStart"/>
-      <w:r>
-        <w:rPr>
-          <w:rFonts w:ascii="Times New Roman" w:eastAsia="Times New Roman" w:hAnsi="Times New Roman" w:cs="Times New Roman"/>
-          <w:sz w:val="20"/>
-        </w:rPr>
-        <w:t>bazi</w:t>
-      </w:r>
-      <w:proofErr w:type="spellEnd"/>
-      <w:r>
-        <w:rPr>
-          <w:rFonts w:ascii="Times New Roman" w:eastAsia="Times New Roman" w:hAnsi="Times New Roman" w:cs="Times New Roman"/>
-          <w:sz w:val="20"/>
-        </w:rPr>
-        <w:t xml:space="preserve"> </w:t>
-      </w:r>
-      <w:proofErr w:type="spellStart"/>
-      <w:r>
-        <w:rPr>
-          <w:rFonts w:ascii="Times New Roman" w:eastAsia="Times New Roman" w:hAnsi="Times New Roman" w:cs="Times New Roman"/>
-          <w:sz w:val="20"/>
-        </w:rPr>
-        <w:t>podataka</w:t>
-      </w:r>
-      <w:proofErr w:type="spellEnd"/>
-      <w:r>
-        <w:rPr>
-          <w:rFonts w:ascii="Times New Roman" w:eastAsia="Times New Roman" w:hAnsi="Times New Roman" w:cs="Times New Roman"/>
-          <w:sz w:val="20"/>
-        </w:rPr>
-        <w:t xml:space="preserve"> </w:t>
-      </w:r>
-      <w:proofErr w:type="spellStart"/>
-      <w:r>
-        <w:rPr>
-          <w:rFonts w:ascii="Times New Roman" w:eastAsia="Times New Roman" w:hAnsi="Times New Roman" w:cs="Times New Roman"/>
-          <w:sz w:val="20"/>
-        </w:rPr>
-        <w:t>postoje</w:t>
-      </w:r>
-      <w:proofErr w:type="spellEnd"/>
-      <w:r>
-        <w:rPr>
-          <w:rFonts w:ascii="Times New Roman" w:eastAsia="Times New Roman" w:hAnsi="Times New Roman" w:cs="Times New Roman"/>
-          <w:sz w:val="20"/>
-        </w:rPr>
-        <w:t xml:space="preserve"> </w:t>
-      </w:r>
-      <w:proofErr w:type="spellStart"/>
-      <w:r>
-        <w:rPr>
-          <w:rFonts w:ascii="Times New Roman" w:eastAsia="Times New Roman" w:hAnsi="Times New Roman" w:cs="Times New Roman"/>
-          <w:sz w:val="20"/>
-        </w:rPr>
-        <w:t>definisane</w:t>
-      </w:r>
-      <w:proofErr w:type="spellEnd"/>
-      <w:r>
-        <w:rPr>
-          <w:rFonts w:ascii="Times New Roman" w:eastAsia="Times New Roman" w:hAnsi="Times New Roman" w:cs="Times New Roman"/>
-          <w:sz w:val="20"/>
-        </w:rPr>
-        <w:t xml:space="preserve"> </w:t>
-      </w:r>
-      <w:proofErr w:type="spellStart"/>
-      <w:r>
-        <w:rPr>
-          <w:rFonts w:ascii="Times New Roman" w:eastAsia="Times New Roman" w:hAnsi="Times New Roman" w:cs="Times New Roman"/>
-          <w:sz w:val="20"/>
-        </w:rPr>
-        <w:t>izložbe</w:t>
-      </w:r>
-      <w:proofErr w:type="spellEnd"/>
-      <w:r>
-        <w:rPr>
-          <w:rFonts w:ascii="Times New Roman" w:eastAsia="Times New Roman" w:hAnsi="Times New Roman" w:cs="Times New Roman"/>
-          <w:sz w:val="20"/>
-        </w:rPr>
-        <w:t xml:space="preserve"> </w:t>
-      </w:r>
-      <w:proofErr w:type="spellStart"/>
-      <w:r>
-        <w:rPr>
-          <w:rFonts w:ascii="Times New Roman" w:eastAsia="Times New Roman" w:hAnsi="Times New Roman" w:cs="Times New Roman"/>
-          <w:sz w:val="20"/>
-        </w:rPr>
-        <w:t>sa</w:t>
-      </w:r>
-      <w:proofErr w:type="spellEnd"/>
-      <w:r>
-        <w:rPr>
-          <w:rFonts w:ascii="Times New Roman" w:eastAsia="Times New Roman" w:hAnsi="Times New Roman" w:cs="Times New Roman"/>
-          <w:sz w:val="20"/>
-        </w:rPr>
-        <w:t xml:space="preserve"> </w:t>
-      </w:r>
-      <w:proofErr w:type="spellStart"/>
-      <w:r>
-        <w:rPr>
-          <w:rFonts w:ascii="Times New Roman" w:eastAsia="Times New Roman" w:hAnsi="Times New Roman" w:cs="Times New Roman"/>
-          <w:sz w:val="20"/>
-        </w:rPr>
-        <w:t>statusom</w:t>
-      </w:r>
-      <w:proofErr w:type="spellEnd"/>
-      <w:r>
-        <w:rPr>
-          <w:rFonts w:ascii="Times New Roman" w:eastAsia="Times New Roman" w:hAnsi="Times New Roman" w:cs="Times New Roman"/>
-          <w:sz w:val="20"/>
-        </w:rPr>
-        <w:t xml:space="preserve"> </w:t>
-      </w:r>
-      <w:proofErr w:type="spellStart"/>
-      <w:r>
-        <w:rPr>
-          <w:rFonts w:ascii="Times New Roman" w:eastAsia="Times New Roman" w:hAnsi="Times New Roman" w:cs="Times New Roman"/>
-          <w:sz w:val="20"/>
-        </w:rPr>
-        <w:t>aktivna</w:t>
-      </w:r>
-      <w:proofErr w:type="spellEnd"/>
-      <w:r>
-        <w:rPr>
-          <w:rFonts w:ascii="Times New Roman" w:eastAsia="Times New Roman" w:hAnsi="Times New Roman" w:cs="Times New Roman"/>
-          <w:sz w:val="20"/>
-        </w:rPr>
-        <w:t xml:space="preserve"> I </w:t>
-      </w:r>
-      <w:proofErr w:type="spellStart"/>
-      <w:r>
-        <w:rPr>
-          <w:rFonts w:ascii="Times New Roman" w:eastAsia="Times New Roman" w:hAnsi="Times New Roman" w:cs="Times New Roman"/>
-          <w:sz w:val="20"/>
-        </w:rPr>
-        <w:t>zatvorena</w:t>
-      </w:r>
-      <w:proofErr w:type="spellEnd"/>
-      <w:r>
-        <w:rPr>
-          <w:rFonts w:ascii="Times New Roman" w:eastAsia="Times New Roman" w:hAnsi="Times New Roman" w:cs="Times New Roman"/>
-          <w:sz w:val="20"/>
-        </w:rPr>
-        <w:t>.</w:t>
+        <w:t>U bazi podataka postoje definisane izložbe sa statusom aktivna I zatvorena.</w:t>
       </w:r>
     </w:p>
     <w:p>
@@ -9143,143 +3913,13 @@
           <w:sz w:val="20"/>
         </w:rPr>
       </w:pPr>
-      <w:proofErr w:type="spellStart"/>
       <w:r>
         <w:rPr>
           <w:rFonts w:ascii="Times New Roman" w:eastAsia="Times New Roman" w:hAnsi="Times New Roman" w:cs="Times New Roman"/>
           <w:sz w:val="20"/>
         </w:rPr>
-        <w:t>Sistem</w:t>
-      </w:r>
-      <w:proofErr w:type="spellEnd"/>
-      <w:r>
-        <w:rPr>
-          <w:rFonts w:ascii="Times New Roman" w:eastAsia="Times New Roman" w:hAnsi="Times New Roman" w:cs="Times New Roman"/>
-          <w:sz w:val="20"/>
-        </w:rPr>
-        <w:t xml:space="preserve"> za </w:t>
-      </w:r>
-      <w:proofErr w:type="spellStart"/>
-      <w:r>
-        <w:rPr>
-          <w:rFonts w:ascii="Times New Roman" w:eastAsia="Times New Roman" w:hAnsi="Times New Roman" w:cs="Times New Roman"/>
-          <w:sz w:val="20"/>
-        </w:rPr>
-        <w:t>autentifikaciju</w:t>
-      </w:r>
-      <w:proofErr w:type="spellEnd"/>
-      <w:r>
-        <w:rPr>
-          <w:rFonts w:ascii="Times New Roman" w:eastAsia="Times New Roman" w:hAnsi="Times New Roman" w:cs="Times New Roman"/>
-          <w:sz w:val="20"/>
-        </w:rPr>
-        <w:t xml:space="preserve"> je </w:t>
-      </w:r>
-      <w:proofErr w:type="spellStart"/>
-      <w:r>
-        <w:rPr>
-          <w:rFonts w:ascii="Times New Roman" w:eastAsia="Times New Roman" w:hAnsi="Times New Roman" w:cs="Times New Roman"/>
-          <w:sz w:val="20"/>
-        </w:rPr>
-        <w:t>aktivan</w:t>
-      </w:r>
-      <w:proofErr w:type="spellEnd"/>
-      <w:r>
-        <w:rPr>
-          <w:rFonts w:ascii="Times New Roman" w:eastAsia="Times New Roman" w:hAnsi="Times New Roman" w:cs="Times New Roman"/>
-          <w:sz w:val="20"/>
-        </w:rPr>
-        <w:t xml:space="preserve"> </w:t>
-      </w:r>
-      <w:proofErr w:type="spellStart"/>
-      <w:r>
-        <w:rPr>
-          <w:rFonts w:ascii="Times New Roman" w:eastAsia="Times New Roman" w:hAnsi="Times New Roman" w:cs="Times New Roman"/>
-          <w:sz w:val="20"/>
-        </w:rPr>
-        <w:t>i</w:t>
-      </w:r>
-      <w:proofErr w:type="spellEnd"/>
-      <w:r>
-        <w:rPr>
-          <w:rFonts w:ascii="Times New Roman" w:eastAsia="Times New Roman" w:hAnsi="Times New Roman" w:cs="Times New Roman"/>
-          <w:sz w:val="20"/>
-        </w:rPr>
-        <w:t xml:space="preserve"> </w:t>
-      </w:r>
-      <w:proofErr w:type="spellStart"/>
-      <w:r>
-        <w:rPr>
-          <w:rFonts w:ascii="Times New Roman" w:eastAsia="Times New Roman" w:hAnsi="Times New Roman" w:cs="Times New Roman"/>
-          <w:sz w:val="20"/>
-        </w:rPr>
-        <w:t>povezan</w:t>
-      </w:r>
-      <w:proofErr w:type="spellEnd"/>
-      <w:r>
-        <w:rPr>
-          <w:rFonts w:ascii="Times New Roman" w:eastAsia="Times New Roman" w:hAnsi="Times New Roman" w:cs="Times New Roman"/>
-          <w:sz w:val="20"/>
-        </w:rPr>
-        <w:t xml:space="preserve"> </w:t>
-      </w:r>
-      <w:proofErr w:type="spellStart"/>
-      <w:r>
-        <w:rPr>
-          <w:rFonts w:ascii="Times New Roman" w:eastAsia="Times New Roman" w:hAnsi="Times New Roman" w:cs="Times New Roman"/>
-          <w:sz w:val="20"/>
-        </w:rPr>
-        <w:t>sa</w:t>
-      </w:r>
-      <w:proofErr w:type="spellEnd"/>
-      <w:r>
-        <w:rPr>
-          <w:rFonts w:ascii="Times New Roman" w:eastAsia="Times New Roman" w:hAnsi="Times New Roman" w:cs="Times New Roman"/>
-          <w:sz w:val="20"/>
-        </w:rPr>
-        <w:t xml:space="preserve"> </w:t>
-      </w:r>
-      <w:proofErr w:type="spellStart"/>
-      <w:r>
-        <w:rPr>
-          <w:rFonts w:ascii="Times New Roman" w:eastAsia="Times New Roman" w:hAnsi="Times New Roman" w:cs="Times New Roman"/>
-          <w:sz w:val="20"/>
-        </w:rPr>
-        <w:t>bazom</w:t>
-      </w:r>
-      <w:proofErr w:type="spellEnd"/>
-      <w:r>
-        <w:rPr>
-          <w:rFonts w:ascii="Times New Roman" w:eastAsia="Times New Roman" w:hAnsi="Times New Roman" w:cs="Times New Roman"/>
-          <w:sz w:val="20"/>
-        </w:rPr>
-        <w:t xml:space="preserve"> </w:t>
-      </w:r>
-      <w:proofErr w:type="spellStart"/>
-      <w:r>
-        <w:rPr>
-          <w:rFonts w:ascii="Times New Roman" w:eastAsia="Times New Roman" w:hAnsi="Times New Roman" w:cs="Times New Roman"/>
-          <w:sz w:val="20"/>
-        </w:rPr>
-        <w:t>podataka</w:t>
-      </w:r>
-      <w:proofErr w:type="spellEnd"/>
-      <w:r>
-        <w:rPr>
-          <w:rFonts w:ascii="Times New Roman" w:eastAsia="Times New Roman" w:hAnsi="Times New Roman" w:cs="Times New Roman"/>
-          <w:sz w:val="20"/>
-        </w:rPr>
-        <w:t xml:space="preserve"> </w:t>
-      </w:r>
-      <w:proofErr w:type="spellStart"/>
-      <w:r>
-        <w:rPr>
-          <w:rFonts w:ascii="Times New Roman" w:eastAsia="Times New Roman" w:hAnsi="Times New Roman" w:cs="Times New Roman"/>
-          <w:sz w:val="20"/>
-        </w:rPr>
-        <w:t>korisnika</w:t>
-      </w:r>
-      <w:proofErr w:type="spellEnd"/>
+        <w:t>Sistem za autentifikaciju je aktivan i povezan sa bazom podataka korisnika</w:t>
+      </w:r>
     </w:p>
     <w:p>
       <w:pPr>
@@ -9299,12 +3939,10 @@
         <w:ind w:left="705" w:hanging="720"/>
       </w:pPr>
       <w:bookmarkStart w:id="11" w:name="_Toc205762438"/>
-      <w:proofErr w:type="spellStart"/>
       <w:r>
         <w:t>Posledice</w:t>
       </w:r>
       <w:bookmarkEnd w:id="11"/>
-      <w:proofErr w:type="spellEnd"/>
       <w:r>
         <w:t xml:space="preserve"> </w:t>
       </w:r>
@@ -9323,133 +3961,12 @@
           <w:sz w:val="20"/>
         </w:rPr>
       </w:pPr>
-      <w:proofErr w:type="spellStart"/>
       <w:r>
         <w:rPr>
           <w:rFonts w:ascii="Times New Roman" w:eastAsia="Times New Roman" w:hAnsi="Times New Roman" w:cs="Times New Roman"/>
           <w:sz w:val="20"/>
         </w:rPr>
-        <w:t>Prikazuju</w:t>
-      </w:r>
-      <w:proofErr w:type="spellEnd"/>
-      <w:r>
-        <w:rPr>
-          <w:rFonts w:ascii="Times New Roman" w:eastAsia="Times New Roman" w:hAnsi="Times New Roman" w:cs="Times New Roman"/>
-          <w:sz w:val="20"/>
-        </w:rPr>
-        <w:t xml:space="preserve"> se </w:t>
-      </w:r>
-      <w:proofErr w:type="spellStart"/>
-      <w:r>
-        <w:rPr>
-          <w:rFonts w:ascii="Times New Roman" w:eastAsia="Times New Roman" w:hAnsi="Times New Roman" w:cs="Times New Roman"/>
-          <w:sz w:val="20"/>
-        </w:rPr>
-        <w:t>relevantne</w:t>
-      </w:r>
-      <w:proofErr w:type="spellEnd"/>
-      <w:r>
-        <w:rPr>
-          <w:rFonts w:ascii="Times New Roman" w:eastAsia="Times New Roman" w:hAnsi="Times New Roman" w:cs="Times New Roman"/>
-          <w:sz w:val="20"/>
-        </w:rPr>
-        <w:t xml:space="preserve"> </w:t>
-      </w:r>
-      <w:proofErr w:type="spellStart"/>
-      <w:r>
-        <w:rPr>
-          <w:rFonts w:ascii="Times New Roman" w:eastAsia="Times New Roman" w:hAnsi="Times New Roman" w:cs="Times New Roman"/>
-          <w:sz w:val="20"/>
-        </w:rPr>
-        <w:t>informacije</w:t>
-      </w:r>
-      <w:proofErr w:type="spellEnd"/>
-      <w:r>
-        <w:rPr>
-          <w:rFonts w:ascii="Times New Roman" w:eastAsia="Times New Roman" w:hAnsi="Times New Roman" w:cs="Times New Roman"/>
-          <w:sz w:val="20"/>
-        </w:rPr>
-        <w:t xml:space="preserve"> o </w:t>
-      </w:r>
-      <w:proofErr w:type="spellStart"/>
-      <w:r>
-        <w:rPr>
-          <w:rFonts w:ascii="Times New Roman" w:eastAsia="Times New Roman" w:hAnsi="Times New Roman" w:cs="Times New Roman"/>
-          <w:sz w:val="20"/>
-        </w:rPr>
-        <w:t>izložbama</w:t>
-      </w:r>
-      <w:proofErr w:type="spellEnd"/>
-      <w:r>
-        <w:rPr>
-          <w:rFonts w:ascii="Times New Roman" w:eastAsia="Times New Roman" w:hAnsi="Times New Roman" w:cs="Times New Roman"/>
-          <w:sz w:val="20"/>
-        </w:rPr>
-        <w:t xml:space="preserve"> </w:t>
-      </w:r>
-      <w:proofErr w:type="spellStart"/>
-      <w:r>
-        <w:rPr>
-          <w:rFonts w:ascii="Times New Roman" w:eastAsia="Times New Roman" w:hAnsi="Times New Roman" w:cs="Times New Roman"/>
-          <w:sz w:val="20"/>
-        </w:rPr>
-        <w:t>na</w:t>
-      </w:r>
-      <w:proofErr w:type="spellEnd"/>
-      <w:r>
-        <w:rPr>
-          <w:rFonts w:ascii="Times New Roman" w:eastAsia="Times New Roman" w:hAnsi="Times New Roman" w:cs="Times New Roman"/>
-          <w:sz w:val="20"/>
-        </w:rPr>
-        <w:t xml:space="preserve"> </w:t>
-      </w:r>
-      <w:proofErr w:type="spellStart"/>
-      <w:r>
-        <w:rPr>
-          <w:rFonts w:ascii="Times New Roman" w:eastAsia="Times New Roman" w:hAnsi="Times New Roman" w:cs="Times New Roman"/>
-          <w:sz w:val="20"/>
-        </w:rPr>
-        <w:t>osnovu</w:t>
-      </w:r>
-      <w:proofErr w:type="spellEnd"/>
-      <w:r>
-        <w:rPr>
-          <w:rFonts w:ascii="Times New Roman" w:eastAsia="Times New Roman" w:hAnsi="Times New Roman" w:cs="Times New Roman"/>
-          <w:sz w:val="20"/>
-        </w:rPr>
-        <w:t xml:space="preserve"> </w:t>
-      </w:r>
-      <w:proofErr w:type="spellStart"/>
-      <w:r>
-        <w:rPr>
-          <w:rFonts w:ascii="Times New Roman" w:eastAsia="Times New Roman" w:hAnsi="Times New Roman" w:cs="Times New Roman"/>
-          <w:sz w:val="20"/>
-        </w:rPr>
-        <w:t>izbora</w:t>
-      </w:r>
-      <w:proofErr w:type="spellEnd"/>
-      <w:r>
-        <w:rPr>
-          <w:rFonts w:ascii="Times New Roman" w:eastAsia="Times New Roman" w:hAnsi="Times New Roman" w:cs="Times New Roman"/>
-          <w:sz w:val="20"/>
-        </w:rPr>
-        <w:t xml:space="preserve"> </w:t>
-      </w:r>
-      <w:proofErr w:type="spellStart"/>
-      <w:r>
-        <w:rPr>
-          <w:rFonts w:ascii="Times New Roman" w:eastAsia="Times New Roman" w:hAnsi="Times New Roman" w:cs="Times New Roman"/>
-          <w:sz w:val="20"/>
-        </w:rPr>
-        <w:t>korisnika</w:t>
-      </w:r>
-      <w:proofErr w:type="spellEnd"/>
-      <w:r>
-        <w:rPr>
-          <w:rFonts w:ascii="Times New Roman" w:eastAsia="Times New Roman" w:hAnsi="Times New Roman" w:cs="Times New Roman"/>
-          <w:sz w:val="20"/>
-        </w:rPr>
-        <w:t>.</w:t>
+        <w:t>Prikazuju se relevantne informacije o izložbama na osnovu izbora korisnika.</w:t>
       </w:r>
     </w:p>
     <w:p>
@@ -9466,101 +3983,12 @@
           <w:sz w:val="20"/>
         </w:rPr>
       </w:pPr>
-      <w:proofErr w:type="spellStart"/>
       <w:r>
         <w:rPr>
           <w:rFonts w:ascii="Times New Roman" w:eastAsia="Times New Roman" w:hAnsi="Times New Roman" w:cs="Times New Roman"/>
           <w:sz w:val="20"/>
         </w:rPr>
-        <w:t>Korisniku</w:t>
-      </w:r>
-      <w:proofErr w:type="spellEnd"/>
-      <w:r>
-        <w:rPr>
-          <w:rFonts w:ascii="Times New Roman" w:eastAsia="Times New Roman" w:hAnsi="Times New Roman" w:cs="Times New Roman"/>
-          <w:sz w:val="20"/>
-        </w:rPr>
-        <w:t xml:space="preserve"> je </w:t>
-      </w:r>
-      <w:proofErr w:type="spellStart"/>
-      <w:r>
-        <w:rPr>
-          <w:rFonts w:ascii="Times New Roman" w:eastAsia="Times New Roman" w:hAnsi="Times New Roman" w:cs="Times New Roman"/>
-          <w:sz w:val="20"/>
-        </w:rPr>
-        <w:t>omogućeno</w:t>
-      </w:r>
-      <w:proofErr w:type="spellEnd"/>
-      <w:r>
-        <w:rPr>
-          <w:rFonts w:ascii="Times New Roman" w:eastAsia="Times New Roman" w:hAnsi="Times New Roman" w:cs="Times New Roman"/>
-          <w:sz w:val="20"/>
-        </w:rPr>
-        <w:t xml:space="preserve"> da </w:t>
-      </w:r>
-      <w:proofErr w:type="spellStart"/>
-      <w:r>
-        <w:rPr>
-          <w:rFonts w:ascii="Times New Roman" w:eastAsia="Times New Roman" w:hAnsi="Times New Roman" w:cs="Times New Roman"/>
-          <w:sz w:val="20"/>
-        </w:rPr>
-        <w:t>dobije</w:t>
-      </w:r>
-      <w:proofErr w:type="spellEnd"/>
-      <w:r>
-        <w:rPr>
-          <w:rFonts w:ascii="Times New Roman" w:eastAsia="Times New Roman" w:hAnsi="Times New Roman" w:cs="Times New Roman"/>
-          <w:sz w:val="20"/>
-        </w:rPr>
-        <w:t xml:space="preserve"> </w:t>
-      </w:r>
-      <w:proofErr w:type="spellStart"/>
-      <w:r>
-        <w:rPr>
-          <w:rFonts w:ascii="Times New Roman" w:eastAsia="Times New Roman" w:hAnsi="Times New Roman" w:cs="Times New Roman"/>
-          <w:sz w:val="20"/>
-        </w:rPr>
-        <w:t>detaljniji</w:t>
-      </w:r>
-      <w:proofErr w:type="spellEnd"/>
-      <w:r>
-        <w:rPr>
-          <w:rFonts w:ascii="Times New Roman" w:eastAsia="Times New Roman" w:hAnsi="Times New Roman" w:cs="Times New Roman"/>
-          <w:sz w:val="20"/>
-        </w:rPr>
-        <w:t xml:space="preserve"> </w:t>
-      </w:r>
-      <w:proofErr w:type="spellStart"/>
-      <w:r>
-        <w:rPr>
-          <w:rFonts w:ascii="Times New Roman" w:eastAsia="Times New Roman" w:hAnsi="Times New Roman" w:cs="Times New Roman"/>
-          <w:sz w:val="20"/>
-        </w:rPr>
-        <w:t>uvid</w:t>
-      </w:r>
-      <w:proofErr w:type="spellEnd"/>
-      <w:r>
-        <w:rPr>
-          <w:rFonts w:ascii="Times New Roman" w:eastAsia="Times New Roman" w:hAnsi="Times New Roman" w:cs="Times New Roman"/>
-          <w:sz w:val="20"/>
-        </w:rPr>
-        <w:t xml:space="preserve"> u </w:t>
-      </w:r>
-      <w:proofErr w:type="spellStart"/>
-      <w:r>
-        <w:rPr>
-          <w:rFonts w:ascii="Times New Roman" w:eastAsia="Times New Roman" w:hAnsi="Times New Roman" w:cs="Times New Roman"/>
-          <w:sz w:val="20"/>
-        </w:rPr>
-        <w:t>izložbu</w:t>
-      </w:r>
-      <w:proofErr w:type="spellEnd"/>
-      <w:r>
-        <w:rPr>
-          <w:rFonts w:ascii="Times New Roman" w:eastAsia="Times New Roman" w:hAnsi="Times New Roman" w:cs="Times New Roman"/>
-          <w:sz w:val="20"/>
-        </w:rPr>
-        <w:t>,</w:t>
+        <w:t>Korisniku je omogućeno da dobije detaljniji uvid u izložbu,</w:t>
       </w:r>
     </w:p>
     <w:sectPr>

--- a/SSU/Prikaz_Izlozbi.docx
+++ b/SSU/Prikaz_Izlozbi.docx
@@ -8,12 +8,53 @@
         <w:ind w:left="426" w:hanging="10"/>
         <w:jc w:val="center"/>
       </w:pPr>
+      <w:proofErr w:type="spellStart"/>
       <w:r>
         <w:rPr>
           <w:rFonts w:ascii="Arial" w:eastAsia="Arial" w:hAnsi="Arial" w:cs="Arial"/>
           <w:sz w:val="24"/>
         </w:rPr>
-        <w:t xml:space="preserve">Elektrotehnički fakultet u Beogradu </w:t>
+        <w:t>Elektrotehnički</w:t>
+      </w:r>
+      <w:proofErr w:type="spellEnd"/>
+      <w:r>
+        <w:rPr>
+          <w:rFonts w:ascii="Arial" w:eastAsia="Arial" w:hAnsi="Arial" w:cs="Arial"/>
+          <w:sz w:val="24"/>
+        </w:rPr>
+        <w:t xml:space="preserve"> </w:t>
+      </w:r>
+      <w:proofErr w:type="spellStart"/>
+      <w:r>
+        <w:rPr>
+          <w:rFonts w:ascii="Arial" w:eastAsia="Arial" w:hAnsi="Arial" w:cs="Arial"/>
+          <w:sz w:val="24"/>
+        </w:rPr>
+        <w:t>fakultet</w:t>
+      </w:r>
+      <w:proofErr w:type="spellEnd"/>
+      <w:r>
+        <w:rPr>
+          <w:rFonts w:ascii="Arial" w:eastAsia="Arial" w:hAnsi="Arial" w:cs="Arial"/>
+          <w:sz w:val="24"/>
+        </w:rPr>
+        <w:t xml:space="preserve"> u </w:t>
+      </w:r>
+      <w:proofErr w:type="spellStart"/>
+      <w:r>
+        <w:rPr>
+          <w:rFonts w:ascii="Arial" w:eastAsia="Arial" w:hAnsi="Arial" w:cs="Arial"/>
+          <w:sz w:val="24"/>
+        </w:rPr>
+        <w:t>Beogradu</w:t>
+      </w:r>
+      <w:proofErr w:type="spellEnd"/>
+      <w:r>
+        <w:rPr>
+          <w:rFonts w:ascii="Arial" w:eastAsia="Arial" w:hAnsi="Arial" w:cs="Arial"/>
+          <w:sz w:val="24"/>
+        </w:rPr>
+        <w:t xml:space="preserve"> </w:t>
       </w:r>
     </w:p>
     <w:p>
@@ -41,7 +82,39 @@
           <w:rFonts w:ascii="Arial" w:eastAsia="Arial" w:hAnsi="Arial" w:cs="Arial"/>
           <w:sz w:val="24"/>
         </w:rPr>
-        <w:t xml:space="preserve">SI3PSI Principi Softverskog Inženjerstva </w:t>
+        <w:t xml:space="preserve">SI3PSI Principi </w:t>
+      </w:r>
+      <w:proofErr w:type="spellStart"/>
+      <w:r>
+        <w:rPr>
+          <w:rFonts w:ascii="Arial" w:eastAsia="Arial" w:hAnsi="Arial" w:cs="Arial"/>
+          <w:sz w:val="24"/>
+        </w:rPr>
+        <w:t>Softverskog</w:t>
+      </w:r>
+      <w:proofErr w:type="spellEnd"/>
+      <w:r>
+        <w:rPr>
+          <w:rFonts w:ascii="Arial" w:eastAsia="Arial" w:hAnsi="Arial" w:cs="Arial"/>
+          <w:sz w:val="24"/>
+        </w:rPr>
+        <w:t xml:space="preserve"> </w:t>
+      </w:r>
+      <w:proofErr w:type="spellStart"/>
+      <w:r>
+        <w:rPr>
+          <w:rFonts w:ascii="Arial" w:eastAsia="Arial" w:hAnsi="Arial" w:cs="Arial"/>
+          <w:sz w:val="24"/>
+        </w:rPr>
+        <w:t>Inženjerstva</w:t>
+      </w:r>
+      <w:proofErr w:type="spellEnd"/>
+      <w:r>
+        <w:rPr>
+          <w:rFonts w:ascii="Arial" w:eastAsia="Arial" w:hAnsi="Arial" w:cs="Arial"/>
+          <w:sz w:val="24"/>
+        </w:rPr>
+        <w:t xml:space="preserve"> </w:t>
       </w:r>
     </w:p>
     <w:p>
@@ -148,20 +221,31 @@
         <w:ind w:left="414"/>
         <w:jc w:val="center"/>
       </w:pPr>
+      <w:proofErr w:type="spellStart"/>
       <w:r>
         <w:rPr>
           <w:rFonts w:ascii="Arial" w:eastAsia="Arial" w:hAnsi="Arial" w:cs="Arial"/>
           <w:sz w:val="36"/>
         </w:rPr>
-        <w:t xml:space="preserve">Projekat </w:t>
-      </w:r>
+        <w:t>Projekat</w:t>
+      </w:r>
+      <w:proofErr w:type="spellEnd"/>
       <w:r>
         <w:rPr>
           <w:rFonts w:ascii="Arial" w:eastAsia="Arial" w:hAnsi="Arial" w:cs="Arial"/>
           <w:sz w:val="36"/>
         </w:rPr>
+        <w:t xml:space="preserve"> </w:t>
+      </w:r>
+      <w:proofErr w:type="spellStart"/>
+      <w:r>
+        <w:rPr>
+          <w:rFonts w:ascii="Arial" w:eastAsia="Arial" w:hAnsi="Arial" w:cs="Arial"/>
+          <w:sz w:val="36"/>
+        </w:rPr>
         <w:t>RealArt</w:t>
       </w:r>
+      <w:proofErr w:type="spellEnd"/>
       <w:r>
         <w:rPr>
           <w:rFonts w:ascii="Arial" w:eastAsia="Arial" w:hAnsi="Arial" w:cs="Arial"/>
@@ -291,9 +375,27 @@
         <w:pStyle w:val="Title"/>
         <w:jc w:val="center"/>
       </w:pPr>
-      <w:r>
-        <w:t>Specifikacija scenarija upotrebe</w:t>
-      </w:r>
+      <w:proofErr w:type="spellStart"/>
+      <w:r>
+        <w:t>Specifikacija</w:t>
+      </w:r>
+      <w:proofErr w:type="spellEnd"/>
+      <w:r>
+        <w:t xml:space="preserve"> </w:t>
+      </w:r>
+      <w:proofErr w:type="spellStart"/>
+      <w:r>
+        <w:t>scenarija</w:t>
+      </w:r>
+      <w:proofErr w:type="spellEnd"/>
+      <w:r>
+        <w:t xml:space="preserve"> </w:t>
+      </w:r>
+      <w:proofErr w:type="spellStart"/>
+      <w:r>
+        <w:t>upotrebe</w:t>
+      </w:r>
+      <w:proofErr w:type="spellEnd"/>
     </w:p>
     <w:p>
       <w:pPr>
@@ -303,11 +405,20 @@
           <w:lang w:val="sr-Latn-RS"/>
         </w:rPr>
       </w:pPr>
+      <w:proofErr w:type="spellStart"/>
       <w:r>
         <w:t>Pr</w:t>
       </w:r>
       <w:r>
-        <w:t>ikaz izlo</w:t>
+        <w:t>ikaz</w:t>
+      </w:r>
+      <w:proofErr w:type="spellEnd"/>
+      <w:r>
+        <w:t xml:space="preserve"> </w:t>
+      </w:r>
+      <w:proofErr w:type="spellStart"/>
+      <w:r>
+        <w:t>izlo</w:t>
       </w:r>
       <w:r>
         <w:rPr>
@@ -315,6 +426,7 @@
         </w:rPr>
         <w:t>žbi</w:t>
       </w:r>
+      <w:proofErr w:type="spellEnd"/>
     </w:p>
     <w:p/>
     <w:p/>
@@ -324,25 +436,29 @@
         <w:ind w:left="417"/>
         <w:jc w:val="center"/>
       </w:pPr>
+      <w:proofErr w:type="spellStart"/>
       <w:r>
         <w:rPr>
           <w:rFonts w:ascii="Arial" w:eastAsia="Arial" w:hAnsi="Arial" w:cs="Arial"/>
           <w:b/>
           <w:sz w:val="28"/>
         </w:rPr>
-        <w:t xml:space="preserve">Verzija 1.0 </w:t>
+        <w:t>Verzija</w:t>
+      </w:r>
+      <w:proofErr w:type="spellEnd"/>
+      <w:r>
+        <w:rPr>
+          <w:rFonts w:ascii="Arial" w:eastAsia="Arial" w:hAnsi="Arial" w:cs="Arial"/>
+          <w:b/>
+          <w:sz w:val="28"/>
+        </w:rPr>
+        <w:t xml:space="preserve"> 1.0 </w:t>
       </w:r>
     </w:p>
     <w:p>
       <w:pPr>
         <w:pStyle w:val="Heading1"/>
         <w:sectPr>
-          <w:headerReference w:type="even" r:id="rId7"/>
-          <w:headerReference w:type="default" r:id="rId8"/>
-          <w:footerReference w:type="even" r:id="rId9"/>
-          <w:footerReference w:type="default" r:id="rId10"/>
-          <w:headerReference w:type="first" r:id="rId11"/>
-          <w:footerReference w:type="first" r:id="rId12"/>
           <w:pgSz w:w="11906" w:h="16838"/>
           <w:pgMar w:top="1440" w:right="1832" w:bottom="1440" w:left="1419" w:header="720" w:footer="720" w:gutter="0"/>
           <w:cols w:space="720"/>
@@ -355,6 +471,7 @@
         <w:ind w:right="3702"/>
         <w:jc w:val="right"/>
       </w:pPr>
+      <w:proofErr w:type="spellStart"/>
       <w:r>
         <w:rPr>
           <w:rFonts w:ascii="Arial" w:eastAsia="Arial" w:hAnsi="Arial" w:cs="Arial"/>
@@ -362,7 +479,34 @@
           <w:sz w:val="36"/>
         </w:rPr>
         <w:lastRenderedPageBreak/>
-        <w:t xml:space="preserve">Istorija izmena </w:t>
+        <w:t>Istorija</w:t>
+      </w:r>
+      <w:proofErr w:type="spellEnd"/>
+      <w:r>
+        <w:rPr>
+          <w:rFonts w:ascii="Arial" w:eastAsia="Arial" w:hAnsi="Arial" w:cs="Arial"/>
+          <w:b/>
+          <w:sz w:val="36"/>
+        </w:rPr>
+        <w:t xml:space="preserve"> </w:t>
+      </w:r>
+      <w:proofErr w:type="spellStart"/>
+      <w:r>
+        <w:rPr>
+          <w:rFonts w:ascii="Arial" w:eastAsia="Arial" w:hAnsi="Arial" w:cs="Arial"/>
+          <w:b/>
+          <w:sz w:val="36"/>
+        </w:rPr>
+        <w:t>izmena</w:t>
+      </w:r>
+      <w:proofErr w:type="spellEnd"/>
+      <w:r>
+        <w:rPr>
+          <w:rFonts w:ascii="Arial" w:eastAsia="Arial" w:hAnsi="Arial" w:cs="Arial"/>
+          <w:b/>
+          <w:sz w:val="36"/>
+        </w:rPr>
+        <w:t xml:space="preserve"> </w:t>
       </w:r>
     </w:p>
     <w:tbl>
@@ -427,13 +571,23 @@
               <w:ind w:left="5"/>
               <w:jc w:val="center"/>
             </w:pPr>
+            <w:proofErr w:type="spellStart"/>
             <w:r>
               <w:rPr>
                 <w:rFonts w:ascii="Times New Roman" w:eastAsia="Times New Roman" w:hAnsi="Times New Roman" w:cs="Times New Roman"/>
                 <w:b/>
                 <w:sz w:val="20"/>
               </w:rPr>
-              <w:t xml:space="preserve">Verzija </w:t>
+              <w:t>Verzija</w:t>
+            </w:r>
+            <w:proofErr w:type="spellEnd"/>
+            <w:r>
+              <w:rPr>
+                <w:rFonts w:ascii="Times New Roman" w:eastAsia="Times New Roman" w:hAnsi="Times New Roman" w:cs="Times New Roman"/>
+                <w:b/>
+                <w:sz w:val="20"/>
+              </w:rPr>
+              <w:t xml:space="preserve"> </w:t>
             </w:r>
           </w:p>
         </w:tc>
@@ -452,13 +606,41 @@
               <w:ind w:left="5"/>
               <w:jc w:val="center"/>
             </w:pPr>
+            <w:proofErr w:type="spellStart"/>
             <w:r>
               <w:rPr>
                 <w:rFonts w:ascii="Times New Roman" w:eastAsia="Times New Roman" w:hAnsi="Times New Roman" w:cs="Times New Roman"/>
                 <w:b/>
                 <w:sz w:val="20"/>
               </w:rPr>
-              <w:t xml:space="preserve">Kratak opis </w:t>
+              <w:t>Kratak</w:t>
+            </w:r>
+            <w:proofErr w:type="spellEnd"/>
+            <w:r>
+              <w:rPr>
+                <w:rFonts w:ascii="Times New Roman" w:eastAsia="Times New Roman" w:hAnsi="Times New Roman" w:cs="Times New Roman"/>
+                <w:b/>
+                <w:sz w:val="20"/>
+              </w:rPr>
+              <w:t xml:space="preserve"> </w:t>
+            </w:r>
+            <w:proofErr w:type="spellStart"/>
+            <w:r>
+              <w:rPr>
+                <w:rFonts w:ascii="Times New Roman" w:eastAsia="Times New Roman" w:hAnsi="Times New Roman" w:cs="Times New Roman"/>
+                <w:b/>
+                <w:sz w:val="20"/>
+              </w:rPr>
+              <w:t>opis</w:t>
+            </w:r>
+            <w:proofErr w:type="spellEnd"/>
+            <w:r>
+              <w:rPr>
+                <w:rFonts w:ascii="Times New Roman" w:eastAsia="Times New Roman" w:hAnsi="Times New Roman" w:cs="Times New Roman"/>
+                <w:b/>
+                <w:sz w:val="20"/>
+              </w:rPr>
+              <w:t xml:space="preserve"> </w:t>
             </w:r>
           </w:p>
         </w:tc>
@@ -575,12 +757,37 @@
                 <w:szCs w:val="22"/>
               </w:rPr>
             </w:pPr>
+            <w:proofErr w:type="spellStart"/>
             <w:r>
               <w:rPr>
                 <w:rFonts w:ascii="Times New Roman" w:eastAsia="Times New Roman" w:hAnsi="Times New Roman" w:cs="Times New Roman"/>
                 <w:szCs w:val="22"/>
               </w:rPr>
-              <w:t xml:space="preserve">inicijalna verzija </w:t>
+              <w:t>inicijalna</w:t>
+            </w:r>
+            <w:proofErr w:type="spellEnd"/>
+            <w:r>
+              <w:rPr>
+                <w:rFonts w:ascii="Times New Roman" w:eastAsia="Times New Roman" w:hAnsi="Times New Roman" w:cs="Times New Roman"/>
+                <w:szCs w:val="22"/>
+              </w:rPr>
+              <w:t xml:space="preserve"> </w:t>
+            </w:r>
+            <w:proofErr w:type="spellStart"/>
+            <w:r>
+              <w:rPr>
+                <w:rFonts w:ascii="Times New Roman" w:eastAsia="Times New Roman" w:hAnsi="Times New Roman" w:cs="Times New Roman"/>
+                <w:szCs w:val="22"/>
+              </w:rPr>
+              <w:t>verzija</w:t>
+            </w:r>
+            <w:proofErr w:type="spellEnd"/>
+            <w:r>
+              <w:rPr>
+                <w:rFonts w:ascii="Times New Roman" w:eastAsia="Times New Roman" w:hAnsi="Times New Roman" w:cs="Times New Roman"/>
+                <w:szCs w:val="22"/>
+              </w:rPr>
+              <w:t xml:space="preserve"> </w:t>
             </w:r>
           </w:p>
         </w:tc>
@@ -908,13 +1115,23 @@
         <w:ind w:right="2"/>
         <w:jc w:val="center"/>
       </w:pPr>
+      <w:proofErr w:type="spellStart"/>
       <w:r>
         <w:rPr>
           <w:rFonts w:ascii="Arial" w:eastAsia="Arial" w:hAnsi="Arial" w:cs="Arial"/>
           <w:b/>
           <w:sz w:val="36"/>
         </w:rPr>
-        <w:t xml:space="preserve">Sadržaj  </w:t>
+        <w:t>Sadržaj</w:t>
+      </w:r>
+      <w:proofErr w:type="spellEnd"/>
+      <w:r>
+        <w:rPr>
+          <w:rFonts w:ascii="Arial" w:eastAsia="Arial" w:hAnsi="Arial" w:cs="Arial"/>
+          <w:b/>
+          <w:sz w:val="36"/>
+        </w:rPr>
+        <w:t xml:space="preserve">  </w:t>
       </w:r>
     </w:p>
     <w:sdt>
@@ -2599,11 +2816,13 @@
         <w:ind w:left="705" w:hanging="720"/>
       </w:pPr>
       <w:bookmarkStart w:id="0" w:name="_Toc205762423"/>
+      <w:proofErr w:type="spellStart"/>
       <w:r>
         <w:lastRenderedPageBreak/>
         <w:t>Uvod</w:t>
       </w:r>
       <w:bookmarkEnd w:id="0"/>
+      <w:proofErr w:type="spellEnd"/>
       <w:r>
         <w:t xml:space="preserve"> </w:t>
       </w:r>
@@ -2614,10 +2833,12 @@
         <w:ind w:left="705" w:hanging="720"/>
       </w:pPr>
       <w:bookmarkStart w:id="1" w:name="_Toc205762424"/>
+      <w:proofErr w:type="spellStart"/>
       <w:r>
         <w:t>Rezime</w:t>
       </w:r>
       <w:bookmarkEnd w:id="1"/>
+      <w:proofErr w:type="spellEnd"/>
       <w:r>
         <w:t xml:space="preserve"> </w:t>
       </w:r>
@@ -2631,19 +2852,220 @@
           <w:sz w:val="20"/>
         </w:rPr>
       </w:pPr>
-      <w:r>
-        <w:rPr>
-          <w:rFonts w:ascii="Times New Roman" w:eastAsia="Times New Roman" w:hAnsi="Times New Roman" w:cs="Times New Roman"/>
-          <w:sz w:val="20"/>
-        </w:rPr>
-        <w:t>Definisanje scenarija upotrebe za funkcionalnost pr</w:t>
-      </w:r>
-      <w:r>
-        <w:rPr>
-          <w:rFonts w:ascii="Times New Roman" w:eastAsia="Times New Roman" w:hAnsi="Times New Roman" w:cs="Times New Roman"/>
-          <w:sz w:val="20"/>
-        </w:rPr>
-        <w:t>ikaza izložbi aktivnih, tako I zatvorenih, sa primerima filtriranje I pretrage.</w:t>
+      <w:proofErr w:type="spellStart"/>
+      <w:r>
+        <w:rPr>
+          <w:rFonts w:ascii="Times New Roman" w:eastAsia="Times New Roman" w:hAnsi="Times New Roman" w:cs="Times New Roman"/>
+          <w:sz w:val="20"/>
+        </w:rPr>
+        <w:t>Definisanje</w:t>
+      </w:r>
+      <w:proofErr w:type="spellEnd"/>
+      <w:r>
+        <w:rPr>
+          <w:rFonts w:ascii="Times New Roman" w:eastAsia="Times New Roman" w:hAnsi="Times New Roman" w:cs="Times New Roman"/>
+          <w:sz w:val="20"/>
+        </w:rPr>
+        <w:t xml:space="preserve"> </w:t>
+      </w:r>
+      <w:proofErr w:type="spellStart"/>
+      <w:r>
+        <w:rPr>
+          <w:rFonts w:ascii="Times New Roman" w:eastAsia="Times New Roman" w:hAnsi="Times New Roman" w:cs="Times New Roman"/>
+          <w:sz w:val="20"/>
+        </w:rPr>
+        <w:t>scenarija</w:t>
+      </w:r>
+      <w:proofErr w:type="spellEnd"/>
+      <w:r>
+        <w:rPr>
+          <w:rFonts w:ascii="Times New Roman" w:eastAsia="Times New Roman" w:hAnsi="Times New Roman" w:cs="Times New Roman"/>
+          <w:sz w:val="20"/>
+        </w:rPr>
+        <w:t xml:space="preserve"> </w:t>
+      </w:r>
+      <w:proofErr w:type="spellStart"/>
+      <w:r>
+        <w:rPr>
+          <w:rFonts w:ascii="Times New Roman" w:eastAsia="Times New Roman" w:hAnsi="Times New Roman" w:cs="Times New Roman"/>
+          <w:sz w:val="20"/>
+        </w:rPr>
+        <w:t>upotrebe</w:t>
+      </w:r>
+      <w:proofErr w:type="spellEnd"/>
+      <w:r>
+        <w:rPr>
+          <w:rFonts w:ascii="Times New Roman" w:eastAsia="Times New Roman" w:hAnsi="Times New Roman" w:cs="Times New Roman"/>
+          <w:sz w:val="20"/>
+        </w:rPr>
+        <w:t xml:space="preserve"> za </w:t>
+      </w:r>
+      <w:proofErr w:type="spellStart"/>
+      <w:r>
+        <w:rPr>
+          <w:rFonts w:ascii="Times New Roman" w:eastAsia="Times New Roman" w:hAnsi="Times New Roman" w:cs="Times New Roman"/>
+          <w:sz w:val="20"/>
+        </w:rPr>
+        <w:t>funkcionalnost</w:t>
+      </w:r>
+      <w:proofErr w:type="spellEnd"/>
+      <w:r>
+        <w:rPr>
+          <w:rFonts w:ascii="Times New Roman" w:eastAsia="Times New Roman" w:hAnsi="Times New Roman" w:cs="Times New Roman"/>
+          <w:sz w:val="20"/>
+        </w:rPr>
+        <w:t xml:space="preserve"> </w:t>
+      </w:r>
+      <w:proofErr w:type="spellStart"/>
+      <w:r>
+        <w:rPr>
+          <w:rFonts w:ascii="Times New Roman" w:eastAsia="Times New Roman" w:hAnsi="Times New Roman" w:cs="Times New Roman"/>
+          <w:sz w:val="20"/>
+        </w:rPr>
+        <w:t>pr</w:t>
+      </w:r>
+      <w:r>
+        <w:rPr>
+          <w:rFonts w:ascii="Times New Roman" w:eastAsia="Times New Roman" w:hAnsi="Times New Roman" w:cs="Times New Roman"/>
+          <w:sz w:val="20"/>
+        </w:rPr>
+        <w:t>ikaza</w:t>
+      </w:r>
+      <w:proofErr w:type="spellEnd"/>
+      <w:r>
+        <w:rPr>
+          <w:rFonts w:ascii="Times New Roman" w:eastAsia="Times New Roman" w:hAnsi="Times New Roman" w:cs="Times New Roman"/>
+          <w:sz w:val="20"/>
+        </w:rPr>
+        <w:t xml:space="preserve"> </w:t>
+      </w:r>
+      <w:proofErr w:type="spellStart"/>
+      <w:r>
+        <w:rPr>
+          <w:rFonts w:ascii="Times New Roman" w:eastAsia="Times New Roman" w:hAnsi="Times New Roman" w:cs="Times New Roman"/>
+          <w:sz w:val="20"/>
+        </w:rPr>
+        <w:t>izložbi</w:t>
+      </w:r>
+      <w:proofErr w:type="spellEnd"/>
+      <w:r>
+        <w:rPr>
+          <w:rFonts w:ascii="Times New Roman" w:eastAsia="Times New Roman" w:hAnsi="Times New Roman" w:cs="Times New Roman"/>
+          <w:sz w:val="20"/>
+        </w:rPr>
+        <w:t xml:space="preserve"> </w:t>
+      </w:r>
+      <w:proofErr w:type="spellStart"/>
+      <w:r>
+        <w:rPr>
+          <w:rFonts w:ascii="Times New Roman" w:eastAsia="Times New Roman" w:hAnsi="Times New Roman" w:cs="Times New Roman"/>
+          <w:sz w:val="20"/>
+        </w:rPr>
+        <w:t>aktivnih</w:t>
+      </w:r>
+      <w:proofErr w:type="spellEnd"/>
+      <w:r>
+        <w:rPr>
+          <w:rFonts w:ascii="Times New Roman" w:eastAsia="Times New Roman" w:hAnsi="Times New Roman" w:cs="Times New Roman"/>
+          <w:sz w:val="20"/>
+        </w:rPr>
+        <w:t xml:space="preserve">, </w:t>
+      </w:r>
+      <w:proofErr w:type="spellStart"/>
+      <w:r>
+        <w:rPr>
+          <w:rFonts w:ascii="Times New Roman" w:eastAsia="Times New Roman" w:hAnsi="Times New Roman" w:cs="Times New Roman"/>
+          <w:sz w:val="20"/>
+        </w:rPr>
+        <w:t>tako</w:t>
+      </w:r>
+      <w:proofErr w:type="spellEnd"/>
+      <w:r>
+        <w:rPr>
+          <w:rFonts w:ascii="Times New Roman" w:eastAsia="Times New Roman" w:hAnsi="Times New Roman" w:cs="Times New Roman"/>
+          <w:sz w:val="20"/>
+        </w:rPr>
+        <w:t xml:space="preserve"> I </w:t>
+      </w:r>
+      <w:proofErr w:type="spellStart"/>
+      <w:r>
+        <w:rPr>
+          <w:rFonts w:ascii="Times New Roman" w:eastAsia="Times New Roman" w:hAnsi="Times New Roman" w:cs="Times New Roman"/>
+          <w:sz w:val="20"/>
+        </w:rPr>
+        <w:t>zatvorenih</w:t>
+      </w:r>
+      <w:proofErr w:type="spellEnd"/>
+      <w:r>
+        <w:rPr>
+          <w:rFonts w:ascii="Times New Roman" w:eastAsia="Times New Roman" w:hAnsi="Times New Roman" w:cs="Times New Roman"/>
+          <w:sz w:val="20"/>
+        </w:rPr>
+        <w:t xml:space="preserve">, </w:t>
+      </w:r>
+      <w:proofErr w:type="spellStart"/>
+      <w:r>
+        <w:rPr>
+          <w:rFonts w:ascii="Times New Roman" w:eastAsia="Times New Roman" w:hAnsi="Times New Roman" w:cs="Times New Roman"/>
+          <w:sz w:val="20"/>
+        </w:rPr>
+        <w:t>sa</w:t>
+      </w:r>
+      <w:proofErr w:type="spellEnd"/>
+      <w:r>
+        <w:rPr>
+          <w:rFonts w:ascii="Times New Roman" w:eastAsia="Times New Roman" w:hAnsi="Times New Roman" w:cs="Times New Roman"/>
+          <w:sz w:val="20"/>
+        </w:rPr>
+        <w:t xml:space="preserve"> </w:t>
+      </w:r>
+      <w:proofErr w:type="spellStart"/>
+      <w:r>
+        <w:rPr>
+          <w:rFonts w:ascii="Times New Roman" w:eastAsia="Times New Roman" w:hAnsi="Times New Roman" w:cs="Times New Roman"/>
+          <w:sz w:val="20"/>
+        </w:rPr>
+        <w:t>primerima</w:t>
+      </w:r>
+      <w:proofErr w:type="spellEnd"/>
+      <w:r>
+        <w:rPr>
+          <w:rFonts w:ascii="Times New Roman" w:eastAsia="Times New Roman" w:hAnsi="Times New Roman" w:cs="Times New Roman"/>
+          <w:sz w:val="20"/>
+        </w:rPr>
+        <w:t xml:space="preserve"> </w:t>
+      </w:r>
+      <w:proofErr w:type="spellStart"/>
+      <w:r>
+        <w:rPr>
+          <w:rFonts w:ascii="Times New Roman" w:eastAsia="Times New Roman" w:hAnsi="Times New Roman" w:cs="Times New Roman"/>
+          <w:sz w:val="20"/>
+        </w:rPr>
+        <w:t>filtriranje</w:t>
+      </w:r>
+      <w:proofErr w:type="spellEnd"/>
+      <w:r>
+        <w:rPr>
+          <w:rFonts w:ascii="Times New Roman" w:eastAsia="Times New Roman" w:hAnsi="Times New Roman" w:cs="Times New Roman"/>
+          <w:sz w:val="20"/>
+        </w:rPr>
+        <w:t xml:space="preserve"> I </w:t>
+      </w:r>
+      <w:proofErr w:type="spellStart"/>
+      <w:r>
+        <w:rPr>
+          <w:rFonts w:ascii="Times New Roman" w:eastAsia="Times New Roman" w:hAnsi="Times New Roman" w:cs="Times New Roman"/>
+          <w:sz w:val="20"/>
+        </w:rPr>
+        <w:t>pretrage</w:t>
+      </w:r>
+      <w:proofErr w:type="spellEnd"/>
+      <w:r>
+        <w:rPr>
+          <w:rFonts w:ascii="Times New Roman" w:eastAsia="Times New Roman" w:hAnsi="Times New Roman" w:cs="Times New Roman"/>
+          <w:sz w:val="20"/>
+        </w:rPr>
+        <w:t>.</w:t>
       </w:r>
     </w:p>
     <w:p>
@@ -2663,10 +3085,44 @@
         <w:ind w:left="705" w:hanging="720"/>
       </w:pPr>
       <w:bookmarkStart w:id="2" w:name="_Toc205762425"/>
-      <w:r>
-        <w:t>Namena dokumenta i ciljne grupe</w:t>
+      <w:proofErr w:type="spellStart"/>
+      <w:r>
+        <w:t>Namena</w:t>
+      </w:r>
+      <w:proofErr w:type="spellEnd"/>
+      <w:r>
+        <w:t xml:space="preserve"> </w:t>
+      </w:r>
+      <w:proofErr w:type="spellStart"/>
+      <w:r>
+        <w:t>dokumenta</w:t>
+      </w:r>
+      <w:proofErr w:type="spellEnd"/>
+      <w:r>
+        <w:t xml:space="preserve"> </w:t>
+      </w:r>
+      <w:proofErr w:type="spellStart"/>
+      <w:r>
+        <w:t>i</w:t>
+      </w:r>
+      <w:proofErr w:type="spellEnd"/>
+      <w:r>
+        <w:t xml:space="preserve"> </w:t>
+      </w:r>
+      <w:proofErr w:type="spellStart"/>
+      <w:r>
+        <w:t>ciljne</w:t>
+      </w:r>
+      <w:proofErr w:type="spellEnd"/>
+      <w:r>
+        <w:t xml:space="preserve"> </w:t>
+      </w:r>
+      <w:proofErr w:type="spellStart"/>
+      <w:r>
+        <w:t>grupe</w:t>
       </w:r>
       <w:bookmarkEnd w:id="2"/>
+      <w:proofErr w:type="spellEnd"/>
       <w:r>
         <w:t xml:space="preserve"> </w:t>
       </w:r>
@@ -2681,12 +3137,309 @@
         <w:ind w:left="705"/>
       </w:pPr>
       <w:bookmarkStart w:id="3" w:name="_Toc205762426"/>
+      <w:proofErr w:type="spellStart"/>
       <w:r>
         <w:rPr>
           <w:rFonts w:ascii="Times New Roman" w:eastAsia="Times New Roman" w:hAnsi="Times New Roman" w:cs="Times New Roman"/>
           <w:b w:val="0"/>
         </w:rPr>
-        <w:t>Dokument će koristiti svi članovi projektnog tima u razvoju i testiranju funkcionalnosti prijave, a može se koristiti i pri pisanju uputstva za korisnike.</w:t>
+        <w:t>Dokument</w:t>
+      </w:r>
+      <w:proofErr w:type="spellEnd"/>
+      <w:r>
+        <w:rPr>
+          <w:rFonts w:ascii="Times New Roman" w:eastAsia="Times New Roman" w:hAnsi="Times New Roman" w:cs="Times New Roman"/>
+          <w:b w:val="0"/>
+        </w:rPr>
+        <w:t xml:space="preserve"> </w:t>
+      </w:r>
+      <w:proofErr w:type="spellStart"/>
+      <w:r>
+        <w:rPr>
+          <w:rFonts w:ascii="Times New Roman" w:eastAsia="Times New Roman" w:hAnsi="Times New Roman" w:cs="Times New Roman"/>
+          <w:b w:val="0"/>
+        </w:rPr>
+        <w:t>će</w:t>
+      </w:r>
+      <w:proofErr w:type="spellEnd"/>
+      <w:r>
+        <w:rPr>
+          <w:rFonts w:ascii="Times New Roman" w:eastAsia="Times New Roman" w:hAnsi="Times New Roman" w:cs="Times New Roman"/>
+          <w:b w:val="0"/>
+        </w:rPr>
+        <w:t xml:space="preserve"> </w:t>
+      </w:r>
+      <w:proofErr w:type="spellStart"/>
+      <w:r>
+        <w:rPr>
+          <w:rFonts w:ascii="Times New Roman" w:eastAsia="Times New Roman" w:hAnsi="Times New Roman" w:cs="Times New Roman"/>
+          <w:b w:val="0"/>
+        </w:rPr>
+        <w:t>koristiti</w:t>
+      </w:r>
+      <w:proofErr w:type="spellEnd"/>
+      <w:r>
+        <w:rPr>
+          <w:rFonts w:ascii="Times New Roman" w:eastAsia="Times New Roman" w:hAnsi="Times New Roman" w:cs="Times New Roman"/>
+          <w:b w:val="0"/>
+        </w:rPr>
+        <w:t xml:space="preserve"> </w:t>
+      </w:r>
+      <w:proofErr w:type="spellStart"/>
+      <w:r>
+        <w:rPr>
+          <w:rFonts w:ascii="Times New Roman" w:eastAsia="Times New Roman" w:hAnsi="Times New Roman" w:cs="Times New Roman"/>
+          <w:b w:val="0"/>
+        </w:rPr>
+        <w:t>svi</w:t>
+      </w:r>
+      <w:proofErr w:type="spellEnd"/>
+      <w:r>
+        <w:rPr>
+          <w:rFonts w:ascii="Times New Roman" w:eastAsia="Times New Roman" w:hAnsi="Times New Roman" w:cs="Times New Roman"/>
+          <w:b w:val="0"/>
+        </w:rPr>
+        <w:t xml:space="preserve"> </w:t>
+      </w:r>
+      <w:proofErr w:type="spellStart"/>
+      <w:r>
+        <w:rPr>
+          <w:rFonts w:ascii="Times New Roman" w:eastAsia="Times New Roman" w:hAnsi="Times New Roman" w:cs="Times New Roman"/>
+          <w:b w:val="0"/>
+        </w:rPr>
+        <w:t>članovi</w:t>
+      </w:r>
+      <w:proofErr w:type="spellEnd"/>
+      <w:r>
+        <w:rPr>
+          <w:rFonts w:ascii="Times New Roman" w:eastAsia="Times New Roman" w:hAnsi="Times New Roman" w:cs="Times New Roman"/>
+          <w:b w:val="0"/>
+        </w:rPr>
+        <w:t xml:space="preserve"> </w:t>
+      </w:r>
+      <w:proofErr w:type="spellStart"/>
+      <w:r>
+        <w:rPr>
+          <w:rFonts w:ascii="Times New Roman" w:eastAsia="Times New Roman" w:hAnsi="Times New Roman" w:cs="Times New Roman"/>
+          <w:b w:val="0"/>
+        </w:rPr>
+        <w:t>projektnog</w:t>
+      </w:r>
+      <w:proofErr w:type="spellEnd"/>
+      <w:r>
+        <w:rPr>
+          <w:rFonts w:ascii="Times New Roman" w:eastAsia="Times New Roman" w:hAnsi="Times New Roman" w:cs="Times New Roman"/>
+          <w:b w:val="0"/>
+        </w:rPr>
+        <w:t xml:space="preserve"> </w:t>
+      </w:r>
+      <w:proofErr w:type="spellStart"/>
+      <w:r>
+        <w:rPr>
+          <w:rFonts w:ascii="Times New Roman" w:eastAsia="Times New Roman" w:hAnsi="Times New Roman" w:cs="Times New Roman"/>
+          <w:b w:val="0"/>
+        </w:rPr>
+        <w:t>tima</w:t>
+      </w:r>
+      <w:proofErr w:type="spellEnd"/>
+      <w:r>
+        <w:rPr>
+          <w:rFonts w:ascii="Times New Roman" w:eastAsia="Times New Roman" w:hAnsi="Times New Roman" w:cs="Times New Roman"/>
+          <w:b w:val="0"/>
+        </w:rPr>
+        <w:t xml:space="preserve"> u </w:t>
+      </w:r>
+      <w:proofErr w:type="spellStart"/>
+      <w:r>
+        <w:rPr>
+          <w:rFonts w:ascii="Times New Roman" w:eastAsia="Times New Roman" w:hAnsi="Times New Roman" w:cs="Times New Roman"/>
+          <w:b w:val="0"/>
+        </w:rPr>
+        <w:t>razvoju</w:t>
+      </w:r>
+      <w:proofErr w:type="spellEnd"/>
+      <w:r>
+        <w:rPr>
+          <w:rFonts w:ascii="Times New Roman" w:eastAsia="Times New Roman" w:hAnsi="Times New Roman" w:cs="Times New Roman"/>
+          <w:b w:val="0"/>
+        </w:rPr>
+        <w:t xml:space="preserve"> </w:t>
+      </w:r>
+      <w:proofErr w:type="spellStart"/>
+      <w:r>
+        <w:rPr>
+          <w:rFonts w:ascii="Times New Roman" w:eastAsia="Times New Roman" w:hAnsi="Times New Roman" w:cs="Times New Roman"/>
+          <w:b w:val="0"/>
+        </w:rPr>
+        <w:t>i</w:t>
+      </w:r>
+      <w:proofErr w:type="spellEnd"/>
+      <w:r>
+        <w:rPr>
+          <w:rFonts w:ascii="Times New Roman" w:eastAsia="Times New Roman" w:hAnsi="Times New Roman" w:cs="Times New Roman"/>
+          <w:b w:val="0"/>
+        </w:rPr>
+        <w:t xml:space="preserve"> </w:t>
+      </w:r>
+      <w:proofErr w:type="spellStart"/>
+      <w:r>
+        <w:rPr>
+          <w:rFonts w:ascii="Times New Roman" w:eastAsia="Times New Roman" w:hAnsi="Times New Roman" w:cs="Times New Roman"/>
+          <w:b w:val="0"/>
+        </w:rPr>
+        <w:t>testiranju</w:t>
+      </w:r>
+      <w:proofErr w:type="spellEnd"/>
+      <w:r>
+        <w:rPr>
+          <w:rFonts w:ascii="Times New Roman" w:eastAsia="Times New Roman" w:hAnsi="Times New Roman" w:cs="Times New Roman"/>
+          <w:b w:val="0"/>
+        </w:rPr>
+        <w:t xml:space="preserve"> </w:t>
+      </w:r>
+      <w:proofErr w:type="spellStart"/>
+      <w:r>
+        <w:rPr>
+          <w:rFonts w:ascii="Times New Roman" w:eastAsia="Times New Roman" w:hAnsi="Times New Roman" w:cs="Times New Roman"/>
+          <w:b w:val="0"/>
+        </w:rPr>
+        <w:t>funkcionalnosti</w:t>
+      </w:r>
+      <w:proofErr w:type="spellEnd"/>
+      <w:r>
+        <w:rPr>
+          <w:rFonts w:ascii="Times New Roman" w:eastAsia="Times New Roman" w:hAnsi="Times New Roman" w:cs="Times New Roman"/>
+          <w:b w:val="0"/>
+        </w:rPr>
+        <w:t xml:space="preserve"> </w:t>
+      </w:r>
+      <w:proofErr w:type="spellStart"/>
+      <w:r>
+        <w:rPr>
+          <w:rFonts w:ascii="Times New Roman" w:eastAsia="Times New Roman" w:hAnsi="Times New Roman" w:cs="Times New Roman"/>
+          <w:b w:val="0"/>
+        </w:rPr>
+        <w:t>prijave</w:t>
+      </w:r>
+      <w:proofErr w:type="spellEnd"/>
+      <w:r>
+        <w:rPr>
+          <w:rFonts w:ascii="Times New Roman" w:eastAsia="Times New Roman" w:hAnsi="Times New Roman" w:cs="Times New Roman"/>
+          <w:b w:val="0"/>
+        </w:rPr>
+        <w:t xml:space="preserve">, a </w:t>
+      </w:r>
+      <w:proofErr w:type="spellStart"/>
+      <w:r>
+        <w:rPr>
+          <w:rFonts w:ascii="Times New Roman" w:eastAsia="Times New Roman" w:hAnsi="Times New Roman" w:cs="Times New Roman"/>
+          <w:b w:val="0"/>
+        </w:rPr>
+        <w:t>može</w:t>
+      </w:r>
+      <w:proofErr w:type="spellEnd"/>
+      <w:r>
+        <w:rPr>
+          <w:rFonts w:ascii="Times New Roman" w:eastAsia="Times New Roman" w:hAnsi="Times New Roman" w:cs="Times New Roman"/>
+          <w:b w:val="0"/>
+        </w:rPr>
+        <w:t xml:space="preserve"> se </w:t>
+      </w:r>
+      <w:proofErr w:type="spellStart"/>
+      <w:r>
+        <w:rPr>
+          <w:rFonts w:ascii="Times New Roman" w:eastAsia="Times New Roman" w:hAnsi="Times New Roman" w:cs="Times New Roman"/>
+          <w:b w:val="0"/>
+        </w:rPr>
+        <w:t>koristiti</w:t>
+      </w:r>
+      <w:proofErr w:type="spellEnd"/>
+      <w:r>
+        <w:rPr>
+          <w:rFonts w:ascii="Times New Roman" w:eastAsia="Times New Roman" w:hAnsi="Times New Roman" w:cs="Times New Roman"/>
+          <w:b w:val="0"/>
+        </w:rPr>
+        <w:t xml:space="preserve"> </w:t>
+      </w:r>
+      <w:proofErr w:type="spellStart"/>
+      <w:r>
+        <w:rPr>
+          <w:rFonts w:ascii="Times New Roman" w:eastAsia="Times New Roman" w:hAnsi="Times New Roman" w:cs="Times New Roman"/>
+          <w:b w:val="0"/>
+        </w:rPr>
+        <w:t>i</w:t>
+      </w:r>
+      <w:proofErr w:type="spellEnd"/>
+      <w:r>
+        <w:rPr>
+          <w:rFonts w:ascii="Times New Roman" w:eastAsia="Times New Roman" w:hAnsi="Times New Roman" w:cs="Times New Roman"/>
+          <w:b w:val="0"/>
+        </w:rPr>
+        <w:t xml:space="preserve"> </w:t>
+      </w:r>
+      <w:proofErr w:type="spellStart"/>
+      <w:r>
+        <w:rPr>
+          <w:rFonts w:ascii="Times New Roman" w:eastAsia="Times New Roman" w:hAnsi="Times New Roman" w:cs="Times New Roman"/>
+          <w:b w:val="0"/>
+        </w:rPr>
+        <w:t>pri</w:t>
+      </w:r>
+      <w:proofErr w:type="spellEnd"/>
+      <w:r>
+        <w:rPr>
+          <w:rFonts w:ascii="Times New Roman" w:eastAsia="Times New Roman" w:hAnsi="Times New Roman" w:cs="Times New Roman"/>
+          <w:b w:val="0"/>
+        </w:rPr>
+        <w:t xml:space="preserve"> </w:t>
+      </w:r>
+      <w:proofErr w:type="spellStart"/>
+      <w:r>
+        <w:rPr>
+          <w:rFonts w:ascii="Times New Roman" w:eastAsia="Times New Roman" w:hAnsi="Times New Roman" w:cs="Times New Roman"/>
+          <w:b w:val="0"/>
+        </w:rPr>
+        <w:t>pisanju</w:t>
+      </w:r>
+      <w:proofErr w:type="spellEnd"/>
+      <w:r>
+        <w:rPr>
+          <w:rFonts w:ascii="Times New Roman" w:eastAsia="Times New Roman" w:hAnsi="Times New Roman" w:cs="Times New Roman"/>
+          <w:b w:val="0"/>
+        </w:rPr>
+        <w:t xml:space="preserve"> </w:t>
+      </w:r>
+      <w:proofErr w:type="spellStart"/>
+      <w:r>
+        <w:rPr>
+          <w:rFonts w:ascii="Times New Roman" w:eastAsia="Times New Roman" w:hAnsi="Times New Roman" w:cs="Times New Roman"/>
+          <w:b w:val="0"/>
+        </w:rPr>
+        <w:t>uputstva</w:t>
+      </w:r>
+      <w:proofErr w:type="spellEnd"/>
+      <w:r>
+        <w:rPr>
+          <w:rFonts w:ascii="Times New Roman" w:eastAsia="Times New Roman" w:hAnsi="Times New Roman" w:cs="Times New Roman"/>
+          <w:b w:val="0"/>
+        </w:rPr>
+        <w:t xml:space="preserve"> za </w:t>
+      </w:r>
+      <w:proofErr w:type="spellStart"/>
+      <w:r>
+        <w:rPr>
+          <w:rFonts w:ascii="Times New Roman" w:eastAsia="Times New Roman" w:hAnsi="Times New Roman" w:cs="Times New Roman"/>
+          <w:b w:val="0"/>
+        </w:rPr>
+        <w:t>korisnike</w:t>
+      </w:r>
+      <w:proofErr w:type="spellEnd"/>
+      <w:r>
+        <w:rPr>
+          <w:rFonts w:ascii="Times New Roman" w:eastAsia="Times New Roman" w:hAnsi="Times New Roman" w:cs="Times New Roman"/>
+          <w:b w:val="0"/>
+        </w:rPr>
+        <w:t>.</w:t>
       </w:r>
       <w:bookmarkEnd w:id="3"/>
     </w:p>
@@ -2713,12 +3466,37 @@
         <w:spacing w:after="3" w:line="252" w:lineRule="auto"/>
         <w:ind w:hanging="360"/>
       </w:pPr>
-      <w:r>
-        <w:rPr>
-          <w:rFonts w:ascii="Times New Roman" w:eastAsia="Times New Roman" w:hAnsi="Times New Roman" w:cs="Times New Roman"/>
-          <w:sz w:val="20"/>
-        </w:rPr>
-        <w:t xml:space="preserve">Projektni zadatak </w:t>
+      <w:proofErr w:type="spellStart"/>
+      <w:r>
+        <w:rPr>
+          <w:rFonts w:ascii="Times New Roman" w:eastAsia="Times New Roman" w:hAnsi="Times New Roman" w:cs="Times New Roman"/>
+          <w:sz w:val="20"/>
+        </w:rPr>
+        <w:t>Projektni</w:t>
+      </w:r>
+      <w:proofErr w:type="spellEnd"/>
+      <w:r>
+        <w:rPr>
+          <w:rFonts w:ascii="Times New Roman" w:eastAsia="Times New Roman" w:hAnsi="Times New Roman" w:cs="Times New Roman"/>
+          <w:sz w:val="20"/>
+        </w:rPr>
+        <w:t xml:space="preserve"> </w:t>
+      </w:r>
+      <w:proofErr w:type="spellStart"/>
+      <w:r>
+        <w:rPr>
+          <w:rFonts w:ascii="Times New Roman" w:eastAsia="Times New Roman" w:hAnsi="Times New Roman" w:cs="Times New Roman"/>
+          <w:sz w:val="20"/>
+        </w:rPr>
+        <w:t>zadatak</w:t>
+      </w:r>
+      <w:proofErr w:type="spellEnd"/>
+      <w:r>
+        <w:rPr>
+          <w:rFonts w:ascii="Times New Roman" w:eastAsia="Times New Roman" w:hAnsi="Times New Roman" w:cs="Times New Roman"/>
+          <w:sz w:val="20"/>
+        </w:rPr>
+        <w:t xml:space="preserve"> </w:t>
       </w:r>
     </w:p>
     <w:p>
@@ -2730,12 +3508,101 @@
         <w:spacing w:after="3" w:line="252" w:lineRule="auto"/>
         <w:ind w:hanging="360"/>
       </w:pPr>
-      <w:r>
-        <w:rPr>
-          <w:rFonts w:ascii="Times New Roman" w:eastAsia="Times New Roman" w:hAnsi="Times New Roman" w:cs="Times New Roman"/>
-          <w:sz w:val="20"/>
-        </w:rPr>
-        <w:t xml:space="preserve">Uputstvo za pisanje specifikacije scenarija upotrebe funkcionalnosti  </w:t>
+      <w:proofErr w:type="spellStart"/>
+      <w:r>
+        <w:rPr>
+          <w:rFonts w:ascii="Times New Roman" w:eastAsia="Times New Roman" w:hAnsi="Times New Roman" w:cs="Times New Roman"/>
+          <w:sz w:val="20"/>
+        </w:rPr>
+        <w:t>Uputstvo</w:t>
+      </w:r>
+      <w:proofErr w:type="spellEnd"/>
+      <w:r>
+        <w:rPr>
+          <w:rFonts w:ascii="Times New Roman" w:eastAsia="Times New Roman" w:hAnsi="Times New Roman" w:cs="Times New Roman"/>
+          <w:sz w:val="20"/>
+        </w:rPr>
+        <w:t xml:space="preserve"> za </w:t>
+      </w:r>
+      <w:proofErr w:type="spellStart"/>
+      <w:r>
+        <w:rPr>
+          <w:rFonts w:ascii="Times New Roman" w:eastAsia="Times New Roman" w:hAnsi="Times New Roman" w:cs="Times New Roman"/>
+          <w:sz w:val="20"/>
+        </w:rPr>
+        <w:t>pisanje</w:t>
+      </w:r>
+      <w:proofErr w:type="spellEnd"/>
+      <w:r>
+        <w:rPr>
+          <w:rFonts w:ascii="Times New Roman" w:eastAsia="Times New Roman" w:hAnsi="Times New Roman" w:cs="Times New Roman"/>
+          <w:sz w:val="20"/>
+        </w:rPr>
+        <w:t xml:space="preserve"> </w:t>
+      </w:r>
+      <w:proofErr w:type="spellStart"/>
+      <w:r>
+        <w:rPr>
+          <w:rFonts w:ascii="Times New Roman" w:eastAsia="Times New Roman" w:hAnsi="Times New Roman" w:cs="Times New Roman"/>
+          <w:sz w:val="20"/>
+        </w:rPr>
+        <w:t>specifikacije</w:t>
+      </w:r>
+      <w:proofErr w:type="spellEnd"/>
+      <w:r>
+        <w:rPr>
+          <w:rFonts w:ascii="Times New Roman" w:eastAsia="Times New Roman" w:hAnsi="Times New Roman" w:cs="Times New Roman"/>
+          <w:sz w:val="20"/>
+        </w:rPr>
+        <w:t xml:space="preserve"> </w:t>
+      </w:r>
+      <w:proofErr w:type="spellStart"/>
+      <w:r>
+        <w:rPr>
+          <w:rFonts w:ascii="Times New Roman" w:eastAsia="Times New Roman" w:hAnsi="Times New Roman" w:cs="Times New Roman"/>
+          <w:sz w:val="20"/>
+        </w:rPr>
+        <w:t>scenarija</w:t>
+      </w:r>
+      <w:proofErr w:type="spellEnd"/>
+      <w:r>
+        <w:rPr>
+          <w:rFonts w:ascii="Times New Roman" w:eastAsia="Times New Roman" w:hAnsi="Times New Roman" w:cs="Times New Roman"/>
+          <w:sz w:val="20"/>
+        </w:rPr>
+        <w:t xml:space="preserve"> </w:t>
+      </w:r>
+      <w:proofErr w:type="spellStart"/>
+      <w:r>
+        <w:rPr>
+          <w:rFonts w:ascii="Times New Roman" w:eastAsia="Times New Roman" w:hAnsi="Times New Roman" w:cs="Times New Roman"/>
+          <w:sz w:val="20"/>
+        </w:rPr>
+        <w:t>upotrebe</w:t>
+      </w:r>
+      <w:proofErr w:type="spellEnd"/>
+      <w:r>
+        <w:rPr>
+          <w:rFonts w:ascii="Times New Roman" w:eastAsia="Times New Roman" w:hAnsi="Times New Roman" w:cs="Times New Roman"/>
+          <w:sz w:val="20"/>
+        </w:rPr>
+        <w:t xml:space="preserve"> </w:t>
+      </w:r>
+      <w:proofErr w:type="spellStart"/>
+      <w:r>
+        <w:rPr>
+          <w:rFonts w:ascii="Times New Roman" w:eastAsia="Times New Roman" w:hAnsi="Times New Roman" w:cs="Times New Roman"/>
+          <w:sz w:val="20"/>
+        </w:rPr>
+        <w:t>funkcionalnosti</w:t>
+      </w:r>
+      <w:proofErr w:type="spellEnd"/>
+      <w:r>
+        <w:rPr>
+          <w:rFonts w:ascii="Times New Roman" w:eastAsia="Times New Roman" w:hAnsi="Times New Roman" w:cs="Times New Roman"/>
+          <w:sz w:val="20"/>
+        </w:rPr>
+        <w:t xml:space="preserve">  </w:t>
       </w:r>
     </w:p>
     <w:p>
@@ -2780,9 +3647,14 @@
       </w:pPr>
       <w:bookmarkStart w:id="5" w:name="_Toc205762428"/>
       <w:r>
-        <w:t>Otvorena pitanja</w:t>
+        <w:t xml:space="preserve">Otvorena </w:t>
+      </w:r>
+      <w:proofErr w:type="spellStart"/>
+      <w:r>
+        <w:t>pitanja</w:t>
       </w:r>
       <w:bookmarkEnd w:id="5"/>
+      <w:proofErr w:type="spellEnd"/>
       <w:r>
         <w:t xml:space="preserve"> </w:t>
       </w:r>
@@ -2819,12 +3691,37 @@
             </w:tcBorders>
           </w:tcPr>
           <w:p>
+            <w:proofErr w:type="spellStart"/>
             <w:r>
               <w:rPr>
                 <w:rFonts w:ascii="Times New Roman" w:eastAsia="Times New Roman" w:hAnsi="Times New Roman" w:cs="Times New Roman"/>
                 <w:sz w:val="20"/>
               </w:rPr>
-              <w:t xml:space="preserve">Redni broj </w:t>
+              <w:t>Redni</w:t>
+            </w:r>
+            <w:proofErr w:type="spellEnd"/>
+            <w:r>
+              <w:rPr>
+                <w:rFonts w:ascii="Times New Roman" w:eastAsia="Times New Roman" w:hAnsi="Times New Roman" w:cs="Times New Roman"/>
+                <w:sz w:val="20"/>
+              </w:rPr>
+              <w:t xml:space="preserve"> </w:t>
+            </w:r>
+            <w:proofErr w:type="spellStart"/>
+            <w:r>
+              <w:rPr>
+                <w:rFonts w:ascii="Times New Roman" w:eastAsia="Times New Roman" w:hAnsi="Times New Roman" w:cs="Times New Roman"/>
+                <w:sz w:val="20"/>
+              </w:rPr>
+              <w:t>broj</w:t>
+            </w:r>
+            <w:proofErr w:type="spellEnd"/>
+            <w:r>
+              <w:rPr>
+                <w:rFonts w:ascii="Times New Roman" w:eastAsia="Times New Roman" w:hAnsi="Times New Roman" w:cs="Times New Roman"/>
+                <w:sz w:val="20"/>
+              </w:rPr>
+              <w:t xml:space="preserve"> </w:t>
             </w:r>
           </w:p>
         </w:tc>
@@ -2839,12 +3736,21 @@
             </w:tcBorders>
           </w:tcPr>
           <w:p>
+            <w:proofErr w:type="spellStart"/>
             <w:r>
               <w:rPr>
                 <w:rFonts w:ascii="Times New Roman" w:eastAsia="Times New Roman" w:hAnsi="Times New Roman" w:cs="Times New Roman"/>
                 <w:sz w:val="20"/>
               </w:rPr>
-              <w:t xml:space="preserve">Opis </w:t>
+              <w:t>Opis</w:t>
+            </w:r>
+            <w:proofErr w:type="spellEnd"/>
+            <w:r>
+              <w:rPr>
+                <w:rFonts w:ascii="Times New Roman" w:eastAsia="Times New Roman" w:hAnsi="Times New Roman" w:cs="Times New Roman"/>
+                <w:sz w:val="20"/>
+              </w:rPr>
+              <w:t xml:space="preserve"> </w:t>
             </w:r>
           </w:p>
         </w:tc>
@@ -2859,12 +3765,21 @@
             </w:tcBorders>
           </w:tcPr>
           <w:p>
+            <w:proofErr w:type="spellStart"/>
             <w:r>
               <w:rPr>
                 <w:rFonts w:ascii="Times New Roman" w:eastAsia="Times New Roman" w:hAnsi="Times New Roman" w:cs="Times New Roman"/>
                 <w:sz w:val="20"/>
               </w:rPr>
-              <w:t xml:space="preserve">Rešenje </w:t>
+              <w:t>Rešenje</w:t>
+            </w:r>
+            <w:proofErr w:type="spellEnd"/>
+            <w:r>
+              <w:rPr>
+                <w:rFonts w:ascii="Times New Roman" w:eastAsia="Times New Roman" w:hAnsi="Times New Roman" w:cs="Times New Roman"/>
+                <w:sz w:val="20"/>
+              </w:rPr>
+              <w:t xml:space="preserve"> </w:t>
             </w:r>
           </w:p>
         </w:tc>
@@ -2913,7 +3828,167 @@
                 <w:rFonts w:ascii="Times New Roman" w:eastAsia="Times New Roman" w:hAnsi="Times New Roman" w:cs="Times New Roman"/>
                 <w:sz w:val="20"/>
               </w:rPr>
-              <w:t>Koliko vremena treba da prođe pre nego što se zatvorene izložba neće više prikazivati?</w:t>
+              <w:t xml:space="preserve">Koliko </w:t>
+            </w:r>
+            <w:proofErr w:type="spellStart"/>
+            <w:r>
+              <w:rPr>
+                <w:rFonts w:ascii="Times New Roman" w:eastAsia="Times New Roman" w:hAnsi="Times New Roman" w:cs="Times New Roman"/>
+                <w:sz w:val="20"/>
+              </w:rPr>
+              <w:t>vremena</w:t>
+            </w:r>
+            <w:proofErr w:type="spellEnd"/>
+            <w:r>
+              <w:rPr>
+                <w:rFonts w:ascii="Times New Roman" w:eastAsia="Times New Roman" w:hAnsi="Times New Roman" w:cs="Times New Roman"/>
+                <w:sz w:val="20"/>
+              </w:rPr>
+              <w:t xml:space="preserve"> </w:t>
+            </w:r>
+            <w:proofErr w:type="spellStart"/>
+            <w:r>
+              <w:rPr>
+                <w:rFonts w:ascii="Times New Roman" w:eastAsia="Times New Roman" w:hAnsi="Times New Roman" w:cs="Times New Roman"/>
+                <w:sz w:val="20"/>
+              </w:rPr>
+              <w:t>treba</w:t>
+            </w:r>
+            <w:proofErr w:type="spellEnd"/>
+            <w:r>
+              <w:rPr>
+                <w:rFonts w:ascii="Times New Roman" w:eastAsia="Times New Roman" w:hAnsi="Times New Roman" w:cs="Times New Roman"/>
+                <w:sz w:val="20"/>
+              </w:rPr>
+              <w:t xml:space="preserve"> da </w:t>
+            </w:r>
+            <w:proofErr w:type="spellStart"/>
+            <w:r>
+              <w:rPr>
+                <w:rFonts w:ascii="Times New Roman" w:eastAsia="Times New Roman" w:hAnsi="Times New Roman" w:cs="Times New Roman"/>
+                <w:sz w:val="20"/>
+              </w:rPr>
+              <w:t>prođe</w:t>
+            </w:r>
+            <w:proofErr w:type="spellEnd"/>
+            <w:r>
+              <w:rPr>
+                <w:rFonts w:ascii="Times New Roman" w:eastAsia="Times New Roman" w:hAnsi="Times New Roman" w:cs="Times New Roman"/>
+                <w:sz w:val="20"/>
+              </w:rPr>
+              <w:t xml:space="preserve"> pre </w:t>
+            </w:r>
+            <w:proofErr w:type="spellStart"/>
+            <w:r>
+              <w:rPr>
+                <w:rFonts w:ascii="Times New Roman" w:eastAsia="Times New Roman" w:hAnsi="Times New Roman" w:cs="Times New Roman"/>
+                <w:sz w:val="20"/>
+              </w:rPr>
+              <w:t>nego</w:t>
+            </w:r>
+            <w:proofErr w:type="spellEnd"/>
+            <w:r>
+              <w:rPr>
+                <w:rFonts w:ascii="Times New Roman" w:eastAsia="Times New Roman" w:hAnsi="Times New Roman" w:cs="Times New Roman"/>
+                <w:sz w:val="20"/>
+              </w:rPr>
+              <w:t xml:space="preserve"> </w:t>
+            </w:r>
+            <w:proofErr w:type="spellStart"/>
+            <w:r>
+              <w:rPr>
+                <w:rFonts w:ascii="Times New Roman" w:eastAsia="Times New Roman" w:hAnsi="Times New Roman" w:cs="Times New Roman"/>
+                <w:sz w:val="20"/>
+              </w:rPr>
+              <w:t>što</w:t>
+            </w:r>
+            <w:proofErr w:type="spellEnd"/>
+            <w:r>
+              <w:rPr>
+                <w:rFonts w:ascii="Times New Roman" w:eastAsia="Times New Roman" w:hAnsi="Times New Roman" w:cs="Times New Roman"/>
+                <w:sz w:val="20"/>
+              </w:rPr>
+              <w:t xml:space="preserve"> se </w:t>
+            </w:r>
+            <w:proofErr w:type="spellStart"/>
+            <w:r>
+              <w:rPr>
+                <w:rFonts w:ascii="Times New Roman" w:eastAsia="Times New Roman" w:hAnsi="Times New Roman" w:cs="Times New Roman"/>
+                <w:sz w:val="20"/>
+              </w:rPr>
+              <w:t>zatvorene</w:t>
+            </w:r>
+            <w:proofErr w:type="spellEnd"/>
+            <w:r>
+              <w:rPr>
+                <w:rFonts w:ascii="Times New Roman" w:eastAsia="Times New Roman" w:hAnsi="Times New Roman" w:cs="Times New Roman"/>
+                <w:sz w:val="20"/>
+              </w:rPr>
+              <w:t xml:space="preserve"> </w:t>
+            </w:r>
+            <w:proofErr w:type="spellStart"/>
+            <w:r>
+              <w:rPr>
+                <w:rFonts w:ascii="Times New Roman" w:eastAsia="Times New Roman" w:hAnsi="Times New Roman" w:cs="Times New Roman"/>
+                <w:sz w:val="20"/>
+              </w:rPr>
+              <w:t>izložba</w:t>
+            </w:r>
+            <w:proofErr w:type="spellEnd"/>
+            <w:r>
+              <w:rPr>
+                <w:rFonts w:ascii="Times New Roman" w:eastAsia="Times New Roman" w:hAnsi="Times New Roman" w:cs="Times New Roman"/>
+                <w:sz w:val="20"/>
+              </w:rPr>
+              <w:t xml:space="preserve"> </w:t>
+            </w:r>
+            <w:proofErr w:type="spellStart"/>
+            <w:r>
+              <w:rPr>
+                <w:rFonts w:ascii="Times New Roman" w:eastAsia="Times New Roman" w:hAnsi="Times New Roman" w:cs="Times New Roman"/>
+                <w:sz w:val="20"/>
+              </w:rPr>
+              <w:t>neće</w:t>
+            </w:r>
+            <w:proofErr w:type="spellEnd"/>
+            <w:r>
+              <w:rPr>
+                <w:rFonts w:ascii="Times New Roman" w:eastAsia="Times New Roman" w:hAnsi="Times New Roman" w:cs="Times New Roman"/>
+                <w:sz w:val="20"/>
+              </w:rPr>
+              <w:t xml:space="preserve"> </w:t>
+            </w:r>
+            <w:proofErr w:type="spellStart"/>
+            <w:r>
+              <w:rPr>
+                <w:rFonts w:ascii="Times New Roman" w:eastAsia="Times New Roman" w:hAnsi="Times New Roman" w:cs="Times New Roman"/>
+                <w:sz w:val="20"/>
+              </w:rPr>
+              <w:t>više</w:t>
+            </w:r>
+            <w:proofErr w:type="spellEnd"/>
+            <w:r>
+              <w:rPr>
+                <w:rFonts w:ascii="Times New Roman" w:eastAsia="Times New Roman" w:hAnsi="Times New Roman" w:cs="Times New Roman"/>
+                <w:sz w:val="20"/>
+              </w:rPr>
+              <w:t xml:space="preserve"> </w:t>
+            </w:r>
+            <w:proofErr w:type="spellStart"/>
+            <w:r>
+              <w:rPr>
+                <w:rFonts w:ascii="Times New Roman" w:eastAsia="Times New Roman" w:hAnsi="Times New Roman" w:cs="Times New Roman"/>
+                <w:sz w:val="20"/>
+              </w:rPr>
+              <w:t>prikazivati</w:t>
+            </w:r>
+            <w:proofErr w:type="spellEnd"/>
+            <w:r>
+              <w:rPr>
+                <w:rFonts w:ascii="Times New Roman" w:eastAsia="Times New Roman" w:hAnsi="Times New Roman" w:cs="Times New Roman"/>
+                <w:sz w:val="20"/>
+              </w:rPr>
+              <w:t>?</w:t>
             </w:r>
           </w:p>
         </w:tc>
@@ -2992,7 +4067,87 @@
                 <w:rFonts w:ascii="Times New Roman" w:eastAsia="Times New Roman" w:hAnsi="Times New Roman" w:cs="Times New Roman"/>
                 <w:sz w:val="20"/>
               </w:rPr>
-              <w:t>Da li treba filtrirati po broju radova u izložbi?</w:t>
+              <w:t xml:space="preserve">Da li </w:t>
+            </w:r>
+            <w:proofErr w:type="spellStart"/>
+            <w:r>
+              <w:rPr>
+                <w:rFonts w:ascii="Times New Roman" w:eastAsia="Times New Roman" w:hAnsi="Times New Roman" w:cs="Times New Roman"/>
+                <w:sz w:val="20"/>
+              </w:rPr>
+              <w:t>treba</w:t>
+            </w:r>
+            <w:proofErr w:type="spellEnd"/>
+            <w:r>
+              <w:rPr>
+                <w:rFonts w:ascii="Times New Roman" w:eastAsia="Times New Roman" w:hAnsi="Times New Roman" w:cs="Times New Roman"/>
+                <w:sz w:val="20"/>
+              </w:rPr>
+              <w:t xml:space="preserve"> </w:t>
+            </w:r>
+            <w:proofErr w:type="spellStart"/>
+            <w:r>
+              <w:rPr>
+                <w:rFonts w:ascii="Times New Roman" w:eastAsia="Times New Roman" w:hAnsi="Times New Roman" w:cs="Times New Roman"/>
+                <w:sz w:val="20"/>
+              </w:rPr>
+              <w:t>filtrirati</w:t>
+            </w:r>
+            <w:proofErr w:type="spellEnd"/>
+            <w:r>
+              <w:rPr>
+                <w:rFonts w:ascii="Times New Roman" w:eastAsia="Times New Roman" w:hAnsi="Times New Roman" w:cs="Times New Roman"/>
+                <w:sz w:val="20"/>
+              </w:rPr>
+              <w:t xml:space="preserve"> po </w:t>
+            </w:r>
+            <w:proofErr w:type="spellStart"/>
+            <w:r>
+              <w:rPr>
+                <w:rFonts w:ascii="Times New Roman" w:eastAsia="Times New Roman" w:hAnsi="Times New Roman" w:cs="Times New Roman"/>
+                <w:sz w:val="20"/>
+              </w:rPr>
+              <w:t>broju</w:t>
+            </w:r>
+            <w:proofErr w:type="spellEnd"/>
+            <w:r>
+              <w:rPr>
+                <w:rFonts w:ascii="Times New Roman" w:eastAsia="Times New Roman" w:hAnsi="Times New Roman" w:cs="Times New Roman"/>
+                <w:sz w:val="20"/>
+              </w:rPr>
+              <w:t xml:space="preserve"> </w:t>
+            </w:r>
+            <w:proofErr w:type="spellStart"/>
+            <w:r>
+              <w:rPr>
+                <w:rFonts w:ascii="Times New Roman" w:eastAsia="Times New Roman" w:hAnsi="Times New Roman" w:cs="Times New Roman"/>
+                <w:sz w:val="20"/>
+              </w:rPr>
+              <w:t>radova</w:t>
+            </w:r>
+            <w:proofErr w:type="spellEnd"/>
+            <w:r>
+              <w:rPr>
+                <w:rFonts w:ascii="Times New Roman" w:eastAsia="Times New Roman" w:hAnsi="Times New Roman" w:cs="Times New Roman"/>
+                <w:sz w:val="20"/>
+              </w:rPr>
+              <w:t xml:space="preserve"> u </w:t>
+            </w:r>
+            <w:proofErr w:type="spellStart"/>
+            <w:r>
+              <w:rPr>
+                <w:rFonts w:ascii="Times New Roman" w:eastAsia="Times New Roman" w:hAnsi="Times New Roman" w:cs="Times New Roman"/>
+                <w:sz w:val="20"/>
+              </w:rPr>
+              <w:t>izložbi</w:t>
+            </w:r>
+            <w:proofErr w:type="spellEnd"/>
+            <w:r>
+              <w:rPr>
+                <w:rFonts w:ascii="Times New Roman" w:eastAsia="Times New Roman" w:hAnsi="Times New Roman" w:cs="Times New Roman"/>
+                <w:sz w:val="20"/>
+              </w:rPr>
+              <w:t>?</w:t>
             </w:r>
           </w:p>
         </w:tc>
@@ -3071,7 +4226,119 @@
                 <w:rFonts w:ascii="Times New Roman" w:eastAsia="Times New Roman" w:hAnsi="Times New Roman" w:cs="Times New Roman"/>
                 <w:sz w:val="20"/>
               </w:rPr>
-              <w:t>Da li treba filtrirati izložbe po broju umetnika koji učestvuju u njoj?</w:t>
+              <w:t xml:space="preserve">Da li </w:t>
+            </w:r>
+            <w:proofErr w:type="spellStart"/>
+            <w:r>
+              <w:rPr>
+                <w:rFonts w:ascii="Times New Roman" w:eastAsia="Times New Roman" w:hAnsi="Times New Roman" w:cs="Times New Roman"/>
+                <w:sz w:val="20"/>
+              </w:rPr>
+              <w:t>treba</w:t>
+            </w:r>
+            <w:proofErr w:type="spellEnd"/>
+            <w:r>
+              <w:rPr>
+                <w:rFonts w:ascii="Times New Roman" w:eastAsia="Times New Roman" w:hAnsi="Times New Roman" w:cs="Times New Roman"/>
+                <w:sz w:val="20"/>
+              </w:rPr>
+              <w:t xml:space="preserve"> </w:t>
+            </w:r>
+            <w:proofErr w:type="spellStart"/>
+            <w:r>
+              <w:rPr>
+                <w:rFonts w:ascii="Times New Roman" w:eastAsia="Times New Roman" w:hAnsi="Times New Roman" w:cs="Times New Roman"/>
+                <w:sz w:val="20"/>
+              </w:rPr>
+              <w:t>filtrirati</w:t>
+            </w:r>
+            <w:proofErr w:type="spellEnd"/>
+            <w:r>
+              <w:rPr>
+                <w:rFonts w:ascii="Times New Roman" w:eastAsia="Times New Roman" w:hAnsi="Times New Roman" w:cs="Times New Roman"/>
+                <w:sz w:val="20"/>
+              </w:rPr>
+              <w:t xml:space="preserve"> </w:t>
+            </w:r>
+            <w:proofErr w:type="spellStart"/>
+            <w:r>
+              <w:rPr>
+                <w:rFonts w:ascii="Times New Roman" w:eastAsia="Times New Roman" w:hAnsi="Times New Roman" w:cs="Times New Roman"/>
+                <w:sz w:val="20"/>
+              </w:rPr>
+              <w:t>izložbe</w:t>
+            </w:r>
+            <w:proofErr w:type="spellEnd"/>
+            <w:r>
+              <w:rPr>
+                <w:rFonts w:ascii="Times New Roman" w:eastAsia="Times New Roman" w:hAnsi="Times New Roman" w:cs="Times New Roman"/>
+                <w:sz w:val="20"/>
+              </w:rPr>
+              <w:t xml:space="preserve"> po </w:t>
+            </w:r>
+            <w:proofErr w:type="spellStart"/>
+            <w:r>
+              <w:rPr>
+                <w:rFonts w:ascii="Times New Roman" w:eastAsia="Times New Roman" w:hAnsi="Times New Roman" w:cs="Times New Roman"/>
+                <w:sz w:val="20"/>
+              </w:rPr>
+              <w:t>broju</w:t>
+            </w:r>
+            <w:proofErr w:type="spellEnd"/>
+            <w:r>
+              <w:rPr>
+                <w:rFonts w:ascii="Times New Roman" w:eastAsia="Times New Roman" w:hAnsi="Times New Roman" w:cs="Times New Roman"/>
+                <w:sz w:val="20"/>
+              </w:rPr>
+              <w:t xml:space="preserve"> </w:t>
+            </w:r>
+            <w:proofErr w:type="spellStart"/>
+            <w:r>
+              <w:rPr>
+                <w:rFonts w:ascii="Times New Roman" w:eastAsia="Times New Roman" w:hAnsi="Times New Roman" w:cs="Times New Roman"/>
+                <w:sz w:val="20"/>
+              </w:rPr>
+              <w:t>umetnika</w:t>
+            </w:r>
+            <w:proofErr w:type="spellEnd"/>
+            <w:r>
+              <w:rPr>
+                <w:rFonts w:ascii="Times New Roman" w:eastAsia="Times New Roman" w:hAnsi="Times New Roman" w:cs="Times New Roman"/>
+                <w:sz w:val="20"/>
+              </w:rPr>
+              <w:t xml:space="preserve"> koji </w:t>
+            </w:r>
+            <w:proofErr w:type="spellStart"/>
+            <w:r>
+              <w:rPr>
+                <w:rFonts w:ascii="Times New Roman" w:eastAsia="Times New Roman" w:hAnsi="Times New Roman" w:cs="Times New Roman"/>
+                <w:sz w:val="20"/>
+              </w:rPr>
+              <w:t>učestvuju</w:t>
+            </w:r>
+            <w:proofErr w:type="spellEnd"/>
+            <w:r>
+              <w:rPr>
+                <w:rFonts w:ascii="Times New Roman" w:eastAsia="Times New Roman" w:hAnsi="Times New Roman" w:cs="Times New Roman"/>
+                <w:sz w:val="20"/>
+              </w:rPr>
+              <w:t xml:space="preserve"> u </w:t>
+            </w:r>
+            <w:proofErr w:type="spellStart"/>
+            <w:r>
+              <w:rPr>
+                <w:rFonts w:ascii="Times New Roman" w:eastAsia="Times New Roman" w:hAnsi="Times New Roman" w:cs="Times New Roman"/>
+                <w:sz w:val="20"/>
+              </w:rPr>
+              <w:t>njoj</w:t>
+            </w:r>
+            <w:proofErr w:type="spellEnd"/>
+            <w:r>
+              <w:rPr>
+                <w:rFonts w:ascii="Times New Roman" w:eastAsia="Times New Roman" w:hAnsi="Times New Roman" w:cs="Times New Roman"/>
+                <w:sz w:val="20"/>
+              </w:rPr>
+              <w:t>?</w:t>
             </w:r>
           </w:p>
         </w:tc>
@@ -3129,9 +4396,30 @@
       </w:pPr>
       <w:bookmarkStart w:id="6" w:name="_Toc205762429"/>
       <w:r>
-        <w:t>Scenario popunjavanja ankete</w:t>
+        <w:t xml:space="preserve">Scenario </w:t>
       </w:r>
       <w:bookmarkEnd w:id="6"/>
+      <w:proofErr w:type="spellStart"/>
+      <w:r>
+        <w:t>prikaza</w:t>
+      </w:r>
+      <w:proofErr w:type="spellEnd"/>
+      <w:r>
+        <w:t xml:space="preserve"> I </w:t>
+      </w:r>
+      <w:proofErr w:type="spellStart"/>
+      <w:r>
+        <w:t>pretrage</w:t>
+      </w:r>
+      <w:proofErr w:type="spellEnd"/>
+      <w:r>
+        <w:t xml:space="preserve"> </w:t>
+      </w:r>
+      <w:proofErr w:type="spellStart"/>
+      <w:r>
+        <w:t>izložbi</w:t>
+      </w:r>
+      <w:proofErr w:type="spellEnd"/>
       <w:r>
         <w:t xml:space="preserve"> </w:t>
       </w:r>
@@ -3155,13 +4443,29 @@
         <w:ind w:left="705" w:hanging="720"/>
       </w:pPr>
       <w:bookmarkStart w:id="7" w:name="_Toc205762430"/>
+      <w:proofErr w:type="spellStart"/>
       <w:r>
         <w:rPr>
           <w:u w:val="single" w:color="000000"/>
         </w:rPr>
-        <w:t>Kratak opis</w:t>
+        <w:t>Kratak</w:t>
+      </w:r>
+      <w:proofErr w:type="spellEnd"/>
+      <w:r>
+        <w:rPr>
+          <w:u w:val="single" w:color="000000"/>
+        </w:rPr>
+        <w:t xml:space="preserve"> </w:t>
+      </w:r>
+      <w:proofErr w:type="spellStart"/>
+      <w:r>
+        <w:rPr>
+          <w:u w:val="single" w:color="000000"/>
+        </w:rPr>
+        <w:t>opis</w:t>
       </w:r>
       <w:bookmarkEnd w:id="7"/>
+      <w:proofErr w:type="spellEnd"/>
       <w:r>
         <w:t xml:space="preserve"> </w:t>
       </w:r>
@@ -3180,7 +4484,711 @@
           <w:rFonts w:ascii="Times New Roman" w:eastAsia="Times New Roman" w:hAnsi="Times New Roman" w:cs="Times New Roman"/>
           <w:sz w:val="20"/>
         </w:rPr>
-        <w:t>Radi se o prikazu liste izložbi na web stranici. Sistem omogućava da se pretraži izložba po imenu ili slovima u imenu izložbe, pregledaju aktivni il zatvorene izložbe, kao I da ih filtrira I prikaže. Svaka izložba ima svoj jedinstveni prikaz sa detaljima I u opisu piše stanje izložbe, broj umetnika koji učestvuju u njoj do tog trenutka, kao I broj radaova objavljenih.</w:t>
+        <w:t xml:space="preserve">Radi se o </w:t>
+      </w:r>
+      <w:proofErr w:type="spellStart"/>
+      <w:r>
+        <w:rPr>
+          <w:rFonts w:ascii="Times New Roman" w:eastAsia="Times New Roman" w:hAnsi="Times New Roman" w:cs="Times New Roman"/>
+          <w:sz w:val="20"/>
+        </w:rPr>
+        <w:t>prikazu</w:t>
+      </w:r>
+      <w:proofErr w:type="spellEnd"/>
+      <w:r>
+        <w:rPr>
+          <w:rFonts w:ascii="Times New Roman" w:eastAsia="Times New Roman" w:hAnsi="Times New Roman" w:cs="Times New Roman"/>
+          <w:sz w:val="20"/>
+        </w:rPr>
+        <w:t xml:space="preserve"> </w:t>
+      </w:r>
+      <w:proofErr w:type="spellStart"/>
+      <w:r>
+        <w:rPr>
+          <w:rFonts w:ascii="Times New Roman" w:eastAsia="Times New Roman" w:hAnsi="Times New Roman" w:cs="Times New Roman"/>
+          <w:sz w:val="20"/>
+        </w:rPr>
+        <w:t>liste</w:t>
+      </w:r>
+      <w:proofErr w:type="spellEnd"/>
+      <w:r>
+        <w:rPr>
+          <w:rFonts w:ascii="Times New Roman" w:eastAsia="Times New Roman" w:hAnsi="Times New Roman" w:cs="Times New Roman"/>
+          <w:sz w:val="20"/>
+        </w:rPr>
+        <w:t xml:space="preserve"> </w:t>
+      </w:r>
+      <w:proofErr w:type="spellStart"/>
+      <w:r>
+        <w:rPr>
+          <w:rFonts w:ascii="Times New Roman" w:eastAsia="Times New Roman" w:hAnsi="Times New Roman" w:cs="Times New Roman"/>
+          <w:sz w:val="20"/>
+        </w:rPr>
+        <w:t>izložbi</w:t>
+      </w:r>
+      <w:proofErr w:type="spellEnd"/>
+      <w:r>
+        <w:rPr>
+          <w:rFonts w:ascii="Times New Roman" w:eastAsia="Times New Roman" w:hAnsi="Times New Roman" w:cs="Times New Roman"/>
+          <w:sz w:val="20"/>
+        </w:rPr>
+        <w:t xml:space="preserve"> </w:t>
+      </w:r>
+      <w:proofErr w:type="spellStart"/>
+      <w:r>
+        <w:rPr>
+          <w:rFonts w:ascii="Times New Roman" w:eastAsia="Times New Roman" w:hAnsi="Times New Roman" w:cs="Times New Roman"/>
+          <w:sz w:val="20"/>
+        </w:rPr>
+        <w:t>na</w:t>
+      </w:r>
+      <w:proofErr w:type="spellEnd"/>
+      <w:r>
+        <w:rPr>
+          <w:rFonts w:ascii="Times New Roman" w:eastAsia="Times New Roman" w:hAnsi="Times New Roman" w:cs="Times New Roman"/>
+          <w:sz w:val="20"/>
+        </w:rPr>
+        <w:t xml:space="preserve"> web </w:t>
+      </w:r>
+      <w:proofErr w:type="spellStart"/>
+      <w:r>
+        <w:rPr>
+          <w:rFonts w:ascii="Times New Roman" w:eastAsia="Times New Roman" w:hAnsi="Times New Roman" w:cs="Times New Roman"/>
+          <w:sz w:val="20"/>
+        </w:rPr>
+        <w:t>stranici</w:t>
+      </w:r>
+      <w:proofErr w:type="spellEnd"/>
+      <w:r>
+        <w:rPr>
+          <w:rFonts w:ascii="Times New Roman" w:eastAsia="Times New Roman" w:hAnsi="Times New Roman" w:cs="Times New Roman"/>
+          <w:sz w:val="20"/>
+        </w:rPr>
+        <w:t xml:space="preserve">. </w:t>
+      </w:r>
+      <w:proofErr w:type="spellStart"/>
+      <w:r>
+        <w:rPr>
+          <w:rFonts w:ascii="Times New Roman" w:eastAsia="Times New Roman" w:hAnsi="Times New Roman" w:cs="Times New Roman"/>
+          <w:sz w:val="20"/>
+        </w:rPr>
+        <w:t>Sistem</w:t>
+      </w:r>
+      <w:proofErr w:type="spellEnd"/>
+      <w:r>
+        <w:rPr>
+          <w:rFonts w:ascii="Times New Roman" w:eastAsia="Times New Roman" w:hAnsi="Times New Roman" w:cs="Times New Roman"/>
+          <w:sz w:val="20"/>
+        </w:rPr>
+        <w:t xml:space="preserve"> </w:t>
+      </w:r>
+      <w:proofErr w:type="spellStart"/>
+      <w:r>
+        <w:rPr>
+          <w:rFonts w:ascii="Times New Roman" w:eastAsia="Times New Roman" w:hAnsi="Times New Roman" w:cs="Times New Roman"/>
+          <w:sz w:val="20"/>
+        </w:rPr>
+        <w:t>omogućava</w:t>
+      </w:r>
+      <w:proofErr w:type="spellEnd"/>
+      <w:r>
+        <w:rPr>
+          <w:rFonts w:ascii="Times New Roman" w:eastAsia="Times New Roman" w:hAnsi="Times New Roman" w:cs="Times New Roman"/>
+          <w:sz w:val="20"/>
+        </w:rPr>
+        <w:t xml:space="preserve"> da se </w:t>
+      </w:r>
+      <w:proofErr w:type="spellStart"/>
+      <w:r>
+        <w:rPr>
+          <w:rFonts w:ascii="Times New Roman" w:eastAsia="Times New Roman" w:hAnsi="Times New Roman" w:cs="Times New Roman"/>
+          <w:sz w:val="20"/>
+        </w:rPr>
+        <w:t>pretraži</w:t>
+      </w:r>
+      <w:proofErr w:type="spellEnd"/>
+      <w:r>
+        <w:rPr>
+          <w:rFonts w:ascii="Times New Roman" w:eastAsia="Times New Roman" w:hAnsi="Times New Roman" w:cs="Times New Roman"/>
+          <w:sz w:val="20"/>
+        </w:rPr>
+        <w:t xml:space="preserve"> </w:t>
+      </w:r>
+      <w:proofErr w:type="spellStart"/>
+      <w:r>
+        <w:rPr>
+          <w:rFonts w:ascii="Times New Roman" w:eastAsia="Times New Roman" w:hAnsi="Times New Roman" w:cs="Times New Roman"/>
+          <w:sz w:val="20"/>
+        </w:rPr>
+        <w:t>izložba</w:t>
+      </w:r>
+      <w:proofErr w:type="spellEnd"/>
+      <w:r>
+        <w:rPr>
+          <w:rFonts w:ascii="Times New Roman" w:eastAsia="Times New Roman" w:hAnsi="Times New Roman" w:cs="Times New Roman"/>
+          <w:sz w:val="20"/>
+        </w:rPr>
+        <w:t xml:space="preserve"> po </w:t>
+      </w:r>
+      <w:proofErr w:type="spellStart"/>
+      <w:r>
+        <w:rPr>
+          <w:rFonts w:ascii="Times New Roman" w:eastAsia="Times New Roman" w:hAnsi="Times New Roman" w:cs="Times New Roman"/>
+          <w:sz w:val="20"/>
+        </w:rPr>
+        <w:t>imenu</w:t>
+      </w:r>
+      <w:proofErr w:type="spellEnd"/>
+      <w:r>
+        <w:rPr>
+          <w:rFonts w:ascii="Times New Roman" w:eastAsia="Times New Roman" w:hAnsi="Times New Roman" w:cs="Times New Roman"/>
+          <w:sz w:val="20"/>
+        </w:rPr>
+        <w:t xml:space="preserve"> </w:t>
+      </w:r>
+      <w:proofErr w:type="spellStart"/>
+      <w:r>
+        <w:rPr>
+          <w:rFonts w:ascii="Times New Roman" w:eastAsia="Times New Roman" w:hAnsi="Times New Roman" w:cs="Times New Roman"/>
+          <w:sz w:val="20"/>
+        </w:rPr>
+        <w:t>ili</w:t>
+      </w:r>
+      <w:proofErr w:type="spellEnd"/>
+      <w:r>
+        <w:rPr>
+          <w:rFonts w:ascii="Times New Roman" w:eastAsia="Times New Roman" w:hAnsi="Times New Roman" w:cs="Times New Roman"/>
+          <w:sz w:val="20"/>
+        </w:rPr>
+        <w:t xml:space="preserve"> </w:t>
+      </w:r>
+      <w:proofErr w:type="spellStart"/>
+      <w:r>
+        <w:rPr>
+          <w:rFonts w:ascii="Times New Roman" w:eastAsia="Times New Roman" w:hAnsi="Times New Roman" w:cs="Times New Roman"/>
+          <w:sz w:val="20"/>
+        </w:rPr>
+        <w:t>slovima</w:t>
+      </w:r>
+      <w:proofErr w:type="spellEnd"/>
+      <w:r>
+        <w:rPr>
+          <w:rFonts w:ascii="Times New Roman" w:eastAsia="Times New Roman" w:hAnsi="Times New Roman" w:cs="Times New Roman"/>
+          <w:sz w:val="20"/>
+        </w:rPr>
+        <w:t xml:space="preserve"> u </w:t>
+      </w:r>
+      <w:proofErr w:type="spellStart"/>
+      <w:r>
+        <w:rPr>
+          <w:rFonts w:ascii="Times New Roman" w:eastAsia="Times New Roman" w:hAnsi="Times New Roman" w:cs="Times New Roman"/>
+          <w:sz w:val="20"/>
+        </w:rPr>
+        <w:t>imenu</w:t>
+      </w:r>
+      <w:proofErr w:type="spellEnd"/>
+      <w:r>
+        <w:rPr>
+          <w:rFonts w:ascii="Times New Roman" w:eastAsia="Times New Roman" w:hAnsi="Times New Roman" w:cs="Times New Roman"/>
+          <w:sz w:val="20"/>
+        </w:rPr>
+        <w:t xml:space="preserve"> </w:t>
+      </w:r>
+      <w:proofErr w:type="spellStart"/>
+      <w:r>
+        <w:rPr>
+          <w:rFonts w:ascii="Times New Roman" w:eastAsia="Times New Roman" w:hAnsi="Times New Roman" w:cs="Times New Roman"/>
+          <w:sz w:val="20"/>
+        </w:rPr>
+        <w:t>izložbe</w:t>
+      </w:r>
+      <w:proofErr w:type="spellEnd"/>
+      <w:r>
+        <w:rPr>
+          <w:rFonts w:ascii="Times New Roman" w:eastAsia="Times New Roman" w:hAnsi="Times New Roman" w:cs="Times New Roman"/>
+          <w:sz w:val="20"/>
+        </w:rPr>
+        <w:t xml:space="preserve">, </w:t>
+      </w:r>
+      <w:proofErr w:type="spellStart"/>
+      <w:r>
+        <w:rPr>
+          <w:rFonts w:ascii="Times New Roman" w:eastAsia="Times New Roman" w:hAnsi="Times New Roman" w:cs="Times New Roman"/>
+          <w:sz w:val="20"/>
+        </w:rPr>
+        <w:t>pregledaju</w:t>
+      </w:r>
+      <w:proofErr w:type="spellEnd"/>
+      <w:r>
+        <w:rPr>
+          <w:rFonts w:ascii="Times New Roman" w:eastAsia="Times New Roman" w:hAnsi="Times New Roman" w:cs="Times New Roman"/>
+          <w:sz w:val="20"/>
+        </w:rPr>
+        <w:t xml:space="preserve"> </w:t>
+      </w:r>
+      <w:proofErr w:type="spellStart"/>
+      <w:r>
+        <w:rPr>
+          <w:rFonts w:ascii="Times New Roman" w:eastAsia="Times New Roman" w:hAnsi="Times New Roman" w:cs="Times New Roman"/>
+          <w:sz w:val="20"/>
+        </w:rPr>
+        <w:t>aktivni</w:t>
+      </w:r>
+      <w:proofErr w:type="spellEnd"/>
+      <w:r>
+        <w:rPr>
+          <w:rFonts w:ascii="Times New Roman" w:eastAsia="Times New Roman" w:hAnsi="Times New Roman" w:cs="Times New Roman"/>
+          <w:sz w:val="20"/>
+        </w:rPr>
+        <w:t xml:space="preserve"> il </w:t>
+      </w:r>
+      <w:proofErr w:type="spellStart"/>
+      <w:r>
+        <w:rPr>
+          <w:rFonts w:ascii="Times New Roman" w:eastAsia="Times New Roman" w:hAnsi="Times New Roman" w:cs="Times New Roman"/>
+          <w:sz w:val="20"/>
+        </w:rPr>
+        <w:t>zatvorene</w:t>
+      </w:r>
+      <w:proofErr w:type="spellEnd"/>
+      <w:r>
+        <w:rPr>
+          <w:rFonts w:ascii="Times New Roman" w:eastAsia="Times New Roman" w:hAnsi="Times New Roman" w:cs="Times New Roman"/>
+          <w:sz w:val="20"/>
+        </w:rPr>
+        <w:t xml:space="preserve"> </w:t>
+      </w:r>
+      <w:proofErr w:type="spellStart"/>
+      <w:r>
+        <w:rPr>
+          <w:rFonts w:ascii="Times New Roman" w:eastAsia="Times New Roman" w:hAnsi="Times New Roman" w:cs="Times New Roman"/>
+          <w:sz w:val="20"/>
+        </w:rPr>
+        <w:t>izložbe</w:t>
+      </w:r>
+      <w:proofErr w:type="spellEnd"/>
+      <w:r>
+        <w:rPr>
+          <w:rFonts w:ascii="Times New Roman" w:eastAsia="Times New Roman" w:hAnsi="Times New Roman" w:cs="Times New Roman"/>
+          <w:sz w:val="20"/>
+        </w:rPr>
+        <w:t xml:space="preserve">, </w:t>
+      </w:r>
+      <w:proofErr w:type="spellStart"/>
+      <w:r>
+        <w:rPr>
+          <w:rFonts w:ascii="Times New Roman" w:eastAsia="Times New Roman" w:hAnsi="Times New Roman" w:cs="Times New Roman"/>
+          <w:sz w:val="20"/>
+        </w:rPr>
+        <w:t>kao</w:t>
+      </w:r>
+      <w:proofErr w:type="spellEnd"/>
+      <w:r>
+        <w:rPr>
+          <w:rFonts w:ascii="Times New Roman" w:eastAsia="Times New Roman" w:hAnsi="Times New Roman" w:cs="Times New Roman"/>
+          <w:sz w:val="20"/>
+        </w:rPr>
+        <w:t xml:space="preserve"> I da </w:t>
+      </w:r>
+      <w:proofErr w:type="spellStart"/>
+      <w:r>
+        <w:rPr>
+          <w:rFonts w:ascii="Times New Roman" w:eastAsia="Times New Roman" w:hAnsi="Times New Roman" w:cs="Times New Roman"/>
+          <w:sz w:val="20"/>
+        </w:rPr>
+        <w:t>ih</w:t>
+      </w:r>
+      <w:proofErr w:type="spellEnd"/>
+      <w:r>
+        <w:rPr>
+          <w:rFonts w:ascii="Times New Roman" w:eastAsia="Times New Roman" w:hAnsi="Times New Roman" w:cs="Times New Roman"/>
+          <w:sz w:val="20"/>
+        </w:rPr>
+        <w:t xml:space="preserve"> </w:t>
+      </w:r>
+      <w:proofErr w:type="spellStart"/>
+      <w:r>
+        <w:rPr>
+          <w:rFonts w:ascii="Times New Roman" w:eastAsia="Times New Roman" w:hAnsi="Times New Roman" w:cs="Times New Roman"/>
+          <w:sz w:val="20"/>
+        </w:rPr>
+        <w:t>filtrira</w:t>
+      </w:r>
+      <w:proofErr w:type="spellEnd"/>
+      <w:r>
+        <w:rPr>
+          <w:rFonts w:ascii="Times New Roman" w:eastAsia="Times New Roman" w:hAnsi="Times New Roman" w:cs="Times New Roman"/>
+          <w:sz w:val="20"/>
+        </w:rPr>
+        <w:t xml:space="preserve"> I </w:t>
+      </w:r>
+      <w:proofErr w:type="spellStart"/>
+      <w:r>
+        <w:rPr>
+          <w:rFonts w:ascii="Times New Roman" w:eastAsia="Times New Roman" w:hAnsi="Times New Roman" w:cs="Times New Roman"/>
+          <w:sz w:val="20"/>
+        </w:rPr>
+        <w:t>prikaže</w:t>
+      </w:r>
+      <w:proofErr w:type="spellEnd"/>
+      <w:r>
+        <w:rPr>
+          <w:rFonts w:ascii="Times New Roman" w:eastAsia="Times New Roman" w:hAnsi="Times New Roman" w:cs="Times New Roman"/>
+          <w:sz w:val="20"/>
+        </w:rPr>
+        <w:t xml:space="preserve">. </w:t>
+      </w:r>
+      <w:proofErr w:type="spellStart"/>
+      <w:r>
+        <w:rPr>
+          <w:rFonts w:ascii="Times New Roman" w:eastAsia="Times New Roman" w:hAnsi="Times New Roman" w:cs="Times New Roman"/>
+          <w:sz w:val="20"/>
+        </w:rPr>
+        <w:t>Svaka</w:t>
+      </w:r>
+      <w:proofErr w:type="spellEnd"/>
+      <w:r>
+        <w:rPr>
+          <w:rFonts w:ascii="Times New Roman" w:eastAsia="Times New Roman" w:hAnsi="Times New Roman" w:cs="Times New Roman"/>
+          <w:sz w:val="20"/>
+        </w:rPr>
+        <w:t xml:space="preserve"> </w:t>
+      </w:r>
+      <w:proofErr w:type="spellStart"/>
+      <w:r>
+        <w:rPr>
+          <w:rFonts w:ascii="Times New Roman" w:eastAsia="Times New Roman" w:hAnsi="Times New Roman" w:cs="Times New Roman"/>
+          <w:sz w:val="20"/>
+        </w:rPr>
+        <w:t>izložba</w:t>
+      </w:r>
+      <w:proofErr w:type="spellEnd"/>
+      <w:r>
+        <w:rPr>
+          <w:rFonts w:ascii="Times New Roman" w:eastAsia="Times New Roman" w:hAnsi="Times New Roman" w:cs="Times New Roman"/>
+          <w:sz w:val="20"/>
+        </w:rPr>
+        <w:t xml:space="preserve"> </w:t>
+      </w:r>
+      <w:proofErr w:type="spellStart"/>
+      <w:r>
+        <w:rPr>
+          <w:rFonts w:ascii="Times New Roman" w:eastAsia="Times New Roman" w:hAnsi="Times New Roman" w:cs="Times New Roman"/>
+          <w:sz w:val="20"/>
+        </w:rPr>
+        <w:t>ima</w:t>
+      </w:r>
+      <w:proofErr w:type="spellEnd"/>
+      <w:r>
+        <w:rPr>
+          <w:rFonts w:ascii="Times New Roman" w:eastAsia="Times New Roman" w:hAnsi="Times New Roman" w:cs="Times New Roman"/>
+          <w:sz w:val="20"/>
+        </w:rPr>
+        <w:t xml:space="preserve"> </w:t>
+      </w:r>
+      <w:proofErr w:type="spellStart"/>
+      <w:r>
+        <w:rPr>
+          <w:rFonts w:ascii="Times New Roman" w:eastAsia="Times New Roman" w:hAnsi="Times New Roman" w:cs="Times New Roman"/>
+          <w:sz w:val="20"/>
+        </w:rPr>
+        <w:t>svoj</w:t>
+      </w:r>
+      <w:proofErr w:type="spellEnd"/>
+      <w:r>
+        <w:rPr>
+          <w:rFonts w:ascii="Times New Roman" w:eastAsia="Times New Roman" w:hAnsi="Times New Roman" w:cs="Times New Roman"/>
+          <w:sz w:val="20"/>
+        </w:rPr>
+        <w:t xml:space="preserve"> </w:t>
+      </w:r>
+      <w:proofErr w:type="spellStart"/>
+      <w:r>
+        <w:rPr>
+          <w:rFonts w:ascii="Times New Roman" w:eastAsia="Times New Roman" w:hAnsi="Times New Roman" w:cs="Times New Roman"/>
+          <w:sz w:val="20"/>
+        </w:rPr>
+        <w:t>jedinstveni</w:t>
+      </w:r>
+      <w:proofErr w:type="spellEnd"/>
+      <w:r>
+        <w:rPr>
+          <w:rFonts w:ascii="Times New Roman" w:eastAsia="Times New Roman" w:hAnsi="Times New Roman" w:cs="Times New Roman"/>
+          <w:sz w:val="20"/>
+        </w:rPr>
+        <w:t xml:space="preserve"> </w:t>
+      </w:r>
+      <w:proofErr w:type="spellStart"/>
+      <w:r>
+        <w:rPr>
+          <w:rFonts w:ascii="Times New Roman" w:eastAsia="Times New Roman" w:hAnsi="Times New Roman" w:cs="Times New Roman"/>
+          <w:sz w:val="20"/>
+        </w:rPr>
+        <w:t>prikaz</w:t>
+      </w:r>
+      <w:proofErr w:type="spellEnd"/>
+      <w:r>
+        <w:rPr>
+          <w:rFonts w:ascii="Times New Roman" w:eastAsia="Times New Roman" w:hAnsi="Times New Roman" w:cs="Times New Roman"/>
+          <w:sz w:val="20"/>
+        </w:rPr>
+        <w:t xml:space="preserve"> </w:t>
+      </w:r>
+      <w:proofErr w:type="spellStart"/>
+      <w:r>
+        <w:rPr>
+          <w:rFonts w:ascii="Times New Roman" w:eastAsia="Times New Roman" w:hAnsi="Times New Roman" w:cs="Times New Roman"/>
+          <w:sz w:val="20"/>
+        </w:rPr>
+        <w:t>sa</w:t>
+      </w:r>
+      <w:proofErr w:type="spellEnd"/>
+      <w:r>
+        <w:rPr>
+          <w:rFonts w:ascii="Times New Roman" w:eastAsia="Times New Roman" w:hAnsi="Times New Roman" w:cs="Times New Roman"/>
+          <w:sz w:val="20"/>
+        </w:rPr>
+        <w:t xml:space="preserve"> </w:t>
+      </w:r>
+      <w:proofErr w:type="spellStart"/>
+      <w:r>
+        <w:rPr>
+          <w:rFonts w:ascii="Times New Roman" w:eastAsia="Times New Roman" w:hAnsi="Times New Roman" w:cs="Times New Roman"/>
+          <w:sz w:val="20"/>
+        </w:rPr>
+        <w:t>detaljima</w:t>
+      </w:r>
+      <w:proofErr w:type="spellEnd"/>
+      <w:r>
+        <w:rPr>
+          <w:rFonts w:ascii="Times New Roman" w:eastAsia="Times New Roman" w:hAnsi="Times New Roman" w:cs="Times New Roman"/>
+          <w:sz w:val="20"/>
+        </w:rPr>
+        <w:t xml:space="preserve"> I u </w:t>
+      </w:r>
+      <w:proofErr w:type="spellStart"/>
+      <w:r>
+        <w:rPr>
+          <w:rFonts w:ascii="Times New Roman" w:eastAsia="Times New Roman" w:hAnsi="Times New Roman" w:cs="Times New Roman"/>
+          <w:sz w:val="20"/>
+        </w:rPr>
+        <w:t>opisu</w:t>
+      </w:r>
+      <w:proofErr w:type="spellEnd"/>
+      <w:r>
+        <w:rPr>
+          <w:rFonts w:ascii="Times New Roman" w:eastAsia="Times New Roman" w:hAnsi="Times New Roman" w:cs="Times New Roman"/>
+          <w:sz w:val="20"/>
+        </w:rPr>
+        <w:t xml:space="preserve"> </w:t>
+      </w:r>
+      <w:proofErr w:type="spellStart"/>
+      <w:r>
+        <w:rPr>
+          <w:rFonts w:ascii="Times New Roman" w:eastAsia="Times New Roman" w:hAnsi="Times New Roman" w:cs="Times New Roman"/>
+          <w:sz w:val="20"/>
+        </w:rPr>
+        <w:t>piše</w:t>
+      </w:r>
+      <w:proofErr w:type="spellEnd"/>
+      <w:r>
+        <w:rPr>
+          <w:rFonts w:ascii="Times New Roman" w:eastAsia="Times New Roman" w:hAnsi="Times New Roman" w:cs="Times New Roman"/>
+          <w:sz w:val="20"/>
+        </w:rPr>
+        <w:t xml:space="preserve"> </w:t>
+      </w:r>
+      <w:proofErr w:type="spellStart"/>
+      <w:r>
+        <w:rPr>
+          <w:rFonts w:ascii="Times New Roman" w:eastAsia="Times New Roman" w:hAnsi="Times New Roman" w:cs="Times New Roman"/>
+          <w:sz w:val="20"/>
+        </w:rPr>
+        <w:t>stanje</w:t>
+      </w:r>
+      <w:proofErr w:type="spellEnd"/>
+      <w:r>
+        <w:rPr>
+          <w:rFonts w:ascii="Times New Roman" w:eastAsia="Times New Roman" w:hAnsi="Times New Roman" w:cs="Times New Roman"/>
+          <w:sz w:val="20"/>
+        </w:rPr>
+        <w:t xml:space="preserve"> </w:t>
+      </w:r>
+      <w:proofErr w:type="spellStart"/>
+      <w:r>
+        <w:rPr>
+          <w:rFonts w:ascii="Times New Roman" w:eastAsia="Times New Roman" w:hAnsi="Times New Roman" w:cs="Times New Roman"/>
+          <w:sz w:val="20"/>
+        </w:rPr>
+        <w:t>izložbe</w:t>
+      </w:r>
+      <w:proofErr w:type="spellEnd"/>
+      <w:r>
+        <w:rPr>
+          <w:rFonts w:ascii="Times New Roman" w:eastAsia="Times New Roman" w:hAnsi="Times New Roman" w:cs="Times New Roman"/>
+          <w:sz w:val="20"/>
+        </w:rPr>
+        <w:t xml:space="preserve">, </w:t>
+      </w:r>
+      <w:proofErr w:type="spellStart"/>
+      <w:r>
+        <w:rPr>
+          <w:rFonts w:ascii="Times New Roman" w:eastAsia="Times New Roman" w:hAnsi="Times New Roman" w:cs="Times New Roman"/>
+          <w:sz w:val="20"/>
+        </w:rPr>
+        <w:t>broj</w:t>
+      </w:r>
+      <w:proofErr w:type="spellEnd"/>
+      <w:r>
+        <w:rPr>
+          <w:rFonts w:ascii="Times New Roman" w:eastAsia="Times New Roman" w:hAnsi="Times New Roman" w:cs="Times New Roman"/>
+          <w:sz w:val="20"/>
+        </w:rPr>
+        <w:t xml:space="preserve"> </w:t>
+      </w:r>
+      <w:proofErr w:type="spellStart"/>
+      <w:r>
+        <w:rPr>
+          <w:rFonts w:ascii="Times New Roman" w:eastAsia="Times New Roman" w:hAnsi="Times New Roman" w:cs="Times New Roman"/>
+          <w:sz w:val="20"/>
+        </w:rPr>
+        <w:t>umetnika</w:t>
+      </w:r>
+      <w:proofErr w:type="spellEnd"/>
+      <w:r>
+        <w:rPr>
+          <w:rFonts w:ascii="Times New Roman" w:eastAsia="Times New Roman" w:hAnsi="Times New Roman" w:cs="Times New Roman"/>
+          <w:sz w:val="20"/>
+        </w:rPr>
+        <w:t xml:space="preserve"> koji </w:t>
+      </w:r>
+      <w:proofErr w:type="spellStart"/>
+      <w:r>
+        <w:rPr>
+          <w:rFonts w:ascii="Times New Roman" w:eastAsia="Times New Roman" w:hAnsi="Times New Roman" w:cs="Times New Roman"/>
+          <w:sz w:val="20"/>
+        </w:rPr>
+        <w:t>učestvuju</w:t>
+      </w:r>
+      <w:proofErr w:type="spellEnd"/>
+      <w:r>
+        <w:rPr>
+          <w:rFonts w:ascii="Times New Roman" w:eastAsia="Times New Roman" w:hAnsi="Times New Roman" w:cs="Times New Roman"/>
+          <w:sz w:val="20"/>
+        </w:rPr>
+        <w:t xml:space="preserve"> u </w:t>
+      </w:r>
+      <w:proofErr w:type="spellStart"/>
+      <w:r>
+        <w:rPr>
+          <w:rFonts w:ascii="Times New Roman" w:eastAsia="Times New Roman" w:hAnsi="Times New Roman" w:cs="Times New Roman"/>
+          <w:sz w:val="20"/>
+        </w:rPr>
+        <w:t>njoj</w:t>
+      </w:r>
+      <w:proofErr w:type="spellEnd"/>
+      <w:r>
+        <w:rPr>
+          <w:rFonts w:ascii="Times New Roman" w:eastAsia="Times New Roman" w:hAnsi="Times New Roman" w:cs="Times New Roman"/>
+          <w:sz w:val="20"/>
+        </w:rPr>
+        <w:t xml:space="preserve"> do </w:t>
+      </w:r>
+      <w:proofErr w:type="spellStart"/>
+      <w:r>
+        <w:rPr>
+          <w:rFonts w:ascii="Times New Roman" w:eastAsia="Times New Roman" w:hAnsi="Times New Roman" w:cs="Times New Roman"/>
+          <w:sz w:val="20"/>
+        </w:rPr>
+        <w:t>tog</w:t>
+      </w:r>
+      <w:proofErr w:type="spellEnd"/>
+      <w:r>
+        <w:rPr>
+          <w:rFonts w:ascii="Times New Roman" w:eastAsia="Times New Roman" w:hAnsi="Times New Roman" w:cs="Times New Roman"/>
+          <w:sz w:val="20"/>
+        </w:rPr>
+        <w:t xml:space="preserve"> </w:t>
+      </w:r>
+      <w:proofErr w:type="spellStart"/>
+      <w:r>
+        <w:rPr>
+          <w:rFonts w:ascii="Times New Roman" w:eastAsia="Times New Roman" w:hAnsi="Times New Roman" w:cs="Times New Roman"/>
+          <w:sz w:val="20"/>
+        </w:rPr>
+        <w:t>trenutka</w:t>
+      </w:r>
+      <w:proofErr w:type="spellEnd"/>
+      <w:r>
+        <w:rPr>
+          <w:rFonts w:ascii="Times New Roman" w:eastAsia="Times New Roman" w:hAnsi="Times New Roman" w:cs="Times New Roman"/>
+          <w:sz w:val="20"/>
+        </w:rPr>
+        <w:t xml:space="preserve">, </w:t>
+      </w:r>
+      <w:proofErr w:type="spellStart"/>
+      <w:r>
+        <w:rPr>
+          <w:rFonts w:ascii="Times New Roman" w:eastAsia="Times New Roman" w:hAnsi="Times New Roman" w:cs="Times New Roman"/>
+          <w:sz w:val="20"/>
+        </w:rPr>
+        <w:t>kao</w:t>
+      </w:r>
+      <w:proofErr w:type="spellEnd"/>
+      <w:r>
+        <w:rPr>
+          <w:rFonts w:ascii="Times New Roman" w:eastAsia="Times New Roman" w:hAnsi="Times New Roman" w:cs="Times New Roman"/>
+          <w:sz w:val="20"/>
+        </w:rPr>
+        <w:t xml:space="preserve"> I </w:t>
+      </w:r>
+      <w:proofErr w:type="spellStart"/>
+      <w:r>
+        <w:rPr>
+          <w:rFonts w:ascii="Times New Roman" w:eastAsia="Times New Roman" w:hAnsi="Times New Roman" w:cs="Times New Roman"/>
+          <w:sz w:val="20"/>
+        </w:rPr>
+        <w:t>broj</w:t>
+      </w:r>
+      <w:proofErr w:type="spellEnd"/>
+      <w:r>
+        <w:rPr>
+          <w:rFonts w:ascii="Times New Roman" w:eastAsia="Times New Roman" w:hAnsi="Times New Roman" w:cs="Times New Roman"/>
+          <w:sz w:val="20"/>
+        </w:rPr>
+        <w:t xml:space="preserve"> </w:t>
+      </w:r>
+      <w:proofErr w:type="spellStart"/>
+      <w:r>
+        <w:rPr>
+          <w:rFonts w:ascii="Times New Roman" w:eastAsia="Times New Roman" w:hAnsi="Times New Roman" w:cs="Times New Roman"/>
+          <w:sz w:val="20"/>
+        </w:rPr>
+        <w:t>radaova</w:t>
+      </w:r>
+      <w:proofErr w:type="spellEnd"/>
+      <w:r>
+        <w:rPr>
+          <w:rFonts w:ascii="Times New Roman" w:eastAsia="Times New Roman" w:hAnsi="Times New Roman" w:cs="Times New Roman"/>
+          <w:sz w:val="20"/>
+        </w:rPr>
+        <w:t xml:space="preserve"> </w:t>
+      </w:r>
+      <w:proofErr w:type="spellStart"/>
+      <w:r>
+        <w:rPr>
+          <w:rFonts w:ascii="Times New Roman" w:eastAsia="Times New Roman" w:hAnsi="Times New Roman" w:cs="Times New Roman"/>
+          <w:sz w:val="20"/>
+        </w:rPr>
+        <w:t>objavljenih</w:t>
+      </w:r>
+      <w:proofErr w:type="spellEnd"/>
+      <w:r>
+        <w:rPr>
+          <w:rFonts w:ascii="Times New Roman" w:eastAsia="Times New Roman" w:hAnsi="Times New Roman" w:cs="Times New Roman"/>
+          <w:sz w:val="20"/>
+        </w:rPr>
+        <w:t>.</w:t>
       </w:r>
     </w:p>
     <w:p>
@@ -3200,9 +5208,17 @@
         <w:rPr>
           <w:u w:val="single" w:color="000000"/>
         </w:rPr>
-        <w:t>Tok dogadjaja</w:t>
+        <w:t xml:space="preserve">Tok </w:t>
+      </w:r>
+      <w:proofErr w:type="spellStart"/>
+      <w:r>
+        <w:rPr>
+          <w:u w:val="single" w:color="000000"/>
+        </w:rPr>
+        <w:t>dogadjaja</w:t>
       </w:r>
       <w:bookmarkEnd w:id="8"/>
+      <w:proofErr w:type="spellEnd"/>
       <w:r>
         <w:t xml:space="preserve"> </w:t>
       </w:r>
@@ -3213,24 +5229,42 @@
         <w:spacing w:after="56"/>
         <w:ind w:left="720" w:hanging="720"/>
       </w:pPr>
+      <w:proofErr w:type="spellStart"/>
       <w:r>
         <w:rPr>
           <w:i/>
         </w:rPr>
         <w:t>Prikaz</w:t>
       </w:r>
+      <w:proofErr w:type="spellEnd"/>
       <w:r>
         <w:rPr>
           <w:i/>
         </w:rPr>
-        <w:t xml:space="preserve"> svih</w:t>
-      </w:r>
+        <w:t xml:space="preserve"> </w:t>
+      </w:r>
+      <w:proofErr w:type="spellStart"/>
       <w:r>
         <w:rPr>
           <w:i/>
         </w:rPr>
-        <w:t xml:space="preserve"> izložbi</w:t>
-      </w:r>
+        <w:t>svih</w:t>
+      </w:r>
+      <w:proofErr w:type="spellEnd"/>
+      <w:r>
+        <w:rPr>
+          <w:i/>
+        </w:rPr>
+        <w:t xml:space="preserve"> </w:t>
+      </w:r>
+      <w:proofErr w:type="spellStart"/>
+      <w:r>
+        <w:rPr>
+          <w:i/>
+        </w:rPr>
+        <w:t>izložbi</w:t>
+      </w:r>
+      <w:proofErr w:type="spellEnd"/>
       <w:r>
         <w:rPr>
           <w:i/>
@@ -3252,19 +5286,76 @@
           <w:sz w:val="20"/>
         </w:rPr>
       </w:pPr>
-      <w:r>
-        <w:rPr>
-          <w:rFonts w:ascii="Times New Roman" w:eastAsia="Times New Roman" w:hAnsi="Times New Roman" w:cs="Times New Roman"/>
-          <w:sz w:val="20"/>
-        </w:rPr>
-        <w:t>Korisnik u</w:t>
-      </w:r>
-      <w:r>
-        <w:rPr>
-          <w:rFonts w:ascii="Times New Roman" w:eastAsia="Times New Roman" w:hAnsi="Times New Roman" w:cs="Times New Roman"/>
-          <w:sz w:val="20"/>
-        </w:rPr>
-        <w:t>tvara stranicu “Izložbe”.</w:t>
+      <w:proofErr w:type="spellStart"/>
+      <w:r>
+        <w:rPr>
+          <w:rFonts w:ascii="Times New Roman" w:eastAsia="Times New Roman" w:hAnsi="Times New Roman" w:cs="Times New Roman"/>
+          <w:sz w:val="20"/>
+        </w:rPr>
+        <w:t>Korisnik</w:t>
+      </w:r>
+      <w:proofErr w:type="spellEnd"/>
+      <w:r>
+        <w:rPr>
+          <w:rFonts w:ascii="Times New Roman" w:eastAsia="Times New Roman" w:hAnsi="Times New Roman" w:cs="Times New Roman"/>
+          <w:sz w:val="20"/>
+        </w:rPr>
+        <w:t xml:space="preserve"> </w:t>
+      </w:r>
+      <w:proofErr w:type="spellStart"/>
+      <w:r>
+        <w:rPr>
+          <w:rFonts w:ascii="Times New Roman" w:eastAsia="Times New Roman" w:hAnsi="Times New Roman" w:cs="Times New Roman"/>
+          <w:sz w:val="20"/>
+        </w:rPr>
+        <w:t>u</w:t>
+      </w:r>
+      <w:r>
+        <w:rPr>
+          <w:rFonts w:ascii="Times New Roman" w:eastAsia="Times New Roman" w:hAnsi="Times New Roman" w:cs="Times New Roman"/>
+          <w:sz w:val="20"/>
+        </w:rPr>
+        <w:t>tvara</w:t>
+      </w:r>
+      <w:proofErr w:type="spellEnd"/>
+      <w:r>
+        <w:rPr>
+          <w:rFonts w:ascii="Times New Roman" w:eastAsia="Times New Roman" w:hAnsi="Times New Roman" w:cs="Times New Roman"/>
+          <w:sz w:val="20"/>
+        </w:rPr>
+        <w:t xml:space="preserve"> </w:t>
+      </w:r>
+      <w:proofErr w:type="spellStart"/>
+      <w:r>
+        <w:rPr>
+          <w:rFonts w:ascii="Times New Roman" w:eastAsia="Times New Roman" w:hAnsi="Times New Roman" w:cs="Times New Roman"/>
+          <w:sz w:val="20"/>
+        </w:rPr>
+        <w:t>stranicu</w:t>
+      </w:r>
+      <w:proofErr w:type="spellEnd"/>
+      <w:r>
+        <w:rPr>
+          <w:rFonts w:ascii="Times New Roman" w:eastAsia="Times New Roman" w:hAnsi="Times New Roman" w:cs="Times New Roman"/>
+          <w:sz w:val="20"/>
+        </w:rPr>
+        <w:t xml:space="preserve"> “</w:t>
+      </w:r>
+      <w:proofErr w:type="spellStart"/>
+      <w:r>
+        <w:rPr>
+          <w:rFonts w:ascii="Times New Roman" w:eastAsia="Times New Roman" w:hAnsi="Times New Roman" w:cs="Times New Roman"/>
+          <w:sz w:val="20"/>
+        </w:rPr>
+        <w:t>Izložbe</w:t>
+      </w:r>
+      <w:proofErr w:type="spellEnd"/>
+      <w:r>
+        <w:rPr>
+          <w:rFonts w:ascii="Times New Roman" w:eastAsia="Times New Roman" w:hAnsi="Times New Roman" w:cs="Times New Roman"/>
+          <w:sz w:val="20"/>
+        </w:rPr>
+        <w:t>”.</w:t>
       </w:r>
     </w:p>
     <w:p>
@@ -3281,12 +5372,141 @@
           <w:sz w:val="20"/>
         </w:rPr>
       </w:pPr>
-      <w:r>
-        <w:rPr>
-          <w:rFonts w:ascii="Times New Roman" w:eastAsia="Times New Roman" w:hAnsi="Times New Roman" w:cs="Times New Roman"/>
-          <w:sz w:val="20"/>
-        </w:rPr>
-        <w:t>Sistem pretra\uje bazu podataka I prikazuje listu svih iz</w:t>
+      <w:proofErr w:type="spellStart"/>
+      <w:r>
+        <w:rPr>
+          <w:rFonts w:ascii="Times New Roman" w:eastAsia="Times New Roman" w:hAnsi="Times New Roman" w:cs="Times New Roman"/>
+          <w:sz w:val="20"/>
+        </w:rPr>
+        <w:t>Sistem</w:t>
+      </w:r>
+      <w:proofErr w:type="spellEnd"/>
+      <w:r>
+        <w:rPr>
+          <w:rFonts w:ascii="Times New Roman" w:eastAsia="Times New Roman" w:hAnsi="Times New Roman" w:cs="Times New Roman"/>
+          <w:sz w:val="20"/>
+        </w:rPr>
+        <w:t xml:space="preserve"> </w:t>
+      </w:r>
+      <w:proofErr w:type="spellStart"/>
+      <w:r>
+        <w:rPr>
+          <w:rFonts w:ascii="Times New Roman" w:eastAsia="Times New Roman" w:hAnsi="Times New Roman" w:cs="Times New Roman"/>
+          <w:sz w:val="20"/>
+        </w:rPr>
+        <w:t>pretra</w:t>
+      </w:r>
+      <w:proofErr w:type="spellEnd"/>
+      <w:r>
+        <w:rPr>
+          <w:rFonts w:ascii="Times New Roman" w:eastAsia="Times New Roman" w:hAnsi="Times New Roman" w:cs="Times New Roman"/>
+          <w:sz w:val="20"/>
+        </w:rPr>
+        <w:t>\</w:t>
+      </w:r>
+      <w:proofErr w:type="spellStart"/>
+      <w:r>
+        <w:rPr>
+          <w:rFonts w:ascii="Times New Roman" w:eastAsia="Times New Roman" w:hAnsi="Times New Roman" w:cs="Times New Roman"/>
+          <w:sz w:val="20"/>
+        </w:rPr>
+        <w:t>uje</w:t>
+      </w:r>
+      <w:proofErr w:type="spellEnd"/>
+      <w:r>
+        <w:rPr>
+          <w:rFonts w:ascii="Times New Roman" w:eastAsia="Times New Roman" w:hAnsi="Times New Roman" w:cs="Times New Roman"/>
+          <w:sz w:val="20"/>
+        </w:rPr>
+        <w:t xml:space="preserve"> </w:t>
+      </w:r>
+      <w:proofErr w:type="spellStart"/>
+      <w:r>
+        <w:rPr>
+          <w:rFonts w:ascii="Times New Roman" w:eastAsia="Times New Roman" w:hAnsi="Times New Roman" w:cs="Times New Roman"/>
+          <w:sz w:val="20"/>
+        </w:rPr>
+        <w:t>bazu</w:t>
+      </w:r>
+      <w:proofErr w:type="spellEnd"/>
+      <w:r>
+        <w:rPr>
+          <w:rFonts w:ascii="Times New Roman" w:eastAsia="Times New Roman" w:hAnsi="Times New Roman" w:cs="Times New Roman"/>
+          <w:sz w:val="20"/>
+        </w:rPr>
+        <w:t xml:space="preserve"> </w:t>
+      </w:r>
+      <w:proofErr w:type="spellStart"/>
+      <w:r>
+        <w:rPr>
+          <w:rFonts w:ascii="Times New Roman" w:eastAsia="Times New Roman" w:hAnsi="Times New Roman" w:cs="Times New Roman"/>
+          <w:sz w:val="20"/>
+        </w:rPr>
+        <w:t>podataka</w:t>
+      </w:r>
+      <w:proofErr w:type="spellEnd"/>
+      <w:r>
+        <w:rPr>
+          <w:rFonts w:ascii="Times New Roman" w:eastAsia="Times New Roman" w:hAnsi="Times New Roman" w:cs="Times New Roman"/>
+          <w:sz w:val="20"/>
+        </w:rPr>
+        <w:t xml:space="preserve"> I </w:t>
+      </w:r>
+      <w:proofErr w:type="spellStart"/>
+      <w:r>
+        <w:rPr>
+          <w:rFonts w:ascii="Times New Roman" w:eastAsia="Times New Roman" w:hAnsi="Times New Roman" w:cs="Times New Roman"/>
+          <w:sz w:val="20"/>
+        </w:rPr>
+        <w:t>prikazuje</w:t>
+      </w:r>
+      <w:proofErr w:type="spellEnd"/>
+      <w:r>
+        <w:rPr>
+          <w:rFonts w:ascii="Times New Roman" w:eastAsia="Times New Roman" w:hAnsi="Times New Roman" w:cs="Times New Roman"/>
+          <w:sz w:val="20"/>
+        </w:rPr>
+        <w:t xml:space="preserve"> </w:t>
+      </w:r>
+      <w:proofErr w:type="spellStart"/>
+      <w:r>
+        <w:rPr>
+          <w:rFonts w:ascii="Times New Roman" w:eastAsia="Times New Roman" w:hAnsi="Times New Roman" w:cs="Times New Roman"/>
+          <w:sz w:val="20"/>
+        </w:rPr>
+        <w:t>listu</w:t>
+      </w:r>
+      <w:proofErr w:type="spellEnd"/>
+      <w:r>
+        <w:rPr>
+          <w:rFonts w:ascii="Times New Roman" w:eastAsia="Times New Roman" w:hAnsi="Times New Roman" w:cs="Times New Roman"/>
+          <w:sz w:val="20"/>
+        </w:rPr>
+        <w:t xml:space="preserve"> </w:t>
+      </w:r>
+      <w:proofErr w:type="spellStart"/>
+      <w:r>
+        <w:rPr>
+          <w:rFonts w:ascii="Times New Roman" w:eastAsia="Times New Roman" w:hAnsi="Times New Roman" w:cs="Times New Roman"/>
+          <w:sz w:val="20"/>
+        </w:rPr>
+        <w:t>svih</w:t>
+      </w:r>
+      <w:proofErr w:type="spellEnd"/>
+      <w:r>
+        <w:rPr>
+          <w:rFonts w:ascii="Times New Roman" w:eastAsia="Times New Roman" w:hAnsi="Times New Roman" w:cs="Times New Roman"/>
+          <w:sz w:val="20"/>
+        </w:rPr>
+        <w:t xml:space="preserve"> </w:t>
+      </w:r>
+      <w:proofErr w:type="spellStart"/>
+      <w:r>
+        <w:rPr>
+          <w:rFonts w:ascii="Times New Roman" w:eastAsia="Times New Roman" w:hAnsi="Times New Roman" w:cs="Times New Roman"/>
+          <w:sz w:val="20"/>
+        </w:rPr>
+        <w:t>iz</w:t>
       </w:r>
       <w:r>
         <w:rPr>
@@ -3294,7 +5514,16 @@
           <w:sz w:val="20"/>
           <w:lang w:val="sr-Latn-RS"/>
         </w:rPr>
-        <w:t>ložbi.</w:t>
+        <w:t>ložbi</w:t>
+      </w:r>
+      <w:proofErr w:type="spellEnd"/>
+      <w:r>
+        <w:rPr>
+          <w:rFonts w:ascii="Times New Roman" w:eastAsia="Times New Roman" w:hAnsi="Times New Roman" w:cs="Times New Roman"/>
+          <w:sz w:val="20"/>
+          <w:lang w:val="sr-Latn-RS"/>
+        </w:rPr>
+        <w:t>.</w:t>
       </w:r>
     </w:p>
     <w:p>
@@ -3316,7 +5545,359 @@
           <w:rFonts w:ascii="Times New Roman" w:eastAsia="Times New Roman" w:hAnsi="Times New Roman" w:cs="Times New Roman"/>
           <w:sz w:val="20"/>
         </w:rPr>
-        <w:t>Za svaku izložbu prikazuju se osnovne informacije kao što su status (aktivna ili zatvorena), broj umetnika koji učestvuje u njoj, kao I broj radova koji su submitovani I učestvuju u takmičenju.</w:t>
+        <w:t xml:space="preserve">Za </w:t>
+      </w:r>
+      <w:proofErr w:type="spellStart"/>
+      <w:r>
+        <w:rPr>
+          <w:rFonts w:ascii="Times New Roman" w:eastAsia="Times New Roman" w:hAnsi="Times New Roman" w:cs="Times New Roman"/>
+          <w:sz w:val="20"/>
+        </w:rPr>
+        <w:t>svaku</w:t>
+      </w:r>
+      <w:proofErr w:type="spellEnd"/>
+      <w:r>
+        <w:rPr>
+          <w:rFonts w:ascii="Times New Roman" w:eastAsia="Times New Roman" w:hAnsi="Times New Roman" w:cs="Times New Roman"/>
+          <w:sz w:val="20"/>
+        </w:rPr>
+        <w:t xml:space="preserve"> </w:t>
+      </w:r>
+      <w:proofErr w:type="spellStart"/>
+      <w:r>
+        <w:rPr>
+          <w:rFonts w:ascii="Times New Roman" w:eastAsia="Times New Roman" w:hAnsi="Times New Roman" w:cs="Times New Roman"/>
+          <w:sz w:val="20"/>
+        </w:rPr>
+        <w:t>izložbu</w:t>
+      </w:r>
+      <w:proofErr w:type="spellEnd"/>
+      <w:r>
+        <w:rPr>
+          <w:rFonts w:ascii="Times New Roman" w:eastAsia="Times New Roman" w:hAnsi="Times New Roman" w:cs="Times New Roman"/>
+          <w:sz w:val="20"/>
+        </w:rPr>
+        <w:t xml:space="preserve"> </w:t>
+      </w:r>
+      <w:proofErr w:type="spellStart"/>
+      <w:r>
+        <w:rPr>
+          <w:rFonts w:ascii="Times New Roman" w:eastAsia="Times New Roman" w:hAnsi="Times New Roman" w:cs="Times New Roman"/>
+          <w:sz w:val="20"/>
+        </w:rPr>
+        <w:t>prikazuju</w:t>
+      </w:r>
+      <w:proofErr w:type="spellEnd"/>
+      <w:r>
+        <w:rPr>
+          <w:rFonts w:ascii="Times New Roman" w:eastAsia="Times New Roman" w:hAnsi="Times New Roman" w:cs="Times New Roman"/>
+          <w:sz w:val="20"/>
+        </w:rPr>
+        <w:t xml:space="preserve"> se </w:t>
+      </w:r>
+      <w:proofErr w:type="spellStart"/>
+      <w:r>
+        <w:rPr>
+          <w:rFonts w:ascii="Times New Roman" w:eastAsia="Times New Roman" w:hAnsi="Times New Roman" w:cs="Times New Roman"/>
+          <w:sz w:val="20"/>
+        </w:rPr>
+        <w:t>osnovne</w:t>
+      </w:r>
+      <w:proofErr w:type="spellEnd"/>
+      <w:r>
+        <w:rPr>
+          <w:rFonts w:ascii="Times New Roman" w:eastAsia="Times New Roman" w:hAnsi="Times New Roman" w:cs="Times New Roman"/>
+          <w:sz w:val="20"/>
+        </w:rPr>
+        <w:t xml:space="preserve"> </w:t>
+      </w:r>
+      <w:proofErr w:type="spellStart"/>
+      <w:r>
+        <w:rPr>
+          <w:rFonts w:ascii="Times New Roman" w:eastAsia="Times New Roman" w:hAnsi="Times New Roman" w:cs="Times New Roman"/>
+          <w:sz w:val="20"/>
+        </w:rPr>
+        <w:t>informacije</w:t>
+      </w:r>
+      <w:proofErr w:type="spellEnd"/>
+      <w:r>
+        <w:rPr>
+          <w:rFonts w:ascii="Times New Roman" w:eastAsia="Times New Roman" w:hAnsi="Times New Roman" w:cs="Times New Roman"/>
+          <w:sz w:val="20"/>
+        </w:rPr>
+        <w:t xml:space="preserve"> </w:t>
+      </w:r>
+      <w:proofErr w:type="spellStart"/>
+      <w:r>
+        <w:rPr>
+          <w:rFonts w:ascii="Times New Roman" w:eastAsia="Times New Roman" w:hAnsi="Times New Roman" w:cs="Times New Roman"/>
+          <w:sz w:val="20"/>
+        </w:rPr>
+        <w:t>kao</w:t>
+      </w:r>
+      <w:proofErr w:type="spellEnd"/>
+      <w:r>
+        <w:rPr>
+          <w:rFonts w:ascii="Times New Roman" w:eastAsia="Times New Roman" w:hAnsi="Times New Roman" w:cs="Times New Roman"/>
+          <w:sz w:val="20"/>
+        </w:rPr>
+        <w:t xml:space="preserve"> </w:t>
+      </w:r>
+      <w:proofErr w:type="spellStart"/>
+      <w:r>
+        <w:rPr>
+          <w:rFonts w:ascii="Times New Roman" w:eastAsia="Times New Roman" w:hAnsi="Times New Roman" w:cs="Times New Roman"/>
+          <w:sz w:val="20"/>
+        </w:rPr>
+        <w:t>što</w:t>
+      </w:r>
+      <w:proofErr w:type="spellEnd"/>
+      <w:r>
+        <w:rPr>
+          <w:rFonts w:ascii="Times New Roman" w:eastAsia="Times New Roman" w:hAnsi="Times New Roman" w:cs="Times New Roman"/>
+          <w:sz w:val="20"/>
+        </w:rPr>
+        <w:t xml:space="preserve"> </w:t>
+      </w:r>
+      <w:proofErr w:type="spellStart"/>
+      <w:r>
+        <w:rPr>
+          <w:rFonts w:ascii="Times New Roman" w:eastAsia="Times New Roman" w:hAnsi="Times New Roman" w:cs="Times New Roman"/>
+          <w:sz w:val="20"/>
+        </w:rPr>
+        <w:t>su</w:t>
+      </w:r>
+      <w:proofErr w:type="spellEnd"/>
+      <w:r>
+        <w:rPr>
+          <w:rFonts w:ascii="Times New Roman" w:eastAsia="Times New Roman" w:hAnsi="Times New Roman" w:cs="Times New Roman"/>
+          <w:sz w:val="20"/>
+        </w:rPr>
+        <w:t xml:space="preserve"> status (</w:t>
+      </w:r>
+      <w:proofErr w:type="spellStart"/>
+      <w:r>
+        <w:rPr>
+          <w:rFonts w:ascii="Times New Roman" w:eastAsia="Times New Roman" w:hAnsi="Times New Roman" w:cs="Times New Roman"/>
+          <w:sz w:val="20"/>
+        </w:rPr>
+        <w:t>aktivna</w:t>
+      </w:r>
+      <w:proofErr w:type="spellEnd"/>
+      <w:r>
+        <w:rPr>
+          <w:rFonts w:ascii="Times New Roman" w:eastAsia="Times New Roman" w:hAnsi="Times New Roman" w:cs="Times New Roman"/>
+          <w:sz w:val="20"/>
+        </w:rPr>
+        <w:t xml:space="preserve"> </w:t>
+      </w:r>
+      <w:proofErr w:type="spellStart"/>
+      <w:r>
+        <w:rPr>
+          <w:rFonts w:ascii="Times New Roman" w:eastAsia="Times New Roman" w:hAnsi="Times New Roman" w:cs="Times New Roman"/>
+          <w:sz w:val="20"/>
+        </w:rPr>
+        <w:t>ili</w:t>
+      </w:r>
+      <w:proofErr w:type="spellEnd"/>
+      <w:r>
+        <w:rPr>
+          <w:rFonts w:ascii="Times New Roman" w:eastAsia="Times New Roman" w:hAnsi="Times New Roman" w:cs="Times New Roman"/>
+          <w:sz w:val="20"/>
+        </w:rPr>
+        <w:t xml:space="preserve"> </w:t>
+      </w:r>
+      <w:proofErr w:type="spellStart"/>
+      <w:r>
+        <w:rPr>
+          <w:rFonts w:ascii="Times New Roman" w:eastAsia="Times New Roman" w:hAnsi="Times New Roman" w:cs="Times New Roman"/>
+          <w:sz w:val="20"/>
+        </w:rPr>
+        <w:t>zatvorena</w:t>
+      </w:r>
+      <w:proofErr w:type="spellEnd"/>
+      <w:r>
+        <w:rPr>
+          <w:rFonts w:ascii="Times New Roman" w:eastAsia="Times New Roman" w:hAnsi="Times New Roman" w:cs="Times New Roman"/>
+          <w:sz w:val="20"/>
+        </w:rPr>
+        <w:t xml:space="preserve">), </w:t>
+      </w:r>
+      <w:proofErr w:type="spellStart"/>
+      <w:r>
+        <w:rPr>
+          <w:rFonts w:ascii="Times New Roman" w:eastAsia="Times New Roman" w:hAnsi="Times New Roman" w:cs="Times New Roman"/>
+          <w:sz w:val="20"/>
+        </w:rPr>
+        <w:t>broj</w:t>
+      </w:r>
+      <w:proofErr w:type="spellEnd"/>
+      <w:r>
+        <w:rPr>
+          <w:rFonts w:ascii="Times New Roman" w:eastAsia="Times New Roman" w:hAnsi="Times New Roman" w:cs="Times New Roman"/>
+          <w:sz w:val="20"/>
+        </w:rPr>
+        <w:t xml:space="preserve"> </w:t>
+      </w:r>
+      <w:proofErr w:type="spellStart"/>
+      <w:r>
+        <w:rPr>
+          <w:rFonts w:ascii="Times New Roman" w:eastAsia="Times New Roman" w:hAnsi="Times New Roman" w:cs="Times New Roman"/>
+          <w:sz w:val="20"/>
+        </w:rPr>
+        <w:t>umetnika</w:t>
+      </w:r>
+      <w:proofErr w:type="spellEnd"/>
+      <w:r>
+        <w:rPr>
+          <w:rFonts w:ascii="Times New Roman" w:eastAsia="Times New Roman" w:hAnsi="Times New Roman" w:cs="Times New Roman"/>
+          <w:sz w:val="20"/>
+        </w:rPr>
+        <w:t xml:space="preserve"> koji </w:t>
+      </w:r>
+      <w:proofErr w:type="spellStart"/>
+      <w:r>
+        <w:rPr>
+          <w:rFonts w:ascii="Times New Roman" w:eastAsia="Times New Roman" w:hAnsi="Times New Roman" w:cs="Times New Roman"/>
+          <w:sz w:val="20"/>
+        </w:rPr>
+        <w:t>učestvuje</w:t>
+      </w:r>
+      <w:proofErr w:type="spellEnd"/>
+      <w:r>
+        <w:rPr>
+          <w:rFonts w:ascii="Times New Roman" w:eastAsia="Times New Roman" w:hAnsi="Times New Roman" w:cs="Times New Roman"/>
+          <w:sz w:val="20"/>
+        </w:rPr>
+        <w:t xml:space="preserve"> u </w:t>
+      </w:r>
+      <w:proofErr w:type="spellStart"/>
+      <w:r>
+        <w:rPr>
+          <w:rFonts w:ascii="Times New Roman" w:eastAsia="Times New Roman" w:hAnsi="Times New Roman" w:cs="Times New Roman"/>
+          <w:sz w:val="20"/>
+        </w:rPr>
+        <w:t>njoj</w:t>
+      </w:r>
+      <w:proofErr w:type="spellEnd"/>
+      <w:r>
+        <w:rPr>
+          <w:rFonts w:ascii="Times New Roman" w:eastAsia="Times New Roman" w:hAnsi="Times New Roman" w:cs="Times New Roman"/>
+          <w:sz w:val="20"/>
+        </w:rPr>
+        <w:t xml:space="preserve">, </w:t>
+      </w:r>
+      <w:proofErr w:type="spellStart"/>
+      <w:r>
+        <w:rPr>
+          <w:rFonts w:ascii="Times New Roman" w:eastAsia="Times New Roman" w:hAnsi="Times New Roman" w:cs="Times New Roman"/>
+          <w:sz w:val="20"/>
+        </w:rPr>
+        <w:t>kao</w:t>
+      </w:r>
+      <w:proofErr w:type="spellEnd"/>
+      <w:r>
+        <w:rPr>
+          <w:rFonts w:ascii="Times New Roman" w:eastAsia="Times New Roman" w:hAnsi="Times New Roman" w:cs="Times New Roman"/>
+          <w:sz w:val="20"/>
+        </w:rPr>
+        <w:t xml:space="preserve"> I </w:t>
+      </w:r>
+      <w:proofErr w:type="spellStart"/>
+      <w:r>
+        <w:rPr>
+          <w:rFonts w:ascii="Times New Roman" w:eastAsia="Times New Roman" w:hAnsi="Times New Roman" w:cs="Times New Roman"/>
+          <w:sz w:val="20"/>
+        </w:rPr>
+        <w:t>broj</w:t>
+      </w:r>
+      <w:proofErr w:type="spellEnd"/>
+      <w:r>
+        <w:rPr>
+          <w:rFonts w:ascii="Times New Roman" w:eastAsia="Times New Roman" w:hAnsi="Times New Roman" w:cs="Times New Roman"/>
+          <w:sz w:val="20"/>
+        </w:rPr>
+        <w:t xml:space="preserve"> </w:t>
+      </w:r>
+      <w:proofErr w:type="spellStart"/>
+      <w:r>
+        <w:rPr>
+          <w:rFonts w:ascii="Times New Roman" w:eastAsia="Times New Roman" w:hAnsi="Times New Roman" w:cs="Times New Roman"/>
+          <w:sz w:val="20"/>
+        </w:rPr>
+        <w:t>radova</w:t>
+      </w:r>
+      <w:proofErr w:type="spellEnd"/>
+      <w:r>
+        <w:rPr>
+          <w:rFonts w:ascii="Times New Roman" w:eastAsia="Times New Roman" w:hAnsi="Times New Roman" w:cs="Times New Roman"/>
+          <w:sz w:val="20"/>
+        </w:rPr>
+        <w:t xml:space="preserve"> koji </w:t>
+      </w:r>
+      <w:proofErr w:type="spellStart"/>
+      <w:r>
+        <w:rPr>
+          <w:rFonts w:ascii="Times New Roman" w:eastAsia="Times New Roman" w:hAnsi="Times New Roman" w:cs="Times New Roman"/>
+          <w:sz w:val="20"/>
+        </w:rPr>
+        <w:t>su</w:t>
+      </w:r>
+      <w:proofErr w:type="spellEnd"/>
+      <w:r>
+        <w:rPr>
+          <w:rFonts w:ascii="Times New Roman" w:eastAsia="Times New Roman" w:hAnsi="Times New Roman" w:cs="Times New Roman"/>
+          <w:sz w:val="20"/>
+        </w:rPr>
+        <w:t xml:space="preserve"> </w:t>
+      </w:r>
+      <w:proofErr w:type="spellStart"/>
+      <w:r>
+        <w:rPr>
+          <w:rFonts w:ascii="Times New Roman" w:eastAsia="Times New Roman" w:hAnsi="Times New Roman" w:cs="Times New Roman"/>
+          <w:sz w:val="20"/>
+        </w:rPr>
+        <w:t>submitovani</w:t>
+      </w:r>
+      <w:proofErr w:type="spellEnd"/>
+      <w:r>
+        <w:rPr>
+          <w:rFonts w:ascii="Times New Roman" w:eastAsia="Times New Roman" w:hAnsi="Times New Roman" w:cs="Times New Roman"/>
+          <w:sz w:val="20"/>
+        </w:rPr>
+        <w:t xml:space="preserve"> I </w:t>
+      </w:r>
+      <w:proofErr w:type="spellStart"/>
+      <w:r>
+        <w:rPr>
+          <w:rFonts w:ascii="Times New Roman" w:eastAsia="Times New Roman" w:hAnsi="Times New Roman" w:cs="Times New Roman"/>
+          <w:sz w:val="20"/>
+        </w:rPr>
+        <w:t>učestvuju</w:t>
+      </w:r>
+      <w:proofErr w:type="spellEnd"/>
+      <w:r>
+        <w:rPr>
+          <w:rFonts w:ascii="Times New Roman" w:eastAsia="Times New Roman" w:hAnsi="Times New Roman" w:cs="Times New Roman"/>
+          <w:sz w:val="20"/>
+        </w:rPr>
+        <w:t xml:space="preserve"> u </w:t>
+      </w:r>
+      <w:proofErr w:type="spellStart"/>
+      <w:r>
+        <w:rPr>
+          <w:rFonts w:ascii="Times New Roman" w:eastAsia="Times New Roman" w:hAnsi="Times New Roman" w:cs="Times New Roman"/>
+          <w:sz w:val="20"/>
+        </w:rPr>
+        <w:t>takmičenju</w:t>
+      </w:r>
+      <w:proofErr w:type="spellEnd"/>
+      <w:r>
+        <w:rPr>
+          <w:rFonts w:ascii="Times New Roman" w:eastAsia="Times New Roman" w:hAnsi="Times New Roman" w:cs="Times New Roman"/>
+          <w:sz w:val="20"/>
+        </w:rPr>
+        <w:t>.</w:t>
       </w:r>
     </w:p>
     <w:p>
@@ -3333,12 +5914,325 @@
           <w:sz w:val="20"/>
         </w:rPr>
       </w:pPr>
-      <w:r>
-        <w:rPr>
-          <w:rFonts w:ascii="Times New Roman" w:eastAsia="Times New Roman" w:hAnsi="Times New Roman" w:cs="Times New Roman"/>
-          <w:sz w:val="20"/>
-        </w:rPr>
-        <w:t>Izložbe su bojom obojene temi koja im odgovara, Zelena boja je tema priroda, crvena je tema portreti, plava je tema arhitektura, a žuta je slobodna tema.</w:t>
+      <w:proofErr w:type="spellStart"/>
+      <w:r>
+        <w:rPr>
+          <w:rFonts w:ascii="Times New Roman" w:eastAsia="Times New Roman" w:hAnsi="Times New Roman" w:cs="Times New Roman"/>
+          <w:sz w:val="20"/>
+        </w:rPr>
+        <w:t>Izložbe</w:t>
+      </w:r>
+      <w:proofErr w:type="spellEnd"/>
+      <w:r>
+        <w:rPr>
+          <w:rFonts w:ascii="Times New Roman" w:eastAsia="Times New Roman" w:hAnsi="Times New Roman" w:cs="Times New Roman"/>
+          <w:sz w:val="20"/>
+        </w:rPr>
+        <w:t xml:space="preserve"> </w:t>
+      </w:r>
+      <w:proofErr w:type="spellStart"/>
+      <w:r>
+        <w:rPr>
+          <w:rFonts w:ascii="Times New Roman" w:eastAsia="Times New Roman" w:hAnsi="Times New Roman" w:cs="Times New Roman"/>
+          <w:sz w:val="20"/>
+        </w:rPr>
+        <w:t>su</w:t>
+      </w:r>
+      <w:proofErr w:type="spellEnd"/>
+      <w:r>
+        <w:rPr>
+          <w:rFonts w:ascii="Times New Roman" w:eastAsia="Times New Roman" w:hAnsi="Times New Roman" w:cs="Times New Roman"/>
+          <w:sz w:val="20"/>
+        </w:rPr>
+        <w:t xml:space="preserve"> </w:t>
+      </w:r>
+      <w:proofErr w:type="spellStart"/>
+      <w:r>
+        <w:rPr>
+          <w:rFonts w:ascii="Times New Roman" w:eastAsia="Times New Roman" w:hAnsi="Times New Roman" w:cs="Times New Roman"/>
+          <w:sz w:val="20"/>
+        </w:rPr>
+        <w:t>bojom</w:t>
+      </w:r>
+      <w:proofErr w:type="spellEnd"/>
+      <w:r>
+        <w:rPr>
+          <w:rFonts w:ascii="Times New Roman" w:eastAsia="Times New Roman" w:hAnsi="Times New Roman" w:cs="Times New Roman"/>
+          <w:sz w:val="20"/>
+        </w:rPr>
+        <w:t xml:space="preserve"> </w:t>
+      </w:r>
+      <w:proofErr w:type="spellStart"/>
+      <w:r>
+        <w:rPr>
+          <w:rFonts w:ascii="Times New Roman" w:eastAsia="Times New Roman" w:hAnsi="Times New Roman" w:cs="Times New Roman"/>
+          <w:sz w:val="20"/>
+        </w:rPr>
+        <w:t>obojene</w:t>
+      </w:r>
+      <w:proofErr w:type="spellEnd"/>
+      <w:r>
+        <w:rPr>
+          <w:rFonts w:ascii="Times New Roman" w:eastAsia="Times New Roman" w:hAnsi="Times New Roman" w:cs="Times New Roman"/>
+          <w:sz w:val="20"/>
+        </w:rPr>
+        <w:t xml:space="preserve"> </w:t>
+      </w:r>
+      <w:proofErr w:type="spellStart"/>
+      <w:r>
+        <w:rPr>
+          <w:rFonts w:ascii="Times New Roman" w:eastAsia="Times New Roman" w:hAnsi="Times New Roman" w:cs="Times New Roman"/>
+          <w:sz w:val="20"/>
+        </w:rPr>
+        <w:t>temi</w:t>
+      </w:r>
+      <w:proofErr w:type="spellEnd"/>
+      <w:r>
+        <w:rPr>
+          <w:rFonts w:ascii="Times New Roman" w:eastAsia="Times New Roman" w:hAnsi="Times New Roman" w:cs="Times New Roman"/>
+          <w:sz w:val="20"/>
+        </w:rPr>
+        <w:t xml:space="preserve"> </w:t>
+      </w:r>
+      <w:proofErr w:type="spellStart"/>
+      <w:r>
+        <w:rPr>
+          <w:rFonts w:ascii="Times New Roman" w:eastAsia="Times New Roman" w:hAnsi="Times New Roman" w:cs="Times New Roman"/>
+          <w:sz w:val="20"/>
+        </w:rPr>
+        <w:t>koja</w:t>
+      </w:r>
+      <w:proofErr w:type="spellEnd"/>
+      <w:r>
+        <w:rPr>
+          <w:rFonts w:ascii="Times New Roman" w:eastAsia="Times New Roman" w:hAnsi="Times New Roman" w:cs="Times New Roman"/>
+          <w:sz w:val="20"/>
+        </w:rPr>
+        <w:t xml:space="preserve"> </w:t>
+      </w:r>
+      <w:proofErr w:type="spellStart"/>
+      <w:r>
+        <w:rPr>
+          <w:rFonts w:ascii="Times New Roman" w:eastAsia="Times New Roman" w:hAnsi="Times New Roman" w:cs="Times New Roman"/>
+          <w:sz w:val="20"/>
+        </w:rPr>
+        <w:t>im</w:t>
+      </w:r>
+      <w:proofErr w:type="spellEnd"/>
+      <w:r>
+        <w:rPr>
+          <w:rFonts w:ascii="Times New Roman" w:eastAsia="Times New Roman" w:hAnsi="Times New Roman" w:cs="Times New Roman"/>
+          <w:sz w:val="20"/>
+        </w:rPr>
+        <w:t xml:space="preserve"> </w:t>
+      </w:r>
+      <w:proofErr w:type="spellStart"/>
+      <w:r>
+        <w:rPr>
+          <w:rFonts w:ascii="Times New Roman" w:eastAsia="Times New Roman" w:hAnsi="Times New Roman" w:cs="Times New Roman"/>
+          <w:sz w:val="20"/>
+        </w:rPr>
+        <w:t>odgovara</w:t>
+      </w:r>
+      <w:proofErr w:type="spellEnd"/>
+      <w:r>
+        <w:rPr>
+          <w:rFonts w:ascii="Times New Roman" w:eastAsia="Times New Roman" w:hAnsi="Times New Roman" w:cs="Times New Roman"/>
+          <w:sz w:val="20"/>
+        </w:rPr>
+        <w:t xml:space="preserve">, Zelena </w:t>
+      </w:r>
+      <w:proofErr w:type="spellStart"/>
+      <w:r>
+        <w:rPr>
+          <w:rFonts w:ascii="Times New Roman" w:eastAsia="Times New Roman" w:hAnsi="Times New Roman" w:cs="Times New Roman"/>
+          <w:sz w:val="20"/>
+        </w:rPr>
+        <w:t>boja</w:t>
+      </w:r>
+      <w:proofErr w:type="spellEnd"/>
+      <w:r>
+        <w:rPr>
+          <w:rFonts w:ascii="Times New Roman" w:eastAsia="Times New Roman" w:hAnsi="Times New Roman" w:cs="Times New Roman"/>
+          <w:sz w:val="20"/>
+        </w:rPr>
+        <w:t xml:space="preserve"> je </w:t>
+      </w:r>
+      <w:proofErr w:type="spellStart"/>
+      <w:r>
+        <w:rPr>
+          <w:rFonts w:ascii="Times New Roman" w:eastAsia="Times New Roman" w:hAnsi="Times New Roman" w:cs="Times New Roman"/>
+          <w:sz w:val="20"/>
+        </w:rPr>
+        <w:t>tema</w:t>
+      </w:r>
+      <w:proofErr w:type="spellEnd"/>
+      <w:r>
+        <w:rPr>
+          <w:rFonts w:ascii="Times New Roman" w:eastAsia="Times New Roman" w:hAnsi="Times New Roman" w:cs="Times New Roman"/>
+          <w:sz w:val="20"/>
+        </w:rPr>
+        <w:t xml:space="preserve"> </w:t>
+      </w:r>
+      <w:proofErr w:type="spellStart"/>
+      <w:r>
+        <w:rPr>
+          <w:rFonts w:ascii="Times New Roman" w:eastAsia="Times New Roman" w:hAnsi="Times New Roman" w:cs="Times New Roman"/>
+          <w:sz w:val="20"/>
+        </w:rPr>
+        <w:t>priroda</w:t>
+      </w:r>
+      <w:proofErr w:type="spellEnd"/>
+      <w:r>
+        <w:rPr>
+          <w:rFonts w:ascii="Times New Roman" w:eastAsia="Times New Roman" w:hAnsi="Times New Roman" w:cs="Times New Roman"/>
+          <w:sz w:val="20"/>
+        </w:rPr>
+        <w:t xml:space="preserve">, </w:t>
+      </w:r>
+      <w:proofErr w:type="spellStart"/>
+      <w:r>
+        <w:rPr>
+          <w:rFonts w:ascii="Times New Roman" w:eastAsia="Times New Roman" w:hAnsi="Times New Roman" w:cs="Times New Roman"/>
+          <w:sz w:val="20"/>
+        </w:rPr>
+        <w:t>crvena</w:t>
+      </w:r>
+      <w:proofErr w:type="spellEnd"/>
+      <w:r>
+        <w:rPr>
+          <w:rFonts w:ascii="Times New Roman" w:eastAsia="Times New Roman" w:hAnsi="Times New Roman" w:cs="Times New Roman"/>
+          <w:sz w:val="20"/>
+        </w:rPr>
+        <w:t xml:space="preserve"> je </w:t>
+      </w:r>
+      <w:proofErr w:type="spellStart"/>
+      <w:r>
+        <w:rPr>
+          <w:rFonts w:ascii="Times New Roman" w:eastAsia="Times New Roman" w:hAnsi="Times New Roman" w:cs="Times New Roman"/>
+          <w:sz w:val="20"/>
+        </w:rPr>
+        <w:t>tema</w:t>
+      </w:r>
+      <w:proofErr w:type="spellEnd"/>
+      <w:r>
+        <w:rPr>
+          <w:rFonts w:ascii="Times New Roman" w:eastAsia="Times New Roman" w:hAnsi="Times New Roman" w:cs="Times New Roman"/>
+          <w:sz w:val="20"/>
+        </w:rPr>
+        <w:t xml:space="preserve"> </w:t>
+      </w:r>
+      <w:proofErr w:type="spellStart"/>
+      <w:r>
+        <w:rPr>
+          <w:rFonts w:ascii="Times New Roman" w:eastAsia="Times New Roman" w:hAnsi="Times New Roman" w:cs="Times New Roman"/>
+          <w:sz w:val="20"/>
+        </w:rPr>
+        <w:t>portreti</w:t>
+      </w:r>
+      <w:proofErr w:type="spellEnd"/>
+      <w:r>
+        <w:rPr>
+          <w:rFonts w:ascii="Times New Roman" w:eastAsia="Times New Roman" w:hAnsi="Times New Roman" w:cs="Times New Roman"/>
+          <w:sz w:val="20"/>
+        </w:rPr>
+        <w:t xml:space="preserve">, </w:t>
+      </w:r>
+      <w:proofErr w:type="spellStart"/>
+      <w:r>
+        <w:rPr>
+          <w:rFonts w:ascii="Times New Roman" w:eastAsia="Times New Roman" w:hAnsi="Times New Roman" w:cs="Times New Roman"/>
+          <w:sz w:val="20"/>
+        </w:rPr>
+        <w:t>plava</w:t>
+      </w:r>
+      <w:proofErr w:type="spellEnd"/>
+      <w:r>
+        <w:rPr>
+          <w:rFonts w:ascii="Times New Roman" w:eastAsia="Times New Roman" w:hAnsi="Times New Roman" w:cs="Times New Roman"/>
+          <w:sz w:val="20"/>
+        </w:rPr>
+        <w:t xml:space="preserve"> je </w:t>
+      </w:r>
+      <w:proofErr w:type="spellStart"/>
+      <w:r>
+        <w:rPr>
+          <w:rFonts w:ascii="Times New Roman" w:eastAsia="Times New Roman" w:hAnsi="Times New Roman" w:cs="Times New Roman"/>
+          <w:sz w:val="20"/>
+        </w:rPr>
+        <w:t>tema</w:t>
+      </w:r>
+      <w:proofErr w:type="spellEnd"/>
+      <w:r>
+        <w:rPr>
+          <w:rFonts w:ascii="Times New Roman" w:eastAsia="Times New Roman" w:hAnsi="Times New Roman" w:cs="Times New Roman"/>
+          <w:sz w:val="20"/>
+        </w:rPr>
+        <w:t xml:space="preserve"> </w:t>
+      </w:r>
+      <w:proofErr w:type="spellStart"/>
+      <w:r>
+        <w:rPr>
+          <w:rFonts w:ascii="Times New Roman" w:eastAsia="Times New Roman" w:hAnsi="Times New Roman" w:cs="Times New Roman"/>
+          <w:sz w:val="20"/>
+        </w:rPr>
+        <w:t>arhitektura</w:t>
+      </w:r>
+      <w:proofErr w:type="spellEnd"/>
+      <w:r>
+        <w:rPr>
+          <w:rFonts w:ascii="Times New Roman" w:eastAsia="Times New Roman" w:hAnsi="Times New Roman" w:cs="Times New Roman"/>
+          <w:sz w:val="20"/>
+        </w:rPr>
+        <w:t xml:space="preserve">, a </w:t>
+      </w:r>
+      <w:proofErr w:type="spellStart"/>
+      <w:r>
+        <w:rPr>
+          <w:rFonts w:ascii="Times New Roman" w:eastAsia="Times New Roman" w:hAnsi="Times New Roman" w:cs="Times New Roman"/>
+          <w:sz w:val="20"/>
+        </w:rPr>
+        <w:t>žuta</w:t>
+      </w:r>
+      <w:proofErr w:type="spellEnd"/>
+      <w:r>
+        <w:rPr>
+          <w:rFonts w:ascii="Times New Roman" w:eastAsia="Times New Roman" w:hAnsi="Times New Roman" w:cs="Times New Roman"/>
+          <w:sz w:val="20"/>
+        </w:rPr>
+        <w:t xml:space="preserve"> je </w:t>
+      </w:r>
+      <w:proofErr w:type="spellStart"/>
+      <w:r>
+        <w:rPr>
+          <w:rFonts w:ascii="Times New Roman" w:eastAsia="Times New Roman" w:hAnsi="Times New Roman" w:cs="Times New Roman"/>
+          <w:sz w:val="20"/>
+        </w:rPr>
+        <w:t>slobodna</w:t>
+      </w:r>
+      <w:proofErr w:type="spellEnd"/>
+      <w:r>
+        <w:rPr>
+          <w:rFonts w:ascii="Times New Roman" w:eastAsia="Times New Roman" w:hAnsi="Times New Roman" w:cs="Times New Roman"/>
+          <w:sz w:val="20"/>
+        </w:rPr>
+        <w:t xml:space="preserve"> </w:t>
+      </w:r>
+      <w:proofErr w:type="spellStart"/>
+      <w:r>
+        <w:rPr>
+          <w:rFonts w:ascii="Times New Roman" w:eastAsia="Times New Roman" w:hAnsi="Times New Roman" w:cs="Times New Roman"/>
+          <w:sz w:val="20"/>
+        </w:rPr>
+        <w:t>tema</w:t>
+      </w:r>
+      <w:proofErr w:type="spellEnd"/>
+      <w:r>
+        <w:rPr>
+          <w:rFonts w:ascii="Times New Roman" w:eastAsia="Times New Roman" w:hAnsi="Times New Roman" w:cs="Times New Roman"/>
+          <w:sz w:val="20"/>
+        </w:rPr>
+        <w:t>.</w:t>
       </w:r>
     </w:p>
     <w:p>
@@ -3390,14 +6284,48 @@
           <w:iCs/>
         </w:rPr>
       </w:pPr>
+      <w:proofErr w:type="spellStart"/>
       <w:r>
         <w:rPr>
           <w:i/>
           <w:iCs/>
         </w:rPr>
         <w:lastRenderedPageBreak/>
-        <w:t>Prikaz aktivnih izložbi</w:t>
-      </w:r>
+        <w:t>Prikaz</w:t>
+      </w:r>
+      <w:proofErr w:type="spellEnd"/>
+      <w:r>
+        <w:rPr>
+          <w:i/>
+          <w:iCs/>
+        </w:rPr>
+        <w:t xml:space="preserve"> </w:t>
+      </w:r>
+      <w:proofErr w:type="spellStart"/>
+      <w:r>
+        <w:rPr>
+          <w:i/>
+          <w:iCs/>
+        </w:rPr>
+        <w:t>aktivnih</w:t>
+      </w:r>
+      <w:proofErr w:type="spellEnd"/>
+      <w:r>
+        <w:rPr>
+          <w:i/>
+          <w:iCs/>
+        </w:rPr>
+        <w:t xml:space="preserve"> </w:t>
+      </w:r>
+      <w:proofErr w:type="spellStart"/>
+      <w:r>
+        <w:rPr>
+          <w:i/>
+          <w:iCs/>
+        </w:rPr>
+        <w:t>izložbi</w:t>
+      </w:r>
+      <w:proofErr w:type="spellEnd"/>
     </w:p>
     <w:p>
       <w:pPr>
@@ -3418,8 +6346,97 @@
           <w:rFonts w:ascii="Times New Roman" w:eastAsia="Times New Roman" w:hAnsi="Times New Roman" w:cs="Times New Roman"/>
           <w:sz w:val="20"/>
         </w:rPr>
-        <w:t>U sekciji search bar ima I dugme filter koje korisnik klikće</w:t>
-      </w:r>
+        <w:t xml:space="preserve">U </w:t>
+      </w:r>
+      <w:proofErr w:type="spellStart"/>
+      <w:r>
+        <w:rPr>
+          <w:rFonts w:ascii="Times New Roman" w:eastAsia="Times New Roman" w:hAnsi="Times New Roman" w:cs="Times New Roman"/>
+          <w:sz w:val="20"/>
+        </w:rPr>
+        <w:t>sekciji</w:t>
+      </w:r>
+      <w:proofErr w:type="spellEnd"/>
+      <w:r>
+        <w:rPr>
+          <w:rFonts w:ascii="Times New Roman" w:eastAsia="Times New Roman" w:hAnsi="Times New Roman" w:cs="Times New Roman"/>
+          <w:sz w:val="20"/>
+        </w:rPr>
+        <w:t xml:space="preserve"> search bar </w:t>
+      </w:r>
+      <w:proofErr w:type="spellStart"/>
+      <w:r>
+        <w:rPr>
+          <w:rFonts w:ascii="Times New Roman" w:eastAsia="Times New Roman" w:hAnsi="Times New Roman" w:cs="Times New Roman"/>
+          <w:sz w:val="20"/>
+        </w:rPr>
+        <w:t>ima</w:t>
+      </w:r>
+      <w:proofErr w:type="spellEnd"/>
+      <w:r>
+        <w:rPr>
+          <w:rFonts w:ascii="Times New Roman" w:eastAsia="Times New Roman" w:hAnsi="Times New Roman" w:cs="Times New Roman"/>
+          <w:sz w:val="20"/>
+        </w:rPr>
+        <w:t xml:space="preserve"> I </w:t>
+      </w:r>
+      <w:proofErr w:type="spellStart"/>
+      <w:r>
+        <w:rPr>
+          <w:rFonts w:ascii="Times New Roman" w:eastAsia="Times New Roman" w:hAnsi="Times New Roman" w:cs="Times New Roman"/>
+          <w:sz w:val="20"/>
+        </w:rPr>
+        <w:t>dugme</w:t>
+      </w:r>
+      <w:proofErr w:type="spellEnd"/>
+      <w:r>
+        <w:rPr>
+          <w:rFonts w:ascii="Times New Roman" w:eastAsia="Times New Roman" w:hAnsi="Times New Roman" w:cs="Times New Roman"/>
+          <w:sz w:val="20"/>
+        </w:rPr>
+        <w:t xml:space="preserve"> filter </w:t>
+      </w:r>
+      <w:proofErr w:type="spellStart"/>
+      <w:r>
+        <w:rPr>
+          <w:rFonts w:ascii="Times New Roman" w:eastAsia="Times New Roman" w:hAnsi="Times New Roman" w:cs="Times New Roman"/>
+          <w:sz w:val="20"/>
+        </w:rPr>
+        <w:t>koje</w:t>
+      </w:r>
+      <w:proofErr w:type="spellEnd"/>
+      <w:r>
+        <w:rPr>
+          <w:rFonts w:ascii="Times New Roman" w:eastAsia="Times New Roman" w:hAnsi="Times New Roman" w:cs="Times New Roman"/>
+          <w:sz w:val="20"/>
+        </w:rPr>
+        <w:t xml:space="preserve"> </w:t>
+      </w:r>
+      <w:proofErr w:type="spellStart"/>
+      <w:r>
+        <w:rPr>
+          <w:rFonts w:ascii="Times New Roman" w:eastAsia="Times New Roman" w:hAnsi="Times New Roman" w:cs="Times New Roman"/>
+          <w:sz w:val="20"/>
+        </w:rPr>
+        <w:t>korisnik</w:t>
+      </w:r>
+      <w:proofErr w:type="spellEnd"/>
+      <w:r>
+        <w:rPr>
+          <w:rFonts w:ascii="Times New Roman" w:eastAsia="Times New Roman" w:hAnsi="Times New Roman" w:cs="Times New Roman"/>
+          <w:sz w:val="20"/>
+        </w:rPr>
+        <w:t xml:space="preserve"> </w:t>
+      </w:r>
+      <w:proofErr w:type="spellStart"/>
+      <w:r>
+        <w:rPr>
+          <w:rFonts w:ascii="Times New Roman" w:eastAsia="Times New Roman" w:hAnsi="Times New Roman" w:cs="Times New Roman"/>
+          <w:sz w:val="20"/>
+        </w:rPr>
+        <w:t>klikće</w:t>
+      </w:r>
+      <w:proofErr w:type="spellEnd"/>
     </w:p>
     <w:p>
       <w:pPr>
@@ -3435,20 +6452,191 @@
           <w:sz w:val="20"/>
         </w:rPr>
       </w:pPr>
-      <w:r>
-        <w:rPr>
-          <w:rFonts w:ascii="Times New Roman" w:eastAsia="Times New Roman" w:hAnsi="Times New Roman" w:cs="Times New Roman"/>
-          <w:sz w:val="20"/>
-        </w:rPr>
-        <w:t>Korisniku izlaze opcije sve izložbe, aktivne izložbe I zatvorene izložbe</w:t>
-      </w:r>
-      <w:r>
-        <w:rPr>
-          <w:rFonts w:ascii="Times New Roman" w:eastAsia="Times New Roman" w:hAnsi="Times New Roman" w:cs="Times New Roman"/>
-          <w:sz w:val="20"/>
-        </w:rPr>
-        <w:t>, I bira aktivne izložbe</w:t>
-      </w:r>
+      <w:proofErr w:type="spellStart"/>
+      <w:r>
+        <w:rPr>
+          <w:rFonts w:ascii="Times New Roman" w:eastAsia="Times New Roman" w:hAnsi="Times New Roman" w:cs="Times New Roman"/>
+          <w:sz w:val="20"/>
+        </w:rPr>
+        <w:t>Korisniku</w:t>
+      </w:r>
+      <w:proofErr w:type="spellEnd"/>
+      <w:r>
+        <w:rPr>
+          <w:rFonts w:ascii="Times New Roman" w:eastAsia="Times New Roman" w:hAnsi="Times New Roman" w:cs="Times New Roman"/>
+          <w:sz w:val="20"/>
+        </w:rPr>
+        <w:t xml:space="preserve"> </w:t>
+      </w:r>
+      <w:proofErr w:type="spellStart"/>
+      <w:r>
+        <w:rPr>
+          <w:rFonts w:ascii="Times New Roman" w:eastAsia="Times New Roman" w:hAnsi="Times New Roman" w:cs="Times New Roman"/>
+          <w:sz w:val="20"/>
+        </w:rPr>
+        <w:t>izlaze</w:t>
+      </w:r>
+      <w:proofErr w:type="spellEnd"/>
+      <w:r>
+        <w:rPr>
+          <w:rFonts w:ascii="Times New Roman" w:eastAsia="Times New Roman" w:hAnsi="Times New Roman" w:cs="Times New Roman"/>
+          <w:sz w:val="20"/>
+        </w:rPr>
+        <w:t xml:space="preserve"> </w:t>
+      </w:r>
+      <w:proofErr w:type="spellStart"/>
+      <w:r>
+        <w:rPr>
+          <w:rFonts w:ascii="Times New Roman" w:eastAsia="Times New Roman" w:hAnsi="Times New Roman" w:cs="Times New Roman"/>
+          <w:sz w:val="20"/>
+        </w:rPr>
+        <w:t>opcije</w:t>
+      </w:r>
+      <w:proofErr w:type="spellEnd"/>
+      <w:r>
+        <w:rPr>
+          <w:rFonts w:ascii="Times New Roman" w:eastAsia="Times New Roman" w:hAnsi="Times New Roman" w:cs="Times New Roman"/>
+          <w:sz w:val="20"/>
+        </w:rPr>
+        <w:t xml:space="preserve"> </w:t>
+      </w:r>
+      <w:proofErr w:type="spellStart"/>
+      <w:r>
+        <w:rPr>
+          <w:rFonts w:ascii="Times New Roman" w:eastAsia="Times New Roman" w:hAnsi="Times New Roman" w:cs="Times New Roman"/>
+          <w:sz w:val="20"/>
+        </w:rPr>
+        <w:t>sve</w:t>
+      </w:r>
+      <w:proofErr w:type="spellEnd"/>
+      <w:r>
+        <w:rPr>
+          <w:rFonts w:ascii="Times New Roman" w:eastAsia="Times New Roman" w:hAnsi="Times New Roman" w:cs="Times New Roman"/>
+          <w:sz w:val="20"/>
+        </w:rPr>
+        <w:t xml:space="preserve"> </w:t>
+      </w:r>
+      <w:proofErr w:type="spellStart"/>
+      <w:r>
+        <w:rPr>
+          <w:rFonts w:ascii="Times New Roman" w:eastAsia="Times New Roman" w:hAnsi="Times New Roman" w:cs="Times New Roman"/>
+          <w:sz w:val="20"/>
+        </w:rPr>
+        <w:t>izložbe</w:t>
+      </w:r>
+      <w:proofErr w:type="spellEnd"/>
+      <w:r>
+        <w:rPr>
+          <w:rFonts w:ascii="Times New Roman" w:eastAsia="Times New Roman" w:hAnsi="Times New Roman" w:cs="Times New Roman"/>
+          <w:sz w:val="20"/>
+        </w:rPr>
+        <w:t xml:space="preserve">, </w:t>
+      </w:r>
+      <w:proofErr w:type="spellStart"/>
+      <w:r>
+        <w:rPr>
+          <w:rFonts w:ascii="Times New Roman" w:eastAsia="Times New Roman" w:hAnsi="Times New Roman" w:cs="Times New Roman"/>
+          <w:sz w:val="20"/>
+        </w:rPr>
+        <w:t>aktivne</w:t>
+      </w:r>
+      <w:proofErr w:type="spellEnd"/>
+      <w:r>
+        <w:rPr>
+          <w:rFonts w:ascii="Times New Roman" w:eastAsia="Times New Roman" w:hAnsi="Times New Roman" w:cs="Times New Roman"/>
+          <w:sz w:val="20"/>
+        </w:rPr>
+        <w:t xml:space="preserve"> </w:t>
+      </w:r>
+      <w:proofErr w:type="spellStart"/>
+      <w:r>
+        <w:rPr>
+          <w:rFonts w:ascii="Times New Roman" w:eastAsia="Times New Roman" w:hAnsi="Times New Roman" w:cs="Times New Roman"/>
+          <w:sz w:val="20"/>
+        </w:rPr>
+        <w:t>izložbe</w:t>
+      </w:r>
+      <w:proofErr w:type="spellEnd"/>
+      <w:r>
+        <w:rPr>
+          <w:rFonts w:ascii="Times New Roman" w:eastAsia="Times New Roman" w:hAnsi="Times New Roman" w:cs="Times New Roman"/>
+          <w:sz w:val="20"/>
+        </w:rPr>
+        <w:t xml:space="preserve"> I </w:t>
+      </w:r>
+      <w:proofErr w:type="spellStart"/>
+      <w:r>
+        <w:rPr>
+          <w:rFonts w:ascii="Times New Roman" w:eastAsia="Times New Roman" w:hAnsi="Times New Roman" w:cs="Times New Roman"/>
+          <w:sz w:val="20"/>
+        </w:rPr>
+        <w:t>zatvorene</w:t>
+      </w:r>
+      <w:proofErr w:type="spellEnd"/>
+      <w:r>
+        <w:rPr>
+          <w:rFonts w:ascii="Times New Roman" w:eastAsia="Times New Roman" w:hAnsi="Times New Roman" w:cs="Times New Roman"/>
+          <w:sz w:val="20"/>
+        </w:rPr>
+        <w:t xml:space="preserve"> </w:t>
+      </w:r>
+      <w:proofErr w:type="spellStart"/>
+      <w:r>
+        <w:rPr>
+          <w:rFonts w:ascii="Times New Roman" w:eastAsia="Times New Roman" w:hAnsi="Times New Roman" w:cs="Times New Roman"/>
+          <w:sz w:val="20"/>
+        </w:rPr>
+        <w:t>izložbe</w:t>
+      </w:r>
+      <w:proofErr w:type="spellEnd"/>
+      <w:r>
+        <w:rPr>
+          <w:rFonts w:ascii="Times New Roman" w:eastAsia="Times New Roman" w:hAnsi="Times New Roman" w:cs="Times New Roman"/>
+          <w:sz w:val="20"/>
+        </w:rPr>
+        <w:t xml:space="preserve">, I </w:t>
+      </w:r>
+      <w:proofErr w:type="spellStart"/>
+      <w:r>
+        <w:rPr>
+          <w:rFonts w:ascii="Times New Roman" w:eastAsia="Times New Roman" w:hAnsi="Times New Roman" w:cs="Times New Roman"/>
+          <w:sz w:val="20"/>
+        </w:rPr>
+        <w:t>bira</w:t>
+      </w:r>
+      <w:proofErr w:type="spellEnd"/>
+      <w:r>
+        <w:rPr>
+          <w:rFonts w:ascii="Times New Roman" w:eastAsia="Times New Roman" w:hAnsi="Times New Roman" w:cs="Times New Roman"/>
+          <w:sz w:val="20"/>
+        </w:rPr>
+        <w:t xml:space="preserve"> </w:t>
+      </w:r>
+      <w:proofErr w:type="spellStart"/>
+      <w:r>
+        <w:rPr>
+          <w:rFonts w:ascii="Times New Roman" w:eastAsia="Times New Roman" w:hAnsi="Times New Roman" w:cs="Times New Roman"/>
+          <w:sz w:val="20"/>
+        </w:rPr>
+        <w:t>aktivne</w:t>
+      </w:r>
+      <w:proofErr w:type="spellEnd"/>
+      <w:r>
+        <w:rPr>
+          <w:rFonts w:ascii="Times New Roman" w:eastAsia="Times New Roman" w:hAnsi="Times New Roman" w:cs="Times New Roman"/>
+          <w:sz w:val="20"/>
+        </w:rPr>
+        <w:t xml:space="preserve"> </w:t>
+      </w:r>
+      <w:proofErr w:type="spellStart"/>
+      <w:r>
+        <w:rPr>
+          <w:rFonts w:ascii="Times New Roman" w:eastAsia="Times New Roman" w:hAnsi="Times New Roman" w:cs="Times New Roman"/>
+          <w:sz w:val="20"/>
+        </w:rPr>
+        <w:t>izložbe</w:t>
+      </w:r>
+      <w:proofErr w:type="spellEnd"/>
     </w:p>
     <w:p>
       <w:pPr>
@@ -3464,19 +6652,188 @@
           <w:sz w:val="20"/>
         </w:rPr>
       </w:pPr>
-      <w:r>
-        <w:rPr>
-          <w:rFonts w:ascii="Times New Roman" w:eastAsia="Times New Roman" w:hAnsi="Times New Roman" w:cs="Times New Roman"/>
-          <w:sz w:val="20"/>
-        </w:rPr>
-        <w:t xml:space="preserve">Korisniku </w:t>
-      </w:r>
-      <w:r>
-        <w:rPr>
-          <w:rFonts w:ascii="Times New Roman" w:eastAsia="Times New Roman" w:hAnsi="Times New Roman" w:cs="Times New Roman"/>
-          <w:sz w:val="20"/>
-        </w:rPr>
-        <w:t>se prikazuju samo izložbe koje još uvek traju I imaju oznaku “aktivna”.</w:t>
+      <w:proofErr w:type="spellStart"/>
+      <w:r>
+        <w:rPr>
+          <w:rFonts w:ascii="Times New Roman" w:eastAsia="Times New Roman" w:hAnsi="Times New Roman" w:cs="Times New Roman"/>
+          <w:sz w:val="20"/>
+        </w:rPr>
+        <w:t>Korisniku</w:t>
+      </w:r>
+      <w:proofErr w:type="spellEnd"/>
+      <w:r>
+        <w:rPr>
+          <w:rFonts w:ascii="Times New Roman" w:eastAsia="Times New Roman" w:hAnsi="Times New Roman" w:cs="Times New Roman"/>
+          <w:sz w:val="20"/>
+        </w:rPr>
+        <w:t xml:space="preserve"> </w:t>
+      </w:r>
+      <w:r>
+        <w:rPr>
+          <w:rFonts w:ascii="Times New Roman" w:eastAsia="Times New Roman" w:hAnsi="Times New Roman" w:cs="Times New Roman"/>
+          <w:sz w:val="20"/>
+        </w:rPr>
+        <w:t xml:space="preserve">se </w:t>
+      </w:r>
+      <w:proofErr w:type="spellStart"/>
+      <w:r>
+        <w:rPr>
+          <w:rFonts w:ascii="Times New Roman" w:eastAsia="Times New Roman" w:hAnsi="Times New Roman" w:cs="Times New Roman"/>
+          <w:sz w:val="20"/>
+        </w:rPr>
+        <w:t>prikazuju</w:t>
+      </w:r>
+      <w:proofErr w:type="spellEnd"/>
+      <w:r>
+        <w:rPr>
+          <w:rFonts w:ascii="Times New Roman" w:eastAsia="Times New Roman" w:hAnsi="Times New Roman" w:cs="Times New Roman"/>
+          <w:sz w:val="20"/>
+        </w:rPr>
+        <w:t xml:space="preserve"> </w:t>
+      </w:r>
+      <w:proofErr w:type="spellStart"/>
+      <w:r>
+        <w:rPr>
+          <w:rFonts w:ascii="Times New Roman" w:eastAsia="Times New Roman" w:hAnsi="Times New Roman" w:cs="Times New Roman"/>
+          <w:sz w:val="20"/>
+        </w:rPr>
+        <w:t>samo</w:t>
+      </w:r>
+      <w:proofErr w:type="spellEnd"/>
+      <w:r>
+        <w:rPr>
+          <w:rFonts w:ascii="Times New Roman" w:eastAsia="Times New Roman" w:hAnsi="Times New Roman" w:cs="Times New Roman"/>
+          <w:sz w:val="20"/>
+        </w:rPr>
+        <w:t xml:space="preserve"> </w:t>
+      </w:r>
+      <w:proofErr w:type="spellStart"/>
+      <w:r>
+        <w:rPr>
+          <w:rFonts w:ascii="Times New Roman" w:eastAsia="Times New Roman" w:hAnsi="Times New Roman" w:cs="Times New Roman"/>
+          <w:sz w:val="20"/>
+        </w:rPr>
+        <w:t>izložbe</w:t>
+      </w:r>
+      <w:proofErr w:type="spellEnd"/>
+      <w:r>
+        <w:rPr>
+          <w:rFonts w:ascii="Times New Roman" w:eastAsia="Times New Roman" w:hAnsi="Times New Roman" w:cs="Times New Roman"/>
+          <w:sz w:val="20"/>
+        </w:rPr>
+        <w:t xml:space="preserve"> </w:t>
+      </w:r>
+      <w:proofErr w:type="spellStart"/>
+      <w:r>
+        <w:rPr>
+          <w:rFonts w:ascii="Times New Roman" w:eastAsia="Times New Roman" w:hAnsi="Times New Roman" w:cs="Times New Roman"/>
+          <w:sz w:val="20"/>
+        </w:rPr>
+        <w:t>koje</w:t>
+      </w:r>
+      <w:proofErr w:type="spellEnd"/>
+      <w:r>
+        <w:rPr>
+          <w:rFonts w:ascii="Times New Roman" w:eastAsia="Times New Roman" w:hAnsi="Times New Roman" w:cs="Times New Roman"/>
+          <w:sz w:val="20"/>
+        </w:rPr>
+        <w:t xml:space="preserve"> </w:t>
+      </w:r>
+      <w:proofErr w:type="spellStart"/>
+      <w:r>
+        <w:rPr>
+          <w:rFonts w:ascii="Times New Roman" w:eastAsia="Times New Roman" w:hAnsi="Times New Roman" w:cs="Times New Roman"/>
+          <w:sz w:val="20"/>
+        </w:rPr>
+        <w:t>još</w:t>
+      </w:r>
+      <w:proofErr w:type="spellEnd"/>
+      <w:r>
+        <w:rPr>
+          <w:rFonts w:ascii="Times New Roman" w:eastAsia="Times New Roman" w:hAnsi="Times New Roman" w:cs="Times New Roman"/>
+          <w:sz w:val="20"/>
+        </w:rPr>
+        <w:t xml:space="preserve"> </w:t>
+      </w:r>
+      <w:proofErr w:type="spellStart"/>
+      <w:r>
+        <w:rPr>
+          <w:rFonts w:ascii="Times New Roman" w:eastAsia="Times New Roman" w:hAnsi="Times New Roman" w:cs="Times New Roman"/>
+          <w:sz w:val="20"/>
+        </w:rPr>
+        <w:t>uvek</w:t>
+      </w:r>
+      <w:proofErr w:type="spellEnd"/>
+      <w:r>
+        <w:rPr>
+          <w:rFonts w:ascii="Times New Roman" w:eastAsia="Times New Roman" w:hAnsi="Times New Roman" w:cs="Times New Roman"/>
+          <w:sz w:val="20"/>
+        </w:rPr>
+        <w:t xml:space="preserve"> </w:t>
+      </w:r>
+      <w:proofErr w:type="spellStart"/>
+      <w:r>
+        <w:rPr>
+          <w:rFonts w:ascii="Times New Roman" w:eastAsia="Times New Roman" w:hAnsi="Times New Roman" w:cs="Times New Roman"/>
+          <w:sz w:val="20"/>
+        </w:rPr>
+        <w:t>traju</w:t>
+      </w:r>
+      <w:proofErr w:type="spellEnd"/>
+      <w:r>
+        <w:rPr>
+          <w:rFonts w:ascii="Times New Roman" w:eastAsia="Times New Roman" w:hAnsi="Times New Roman" w:cs="Times New Roman"/>
+          <w:sz w:val="20"/>
+        </w:rPr>
+        <w:t xml:space="preserve"> I </w:t>
+      </w:r>
+      <w:proofErr w:type="spellStart"/>
+      <w:r>
+        <w:rPr>
+          <w:rFonts w:ascii="Times New Roman" w:eastAsia="Times New Roman" w:hAnsi="Times New Roman" w:cs="Times New Roman"/>
+          <w:sz w:val="20"/>
+        </w:rPr>
+        <w:t>imaju</w:t>
+      </w:r>
+      <w:proofErr w:type="spellEnd"/>
+      <w:r>
+        <w:rPr>
+          <w:rFonts w:ascii="Times New Roman" w:eastAsia="Times New Roman" w:hAnsi="Times New Roman" w:cs="Times New Roman"/>
+          <w:sz w:val="20"/>
+        </w:rPr>
+        <w:t xml:space="preserve"> </w:t>
+      </w:r>
+      <w:proofErr w:type="spellStart"/>
+      <w:r>
+        <w:rPr>
+          <w:rFonts w:ascii="Times New Roman" w:eastAsia="Times New Roman" w:hAnsi="Times New Roman" w:cs="Times New Roman"/>
+          <w:sz w:val="20"/>
+        </w:rPr>
+        <w:t>oznaku</w:t>
+      </w:r>
+      <w:proofErr w:type="spellEnd"/>
+      <w:r>
+        <w:rPr>
+          <w:rFonts w:ascii="Times New Roman" w:eastAsia="Times New Roman" w:hAnsi="Times New Roman" w:cs="Times New Roman"/>
+          <w:sz w:val="20"/>
+        </w:rPr>
+        <w:t xml:space="preserve"> “</w:t>
+      </w:r>
+      <w:proofErr w:type="spellStart"/>
+      <w:r>
+        <w:rPr>
+          <w:rFonts w:ascii="Times New Roman" w:eastAsia="Times New Roman" w:hAnsi="Times New Roman" w:cs="Times New Roman"/>
+          <w:sz w:val="20"/>
+        </w:rPr>
+        <w:t>aktivna</w:t>
+      </w:r>
+      <w:proofErr w:type="spellEnd"/>
+      <w:r>
+        <w:rPr>
+          <w:rFonts w:ascii="Times New Roman" w:eastAsia="Times New Roman" w:hAnsi="Times New Roman" w:cs="Times New Roman"/>
+          <w:sz w:val="20"/>
+        </w:rPr>
+        <w:t>”.</w:t>
       </w:r>
     </w:p>
     <w:p>
@@ -3499,13 +6856,47 @@
           <w:iCs/>
         </w:rPr>
       </w:pPr>
+      <w:proofErr w:type="spellStart"/>
       <w:r>
         <w:rPr>
           <w:i/>
           <w:iCs/>
         </w:rPr>
-        <w:t>Prikaz zatvorenih izložbi</w:t>
-      </w:r>
+        <w:t>Prikaz</w:t>
+      </w:r>
+      <w:proofErr w:type="spellEnd"/>
+      <w:r>
+        <w:rPr>
+          <w:i/>
+          <w:iCs/>
+        </w:rPr>
+        <w:t xml:space="preserve"> </w:t>
+      </w:r>
+      <w:proofErr w:type="spellStart"/>
+      <w:r>
+        <w:rPr>
+          <w:i/>
+          <w:iCs/>
+        </w:rPr>
+        <w:t>zatvorenih</w:t>
+      </w:r>
+      <w:proofErr w:type="spellEnd"/>
+      <w:r>
+        <w:rPr>
+          <w:i/>
+          <w:iCs/>
+        </w:rPr>
+        <w:t xml:space="preserve"> </w:t>
+      </w:r>
+      <w:proofErr w:type="spellStart"/>
+      <w:r>
+        <w:rPr>
+          <w:i/>
+          <w:iCs/>
+        </w:rPr>
+        <w:t>izložbi</w:t>
+      </w:r>
+      <w:proofErr w:type="spellEnd"/>
     </w:p>
     <w:p>
       <w:pPr>
@@ -3526,8 +6917,97 @@
           <w:rFonts w:ascii="Times New Roman" w:eastAsia="Times New Roman" w:hAnsi="Times New Roman" w:cs="Times New Roman"/>
           <w:sz w:val="20"/>
         </w:rPr>
-        <w:t>U sekciji search bar ima I dugme filter koje korisnik pritiska</w:t>
-      </w:r>
+        <w:t xml:space="preserve">U </w:t>
+      </w:r>
+      <w:proofErr w:type="spellStart"/>
+      <w:r>
+        <w:rPr>
+          <w:rFonts w:ascii="Times New Roman" w:eastAsia="Times New Roman" w:hAnsi="Times New Roman" w:cs="Times New Roman"/>
+          <w:sz w:val="20"/>
+        </w:rPr>
+        <w:t>sekciji</w:t>
+      </w:r>
+      <w:proofErr w:type="spellEnd"/>
+      <w:r>
+        <w:rPr>
+          <w:rFonts w:ascii="Times New Roman" w:eastAsia="Times New Roman" w:hAnsi="Times New Roman" w:cs="Times New Roman"/>
+          <w:sz w:val="20"/>
+        </w:rPr>
+        <w:t xml:space="preserve"> search bar </w:t>
+      </w:r>
+      <w:proofErr w:type="spellStart"/>
+      <w:r>
+        <w:rPr>
+          <w:rFonts w:ascii="Times New Roman" w:eastAsia="Times New Roman" w:hAnsi="Times New Roman" w:cs="Times New Roman"/>
+          <w:sz w:val="20"/>
+        </w:rPr>
+        <w:t>ima</w:t>
+      </w:r>
+      <w:proofErr w:type="spellEnd"/>
+      <w:r>
+        <w:rPr>
+          <w:rFonts w:ascii="Times New Roman" w:eastAsia="Times New Roman" w:hAnsi="Times New Roman" w:cs="Times New Roman"/>
+          <w:sz w:val="20"/>
+        </w:rPr>
+        <w:t xml:space="preserve"> I </w:t>
+      </w:r>
+      <w:proofErr w:type="spellStart"/>
+      <w:r>
+        <w:rPr>
+          <w:rFonts w:ascii="Times New Roman" w:eastAsia="Times New Roman" w:hAnsi="Times New Roman" w:cs="Times New Roman"/>
+          <w:sz w:val="20"/>
+        </w:rPr>
+        <w:t>dugme</w:t>
+      </w:r>
+      <w:proofErr w:type="spellEnd"/>
+      <w:r>
+        <w:rPr>
+          <w:rFonts w:ascii="Times New Roman" w:eastAsia="Times New Roman" w:hAnsi="Times New Roman" w:cs="Times New Roman"/>
+          <w:sz w:val="20"/>
+        </w:rPr>
+        <w:t xml:space="preserve"> filter </w:t>
+      </w:r>
+      <w:proofErr w:type="spellStart"/>
+      <w:r>
+        <w:rPr>
+          <w:rFonts w:ascii="Times New Roman" w:eastAsia="Times New Roman" w:hAnsi="Times New Roman" w:cs="Times New Roman"/>
+          <w:sz w:val="20"/>
+        </w:rPr>
+        <w:t>koje</w:t>
+      </w:r>
+      <w:proofErr w:type="spellEnd"/>
+      <w:r>
+        <w:rPr>
+          <w:rFonts w:ascii="Times New Roman" w:eastAsia="Times New Roman" w:hAnsi="Times New Roman" w:cs="Times New Roman"/>
+          <w:sz w:val="20"/>
+        </w:rPr>
+        <w:t xml:space="preserve"> </w:t>
+      </w:r>
+      <w:proofErr w:type="spellStart"/>
+      <w:r>
+        <w:rPr>
+          <w:rFonts w:ascii="Times New Roman" w:eastAsia="Times New Roman" w:hAnsi="Times New Roman" w:cs="Times New Roman"/>
+          <w:sz w:val="20"/>
+        </w:rPr>
+        <w:t>korisnik</w:t>
+      </w:r>
+      <w:proofErr w:type="spellEnd"/>
+      <w:r>
+        <w:rPr>
+          <w:rFonts w:ascii="Times New Roman" w:eastAsia="Times New Roman" w:hAnsi="Times New Roman" w:cs="Times New Roman"/>
+          <w:sz w:val="20"/>
+        </w:rPr>
+        <w:t xml:space="preserve"> </w:t>
+      </w:r>
+      <w:proofErr w:type="spellStart"/>
+      <w:r>
+        <w:rPr>
+          <w:rFonts w:ascii="Times New Roman" w:eastAsia="Times New Roman" w:hAnsi="Times New Roman" w:cs="Times New Roman"/>
+          <w:sz w:val="20"/>
+        </w:rPr>
+        <w:t>pritiska</w:t>
+      </w:r>
+      <w:proofErr w:type="spellEnd"/>
     </w:p>
     <w:p>
       <w:pPr>
@@ -3543,6 +7023,7 @@
           <w:sz w:val="20"/>
         </w:rPr>
       </w:pPr>
+      <w:proofErr w:type="spellStart"/>
       <w:r>
         <w:rPr>
           <w:rFonts w:ascii="Times New Roman" w:eastAsia="Times New Roman" w:hAnsi="Times New Roman" w:cs="Times New Roman"/>
@@ -3555,15 +7036,185 @@
           <w:rFonts w:ascii="Times New Roman" w:eastAsia="Times New Roman" w:hAnsi="Times New Roman" w:cs="Times New Roman"/>
           <w:sz w:val="20"/>
         </w:rPr>
-        <w:t>orisniku izlaze opcije sve izložbe, aktivne izložbe I zatvorene izložbe</w:t>
-      </w:r>
-      <w:r>
-        <w:rPr>
-          <w:rFonts w:ascii="Times New Roman" w:eastAsia="Times New Roman" w:hAnsi="Times New Roman" w:cs="Times New Roman"/>
-          <w:sz w:val="20"/>
-        </w:rPr>
-        <w:t xml:space="preserve"> I bira zatvorene izložbe</w:t>
-      </w:r>
+        <w:t>orisniku</w:t>
+      </w:r>
+      <w:proofErr w:type="spellEnd"/>
+      <w:r>
+        <w:rPr>
+          <w:rFonts w:ascii="Times New Roman" w:eastAsia="Times New Roman" w:hAnsi="Times New Roman" w:cs="Times New Roman"/>
+          <w:sz w:val="20"/>
+        </w:rPr>
+        <w:t xml:space="preserve"> </w:t>
+      </w:r>
+      <w:proofErr w:type="spellStart"/>
+      <w:r>
+        <w:rPr>
+          <w:rFonts w:ascii="Times New Roman" w:eastAsia="Times New Roman" w:hAnsi="Times New Roman" w:cs="Times New Roman"/>
+          <w:sz w:val="20"/>
+        </w:rPr>
+        <w:t>izlaze</w:t>
+      </w:r>
+      <w:proofErr w:type="spellEnd"/>
+      <w:r>
+        <w:rPr>
+          <w:rFonts w:ascii="Times New Roman" w:eastAsia="Times New Roman" w:hAnsi="Times New Roman" w:cs="Times New Roman"/>
+          <w:sz w:val="20"/>
+        </w:rPr>
+        <w:t xml:space="preserve"> </w:t>
+      </w:r>
+      <w:proofErr w:type="spellStart"/>
+      <w:r>
+        <w:rPr>
+          <w:rFonts w:ascii="Times New Roman" w:eastAsia="Times New Roman" w:hAnsi="Times New Roman" w:cs="Times New Roman"/>
+          <w:sz w:val="20"/>
+        </w:rPr>
+        <w:t>opcije</w:t>
+      </w:r>
+      <w:proofErr w:type="spellEnd"/>
+      <w:r>
+        <w:rPr>
+          <w:rFonts w:ascii="Times New Roman" w:eastAsia="Times New Roman" w:hAnsi="Times New Roman" w:cs="Times New Roman"/>
+          <w:sz w:val="20"/>
+        </w:rPr>
+        <w:t xml:space="preserve"> </w:t>
+      </w:r>
+      <w:proofErr w:type="spellStart"/>
+      <w:r>
+        <w:rPr>
+          <w:rFonts w:ascii="Times New Roman" w:eastAsia="Times New Roman" w:hAnsi="Times New Roman" w:cs="Times New Roman"/>
+          <w:sz w:val="20"/>
+        </w:rPr>
+        <w:t>sve</w:t>
+      </w:r>
+      <w:proofErr w:type="spellEnd"/>
+      <w:r>
+        <w:rPr>
+          <w:rFonts w:ascii="Times New Roman" w:eastAsia="Times New Roman" w:hAnsi="Times New Roman" w:cs="Times New Roman"/>
+          <w:sz w:val="20"/>
+        </w:rPr>
+        <w:t xml:space="preserve"> </w:t>
+      </w:r>
+      <w:proofErr w:type="spellStart"/>
+      <w:r>
+        <w:rPr>
+          <w:rFonts w:ascii="Times New Roman" w:eastAsia="Times New Roman" w:hAnsi="Times New Roman" w:cs="Times New Roman"/>
+          <w:sz w:val="20"/>
+        </w:rPr>
+        <w:t>izložbe</w:t>
+      </w:r>
+      <w:proofErr w:type="spellEnd"/>
+      <w:r>
+        <w:rPr>
+          <w:rFonts w:ascii="Times New Roman" w:eastAsia="Times New Roman" w:hAnsi="Times New Roman" w:cs="Times New Roman"/>
+          <w:sz w:val="20"/>
+        </w:rPr>
+        <w:t xml:space="preserve">, </w:t>
+      </w:r>
+      <w:proofErr w:type="spellStart"/>
+      <w:r>
+        <w:rPr>
+          <w:rFonts w:ascii="Times New Roman" w:eastAsia="Times New Roman" w:hAnsi="Times New Roman" w:cs="Times New Roman"/>
+          <w:sz w:val="20"/>
+        </w:rPr>
+        <w:t>aktivne</w:t>
+      </w:r>
+      <w:proofErr w:type="spellEnd"/>
+      <w:r>
+        <w:rPr>
+          <w:rFonts w:ascii="Times New Roman" w:eastAsia="Times New Roman" w:hAnsi="Times New Roman" w:cs="Times New Roman"/>
+          <w:sz w:val="20"/>
+        </w:rPr>
+        <w:t xml:space="preserve"> </w:t>
+      </w:r>
+      <w:proofErr w:type="spellStart"/>
+      <w:r>
+        <w:rPr>
+          <w:rFonts w:ascii="Times New Roman" w:eastAsia="Times New Roman" w:hAnsi="Times New Roman" w:cs="Times New Roman"/>
+          <w:sz w:val="20"/>
+        </w:rPr>
+        <w:t>izložbe</w:t>
+      </w:r>
+      <w:proofErr w:type="spellEnd"/>
+      <w:r>
+        <w:rPr>
+          <w:rFonts w:ascii="Times New Roman" w:eastAsia="Times New Roman" w:hAnsi="Times New Roman" w:cs="Times New Roman"/>
+          <w:sz w:val="20"/>
+        </w:rPr>
+        <w:t xml:space="preserve"> I </w:t>
+      </w:r>
+      <w:proofErr w:type="spellStart"/>
+      <w:r>
+        <w:rPr>
+          <w:rFonts w:ascii="Times New Roman" w:eastAsia="Times New Roman" w:hAnsi="Times New Roman" w:cs="Times New Roman"/>
+          <w:sz w:val="20"/>
+        </w:rPr>
+        <w:t>zatvorene</w:t>
+      </w:r>
+      <w:proofErr w:type="spellEnd"/>
+      <w:r>
+        <w:rPr>
+          <w:rFonts w:ascii="Times New Roman" w:eastAsia="Times New Roman" w:hAnsi="Times New Roman" w:cs="Times New Roman"/>
+          <w:sz w:val="20"/>
+        </w:rPr>
+        <w:t xml:space="preserve"> </w:t>
+      </w:r>
+      <w:proofErr w:type="spellStart"/>
+      <w:r>
+        <w:rPr>
+          <w:rFonts w:ascii="Times New Roman" w:eastAsia="Times New Roman" w:hAnsi="Times New Roman" w:cs="Times New Roman"/>
+          <w:sz w:val="20"/>
+        </w:rPr>
+        <w:t>izložbe</w:t>
+      </w:r>
+      <w:proofErr w:type="spellEnd"/>
+      <w:r>
+        <w:rPr>
+          <w:rFonts w:ascii="Times New Roman" w:eastAsia="Times New Roman" w:hAnsi="Times New Roman" w:cs="Times New Roman"/>
+          <w:sz w:val="20"/>
+        </w:rPr>
+        <w:t xml:space="preserve"> I </w:t>
+      </w:r>
+      <w:proofErr w:type="spellStart"/>
+      <w:r>
+        <w:rPr>
+          <w:rFonts w:ascii="Times New Roman" w:eastAsia="Times New Roman" w:hAnsi="Times New Roman" w:cs="Times New Roman"/>
+          <w:sz w:val="20"/>
+        </w:rPr>
+        <w:t>bira</w:t>
+      </w:r>
+      <w:proofErr w:type="spellEnd"/>
+      <w:r>
+        <w:rPr>
+          <w:rFonts w:ascii="Times New Roman" w:eastAsia="Times New Roman" w:hAnsi="Times New Roman" w:cs="Times New Roman"/>
+          <w:sz w:val="20"/>
+        </w:rPr>
+        <w:t xml:space="preserve"> </w:t>
+      </w:r>
+      <w:proofErr w:type="spellStart"/>
+      <w:r>
+        <w:rPr>
+          <w:rFonts w:ascii="Times New Roman" w:eastAsia="Times New Roman" w:hAnsi="Times New Roman" w:cs="Times New Roman"/>
+          <w:sz w:val="20"/>
+        </w:rPr>
+        <w:t>zatvorene</w:t>
+      </w:r>
+      <w:proofErr w:type="spellEnd"/>
+      <w:r>
+        <w:rPr>
+          <w:rFonts w:ascii="Times New Roman" w:eastAsia="Times New Roman" w:hAnsi="Times New Roman" w:cs="Times New Roman"/>
+          <w:sz w:val="20"/>
+        </w:rPr>
+        <w:t xml:space="preserve"> </w:t>
+      </w:r>
+      <w:proofErr w:type="spellStart"/>
+      <w:r>
+        <w:rPr>
+          <w:rFonts w:ascii="Times New Roman" w:eastAsia="Times New Roman" w:hAnsi="Times New Roman" w:cs="Times New Roman"/>
+          <w:sz w:val="20"/>
+        </w:rPr>
+        <w:t>izložbe</w:t>
+      </w:r>
+      <w:proofErr w:type="spellEnd"/>
     </w:p>
     <w:p>
       <w:pPr>
@@ -3579,12 +7230,229 @@
           <w:sz w:val="20"/>
         </w:rPr>
       </w:pPr>
-      <w:r>
-        <w:rPr>
-          <w:rFonts w:ascii="Times New Roman" w:eastAsia="Times New Roman" w:hAnsi="Times New Roman" w:cs="Times New Roman"/>
-          <w:sz w:val="20"/>
-        </w:rPr>
-        <w:t>Korisniku se prikazuju samo izložbe koje su već prošle, čiji se pobednik zna I imaju oznaku “zatvorene”</w:t>
+      <w:proofErr w:type="spellStart"/>
+      <w:r>
+        <w:rPr>
+          <w:rFonts w:ascii="Times New Roman" w:eastAsia="Times New Roman" w:hAnsi="Times New Roman" w:cs="Times New Roman"/>
+          <w:sz w:val="20"/>
+        </w:rPr>
+        <w:t>Korisniku</w:t>
+      </w:r>
+      <w:proofErr w:type="spellEnd"/>
+      <w:r>
+        <w:rPr>
+          <w:rFonts w:ascii="Times New Roman" w:eastAsia="Times New Roman" w:hAnsi="Times New Roman" w:cs="Times New Roman"/>
+          <w:sz w:val="20"/>
+        </w:rPr>
+        <w:t xml:space="preserve"> se </w:t>
+      </w:r>
+      <w:proofErr w:type="spellStart"/>
+      <w:r>
+        <w:rPr>
+          <w:rFonts w:ascii="Times New Roman" w:eastAsia="Times New Roman" w:hAnsi="Times New Roman" w:cs="Times New Roman"/>
+          <w:sz w:val="20"/>
+        </w:rPr>
+        <w:t>prikazuju</w:t>
+      </w:r>
+      <w:proofErr w:type="spellEnd"/>
+      <w:r>
+        <w:rPr>
+          <w:rFonts w:ascii="Times New Roman" w:eastAsia="Times New Roman" w:hAnsi="Times New Roman" w:cs="Times New Roman"/>
+          <w:sz w:val="20"/>
+        </w:rPr>
+        <w:t xml:space="preserve"> </w:t>
+      </w:r>
+      <w:proofErr w:type="spellStart"/>
+      <w:r>
+        <w:rPr>
+          <w:rFonts w:ascii="Times New Roman" w:eastAsia="Times New Roman" w:hAnsi="Times New Roman" w:cs="Times New Roman"/>
+          <w:sz w:val="20"/>
+        </w:rPr>
+        <w:t>samo</w:t>
+      </w:r>
+      <w:proofErr w:type="spellEnd"/>
+      <w:r>
+        <w:rPr>
+          <w:rFonts w:ascii="Times New Roman" w:eastAsia="Times New Roman" w:hAnsi="Times New Roman" w:cs="Times New Roman"/>
+          <w:sz w:val="20"/>
+        </w:rPr>
+        <w:t xml:space="preserve"> </w:t>
+      </w:r>
+      <w:proofErr w:type="spellStart"/>
+      <w:r>
+        <w:rPr>
+          <w:rFonts w:ascii="Times New Roman" w:eastAsia="Times New Roman" w:hAnsi="Times New Roman" w:cs="Times New Roman"/>
+          <w:sz w:val="20"/>
+        </w:rPr>
+        <w:t>izložbe</w:t>
+      </w:r>
+      <w:proofErr w:type="spellEnd"/>
+      <w:r>
+        <w:rPr>
+          <w:rFonts w:ascii="Times New Roman" w:eastAsia="Times New Roman" w:hAnsi="Times New Roman" w:cs="Times New Roman"/>
+          <w:sz w:val="20"/>
+        </w:rPr>
+        <w:t xml:space="preserve"> </w:t>
+      </w:r>
+      <w:proofErr w:type="spellStart"/>
+      <w:r>
+        <w:rPr>
+          <w:rFonts w:ascii="Times New Roman" w:eastAsia="Times New Roman" w:hAnsi="Times New Roman" w:cs="Times New Roman"/>
+          <w:sz w:val="20"/>
+        </w:rPr>
+        <w:t>koje</w:t>
+      </w:r>
+      <w:proofErr w:type="spellEnd"/>
+      <w:r>
+        <w:rPr>
+          <w:rFonts w:ascii="Times New Roman" w:eastAsia="Times New Roman" w:hAnsi="Times New Roman" w:cs="Times New Roman"/>
+          <w:sz w:val="20"/>
+        </w:rPr>
+        <w:t xml:space="preserve"> </w:t>
+      </w:r>
+      <w:proofErr w:type="spellStart"/>
+      <w:r>
+        <w:rPr>
+          <w:rFonts w:ascii="Times New Roman" w:eastAsia="Times New Roman" w:hAnsi="Times New Roman" w:cs="Times New Roman"/>
+          <w:sz w:val="20"/>
+        </w:rPr>
+        <w:t>su</w:t>
+      </w:r>
+      <w:proofErr w:type="spellEnd"/>
+      <w:r>
+        <w:rPr>
+          <w:rFonts w:ascii="Times New Roman" w:eastAsia="Times New Roman" w:hAnsi="Times New Roman" w:cs="Times New Roman"/>
+          <w:sz w:val="20"/>
+        </w:rPr>
+        <w:t xml:space="preserve"> </w:t>
+      </w:r>
+      <w:proofErr w:type="spellStart"/>
+      <w:r>
+        <w:rPr>
+          <w:rFonts w:ascii="Times New Roman" w:eastAsia="Times New Roman" w:hAnsi="Times New Roman" w:cs="Times New Roman"/>
+          <w:sz w:val="20"/>
+        </w:rPr>
+        <w:t>već</w:t>
+      </w:r>
+      <w:proofErr w:type="spellEnd"/>
+      <w:r>
+        <w:rPr>
+          <w:rFonts w:ascii="Times New Roman" w:eastAsia="Times New Roman" w:hAnsi="Times New Roman" w:cs="Times New Roman"/>
+          <w:sz w:val="20"/>
+        </w:rPr>
+        <w:t xml:space="preserve"> </w:t>
+      </w:r>
+      <w:proofErr w:type="spellStart"/>
+      <w:r>
+        <w:rPr>
+          <w:rFonts w:ascii="Times New Roman" w:eastAsia="Times New Roman" w:hAnsi="Times New Roman" w:cs="Times New Roman"/>
+          <w:sz w:val="20"/>
+        </w:rPr>
+        <w:t>prošle</w:t>
+      </w:r>
+      <w:proofErr w:type="spellEnd"/>
+      <w:r>
+        <w:rPr>
+          <w:rFonts w:ascii="Times New Roman" w:eastAsia="Times New Roman" w:hAnsi="Times New Roman" w:cs="Times New Roman"/>
+          <w:sz w:val="20"/>
+        </w:rPr>
+        <w:t xml:space="preserve">, </w:t>
+      </w:r>
+      <w:proofErr w:type="spellStart"/>
+      <w:r>
+        <w:rPr>
+          <w:rFonts w:ascii="Times New Roman" w:eastAsia="Times New Roman" w:hAnsi="Times New Roman" w:cs="Times New Roman"/>
+          <w:sz w:val="20"/>
+        </w:rPr>
+        <w:t>čiji</w:t>
+      </w:r>
+      <w:proofErr w:type="spellEnd"/>
+      <w:r>
+        <w:rPr>
+          <w:rFonts w:ascii="Times New Roman" w:eastAsia="Times New Roman" w:hAnsi="Times New Roman" w:cs="Times New Roman"/>
+          <w:sz w:val="20"/>
+        </w:rPr>
+        <w:t xml:space="preserve"> se </w:t>
+      </w:r>
+      <w:proofErr w:type="spellStart"/>
+      <w:r>
+        <w:rPr>
+          <w:rFonts w:ascii="Times New Roman" w:eastAsia="Times New Roman" w:hAnsi="Times New Roman" w:cs="Times New Roman"/>
+          <w:sz w:val="20"/>
+        </w:rPr>
+        <w:t>pobednik</w:t>
+      </w:r>
+      <w:proofErr w:type="spellEnd"/>
+      <w:r>
+        <w:rPr>
+          <w:rFonts w:ascii="Times New Roman" w:eastAsia="Times New Roman" w:hAnsi="Times New Roman" w:cs="Times New Roman"/>
+          <w:sz w:val="20"/>
+        </w:rPr>
+        <w:t xml:space="preserve"> </w:t>
+      </w:r>
+      <w:proofErr w:type="spellStart"/>
+      <w:r>
+        <w:rPr>
+          <w:rFonts w:ascii="Times New Roman" w:eastAsia="Times New Roman" w:hAnsi="Times New Roman" w:cs="Times New Roman"/>
+          <w:sz w:val="20"/>
+        </w:rPr>
+        <w:t>zna</w:t>
+      </w:r>
+      <w:proofErr w:type="spellEnd"/>
+      <w:r>
+        <w:rPr>
+          <w:rFonts w:ascii="Times New Roman" w:eastAsia="Times New Roman" w:hAnsi="Times New Roman" w:cs="Times New Roman"/>
+          <w:sz w:val="20"/>
+        </w:rPr>
+        <w:t xml:space="preserve"> I </w:t>
+      </w:r>
+      <w:proofErr w:type="spellStart"/>
+      <w:r>
+        <w:rPr>
+          <w:rFonts w:ascii="Times New Roman" w:eastAsia="Times New Roman" w:hAnsi="Times New Roman" w:cs="Times New Roman"/>
+          <w:sz w:val="20"/>
+        </w:rPr>
+        <w:t>imaju</w:t>
+      </w:r>
+      <w:proofErr w:type="spellEnd"/>
+      <w:r>
+        <w:rPr>
+          <w:rFonts w:ascii="Times New Roman" w:eastAsia="Times New Roman" w:hAnsi="Times New Roman" w:cs="Times New Roman"/>
+          <w:sz w:val="20"/>
+        </w:rPr>
+        <w:t xml:space="preserve"> </w:t>
+      </w:r>
+      <w:proofErr w:type="spellStart"/>
+      <w:r>
+        <w:rPr>
+          <w:rFonts w:ascii="Times New Roman" w:eastAsia="Times New Roman" w:hAnsi="Times New Roman" w:cs="Times New Roman"/>
+          <w:sz w:val="20"/>
+        </w:rPr>
+        <w:t>oznaku</w:t>
+      </w:r>
+      <w:proofErr w:type="spellEnd"/>
+      <w:r>
+        <w:rPr>
+          <w:rFonts w:ascii="Times New Roman" w:eastAsia="Times New Roman" w:hAnsi="Times New Roman" w:cs="Times New Roman"/>
+          <w:sz w:val="20"/>
+        </w:rPr>
+        <w:t xml:space="preserve"> “</w:t>
+      </w:r>
+      <w:proofErr w:type="spellStart"/>
+      <w:r>
+        <w:rPr>
+          <w:rFonts w:ascii="Times New Roman" w:eastAsia="Times New Roman" w:hAnsi="Times New Roman" w:cs="Times New Roman"/>
+          <w:sz w:val="20"/>
+        </w:rPr>
+        <w:t>zatvorene</w:t>
+      </w:r>
+      <w:proofErr w:type="spellEnd"/>
+      <w:r>
+        <w:rPr>
+          <w:rFonts w:ascii="Times New Roman" w:eastAsia="Times New Roman" w:hAnsi="Times New Roman" w:cs="Times New Roman"/>
+          <w:sz w:val="20"/>
+        </w:rPr>
+        <w:t>”</w:t>
       </w:r>
     </w:p>
     <w:p>
@@ -3606,13 +7474,47 @@
         <w:spacing w:after="60"/>
         <w:ind w:left="720" w:hanging="720"/>
       </w:pPr>
+      <w:proofErr w:type="spellStart"/>
       <w:r>
         <w:rPr>
           <w:i/>
           <w:u w:val="none"/>
         </w:rPr>
-        <w:t>Korisnik pretražuje izložbe</w:t>
-      </w:r>
+        <w:t>Korisnik</w:t>
+      </w:r>
+      <w:proofErr w:type="spellEnd"/>
+      <w:r>
+        <w:rPr>
+          <w:i/>
+          <w:u w:val="none"/>
+        </w:rPr>
+        <w:t xml:space="preserve"> </w:t>
+      </w:r>
+      <w:proofErr w:type="spellStart"/>
+      <w:r>
+        <w:rPr>
+          <w:i/>
+          <w:u w:val="none"/>
+        </w:rPr>
+        <w:t>pretražuje</w:t>
+      </w:r>
+      <w:proofErr w:type="spellEnd"/>
+      <w:r>
+        <w:rPr>
+          <w:i/>
+          <w:u w:val="none"/>
+        </w:rPr>
+        <w:t xml:space="preserve"> </w:t>
+      </w:r>
+      <w:proofErr w:type="spellStart"/>
+      <w:r>
+        <w:rPr>
+          <w:i/>
+          <w:u w:val="none"/>
+        </w:rPr>
+        <w:t>izložbe</w:t>
+      </w:r>
+      <w:proofErr w:type="spellEnd"/>
     </w:p>
     <w:p>
       <w:pPr>
@@ -3633,7 +7535,87 @@
           <w:rFonts w:ascii="Times New Roman" w:eastAsia="Times New Roman" w:hAnsi="Times New Roman" w:cs="Times New Roman"/>
           <w:sz w:val="20"/>
         </w:rPr>
-        <w:t>Na stranici korisnik ulazi I klikće na search bar</w:t>
+        <w:t xml:space="preserve">Na </w:t>
+      </w:r>
+      <w:proofErr w:type="spellStart"/>
+      <w:r>
+        <w:rPr>
+          <w:rFonts w:ascii="Times New Roman" w:eastAsia="Times New Roman" w:hAnsi="Times New Roman" w:cs="Times New Roman"/>
+          <w:sz w:val="20"/>
+        </w:rPr>
+        <w:t>stranici</w:t>
+      </w:r>
+      <w:proofErr w:type="spellEnd"/>
+      <w:r>
+        <w:rPr>
+          <w:rFonts w:ascii="Times New Roman" w:eastAsia="Times New Roman" w:hAnsi="Times New Roman" w:cs="Times New Roman"/>
+          <w:sz w:val="20"/>
+        </w:rPr>
+        <w:t xml:space="preserve"> </w:t>
+      </w:r>
+      <w:proofErr w:type="spellStart"/>
+      <w:r>
+        <w:rPr>
+          <w:rFonts w:ascii="Times New Roman" w:eastAsia="Times New Roman" w:hAnsi="Times New Roman" w:cs="Times New Roman"/>
+          <w:sz w:val="20"/>
+        </w:rPr>
+        <w:t>korisnik</w:t>
+      </w:r>
+      <w:proofErr w:type="spellEnd"/>
+      <w:r>
+        <w:rPr>
+          <w:rFonts w:ascii="Times New Roman" w:eastAsia="Times New Roman" w:hAnsi="Times New Roman" w:cs="Times New Roman"/>
+          <w:sz w:val="20"/>
+        </w:rPr>
+        <w:t xml:space="preserve"> </w:t>
+      </w:r>
+      <w:proofErr w:type="spellStart"/>
+      <w:r>
+        <w:rPr>
+          <w:rFonts w:ascii="Times New Roman" w:eastAsia="Times New Roman" w:hAnsi="Times New Roman" w:cs="Times New Roman"/>
+          <w:sz w:val="20"/>
+        </w:rPr>
+        <w:t>ulazi</w:t>
+      </w:r>
+      <w:proofErr w:type="spellEnd"/>
+      <w:r>
+        <w:rPr>
+          <w:rFonts w:ascii="Times New Roman" w:eastAsia="Times New Roman" w:hAnsi="Times New Roman" w:cs="Times New Roman"/>
+          <w:sz w:val="20"/>
+        </w:rPr>
+        <w:t xml:space="preserve"> I </w:t>
+      </w:r>
+      <w:proofErr w:type="spellStart"/>
+      <w:r>
+        <w:rPr>
+          <w:rFonts w:ascii="Times New Roman" w:eastAsia="Times New Roman" w:hAnsi="Times New Roman" w:cs="Times New Roman"/>
+          <w:sz w:val="20"/>
+        </w:rPr>
+        <w:t>klikće</w:t>
+      </w:r>
+      <w:proofErr w:type="spellEnd"/>
+      <w:r>
+        <w:rPr>
+          <w:rFonts w:ascii="Times New Roman" w:eastAsia="Times New Roman" w:hAnsi="Times New Roman" w:cs="Times New Roman"/>
+          <w:sz w:val="20"/>
+        </w:rPr>
+        <w:t xml:space="preserve"> </w:t>
+      </w:r>
+      <w:proofErr w:type="spellStart"/>
+      <w:r>
+        <w:rPr>
+          <w:rFonts w:ascii="Times New Roman" w:eastAsia="Times New Roman" w:hAnsi="Times New Roman" w:cs="Times New Roman"/>
+          <w:sz w:val="20"/>
+        </w:rPr>
+        <w:t>na</w:t>
+      </w:r>
+      <w:proofErr w:type="spellEnd"/>
+      <w:r>
+        <w:rPr>
+          <w:rFonts w:ascii="Times New Roman" w:eastAsia="Times New Roman" w:hAnsi="Times New Roman" w:cs="Times New Roman"/>
+          <w:sz w:val="20"/>
+        </w:rPr>
+        <w:t xml:space="preserve"> search bar</w:t>
       </w:r>
     </w:p>
     <w:p>
@@ -3650,13 +7632,175 @@
           <w:sz w:val="20"/>
         </w:rPr>
       </w:pPr>
-      <w:r>
-        <w:rPr>
-          <w:rFonts w:ascii="Times New Roman" w:eastAsia="Times New Roman" w:hAnsi="Times New Roman" w:cs="Times New Roman"/>
-          <w:sz w:val="20"/>
-        </w:rPr>
-        <w:t>Korisnik unosi pojam ili slova za koja zna da su u izložbi koja ga interesuje</w:t>
-      </w:r>
+      <w:proofErr w:type="spellStart"/>
+      <w:r>
+        <w:rPr>
+          <w:rFonts w:ascii="Times New Roman" w:eastAsia="Times New Roman" w:hAnsi="Times New Roman" w:cs="Times New Roman"/>
+          <w:sz w:val="20"/>
+        </w:rPr>
+        <w:t>Korisnik</w:t>
+      </w:r>
+      <w:proofErr w:type="spellEnd"/>
+      <w:r>
+        <w:rPr>
+          <w:rFonts w:ascii="Times New Roman" w:eastAsia="Times New Roman" w:hAnsi="Times New Roman" w:cs="Times New Roman"/>
+          <w:sz w:val="20"/>
+        </w:rPr>
+        <w:t xml:space="preserve"> </w:t>
+      </w:r>
+      <w:proofErr w:type="spellStart"/>
+      <w:r>
+        <w:rPr>
+          <w:rFonts w:ascii="Times New Roman" w:eastAsia="Times New Roman" w:hAnsi="Times New Roman" w:cs="Times New Roman"/>
+          <w:sz w:val="20"/>
+        </w:rPr>
+        <w:t>unosi</w:t>
+      </w:r>
+      <w:proofErr w:type="spellEnd"/>
+      <w:r>
+        <w:rPr>
+          <w:rFonts w:ascii="Times New Roman" w:eastAsia="Times New Roman" w:hAnsi="Times New Roman" w:cs="Times New Roman"/>
+          <w:sz w:val="20"/>
+        </w:rPr>
+        <w:t xml:space="preserve"> </w:t>
+      </w:r>
+      <w:proofErr w:type="spellStart"/>
+      <w:r>
+        <w:rPr>
+          <w:rFonts w:ascii="Times New Roman" w:eastAsia="Times New Roman" w:hAnsi="Times New Roman" w:cs="Times New Roman"/>
+          <w:sz w:val="20"/>
+        </w:rPr>
+        <w:t>pojam</w:t>
+      </w:r>
+      <w:proofErr w:type="spellEnd"/>
+      <w:r>
+        <w:rPr>
+          <w:rFonts w:ascii="Times New Roman" w:eastAsia="Times New Roman" w:hAnsi="Times New Roman" w:cs="Times New Roman"/>
+          <w:sz w:val="20"/>
+        </w:rPr>
+        <w:t xml:space="preserve"> </w:t>
+      </w:r>
+      <w:proofErr w:type="spellStart"/>
+      <w:r>
+        <w:rPr>
+          <w:rFonts w:ascii="Times New Roman" w:eastAsia="Times New Roman" w:hAnsi="Times New Roman" w:cs="Times New Roman"/>
+          <w:sz w:val="20"/>
+        </w:rPr>
+        <w:t>ili</w:t>
+      </w:r>
+      <w:proofErr w:type="spellEnd"/>
+      <w:r>
+        <w:rPr>
+          <w:rFonts w:ascii="Times New Roman" w:eastAsia="Times New Roman" w:hAnsi="Times New Roman" w:cs="Times New Roman"/>
+          <w:sz w:val="20"/>
+        </w:rPr>
+        <w:t xml:space="preserve"> </w:t>
+      </w:r>
+      <w:proofErr w:type="spellStart"/>
+      <w:r>
+        <w:rPr>
+          <w:rFonts w:ascii="Times New Roman" w:eastAsia="Times New Roman" w:hAnsi="Times New Roman" w:cs="Times New Roman"/>
+          <w:sz w:val="20"/>
+        </w:rPr>
+        <w:t>slova</w:t>
+      </w:r>
+      <w:proofErr w:type="spellEnd"/>
+      <w:r>
+        <w:rPr>
+          <w:rFonts w:ascii="Times New Roman" w:eastAsia="Times New Roman" w:hAnsi="Times New Roman" w:cs="Times New Roman"/>
+          <w:sz w:val="20"/>
+        </w:rPr>
+        <w:t xml:space="preserve"> za </w:t>
+      </w:r>
+      <w:proofErr w:type="spellStart"/>
+      <w:r>
+        <w:rPr>
+          <w:rFonts w:ascii="Times New Roman" w:eastAsia="Times New Roman" w:hAnsi="Times New Roman" w:cs="Times New Roman"/>
+          <w:sz w:val="20"/>
+        </w:rPr>
+        <w:t>koja</w:t>
+      </w:r>
+      <w:proofErr w:type="spellEnd"/>
+      <w:r>
+        <w:rPr>
+          <w:rFonts w:ascii="Times New Roman" w:eastAsia="Times New Roman" w:hAnsi="Times New Roman" w:cs="Times New Roman"/>
+          <w:sz w:val="20"/>
+        </w:rPr>
+        <w:t xml:space="preserve"> </w:t>
+      </w:r>
+      <w:proofErr w:type="spellStart"/>
+      <w:r>
+        <w:rPr>
+          <w:rFonts w:ascii="Times New Roman" w:eastAsia="Times New Roman" w:hAnsi="Times New Roman" w:cs="Times New Roman"/>
+          <w:sz w:val="20"/>
+        </w:rPr>
+        <w:t>zna</w:t>
+      </w:r>
+      <w:proofErr w:type="spellEnd"/>
+      <w:r>
+        <w:rPr>
+          <w:rFonts w:ascii="Times New Roman" w:eastAsia="Times New Roman" w:hAnsi="Times New Roman" w:cs="Times New Roman"/>
+          <w:sz w:val="20"/>
+        </w:rPr>
+        <w:t xml:space="preserve"> da </w:t>
+      </w:r>
+      <w:proofErr w:type="spellStart"/>
+      <w:r>
+        <w:rPr>
+          <w:rFonts w:ascii="Times New Roman" w:eastAsia="Times New Roman" w:hAnsi="Times New Roman" w:cs="Times New Roman"/>
+          <w:sz w:val="20"/>
+        </w:rPr>
+        <w:t>su</w:t>
+      </w:r>
+      <w:proofErr w:type="spellEnd"/>
+      <w:r>
+        <w:rPr>
+          <w:rFonts w:ascii="Times New Roman" w:eastAsia="Times New Roman" w:hAnsi="Times New Roman" w:cs="Times New Roman"/>
+          <w:sz w:val="20"/>
+        </w:rPr>
+        <w:t xml:space="preserve"> u </w:t>
+      </w:r>
+      <w:proofErr w:type="spellStart"/>
+      <w:r>
+        <w:rPr>
+          <w:rFonts w:ascii="Times New Roman" w:eastAsia="Times New Roman" w:hAnsi="Times New Roman" w:cs="Times New Roman"/>
+          <w:sz w:val="20"/>
+        </w:rPr>
+        <w:t>izložbi</w:t>
+      </w:r>
+      <w:proofErr w:type="spellEnd"/>
+      <w:r>
+        <w:rPr>
+          <w:rFonts w:ascii="Times New Roman" w:eastAsia="Times New Roman" w:hAnsi="Times New Roman" w:cs="Times New Roman"/>
+          <w:sz w:val="20"/>
+        </w:rPr>
+        <w:t xml:space="preserve"> </w:t>
+      </w:r>
+      <w:proofErr w:type="spellStart"/>
+      <w:r>
+        <w:rPr>
+          <w:rFonts w:ascii="Times New Roman" w:eastAsia="Times New Roman" w:hAnsi="Times New Roman" w:cs="Times New Roman"/>
+          <w:sz w:val="20"/>
+        </w:rPr>
+        <w:t>koja</w:t>
+      </w:r>
+      <w:proofErr w:type="spellEnd"/>
+      <w:r>
+        <w:rPr>
+          <w:rFonts w:ascii="Times New Roman" w:eastAsia="Times New Roman" w:hAnsi="Times New Roman" w:cs="Times New Roman"/>
+          <w:sz w:val="20"/>
+        </w:rPr>
+        <w:t xml:space="preserve"> ga </w:t>
+      </w:r>
+      <w:proofErr w:type="spellStart"/>
+      <w:r>
+        <w:rPr>
+          <w:rFonts w:ascii="Times New Roman" w:eastAsia="Times New Roman" w:hAnsi="Times New Roman" w:cs="Times New Roman"/>
+          <w:sz w:val="20"/>
+        </w:rPr>
+        <w:t>interesuje</w:t>
+      </w:r>
+      <w:proofErr w:type="spellEnd"/>
     </w:p>
     <w:p>
       <w:pPr>
@@ -3672,26 +7816,236 @@
           <w:sz w:val="20"/>
         </w:rPr>
       </w:pPr>
-      <w:r>
-        <w:rPr>
-          <w:rFonts w:ascii="Times New Roman" w:eastAsia="Times New Roman" w:hAnsi="Times New Roman" w:cs="Times New Roman"/>
-          <w:sz w:val="20"/>
-        </w:rPr>
-        <w:t>Sistem filtrira izložbe I prikazuje mu u</w:t>
-      </w:r>
-      <w:r>
-        <w:rPr>
-          <w:rFonts w:ascii="Times New Roman" w:eastAsia="Times New Roman" w:hAnsi="Times New Roman" w:cs="Times New Roman"/>
-          <w:sz w:val="20"/>
-        </w:rPr>
-        <w:t xml:space="preserve"> realnom vremenu</w:t>
-      </w:r>
-      <w:r>
-        <w:rPr>
-          <w:rFonts w:ascii="Times New Roman" w:eastAsia="Times New Roman" w:hAnsi="Times New Roman" w:cs="Times New Roman"/>
-          <w:sz w:val="20"/>
-        </w:rPr>
-        <w:t xml:space="preserve"> dok kuca, koje izložbe u imenu imaju ono što traži.</w:t>
+      <w:proofErr w:type="spellStart"/>
+      <w:r>
+        <w:rPr>
+          <w:rFonts w:ascii="Times New Roman" w:eastAsia="Times New Roman" w:hAnsi="Times New Roman" w:cs="Times New Roman"/>
+          <w:sz w:val="20"/>
+        </w:rPr>
+        <w:t>Sistem</w:t>
+      </w:r>
+      <w:proofErr w:type="spellEnd"/>
+      <w:r>
+        <w:rPr>
+          <w:rFonts w:ascii="Times New Roman" w:eastAsia="Times New Roman" w:hAnsi="Times New Roman" w:cs="Times New Roman"/>
+          <w:sz w:val="20"/>
+        </w:rPr>
+        <w:t xml:space="preserve"> </w:t>
+      </w:r>
+      <w:proofErr w:type="spellStart"/>
+      <w:r>
+        <w:rPr>
+          <w:rFonts w:ascii="Times New Roman" w:eastAsia="Times New Roman" w:hAnsi="Times New Roman" w:cs="Times New Roman"/>
+          <w:sz w:val="20"/>
+        </w:rPr>
+        <w:t>filtrira</w:t>
+      </w:r>
+      <w:proofErr w:type="spellEnd"/>
+      <w:r>
+        <w:rPr>
+          <w:rFonts w:ascii="Times New Roman" w:eastAsia="Times New Roman" w:hAnsi="Times New Roman" w:cs="Times New Roman"/>
+          <w:sz w:val="20"/>
+        </w:rPr>
+        <w:t xml:space="preserve"> </w:t>
+      </w:r>
+      <w:proofErr w:type="spellStart"/>
+      <w:r>
+        <w:rPr>
+          <w:rFonts w:ascii="Times New Roman" w:eastAsia="Times New Roman" w:hAnsi="Times New Roman" w:cs="Times New Roman"/>
+          <w:sz w:val="20"/>
+        </w:rPr>
+        <w:t>izložbe</w:t>
+      </w:r>
+      <w:proofErr w:type="spellEnd"/>
+      <w:r>
+        <w:rPr>
+          <w:rFonts w:ascii="Times New Roman" w:eastAsia="Times New Roman" w:hAnsi="Times New Roman" w:cs="Times New Roman"/>
+          <w:sz w:val="20"/>
+        </w:rPr>
+        <w:t xml:space="preserve"> I </w:t>
+      </w:r>
+      <w:proofErr w:type="spellStart"/>
+      <w:r>
+        <w:rPr>
+          <w:rFonts w:ascii="Times New Roman" w:eastAsia="Times New Roman" w:hAnsi="Times New Roman" w:cs="Times New Roman"/>
+          <w:sz w:val="20"/>
+        </w:rPr>
+        <w:t>prikazuje</w:t>
+      </w:r>
+      <w:proofErr w:type="spellEnd"/>
+      <w:r>
+        <w:rPr>
+          <w:rFonts w:ascii="Times New Roman" w:eastAsia="Times New Roman" w:hAnsi="Times New Roman" w:cs="Times New Roman"/>
+          <w:sz w:val="20"/>
+        </w:rPr>
+        <w:t xml:space="preserve"> mu u</w:t>
+      </w:r>
+      <w:r>
+        <w:rPr>
+          <w:rFonts w:ascii="Times New Roman" w:eastAsia="Times New Roman" w:hAnsi="Times New Roman" w:cs="Times New Roman"/>
+          <w:sz w:val="20"/>
+        </w:rPr>
+        <w:t xml:space="preserve"> </w:t>
+      </w:r>
+      <w:proofErr w:type="spellStart"/>
+      <w:r>
+        <w:rPr>
+          <w:rFonts w:ascii="Times New Roman" w:eastAsia="Times New Roman" w:hAnsi="Times New Roman" w:cs="Times New Roman"/>
+          <w:sz w:val="20"/>
+        </w:rPr>
+        <w:t>realnom</w:t>
+      </w:r>
+      <w:proofErr w:type="spellEnd"/>
+      <w:r>
+        <w:rPr>
+          <w:rFonts w:ascii="Times New Roman" w:eastAsia="Times New Roman" w:hAnsi="Times New Roman" w:cs="Times New Roman"/>
+          <w:sz w:val="20"/>
+        </w:rPr>
+        <w:t xml:space="preserve"> </w:t>
+      </w:r>
+      <w:proofErr w:type="spellStart"/>
+      <w:r>
+        <w:rPr>
+          <w:rFonts w:ascii="Times New Roman" w:eastAsia="Times New Roman" w:hAnsi="Times New Roman" w:cs="Times New Roman"/>
+          <w:sz w:val="20"/>
+        </w:rPr>
+        <w:t>vremenu</w:t>
+      </w:r>
+      <w:proofErr w:type="spellEnd"/>
+      <w:r>
+        <w:rPr>
+          <w:rFonts w:ascii="Times New Roman" w:eastAsia="Times New Roman" w:hAnsi="Times New Roman" w:cs="Times New Roman"/>
+          <w:sz w:val="20"/>
+        </w:rPr>
+        <w:t xml:space="preserve"> </w:t>
+      </w:r>
+      <w:proofErr w:type="spellStart"/>
+      <w:r>
+        <w:rPr>
+          <w:rFonts w:ascii="Times New Roman" w:eastAsia="Times New Roman" w:hAnsi="Times New Roman" w:cs="Times New Roman"/>
+          <w:sz w:val="20"/>
+        </w:rPr>
+        <w:t>dok</w:t>
+      </w:r>
+      <w:proofErr w:type="spellEnd"/>
+      <w:r>
+        <w:rPr>
+          <w:rFonts w:ascii="Times New Roman" w:eastAsia="Times New Roman" w:hAnsi="Times New Roman" w:cs="Times New Roman"/>
+          <w:sz w:val="20"/>
+        </w:rPr>
+        <w:t xml:space="preserve"> </w:t>
+      </w:r>
+      <w:proofErr w:type="spellStart"/>
+      <w:r>
+        <w:rPr>
+          <w:rFonts w:ascii="Times New Roman" w:eastAsia="Times New Roman" w:hAnsi="Times New Roman" w:cs="Times New Roman"/>
+          <w:sz w:val="20"/>
+        </w:rPr>
+        <w:t>kuca</w:t>
+      </w:r>
+      <w:proofErr w:type="spellEnd"/>
+      <w:r>
+        <w:rPr>
+          <w:rFonts w:ascii="Times New Roman" w:eastAsia="Times New Roman" w:hAnsi="Times New Roman" w:cs="Times New Roman"/>
+          <w:sz w:val="20"/>
+        </w:rPr>
+        <w:t xml:space="preserve">, </w:t>
+      </w:r>
+      <w:proofErr w:type="spellStart"/>
+      <w:r>
+        <w:rPr>
+          <w:rFonts w:ascii="Times New Roman" w:eastAsia="Times New Roman" w:hAnsi="Times New Roman" w:cs="Times New Roman"/>
+          <w:sz w:val="20"/>
+        </w:rPr>
+        <w:t>koje</w:t>
+      </w:r>
+      <w:proofErr w:type="spellEnd"/>
+      <w:r>
+        <w:rPr>
+          <w:rFonts w:ascii="Times New Roman" w:eastAsia="Times New Roman" w:hAnsi="Times New Roman" w:cs="Times New Roman"/>
+          <w:sz w:val="20"/>
+        </w:rPr>
+        <w:t xml:space="preserve"> </w:t>
+      </w:r>
+      <w:proofErr w:type="spellStart"/>
+      <w:r>
+        <w:rPr>
+          <w:rFonts w:ascii="Times New Roman" w:eastAsia="Times New Roman" w:hAnsi="Times New Roman" w:cs="Times New Roman"/>
+          <w:sz w:val="20"/>
+        </w:rPr>
+        <w:t>izložbe</w:t>
+      </w:r>
+      <w:proofErr w:type="spellEnd"/>
+      <w:r>
+        <w:rPr>
+          <w:rFonts w:ascii="Times New Roman" w:eastAsia="Times New Roman" w:hAnsi="Times New Roman" w:cs="Times New Roman"/>
+          <w:sz w:val="20"/>
+        </w:rPr>
+        <w:t xml:space="preserve"> u </w:t>
+      </w:r>
+      <w:proofErr w:type="spellStart"/>
+      <w:r>
+        <w:rPr>
+          <w:rFonts w:ascii="Times New Roman" w:eastAsia="Times New Roman" w:hAnsi="Times New Roman" w:cs="Times New Roman"/>
+          <w:sz w:val="20"/>
+        </w:rPr>
+        <w:t>imenu</w:t>
+      </w:r>
+      <w:proofErr w:type="spellEnd"/>
+      <w:r>
+        <w:rPr>
+          <w:rFonts w:ascii="Times New Roman" w:eastAsia="Times New Roman" w:hAnsi="Times New Roman" w:cs="Times New Roman"/>
+          <w:sz w:val="20"/>
+        </w:rPr>
+        <w:t xml:space="preserve"> </w:t>
+      </w:r>
+      <w:proofErr w:type="spellStart"/>
+      <w:r>
+        <w:rPr>
+          <w:rFonts w:ascii="Times New Roman" w:eastAsia="Times New Roman" w:hAnsi="Times New Roman" w:cs="Times New Roman"/>
+          <w:sz w:val="20"/>
+        </w:rPr>
+        <w:t>imaju</w:t>
+      </w:r>
+      <w:proofErr w:type="spellEnd"/>
+      <w:r>
+        <w:rPr>
+          <w:rFonts w:ascii="Times New Roman" w:eastAsia="Times New Roman" w:hAnsi="Times New Roman" w:cs="Times New Roman"/>
+          <w:sz w:val="20"/>
+        </w:rPr>
+        <w:t xml:space="preserve"> ono </w:t>
+      </w:r>
+      <w:proofErr w:type="spellStart"/>
+      <w:r>
+        <w:rPr>
+          <w:rFonts w:ascii="Times New Roman" w:eastAsia="Times New Roman" w:hAnsi="Times New Roman" w:cs="Times New Roman"/>
+          <w:sz w:val="20"/>
+        </w:rPr>
+        <w:t>što</w:t>
+      </w:r>
+      <w:proofErr w:type="spellEnd"/>
+      <w:r>
+        <w:rPr>
+          <w:rFonts w:ascii="Times New Roman" w:eastAsia="Times New Roman" w:hAnsi="Times New Roman" w:cs="Times New Roman"/>
+          <w:sz w:val="20"/>
+        </w:rPr>
+        <w:t xml:space="preserve"> </w:t>
+      </w:r>
+      <w:proofErr w:type="spellStart"/>
+      <w:r>
+        <w:rPr>
+          <w:rFonts w:ascii="Times New Roman" w:eastAsia="Times New Roman" w:hAnsi="Times New Roman" w:cs="Times New Roman"/>
+          <w:sz w:val="20"/>
+        </w:rPr>
+        <w:t>traži</w:t>
+      </w:r>
+      <w:proofErr w:type="spellEnd"/>
+      <w:r>
+        <w:rPr>
+          <w:rFonts w:ascii="Times New Roman" w:eastAsia="Times New Roman" w:hAnsi="Times New Roman" w:cs="Times New Roman"/>
+          <w:sz w:val="20"/>
+        </w:rPr>
+        <w:t>.</w:t>
       </w:r>
     </w:p>
     <w:p>
@@ -3709,9 +8063,27 @@
       <w:pPr>
         <w:pStyle w:val="Heading3"/>
       </w:pPr>
-      <w:r>
-        <w:t>Korisnik bira izložbu</w:t>
-      </w:r>
+      <w:proofErr w:type="spellStart"/>
+      <w:r>
+        <w:t>Korisnik</w:t>
+      </w:r>
+      <w:proofErr w:type="spellEnd"/>
+      <w:r>
+        <w:t xml:space="preserve"> </w:t>
+      </w:r>
+      <w:proofErr w:type="spellStart"/>
+      <w:r>
+        <w:t>bira</w:t>
+      </w:r>
+      <w:proofErr w:type="spellEnd"/>
+      <w:r>
+        <w:t xml:space="preserve"> </w:t>
+      </w:r>
+      <w:proofErr w:type="spellStart"/>
+      <w:r>
+        <w:t>izložbu</w:t>
+      </w:r>
+      <w:proofErr w:type="spellEnd"/>
     </w:p>
     <w:p>
       <w:pPr>
@@ -3723,13 +8095,311 @@
         <w:spacing w:after="113"/>
         <w:ind w:left="426"/>
       </w:pPr>
+      <w:proofErr w:type="spellStart"/>
       <w:r>
         <w:rPr>
           <w:rFonts w:ascii="Times New Roman" w:hAnsi="Times New Roman" w:cs="Times New Roman"/>
           <w:sz w:val="20"/>
           <w:szCs w:val="22"/>
         </w:rPr>
-        <w:t>Korisnik hoveruje iznad naziva izložbe koja mu se svidja ili ga interesuje, prilikom čega taj naslov se uvećava I postaje obojen tamnijom bojom.</w:t>
+        <w:t>Korisnik</w:t>
+      </w:r>
+      <w:proofErr w:type="spellEnd"/>
+      <w:r>
+        <w:rPr>
+          <w:rFonts w:ascii="Times New Roman" w:hAnsi="Times New Roman" w:cs="Times New Roman"/>
+          <w:sz w:val="20"/>
+          <w:szCs w:val="22"/>
+        </w:rPr>
+        <w:t xml:space="preserve"> </w:t>
+      </w:r>
+      <w:proofErr w:type="spellStart"/>
+      <w:r>
+        <w:rPr>
+          <w:rFonts w:ascii="Times New Roman" w:hAnsi="Times New Roman" w:cs="Times New Roman"/>
+          <w:sz w:val="20"/>
+          <w:szCs w:val="22"/>
+        </w:rPr>
+        <w:t>hoveruje</w:t>
+      </w:r>
+      <w:proofErr w:type="spellEnd"/>
+      <w:r>
+        <w:rPr>
+          <w:rFonts w:ascii="Times New Roman" w:hAnsi="Times New Roman" w:cs="Times New Roman"/>
+          <w:sz w:val="20"/>
+          <w:szCs w:val="22"/>
+        </w:rPr>
+        <w:t xml:space="preserve"> </w:t>
+      </w:r>
+      <w:proofErr w:type="spellStart"/>
+      <w:r>
+        <w:rPr>
+          <w:rFonts w:ascii="Times New Roman" w:hAnsi="Times New Roman" w:cs="Times New Roman"/>
+          <w:sz w:val="20"/>
+          <w:szCs w:val="22"/>
+        </w:rPr>
+        <w:t>iznad</w:t>
+      </w:r>
+      <w:proofErr w:type="spellEnd"/>
+      <w:r>
+        <w:rPr>
+          <w:rFonts w:ascii="Times New Roman" w:hAnsi="Times New Roman" w:cs="Times New Roman"/>
+          <w:sz w:val="20"/>
+          <w:szCs w:val="22"/>
+        </w:rPr>
+        <w:t xml:space="preserve"> </w:t>
+      </w:r>
+      <w:proofErr w:type="spellStart"/>
+      <w:r>
+        <w:rPr>
+          <w:rFonts w:ascii="Times New Roman" w:hAnsi="Times New Roman" w:cs="Times New Roman"/>
+          <w:sz w:val="20"/>
+          <w:szCs w:val="22"/>
+        </w:rPr>
+        <w:t>naziva</w:t>
+      </w:r>
+      <w:proofErr w:type="spellEnd"/>
+      <w:r>
+        <w:rPr>
+          <w:rFonts w:ascii="Times New Roman" w:hAnsi="Times New Roman" w:cs="Times New Roman"/>
+          <w:sz w:val="20"/>
+          <w:szCs w:val="22"/>
+        </w:rPr>
+        <w:t xml:space="preserve"> </w:t>
+      </w:r>
+      <w:proofErr w:type="spellStart"/>
+      <w:r>
+        <w:rPr>
+          <w:rFonts w:ascii="Times New Roman" w:hAnsi="Times New Roman" w:cs="Times New Roman"/>
+          <w:sz w:val="20"/>
+          <w:szCs w:val="22"/>
+        </w:rPr>
+        <w:t>izložbe</w:t>
+      </w:r>
+      <w:proofErr w:type="spellEnd"/>
+      <w:r>
+        <w:rPr>
+          <w:rFonts w:ascii="Times New Roman" w:hAnsi="Times New Roman" w:cs="Times New Roman"/>
+          <w:sz w:val="20"/>
+          <w:szCs w:val="22"/>
+        </w:rPr>
+        <w:t xml:space="preserve"> </w:t>
+      </w:r>
+      <w:proofErr w:type="spellStart"/>
+      <w:r>
+        <w:rPr>
+          <w:rFonts w:ascii="Times New Roman" w:hAnsi="Times New Roman" w:cs="Times New Roman"/>
+          <w:sz w:val="20"/>
+          <w:szCs w:val="22"/>
+        </w:rPr>
+        <w:t>koja</w:t>
+      </w:r>
+      <w:proofErr w:type="spellEnd"/>
+      <w:r>
+        <w:rPr>
+          <w:rFonts w:ascii="Times New Roman" w:hAnsi="Times New Roman" w:cs="Times New Roman"/>
+          <w:sz w:val="20"/>
+          <w:szCs w:val="22"/>
+        </w:rPr>
+        <w:t xml:space="preserve"> mu se </w:t>
+      </w:r>
+      <w:proofErr w:type="spellStart"/>
+      <w:r>
+        <w:rPr>
+          <w:rFonts w:ascii="Times New Roman" w:hAnsi="Times New Roman" w:cs="Times New Roman"/>
+          <w:sz w:val="20"/>
+          <w:szCs w:val="22"/>
+        </w:rPr>
+        <w:t>svidja</w:t>
+      </w:r>
+      <w:proofErr w:type="spellEnd"/>
+      <w:r>
+        <w:rPr>
+          <w:rFonts w:ascii="Times New Roman" w:hAnsi="Times New Roman" w:cs="Times New Roman"/>
+          <w:sz w:val="20"/>
+          <w:szCs w:val="22"/>
+        </w:rPr>
+        <w:t xml:space="preserve"> </w:t>
+      </w:r>
+      <w:proofErr w:type="spellStart"/>
+      <w:r>
+        <w:rPr>
+          <w:rFonts w:ascii="Times New Roman" w:hAnsi="Times New Roman" w:cs="Times New Roman"/>
+          <w:sz w:val="20"/>
+          <w:szCs w:val="22"/>
+        </w:rPr>
+        <w:t>ili</w:t>
+      </w:r>
+      <w:proofErr w:type="spellEnd"/>
+      <w:r>
+        <w:rPr>
+          <w:rFonts w:ascii="Times New Roman" w:hAnsi="Times New Roman" w:cs="Times New Roman"/>
+          <w:sz w:val="20"/>
+          <w:szCs w:val="22"/>
+        </w:rPr>
+        <w:t xml:space="preserve"> ga </w:t>
+      </w:r>
+      <w:proofErr w:type="spellStart"/>
+      <w:r>
+        <w:rPr>
+          <w:rFonts w:ascii="Times New Roman" w:hAnsi="Times New Roman" w:cs="Times New Roman"/>
+          <w:sz w:val="20"/>
+          <w:szCs w:val="22"/>
+        </w:rPr>
+        <w:t>interesuje</w:t>
+      </w:r>
+      <w:proofErr w:type="spellEnd"/>
+      <w:r>
+        <w:rPr>
+          <w:rFonts w:ascii="Times New Roman" w:hAnsi="Times New Roman" w:cs="Times New Roman"/>
+          <w:sz w:val="20"/>
+          <w:szCs w:val="22"/>
+        </w:rPr>
+        <w:t xml:space="preserve">, </w:t>
+      </w:r>
+      <w:proofErr w:type="spellStart"/>
+      <w:r>
+        <w:rPr>
+          <w:rFonts w:ascii="Times New Roman" w:hAnsi="Times New Roman" w:cs="Times New Roman"/>
+          <w:sz w:val="20"/>
+          <w:szCs w:val="22"/>
+        </w:rPr>
+        <w:t>prilikom</w:t>
+      </w:r>
+      <w:proofErr w:type="spellEnd"/>
+      <w:r>
+        <w:rPr>
+          <w:rFonts w:ascii="Times New Roman" w:hAnsi="Times New Roman" w:cs="Times New Roman"/>
+          <w:sz w:val="20"/>
+          <w:szCs w:val="22"/>
+        </w:rPr>
+        <w:t xml:space="preserve"> </w:t>
+      </w:r>
+      <w:proofErr w:type="spellStart"/>
+      <w:r>
+        <w:rPr>
+          <w:rFonts w:ascii="Times New Roman" w:hAnsi="Times New Roman" w:cs="Times New Roman"/>
+          <w:sz w:val="20"/>
+          <w:szCs w:val="22"/>
+        </w:rPr>
+        <w:t>čega</w:t>
+      </w:r>
+      <w:proofErr w:type="spellEnd"/>
+      <w:r>
+        <w:rPr>
+          <w:rFonts w:ascii="Times New Roman" w:hAnsi="Times New Roman" w:cs="Times New Roman"/>
+          <w:sz w:val="20"/>
+          <w:szCs w:val="22"/>
+        </w:rPr>
+        <w:t xml:space="preserve"> taj </w:t>
+      </w:r>
+      <w:proofErr w:type="spellStart"/>
+      <w:r>
+        <w:rPr>
+          <w:rFonts w:ascii="Times New Roman" w:hAnsi="Times New Roman" w:cs="Times New Roman"/>
+          <w:sz w:val="20"/>
+          <w:szCs w:val="22"/>
+        </w:rPr>
+        <w:t>naslov</w:t>
+      </w:r>
+      <w:proofErr w:type="spellEnd"/>
+      <w:r>
+        <w:rPr>
+          <w:rFonts w:ascii="Times New Roman" w:hAnsi="Times New Roman" w:cs="Times New Roman"/>
+          <w:sz w:val="20"/>
+          <w:szCs w:val="22"/>
+        </w:rPr>
+        <w:t xml:space="preserve"> se </w:t>
+      </w:r>
+      <w:proofErr w:type="spellStart"/>
+      <w:r>
+        <w:rPr>
+          <w:rFonts w:ascii="Times New Roman" w:hAnsi="Times New Roman" w:cs="Times New Roman"/>
+          <w:sz w:val="20"/>
+          <w:szCs w:val="22"/>
+        </w:rPr>
+        <w:t>uvećava</w:t>
+      </w:r>
+      <w:proofErr w:type="spellEnd"/>
+      <w:r>
+        <w:rPr>
+          <w:rFonts w:ascii="Times New Roman" w:hAnsi="Times New Roman" w:cs="Times New Roman"/>
+          <w:sz w:val="20"/>
+          <w:szCs w:val="22"/>
+        </w:rPr>
+        <w:t xml:space="preserve"> I </w:t>
+      </w:r>
+      <w:proofErr w:type="spellStart"/>
+      <w:r>
+        <w:rPr>
+          <w:rFonts w:ascii="Times New Roman" w:hAnsi="Times New Roman" w:cs="Times New Roman"/>
+          <w:sz w:val="20"/>
+          <w:szCs w:val="22"/>
+        </w:rPr>
+        <w:t>postaje</w:t>
+      </w:r>
+      <w:proofErr w:type="spellEnd"/>
+      <w:r>
+        <w:rPr>
+          <w:rFonts w:ascii="Times New Roman" w:hAnsi="Times New Roman" w:cs="Times New Roman"/>
+          <w:sz w:val="20"/>
+          <w:szCs w:val="22"/>
+        </w:rPr>
+        <w:t xml:space="preserve"> </w:t>
+      </w:r>
+      <w:proofErr w:type="spellStart"/>
+      <w:r>
+        <w:rPr>
+          <w:rFonts w:ascii="Times New Roman" w:hAnsi="Times New Roman" w:cs="Times New Roman"/>
+          <w:sz w:val="20"/>
+          <w:szCs w:val="22"/>
+        </w:rPr>
+        <w:t>obojen</w:t>
+      </w:r>
+      <w:proofErr w:type="spellEnd"/>
+      <w:r>
+        <w:rPr>
+          <w:rFonts w:ascii="Times New Roman" w:hAnsi="Times New Roman" w:cs="Times New Roman"/>
+          <w:sz w:val="20"/>
+          <w:szCs w:val="22"/>
+        </w:rPr>
+        <w:t xml:space="preserve"> </w:t>
+      </w:r>
+      <w:proofErr w:type="spellStart"/>
+      <w:r>
+        <w:rPr>
+          <w:rFonts w:ascii="Times New Roman" w:hAnsi="Times New Roman" w:cs="Times New Roman"/>
+          <w:sz w:val="20"/>
+          <w:szCs w:val="22"/>
+        </w:rPr>
+        <w:t>tamnijom</w:t>
+      </w:r>
+      <w:proofErr w:type="spellEnd"/>
+      <w:r>
+        <w:rPr>
+          <w:rFonts w:ascii="Times New Roman" w:hAnsi="Times New Roman" w:cs="Times New Roman"/>
+          <w:sz w:val="20"/>
+          <w:szCs w:val="22"/>
+        </w:rPr>
+        <w:t xml:space="preserve"> </w:t>
+      </w:r>
+      <w:proofErr w:type="spellStart"/>
+      <w:r>
+        <w:rPr>
+          <w:rFonts w:ascii="Times New Roman" w:hAnsi="Times New Roman" w:cs="Times New Roman"/>
+          <w:sz w:val="20"/>
+          <w:szCs w:val="22"/>
+        </w:rPr>
+        <w:t>bojom</w:t>
+      </w:r>
+      <w:proofErr w:type="spellEnd"/>
+      <w:r>
+        <w:rPr>
+          <w:rFonts w:ascii="Times New Roman" w:hAnsi="Times New Roman" w:cs="Times New Roman"/>
+          <w:sz w:val="20"/>
+          <w:szCs w:val="22"/>
+        </w:rPr>
+        <w:t>.</w:t>
       </w:r>
     </w:p>
     <w:p>
@@ -3747,14 +8417,70 @@
           <w:szCs w:val="22"/>
         </w:rPr>
       </w:pPr>
+      <w:proofErr w:type="spellStart"/>
       <w:r>
         <w:rPr>
           <w:rFonts w:ascii="Times New Roman" w:hAnsi="Times New Roman" w:cs="Times New Roman"/>
           <w:sz w:val="20"/>
           <w:szCs w:val="22"/>
         </w:rPr>
-        <w:t>Korisnik klikće na izložbe</w:t>
-      </w:r>
+        <w:t>Korisnik</w:t>
+      </w:r>
+      <w:proofErr w:type="spellEnd"/>
+      <w:r>
+        <w:rPr>
+          <w:rFonts w:ascii="Times New Roman" w:hAnsi="Times New Roman" w:cs="Times New Roman"/>
+          <w:sz w:val="20"/>
+          <w:szCs w:val="22"/>
+        </w:rPr>
+        <w:t xml:space="preserve"> </w:t>
+      </w:r>
+      <w:proofErr w:type="spellStart"/>
+      <w:r>
+        <w:rPr>
+          <w:rFonts w:ascii="Times New Roman" w:hAnsi="Times New Roman" w:cs="Times New Roman"/>
+          <w:sz w:val="20"/>
+          <w:szCs w:val="22"/>
+        </w:rPr>
+        <w:t>klikće</w:t>
+      </w:r>
+      <w:proofErr w:type="spellEnd"/>
+      <w:r>
+        <w:rPr>
+          <w:rFonts w:ascii="Times New Roman" w:hAnsi="Times New Roman" w:cs="Times New Roman"/>
+          <w:sz w:val="20"/>
+          <w:szCs w:val="22"/>
+        </w:rPr>
+        <w:t xml:space="preserve"> </w:t>
+      </w:r>
+      <w:proofErr w:type="spellStart"/>
+      <w:r>
+        <w:rPr>
+          <w:rFonts w:ascii="Times New Roman" w:hAnsi="Times New Roman" w:cs="Times New Roman"/>
+          <w:sz w:val="20"/>
+          <w:szCs w:val="22"/>
+        </w:rPr>
+        <w:t>na</w:t>
+      </w:r>
+      <w:proofErr w:type="spellEnd"/>
+      <w:r>
+        <w:rPr>
+          <w:rFonts w:ascii="Times New Roman" w:hAnsi="Times New Roman" w:cs="Times New Roman"/>
+          <w:sz w:val="20"/>
+          <w:szCs w:val="22"/>
+        </w:rPr>
+        <w:t xml:space="preserve"> </w:t>
+      </w:r>
+      <w:proofErr w:type="spellStart"/>
+      <w:r>
+        <w:rPr>
+          <w:rFonts w:ascii="Times New Roman" w:hAnsi="Times New Roman" w:cs="Times New Roman"/>
+          <w:sz w:val="20"/>
+          <w:szCs w:val="22"/>
+        </w:rPr>
+        <w:t>izložbe</w:t>
+      </w:r>
+      <w:proofErr w:type="spellEnd"/>
     </w:p>
     <w:p>
       <w:pPr>
@@ -3771,14 +8497,106 @@
           <w:szCs w:val="22"/>
         </w:rPr>
       </w:pPr>
+      <w:proofErr w:type="spellStart"/>
       <w:r>
         <w:rPr>
           <w:rFonts w:ascii="Times New Roman" w:hAnsi="Times New Roman" w:cs="Times New Roman"/>
           <w:sz w:val="20"/>
           <w:szCs w:val="22"/>
         </w:rPr>
-        <w:t>Sistem prikazuje detaljan prikaz izabrane izložbe</w:t>
-      </w:r>
+        <w:t>Sistem</w:t>
+      </w:r>
+      <w:proofErr w:type="spellEnd"/>
+      <w:r>
+        <w:rPr>
+          <w:rFonts w:ascii="Times New Roman" w:hAnsi="Times New Roman" w:cs="Times New Roman"/>
+          <w:sz w:val="20"/>
+          <w:szCs w:val="22"/>
+        </w:rPr>
+        <w:t xml:space="preserve"> </w:t>
+      </w:r>
+      <w:proofErr w:type="spellStart"/>
+      <w:r>
+        <w:rPr>
+          <w:rFonts w:ascii="Times New Roman" w:hAnsi="Times New Roman" w:cs="Times New Roman"/>
+          <w:sz w:val="20"/>
+          <w:szCs w:val="22"/>
+        </w:rPr>
+        <w:t>prikazuje</w:t>
+      </w:r>
+      <w:proofErr w:type="spellEnd"/>
+      <w:r>
+        <w:rPr>
+          <w:rFonts w:ascii="Times New Roman" w:hAnsi="Times New Roman" w:cs="Times New Roman"/>
+          <w:sz w:val="20"/>
+          <w:szCs w:val="22"/>
+        </w:rPr>
+        <w:t xml:space="preserve"> </w:t>
+      </w:r>
+      <w:proofErr w:type="spellStart"/>
+      <w:r>
+        <w:rPr>
+          <w:rFonts w:ascii="Times New Roman" w:hAnsi="Times New Roman" w:cs="Times New Roman"/>
+          <w:sz w:val="20"/>
+          <w:szCs w:val="22"/>
+        </w:rPr>
+        <w:t>detaljan</w:t>
+      </w:r>
+      <w:proofErr w:type="spellEnd"/>
+      <w:r>
+        <w:rPr>
+          <w:rFonts w:ascii="Times New Roman" w:hAnsi="Times New Roman" w:cs="Times New Roman"/>
+          <w:sz w:val="20"/>
+          <w:szCs w:val="22"/>
+        </w:rPr>
+        <w:t xml:space="preserve"> </w:t>
+      </w:r>
+      <w:proofErr w:type="spellStart"/>
+      <w:r>
+        <w:rPr>
+          <w:rFonts w:ascii="Times New Roman" w:hAnsi="Times New Roman" w:cs="Times New Roman"/>
+          <w:sz w:val="20"/>
+          <w:szCs w:val="22"/>
+        </w:rPr>
+        <w:t>prikaz</w:t>
+      </w:r>
+      <w:proofErr w:type="spellEnd"/>
+      <w:r>
+        <w:rPr>
+          <w:rFonts w:ascii="Times New Roman" w:hAnsi="Times New Roman" w:cs="Times New Roman"/>
+          <w:sz w:val="20"/>
+          <w:szCs w:val="22"/>
+        </w:rPr>
+        <w:t xml:space="preserve"> </w:t>
+      </w:r>
+      <w:proofErr w:type="spellStart"/>
+      <w:r>
+        <w:rPr>
+          <w:rFonts w:ascii="Times New Roman" w:hAnsi="Times New Roman" w:cs="Times New Roman"/>
+          <w:sz w:val="20"/>
+          <w:szCs w:val="22"/>
+        </w:rPr>
+        <w:t>izabrane</w:t>
+      </w:r>
+      <w:proofErr w:type="spellEnd"/>
+      <w:r>
+        <w:rPr>
+          <w:rFonts w:ascii="Times New Roman" w:hAnsi="Times New Roman" w:cs="Times New Roman"/>
+          <w:sz w:val="20"/>
+          <w:szCs w:val="22"/>
+        </w:rPr>
+        <w:t xml:space="preserve"> </w:t>
+      </w:r>
+      <w:proofErr w:type="spellStart"/>
+      <w:r>
+        <w:rPr>
+          <w:rFonts w:ascii="Times New Roman" w:hAnsi="Times New Roman" w:cs="Times New Roman"/>
+          <w:sz w:val="20"/>
+          <w:szCs w:val="22"/>
+        </w:rPr>
+        <w:t>izložbe</w:t>
+      </w:r>
+      <w:proofErr w:type="spellEnd"/>
     </w:p>
     <w:p>
       <w:pPr>
@@ -3799,10 +8617,20 @@
         <w:ind w:left="705" w:hanging="720"/>
       </w:pPr>
       <w:bookmarkStart w:id="9" w:name="_Toc205762436"/>
-      <w:r>
-        <w:t>Posebni zahtevi</w:t>
+      <w:proofErr w:type="spellStart"/>
+      <w:r>
+        <w:t>Posebni</w:t>
+      </w:r>
+      <w:proofErr w:type="spellEnd"/>
+      <w:r>
+        <w:t xml:space="preserve"> </w:t>
+      </w:r>
+      <w:proofErr w:type="spellStart"/>
+      <w:r>
+        <w:t>zahtevi</w:t>
       </w:r>
       <w:bookmarkEnd w:id="9"/>
+      <w:proofErr w:type="spellEnd"/>
       <w:r>
         <w:t xml:space="preserve"> </w:t>
       </w:r>
@@ -3826,7 +8654,119 @@
           <w:rFonts w:ascii="Times New Roman" w:eastAsia="Times New Roman" w:hAnsi="Times New Roman" w:cs="Times New Roman"/>
           <w:sz w:val="20"/>
         </w:rPr>
-        <w:t>Lista izložbi mora da se učita za manje od 3 sekundi pri normalnom opterećenju.</w:t>
+        <w:t xml:space="preserve">Lista </w:t>
+      </w:r>
+      <w:proofErr w:type="spellStart"/>
+      <w:r>
+        <w:rPr>
+          <w:rFonts w:ascii="Times New Roman" w:eastAsia="Times New Roman" w:hAnsi="Times New Roman" w:cs="Times New Roman"/>
+          <w:sz w:val="20"/>
+        </w:rPr>
+        <w:t>izložbi</w:t>
+      </w:r>
+      <w:proofErr w:type="spellEnd"/>
+      <w:r>
+        <w:rPr>
+          <w:rFonts w:ascii="Times New Roman" w:eastAsia="Times New Roman" w:hAnsi="Times New Roman" w:cs="Times New Roman"/>
+          <w:sz w:val="20"/>
+        </w:rPr>
+        <w:t xml:space="preserve"> mora da se </w:t>
+      </w:r>
+      <w:proofErr w:type="spellStart"/>
+      <w:r>
+        <w:rPr>
+          <w:rFonts w:ascii="Times New Roman" w:eastAsia="Times New Roman" w:hAnsi="Times New Roman" w:cs="Times New Roman"/>
+          <w:sz w:val="20"/>
+        </w:rPr>
+        <w:t>učita</w:t>
+      </w:r>
+      <w:proofErr w:type="spellEnd"/>
+      <w:r>
+        <w:rPr>
+          <w:rFonts w:ascii="Times New Roman" w:eastAsia="Times New Roman" w:hAnsi="Times New Roman" w:cs="Times New Roman"/>
+          <w:sz w:val="20"/>
+        </w:rPr>
+        <w:t xml:space="preserve"> za </w:t>
+      </w:r>
+      <w:proofErr w:type="spellStart"/>
+      <w:r>
+        <w:rPr>
+          <w:rFonts w:ascii="Times New Roman" w:eastAsia="Times New Roman" w:hAnsi="Times New Roman" w:cs="Times New Roman"/>
+          <w:sz w:val="20"/>
+        </w:rPr>
+        <w:t>manje</w:t>
+      </w:r>
+      <w:proofErr w:type="spellEnd"/>
+      <w:r>
+        <w:rPr>
+          <w:rFonts w:ascii="Times New Roman" w:eastAsia="Times New Roman" w:hAnsi="Times New Roman" w:cs="Times New Roman"/>
+          <w:sz w:val="20"/>
+        </w:rPr>
+        <w:t xml:space="preserve"> od 3 </w:t>
+      </w:r>
+      <w:proofErr w:type="spellStart"/>
+      <w:r>
+        <w:rPr>
+          <w:rFonts w:ascii="Times New Roman" w:eastAsia="Times New Roman" w:hAnsi="Times New Roman" w:cs="Times New Roman"/>
+          <w:sz w:val="20"/>
+        </w:rPr>
+        <w:t>sekundi</w:t>
+      </w:r>
+      <w:proofErr w:type="spellEnd"/>
+      <w:r>
+        <w:rPr>
+          <w:rFonts w:ascii="Times New Roman" w:eastAsia="Times New Roman" w:hAnsi="Times New Roman" w:cs="Times New Roman"/>
+          <w:sz w:val="20"/>
+        </w:rPr>
+        <w:t xml:space="preserve"> </w:t>
+      </w:r>
+      <w:proofErr w:type="spellStart"/>
+      <w:r>
+        <w:rPr>
+          <w:rFonts w:ascii="Times New Roman" w:eastAsia="Times New Roman" w:hAnsi="Times New Roman" w:cs="Times New Roman"/>
+          <w:sz w:val="20"/>
+        </w:rPr>
+        <w:t>pri</w:t>
+      </w:r>
+      <w:proofErr w:type="spellEnd"/>
+      <w:r>
+        <w:rPr>
+          <w:rFonts w:ascii="Times New Roman" w:eastAsia="Times New Roman" w:hAnsi="Times New Roman" w:cs="Times New Roman"/>
+          <w:sz w:val="20"/>
+        </w:rPr>
+        <w:t xml:space="preserve"> </w:t>
+      </w:r>
+      <w:proofErr w:type="spellStart"/>
+      <w:r>
+        <w:rPr>
+          <w:rFonts w:ascii="Times New Roman" w:eastAsia="Times New Roman" w:hAnsi="Times New Roman" w:cs="Times New Roman"/>
+          <w:sz w:val="20"/>
+        </w:rPr>
+        <w:t>normalnom</w:t>
+      </w:r>
+      <w:proofErr w:type="spellEnd"/>
+      <w:r>
+        <w:rPr>
+          <w:rFonts w:ascii="Times New Roman" w:eastAsia="Times New Roman" w:hAnsi="Times New Roman" w:cs="Times New Roman"/>
+          <w:sz w:val="20"/>
+        </w:rPr>
+        <w:t xml:space="preserve"> </w:t>
+      </w:r>
+      <w:proofErr w:type="spellStart"/>
+      <w:r>
+        <w:rPr>
+          <w:rFonts w:ascii="Times New Roman" w:eastAsia="Times New Roman" w:hAnsi="Times New Roman" w:cs="Times New Roman"/>
+          <w:sz w:val="20"/>
+        </w:rPr>
+        <w:t>opterećenju</w:t>
+      </w:r>
+      <w:proofErr w:type="spellEnd"/>
+      <w:r>
+        <w:rPr>
+          <w:rFonts w:ascii="Times New Roman" w:eastAsia="Times New Roman" w:hAnsi="Times New Roman" w:cs="Times New Roman"/>
+          <w:sz w:val="20"/>
+        </w:rPr>
+        <w:t>.</w:t>
       </w:r>
     </w:p>
     <w:p>
@@ -3843,12 +8783,165 @@
           <w:sz w:val="20"/>
         </w:rPr>
       </w:pPr>
-      <w:r>
-        <w:rPr>
-          <w:rFonts w:ascii="Times New Roman" w:eastAsia="Times New Roman" w:hAnsi="Times New Roman" w:cs="Times New Roman"/>
-          <w:sz w:val="20"/>
-        </w:rPr>
-        <w:t>Pretraga izložbi mora biti ažurirana I dinamička, sa rezultatima koji se prikazuju tokom kucanja.</w:t>
+      <w:proofErr w:type="spellStart"/>
+      <w:r>
+        <w:rPr>
+          <w:rFonts w:ascii="Times New Roman" w:eastAsia="Times New Roman" w:hAnsi="Times New Roman" w:cs="Times New Roman"/>
+          <w:sz w:val="20"/>
+        </w:rPr>
+        <w:t>Pretraga</w:t>
+      </w:r>
+      <w:proofErr w:type="spellEnd"/>
+      <w:r>
+        <w:rPr>
+          <w:rFonts w:ascii="Times New Roman" w:eastAsia="Times New Roman" w:hAnsi="Times New Roman" w:cs="Times New Roman"/>
+          <w:sz w:val="20"/>
+        </w:rPr>
+        <w:t xml:space="preserve"> </w:t>
+      </w:r>
+      <w:proofErr w:type="spellStart"/>
+      <w:r>
+        <w:rPr>
+          <w:rFonts w:ascii="Times New Roman" w:eastAsia="Times New Roman" w:hAnsi="Times New Roman" w:cs="Times New Roman"/>
+          <w:sz w:val="20"/>
+        </w:rPr>
+        <w:t>izložbi</w:t>
+      </w:r>
+      <w:proofErr w:type="spellEnd"/>
+      <w:r>
+        <w:rPr>
+          <w:rFonts w:ascii="Times New Roman" w:eastAsia="Times New Roman" w:hAnsi="Times New Roman" w:cs="Times New Roman"/>
+          <w:sz w:val="20"/>
+        </w:rPr>
+        <w:t xml:space="preserve"> mora </w:t>
+      </w:r>
+      <w:proofErr w:type="spellStart"/>
+      <w:r>
+        <w:rPr>
+          <w:rFonts w:ascii="Times New Roman" w:eastAsia="Times New Roman" w:hAnsi="Times New Roman" w:cs="Times New Roman"/>
+          <w:sz w:val="20"/>
+        </w:rPr>
+        <w:t>biti</w:t>
+      </w:r>
+      <w:proofErr w:type="spellEnd"/>
+      <w:r>
+        <w:rPr>
+          <w:rFonts w:ascii="Times New Roman" w:eastAsia="Times New Roman" w:hAnsi="Times New Roman" w:cs="Times New Roman"/>
+          <w:sz w:val="20"/>
+        </w:rPr>
+        <w:t xml:space="preserve"> </w:t>
+      </w:r>
+      <w:proofErr w:type="spellStart"/>
+      <w:r>
+        <w:rPr>
+          <w:rFonts w:ascii="Times New Roman" w:eastAsia="Times New Roman" w:hAnsi="Times New Roman" w:cs="Times New Roman"/>
+          <w:sz w:val="20"/>
+        </w:rPr>
+        <w:t>ažurirana</w:t>
+      </w:r>
+      <w:proofErr w:type="spellEnd"/>
+      <w:r>
+        <w:rPr>
+          <w:rFonts w:ascii="Times New Roman" w:eastAsia="Times New Roman" w:hAnsi="Times New Roman" w:cs="Times New Roman"/>
+          <w:sz w:val="20"/>
+        </w:rPr>
+        <w:t xml:space="preserve"> I </w:t>
+      </w:r>
+      <w:proofErr w:type="spellStart"/>
+      <w:r>
+        <w:rPr>
+          <w:rFonts w:ascii="Times New Roman" w:eastAsia="Times New Roman" w:hAnsi="Times New Roman" w:cs="Times New Roman"/>
+          <w:sz w:val="20"/>
+        </w:rPr>
+        <w:t>dinamička</w:t>
+      </w:r>
+      <w:proofErr w:type="spellEnd"/>
+      <w:r>
+        <w:rPr>
+          <w:rFonts w:ascii="Times New Roman" w:eastAsia="Times New Roman" w:hAnsi="Times New Roman" w:cs="Times New Roman"/>
+          <w:sz w:val="20"/>
+        </w:rPr>
+        <w:t xml:space="preserve">, </w:t>
+      </w:r>
+      <w:proofErr w:type="spellStart"/>
+      <w:r>
+        <w:rPr>
+          <w:rFonts w:ascii="Times New Roman" w:eastAsia="Times New Roman" w:hAnsi="Times New Roman" w:cs="Times New Roman"/>
+          <w:sz w:val="20"/>
+        </w:rPr>
+        <w:t>sa</w:t>
+      </w:r>
+      <w:proofErr w:type="spellEnd"/>
+      <w:r>
+        <w:rPr>
+          <w:rFonts w:ascii="Times New Roman" w:eastAsia="Times New Roman" w:hAnsi="Times New Roman" w:cs="Times New Roman"/>
+          <w:sz w:val="20"/>
+        </w:rPr>
+        <w:t xml:space="preserve"> </w:t>
+      </w:r>
+      <w:proofErr w:type="spellStart"/>
+      <w:r>
+        <w:rPr>
+          <w:rFonts w:ascii="Times New Roman" w:eastAsia="Times New Roman" w:hAnsi="Times New Roman" w:cs="Times New Roman"/>
+          <w:sz w:val="20"/>
+        </w:rPr>
+        <w:t>rezultatima</w:t>
+      </w:r>
+      <w:proofErr w:type="spellEnd"/>
+      <w:r>
+        <w:rPr>
+          <w:rFonts w:ascii="Times New Roman" w:eastAsia="Times New Roman" w:hAnsi="Times New Roman" w:cs="Times New Roman"/>
+          <w:sz w:val="20"/>
+        </w:rPr>
+        <w:t xml:space="preserve"> koji se </w:t>
+      </w:r>
+      <w:proofErr w:type="spellStart"/>
+      <w:r>
+        <w:rPr>
+          <w:rFonts w:ascii="Times New Roman" w:eastAsia="Times New Roman" w:hAnsi="Times New Roman" w:cs="Times New Roman"/>
+          <w:sz w:val="20"/>
+        </w:rPr>
+        <w:t>prikazuju</w:t>
+      </w:r>
+      <w:proofErr w:type="spellEnd"/>
+      <w:r>
+        <w:rPr>
+          <w:rFonts w:ascii="Times New Roman" w:eastAsia="Times New Roman" w:hAnsi="Times New Roman" w:cs="Times New Roman"/>
+          <w:sz w:val="20"/>
+        </w:rPr>
+        <w:t xml:space="preserve"> </w:t>
+      </w:r>
+      <w:proofErr w:type="spellStart"/>
+      <w:r>
+        <w:rPr>
+          <w:rFonts w:ascii="Times New Roman" w:eastAsia="Times New Roman" w:hAnsi="Times New Roman" w:cs="Times New Roman"/>
+          <w:sz w:val="20"/>
+        </w:rPr>
+        <w:t>tokom</w:t>
+      </w:r>
+      <w:proofErr w:type="spellEnd"/>
+      <w:r>
+        <w:rPr>
+          <w:rFonts w:ascii="Times New Roman" w:eastAsia="Times New Roman" w:hAnsi="Times New Roman" w:cs="Times New Roman"/>
+          <w:sz w:val="20"/>
+        </w:rPr>
+        <w:t xml:space="preserve"> </w:t>
+      </w:r>
+      <w:proofErr w:type="spellStart"/>
+      <w:r>
+        <w:rPr>
+          <w:rFonts w:ascii="Times New Roman" w:eastAsia="Times New Roman" w:hAnsi="Times New Roman" w:cs="Times New Roman"/>
+          <w:sz w:val="20"/>
+        </w:rPr>
+        <w:t>kucanja</w:t>
+      </w:r>
+      <w:proofErr w:type="spellEnd"/>
+      <w:r>
+        <w:rPr>
+          <w:rFonts w:ascii="Times New Roman" w:eastAsia="Times New Roman" w:hAnsi="Times New Roman" w:cs="Times New Roman"/>
+          <w:sz w:val="20"/>
+        </w:rPr>
+        <w:t>.</w:t>
       </w:r>
     </w:p>
     <w:p>
@@ -3869,10 +8962,12 @@
         <w:ind w:left="705" w:hanging="720"/>
       </w:pPr>
       <w:bookmarkStart w:id="10" w:name="_Toc205762437"/>
+      <w:proofErr w:type="spellStart"/>
       <w:r>
         <w:t>Preduslovi</w:t>
       </w:r>
       <w:bookmarkEnd w:id="10"/>
+      <w:proofErr w:type="spellEnd"/>
       <w:r>
         <w:t xml:space="preserve">  </w:t>
       </w:r>
@@ -3896,7 +8991,151 @@
           <w:rFonts w:ascii="Times New Roman" w:eastAsia="Times New Roman" w:hAnsi="Times New Roman" w:cs="Times New Roman"/>
           <w:sz w:val="20"/>
         </w:rPr>
-        <w:t>U bazi podataka postoje definisane izložbe sa statusom aktivna I zatvorena.</w:t>
+        <w:t xml:space="preserve">U </w:t>
+      </w:r>
+      <w:proofErr w:type="spellStart"/>
+      <w:r>
+        <w:rPr>
+          <w:rFonts w:ascii="Times New Roman" w:eastAsia="Times New Roman" w:hAnsi="Times New Roman" w:cs="Times New Roman"/>
+          <w:sz w:val="20"/>
+        </w:rPr>
+        <w:t>bazi</w:t>
+      </w:r>
+      <w:proofErr w:type="spellEnd"/>
+      <w:r>
+        <w:rPr>
+          <w:rFonts w:ascii="Times New Roman" w:eastAsia="Times New Roman" w:hAnsi="Times New Roman" w:cs="Times New Roman"/>
+          <w:sz w:val="20"/>
+        </w:rPr>
+        <w:t xml:space="preserve"> </w:t>
+      </w:r>
+      <w:proofErr w:type="spellStart"/>
+      <w:r>
+        <w:rPr>
+          <w:rFonts w:ascii="Times New Roman" w:eastAsia="Times New Roman" w:hAnsi="Times New Roman" w:cs="Times New Roman"/>
+          <w:sz w:val="20"/>
+        </w:rPr>
+        <w:t>podataka</w:t>
+      </w:r>
+      <w:proofErr w:type="spellEnd"/>
+      <w:r>
+        <w:rPr>
+          <w:rFonts w:ascii="Times New Roman" w:eastAsia="Times New Roman" w:hAnsi="Times New Roman" w:cs="Times New Roman"/>
+          <w:sz w:val="20"/>
+        </w:rPr>
+        <w:t xml:space="preserve"> </w:t>
+      </w:r>
+      <w:proofErr w:type="spellStart"/>
+      <w:r>
+        <w:rPr>
+          <w:rFonts w:ascii="Times New Roman" w:eastAsia="Times New Roman" w:hAnsi="Times New Roman" w:cs="Times New Roman"/>
+          <w:sz w:val="20"/>
+        </w:rPr>
+        <w:t>postoje</w:t>
+      </w:r>
+      <w:proofErr w:type="spellEnd"/>
+      <w:r>
+        <w:rPr>
+          <w:rFonts w:ascii="Times New Roman" w:eastAsia="Times New Roman" w:hAnsi="Times New Roman" w:cs="Times New Roman"/>
+          <w:sz w:val="20"/>
+        </w:rPr>
+        <w:t xml:space="preserve"> </w:t>
+      </w:r>
+      <w:proofErr w:type="spellStart"/>
+      <w:r>
+        <w:rPr>
+          <w:rFonts w:ascii="Times New Roman" w:eastAsia="Times New Roman" w:hAnsi="Times New Roman" w:cs="Times New Roman"/>
+          <w:sz w:val="20"/>
+        </w:rPr>
+        <w:t>definisane</w:t>
+      </w:r>
+      <w:proofErr w:type="spellEnd"/>
+      <w:r>
+        <w:rPr>
+          <w:rFonts w:ascii="Times New Roman" w:eastAsia="Times New Roman" w:hAnsi="Times New Roman" w:cs="Times New Roman"/>
+          <w:sz w:val="20"/>
+        </w:rPr>
+        <w:t xml:space="preserve"> </w:t>
+      </w:r>
+      <w:proofErr w:type="spellStart"/>
+      <w:r>
+        <w:rPr>
+          <w:rFonts w:ascii="Times New Roman" w:eastAsia="Times New Roman" w:hAnsi="Times New Roman" w:cs="Times New Roman"/>
+          <w:sz w:val="20"/>
+        </w:rPr>
+        <w:t>izložbe</w:t>
+      </w:r>
+      <w:proofErr w:type="spellEnd"/>
+      <w:r>
+        <w:rPr>
+          <w:rFonts w:ascii="Times New Roman" w:eastAsia="Times New Roman" w:hAnsi="Times New Roman" w:cs="Times New Roman"/>
+          <w:sz w:val="20"/>
+        </w:rPr>
+        <w:t xml:space="preserve"> </w:t>
+      </w:r>
+      <w:proofErr w:type="spellStart"/>
+      <w:r>
+        <w:rPr>
+          <w:rFonts w:ascii="Times New Roman" w:eastAsia="Times New Roman" w:hAnsi="Times New Roman" w:cs="Times New Roman"/>
+          <w:sz w:val="20"/>
+        </w:rPr>
+        <w:t>sa</w:t>
+      </w:r>
+      <w:proofErr w:type="spellEnd"/>
+      <w:r>
+        <w:rPr>
+          <w:rFonts w:ascii="Times New Roman" w:eastAsia="Times New Roman" w:hAnsi="Times New Roman" w:cs="Times New Roman"/>
+          <w:sz w:val="20"/>
+        </w:rPr>
+        <w:t xml:space="preserve"> </w:t>
+      </w:r>
+      <w:proofErr w:type="spellStart"/>
+      <w:r>
+        <w:rPr>
+          <w:rFonts w:ascii="Times New Roman" w:eastAsia="Times New Roman" w:hAnsi="Times New Roman" w:cs="Times New Roman"/>
+          <w:sz w:val="20"/>
+        </w:rPr>
+        <w:t>statusom</w:t>
+      </w:r>
+      <w:proofErr w:type="spellEnd"/>
+      <w:r>
+        <w:rPr>
+          <w:rFonts w:ascii="Times New Roman" w:eastAsia="Times New Roman" w:hAnsi="Times New Roman" w:cs="Times New Roman"/>
+          <w:sz w:val="20"/>
+        </w:rPr>
+        <w:t xml:space="preserve"> </w:t>
+      </w:r>
+      <w:proofErr w:type="spellStart"/>
+      <w:r>
+        <w:rPr>
+          <w:rFonts w:ascii="Times New Roman" w:eastAsia="Times New Roman" w:hAnsi="Times New Roman" w:cs="Times New Roman"/>
+          <w:sz w:val="20"/>
+        </w:rPr>
+        <w:t>aktivna</w:t>
+      </w:r>
+      <w:proofErr w:type="spellEnd"/>
+      <w:r>
+        <w:rPr>
+          <w:rFonts w:ascii="Times New Roman" w:eastAsia="Times New Roman" w:hAnsi="Times New Roman" w:cs="Times New Roman"/>
+          <w:sz w:val="20"/>
+        </w:rPr>
+        <w:t xml:space="preserve"> I </w:t>
+      </w:r>
+      <w:proofErr w:type="spellStart"/>
+      <w:r>
+        <w:rPr>
+          <w:rFonts w:ascii="Times New Roman" w:eastAsia="Times New Roman" w:hAnsi="Times New Roman" w:cs="Times New Roman"/>
+          <w:sz w:val="20"/>
+        </w:rPr>
+        <w:t>zatvorena</w:t>
+      </w:r>
+      <w:proofErr w:type="spellEnd"/>
+      <w:r>
+        <w:rPr>
+          <w:rFonts w:ascii="Times New Roman" w:eastAsia="Times New Roman" w:hAnsi="Times New Roman" w:cs="Times New Roman"/>
+          <w:sz w:val="20"/>
+        </w:rPr>
+        <w:t>.</w:t>
       </w:r>
     </w:p>
     <w:p>
@@ -3913,13 +9152,143 @@
           <w:sz w:val="20"/>
         </w:rPr>
       </w:pPr>
-      <w:r>
-        <w:rPr>
-          <w:rFonts w:ascii="Times New Roman" w:eastAsia="Times New Roman" w:hAnsi="Times New Roman" w:cs="Times New Roman"/>
-          <w:sz w:val="20"/>
-        </w:rPr>
-        <w:t>Sistem za autentifikaciju je aktivan i povezan sa bazom podataka korisnika</w:t>
-      </w:r>
+      <w:proofErr w:type="spellStart"/>
+      <w:r>
+        <w:rPr>
+          <w:rFonts w:ascii="Times New Roman" w:eastAsia="Times New Roman" w:hAnsi="Times New Roman" w:cs="Times New Roman"/>
+          <w:sz w:val="20"/>
+        </w:rPr>
+        <w:t>Sistem</w:t>
+      </w:r>
+      <w:proofErr w:type="spellEnd"/>
+      <w:r>
+        <w:rPr>
+          <w:rFonts w:ascii="Times New Roman" w:eastAsia="Times New Roman" w:hAnsi="Times New Roman" w:cs="Times New Roman"/>
+          <w:sz w:val="20"/>
+        </w:rPr>
+        <w:t xml:space="preserve"> za </w:t>
+      </w:r>
+      <w:proofErr w:type="spellStart"/>
+      <w:r>
+        <w:rPr>
+          <w:rFonts w:ascii="Times New Roman" w:eastAsia="Times New Roman" w:hAnsi="Times New Roman" w:cs="Times New Roman"/>
+          <w:sz w:val="20"/>
+        </w:rPr>
+        <w:t>autentifikaciju</w:t>
+      </w:r>
+      <w:proofErr w:type="spellEnd"/>
+      <w:r>
+        <w:rPr>
+          <w:rFonts w:ascii="Times New Roman" w:eastAsia="Times New Roman" w:hAnsi="Times New Roman" w:cs="Times New Roman"/>
+          <w:sz w:val="20"/>
+        </w:rPr>
+        <w:t xml:space="preserve"> je </w:t>
+      </w:r>
+      <w:proofErr w:type="spellStart"/>
+      <w:r>
+        <w:rPr>
+          <w:rFonts w:ascii="Times New Roman" w:eastAsia="Times New Roman" w:hAnsi="Times New Roman" w:cs="Times New Roman"/>
+          <w:sz w:val="20"/>
+        </w:rPr>
+        <w:t>aktivan</w:t>
+      </w:r>
+      <w:proofErr w:type="spellEnd"/>
+      <w:r>
+        <w:rPr>
+          <w:rFonts w:ascii="Times New Roman" w:eastAsia="Times New Roman" w:hAnsi="Times New Roman" w:cs="Times New Roman"/>
+          <w:sz w:val="20"/>
+        </w:rPr>
+        <w:t xml:space="preserve"> </w:t>
+      </w:r>
+      <w:proofErr w:type="spellStart"/>
+      <w:r>
+        <w:rPr>
+          <w:rFonts w:ascii="Times New Roman" w:eastAsia="Times New Roman" w:hAnsi="Times New Roman" w:cs="Times New Roman"/>
+          <w:sz w:val="20"/>
+        </w:rPr>
+        <w:t>i</w:t>
+      </w:r>
+      <w:proofErr w:type="spellEnd"/>
+      <w:r>
+        <w:rPr>
+          <w:rFonts w:ascii="Times New Roman" w:eastAsia="Times New Roman" w:hAnsi="Times New Roman" w:cs="Times New Roman"/>
+          <w:sz w:val="20"/>
+        </w:rPr>
+        <w:t xml:space="preserve"> </w:t>
+      </w:r>
+      <w:proofErr w:type="spellStart"/>
+      <w:r>
+        <w:rPr>
+          <w:rFonts w:ascii="Times New Roman" w:eastAsia="Times New Roman" w:hAnsi="Times New Roman" w:cs="Times New Roman"/>
+          <w:sz w:val="20"/>
+        </w:rPr>
+        <w:t>povezan</w:t>
+      </w:r>
+      <w:proofErr w:type="spellEnd"/>
+      <w:r>
+        <w:rPr>
+          <w:rFonts w:ascii="Times New Roman" w:eastAsia="Times New Roman" w:hAnsi="Times New Roman" w:cs="Times New Roman"/>
+          <w:sz w:val="20"/>
+        </w:rPr>
+        <w:t xml:space="preserve"> </w:t>
+      </w:r>
+      <w:proofErr w:type="spellStart"/>
+      <w:r>
+        <w:rPr>
+          <w:rFonts w:ascii="Times New Roman" w:eastAsia="Times New Roman" w:hAnsi="Times New Roman" w:cs="Times New Roman"/>
+          <w:sz w:val="20"/>
+        </w:rPr>
+        <w:t>sa</w:t>
+      </w:r>
+      <w:proofErr w:type="spellEnd"/>
+      <w:r>
+        <w:rPr>
+          <w:rFonts w:ascii="Times New Roman" w:eastAsia="Times New Roman" w:hAnsi="Times New Roman" w:cs="Times New Roman"/>
+          <w:sz w:val="20"/>
+        </w:rPr>
+        <w:t xml:space="preserve"> </w:t>
+      </w:r>
+      <w:proofErr w:type="spellStart"/>
+      <w:r>
+        <w:rPr>
+          <w:rFonts w:ascii="Times New Roman" w:eastAsia="Times New Roman" w:hAnsi="Times New Roman" w:cs="Times New Roman"/>
+          <w:sz w:val="20"/>
+        </w:rPr>
+        <w:t>bazom</w:t>
+      </w:r>
+      <w:proofErr w:type="spellEnd"/>
+      <w:r>
+        <w:rPr>
+          <w:rFonts w:ascii="Times New Roman" w:eastAsia="Times New Roman" w:hAnsi="Times New Roman" w:cs="Times New Roman"/>
+          <w:sz w:val="20"/>
+        </w:rPr>
+        <w:t xml:space="preserve"> </w:t>
+      </w:r>
+      <w:proofErr w:type="spellStart"/>
+      <w:r>
+        <w:rPr>
+          <w:rFonts w:ascii="Times New Roman" w:eastAsia="Times New Roman" w:hAnsi="Times New Roman" w:cs="Times New Roman"/>
+          <w:sz w:val="20"/>
+        </w:rPr>
+        <w:t>podataka</w:t>
+      </w:r>
+      <w:proofErr w:type="spellEnd"/>
+      <w:r>
+        <w:rPr>
+          <w:rFonts w:ascii="Times New Roman" w:eastAsia="Times New Roman" w:hAnsi="Times New Roman" w:cs="Times New Roman"/>
+          <w:sz w:val="20"/>
+        </w:rPr>
+        <w:t xml:space="preserve"> </w:t>
+      </w:r>
+      <w:proofErr w:type="spellStart"/>
+      <w:r>
+        <w:rPr>
+          <w:rFonts w:ascii="Times New Roman" w:eastAsia="Times New Roman" w:hAnsi="Times New Roman" w:cs="Times New Roman"/>
+          <w:sz w:val="20"/>
+        </w:rPr>
+        <w:t>korisnika</w:t>
+      </w:r>
+      <w:proofErr w:type="spellEnd"/>
     </w:p>
     <w:p>
       <w:pPr>
@@ -3939,10 +9308,12 @@
         <w:ind w:left="705" w:hanging="720"/>
       </w:pPr>
       <w:bookmarkStart w:id="11" w:name="_Toc205762438"/>
+      <w:proofErr w:type="spellStart"/>
       <w:r>
         <w:t>Posledice</w:t>
       </w:r>
       <w:bookmarkEnd w:id="11"/>
+      <w:proofErr w:type="spellEnd"/>
       <w:r>
         <w:t xml:space="preserve"> </w:t>
       </w:r>
@@ -3961,12 +9332,133 @@
           <w:sz w:val="20"/>
         </w:rPr>
       </w:pPr>
-      <w:r>
-        <w:rPr>
-          <w:rFonts w:ascii="Times New Roman" w:eastAsia="Times New Roman" w:hAnsi="Times New Roman" w:cs="Times New Roman"/>
-          <w:sz w:val="20"/>
-        </w:rPr>
-        <w:t>Prikazuju se relevantne informacije o izložbama na osnovu izbora korisnika.</w:t>
+      <w:proofErr w:type="spellStart"/>
+      <w:r>
+        <w:rPr>
+          <w:rFonts w:ascii="Times New Roman" w:eastAsia="Times New Roman" w:hAnsi="Times New Roman" w:cs="Times New Roman"/>
+          <w:sz w:val="20"/>
+        </w:rPr>
+        <w:t>Prikazuju</w:t>
+      </w:r>
+      <w:proofErr w:type="spellEnd"/>
+      <w:r>
+        <w:rPr>
+          <w:rFonts w:ascii="Times New Roman" w:eastAsia="Times New Roman" w:hAnsi="Times New Roman" w:cs="Times New Roman"/>
+          <w:sz w:val="20"/>
+        </w:rPr>
+        <w:t xml:space="preserve"> se </w:t>
+      </w:r>
+      <w:proofErr w:type="spellStart"/>
+      <w:r>
+        <w:rPr>
+          <w:rFonts w:ascii="Times New Roman" w:eastAsia="Times New Roman" w:hAnsi="Times New Roman" w:cs="Times New Roman"/>
+          <w:sz w:val="20"/>
+        </w:rPr>
+        <w:t>relevantne</w:t>
+      </w:r>
+      <w:proofErr w:type="spellEnd"/>
+      <w:r>
+        <w:rPr>
+          <w:rFonts w:ascii="Times New Roman" w:eastAsia="Times New Roman" w:hAnsi="Times New Roman" w:cs="Times New Roman"/>
+          <w:sz w:val="20"/>
+        </w:rPr>
+        <w:t xml:space="preserve"> </w:t>
+      </w:r>
+      <w:proofErr w:type="spellStart"/>
+      <w:r>
+        <w:rPr>
+          <w:rFonts w:ascii="Times New Roman" w:eastAsia="Times New Roman" w:hAnsi="Times New Roman" w:cs="Times New Roman"/>
+          <w:sz w:val="20"/>
+        </w:rPr>
+        <w:t>informacije</w:t>
+      </w:r>
+      <w:proofErr w:type="spellEnd"/>
+      <w:r>
+        <w:rPr>
+          <w:rFonts w:ascii="Times New Roman" w:eastAsia="Times New Roman" w:hAnsi="Times New Roman" w:cs="Times New Roman"/>
+          <w:sz w:val="20"/>
+        </w:rPr>
+        <w:t xml:space="preserve"> o </w:t>
+      </w:r>
+      <w:proofErr w:type="spellStart"/>
+      <w:r>
+        <w:rPr>
+          <w:rFonts w:ascii="Times New Roman" w:eastAsia="Times New Roman" w:hAnsi="Times New Roman" w:cs="Times New Roman"/>
+          <w:sz w:val="20"/>
+        </w:rPr>
+        <w:t>izložbama</w:t>
+      </w:r>
+      <w:proofErr w:type="spellEnd"/>
+      <w:r>
+        <w:rPr>
+          <w:rFonts w:ascii="Times New Roman" w:eastAsia="Times New Roman" w:hAnsi="Times New Roman" w:cs="Times New Roman"/>
+          <w:sz w:val="20"/>
+        </w:rPr>
+        <w:t xml:space="preserve"> </w:t>
+      </w:r>
+      <w:proofErr w:type="spellStart"/>
+      <w:r>
+        <w:rPr>
+          <w:rFonts w:ascii="Times New Roman" w:eastAsia="Times New Roman" w:hAnsi="Times New Roman" w:cs="Times New Roman"/>
+          <w:sz w:val="20"/>
+        </w:rPr>
+        <w:t>na</w:t>
+      </w:r>
+      <w:proofErr w:type="spellEnd"/>
+      <w:r>
+        <w:rPr>
+          <w:rFonts w:ascii="Times New Roman" w:eastAsia="Times New Roman" w:hAnsi="Times New Roman" w:cs="Times New Roman"/>
+          <w:sz w:val="20"/>
+        </w:rPr>
+        <w:t xml:space="preserve"> </w:t>
+      </w:r>
+      <w:proofErr w:type="spellStart"/>
+      <w:r>
+        <w:rPr>
+          <w:rFonts w:ascii="Times New Roman" w:eastAsia="Times New Roman" w:hAnsi="Times New Roman" w:cs="Times New Roman"/>
+          <w:sz w:val="20"/>
+        </w:rPr>
+        <w:t>osnovu</w:t>
+      </w:r>
+      <w:proofErr w:type="spellEnd"/>
+      <w:r>
+        <w:rPr>
+          <w:rFonts w:ascii="Times New Roman" w:eastAsia="Times New Roman" w:hAnsi="Times New Roman" w:cs="Times New Roman"/>
+          <w:sz w:val="20"/>
+        </w:rPr>
+        <w:t xml:space="preserve"> </w:t>
+      </w:r>
+      <w:proofErr w:type="spellStart"/>
+      <w:r>
+        <w:rPr>
+          <w:rFonts w:ascii="Times New Roman" w:eastAsia="Times New Roman" w:hAnsi="Times New Roman" w:cs="Times New Roman"/>
+          <w:sz w:val="20"/>
+        </w:rPr>
+        <w:t>izbora</w:t>
+      </w:r>
+      <w:proofErr w:type="spellEnd"/>
+      <w:r>
+        <w:rPr>
+          <w:rFonts w:ascii="Times New Roman" w:eastAsia="Times New Roman" w:hAnsi="Times New Roman" w:cs="Times New Roman"/>
+          <w:sz w:val="20"/>
+        </w:rPr>
+        <w:t xml:space="preserve"> </w:t>
+      </w:r>
+      <w:proofErr w:type="spellStart"/>
+      <w:r>
+        <w:rPr>
+          <w:rFonts w:ascii="Times New Roman" w:eastAsia="Times New Roman" w:hAnsi="Times New Roman" w:cs="Times New Roman"/>
+          <w:sz w:val="20"/>
+        </w:rPr>
+        <w:t>korisnika</w:t>
+      </w:r>
+      <w:proofErr w:type="spellEnd"/>
+      <w:r>
+        <w:rPr>
+          <w:rFonts w:ascii="Times New Roman" w:eastAsia="Times New Roman" w:hAnsi="Times New Roman" w:cs="Times New Roman"/>
+          <w:sz w:val="20"/>
+        </w:rPr>
+        <w:t>.</w:t>
       </w:r>
     </w:p>
     <w:p>
@@ -3983,21 +9475,110 @@
           <w:sz w:val="20"/>
         </w:rPr>
       </w:pPr>
-      <w:r>
-        <w:rPr>
-          <w:rFonts w:ascii="Times New Roman" w:eastAsia="Times New Roman" w:hAnsi="Times New Roman" w:cs="Times New Roman"/>
-          <w:sz w:val="20"/>
-        </w:rPr>
-        <w:t>Korisniku je omogućeno da dobije detaljniji uvid u izložbu,</w:t>
+      <w:proofErr w:type="spellStart"/>
+      <w:r>
+        <w:rPr>
+          <w:rFonts w:ascii="Times New Roman" w:eastAsia="Times New Roman" w:hAnsi="Times New Roman" w:cs="Times New Roman"/>
+          <w:sz w:val="20"/>
+        </w:rPr>
+        <w:t>Korisniku</w:t>
+      </w:r>
+      <w:proofErr w:type="spellEnd"/>
+      <w:r>
+        <w:rPr>
+          <w:rFonts w:ascii="Times New Roman" w:eastAsia="Times New Roman" w:hAnsi="Times New Roman" w:cs="Times New Roman"/>
+          <w:sz w:val="20"/>
+        </w:rPr>
+        <w:t xml:space="preserve"> je </w:t>
+      </w:r>
+      <w:proofErr w:type="spellStart"/>
+      <w:r>
+        <w:rPr>
+          <w:rFonts w:ascii="Times New Roman" w:eastAsia="Times New Roman" w:hAnsi="Times New Roman" w:cs="Times New Roman"/>
+          <w:sz w:val="20"/>
+        </w:rPr>
+        <w:t>omogućeno</w:t>
+      </w:r>
+      <w:proofErr w:type="spellEnd"/>
+      <w:r>
+        <w:rPr>
+          <w:rFonts w:ascii="Times New Roman" w:eastAsia="Times New Roman" w:hAnsi="Times New Roman" w:cs="Times New Roman"/>
+          <w:sz w:val="20"/>
+        </w:rPr>
+        <w:t xml:space="preserve"> da </w:t>
+      </w:r>
+      <w:proofErr w:type="spellStart"/>
+      <w:r>
+        <w:rPr>
+          <w:rFonts w:ascii="Times New Roman" w:eastAsia="Times New Roman" w:hAnsi="Times New Roman" w:cs="Times New Roman"/>
+          <w:sz w:val="20"/>
+        </w:rPr>
+        <w:t>dobije</w:t>
+      </w:r>
+      <w:proofErr w:type="spellEnd"/>
+      <w:r>
+        <w:rPr>
+          <w:rFonts w:ascii="Times New Roman" w:eastAsia="Times New Roman" w:hAnsi="Times New Roman" w:cs="Times New Roman"/>
+          <w:sz w:val="20"/>
+        </w:rPr>
+        <w:t xml:space="preserve"> </w:t>
+      </w:r>
+      <w:proofErr w:type="spellStart"/>
+      <w:r>
+        <w:rPr>
+          <w:rFonts w:ascii="Times New Roman" w:eastAsia="Times New Roman" w:hAnsi="Times New Roman" w:cs="Times New Roman"/>
+          <w:sz w:val="20"/>
+        </w:rPr>
+        <w:t>detaljniji</w:t>
+      </w:r>
+      <w:proofErr w:type="spellEnd"/>
+      <w:r>
+        <w:rPr>
+          <w:rFonts w:ascii="Times New Roman" w:eastAsia="Times New Roman" w:hAnsi="Times New Roman" w:cs="Times New Roman"/>
+          <w:sz w:val="20"/>
+        </w:rPr>
+        <w:t xml:space="preserve"> </w:t>
+      </w:r>
+      <w:proofErr w:type="spellStart"/>
+      <w:r>
+        <w:rPr>
+          <w:rFonts w:ascii="Times New Roman" w:eastAsia="Times New Roman" w:hAnsi="Times New Roman" w:cs="Times New Roman"/>
+          <w:sz w:val="20"/>
+        </w:rPr>
+        <w:t>uvid</w:t>
+      </w:r>
+      <w:proofErr w:type="spellEnd"/>
+      <w:r>
+        <w:rPr>
+          <w:rFonts w:ascii="Times New Roman" w:eastAsia="Times New Roman" w:hAnsi="Times New Roman" w:cs="Times New Roman"/>
+          <w:sz w:val="20"/>
+        </w:rPr>
+        <w:t xml:space="preserve"> u </w:t>
+      </w:r>
+      <w:proofErr w:type="spellStart"/>
+      <w:r>
+        <w:rPr>
+          <w:rFonts w:ascii="Times New Roman" w:eastAsia="Times New Roman" w:hAnsi="Times New Roman" w:cs="Times New Roman"/>
+          <w:sz w:val="20"/>
+        </w:rPr>
+        <w:t>izložbu</w:t>
+      </w:r>
+      <w:proofErr w:type="spellEnd"/>
+      <w:r>
+        <w:rPr>
+          <w:rFonts w:ascii="Times New Roman" w:eastAsia="Times New Roman" w:hAnsi="Times New Roman" w:cs="Times New Roman"/>
+          <w:sz w:val="20"/>
+        </w:rPr>
+        <w:t>,</w:t>
       </w:r>
     </w:p>
     <w:sectPr>
-      <w:headerReference w:type="even" r:id="rId13"/>
-      <w:headerReference w:type="default" r:id="rId14"/>
-      <w:footerReference w:type="even" r:id="rId15"/>
-      <w:footerReference w:type="default" r:id="rId16"/>
-      <w:headerReference w:type="first" r:id="rId17"/>
-      <w:footerReference w:type="first" r:id="rId18"/>
+      <w:headerReference w:type="even" r:id="rId7"/>
+      <w:headerReference w:type="default" r:id="rId8"/>
+      <w:footerReference w:type="even" r:id="rId9"/>
+      <w:footerReference w:type="default" r:id="rId10"/>
+      <w:headerReference w:type="first" r:id="rId11"/>
+      <w:footerReference w:type="first" r:id="rId12"/>
       <w:pgSz w:w="12240" w:h="15840"/>
       <w:pgMar w:top="1440" w:right="539" w:bottom="1650" w:left="1797" w:header="720" w:footer="720" w:gutter="0"/>
       <w:cols w:space="720"/>
@@ -4034,24 +9615,6 @@
 
 <file path=word/footer1.xml><?xml version="1.0" encoding="utf-8"?>
 <w:ftr xmlns:wpc="http://schemas.microsoft.com/office/word/2010/wordprocessingCanvas" xmlns:cx="http://schemas.microsoft.com/office/drawing/2014/chartex" xmlns:cx1="http://schemas.microsoft.com/office/drawing/2015/9/8/chartex" xmlns:cx2="http://schemas.microsoft.com/office/drawing/2015/10/21/chartex" xmlns:cx3="http://schemas.microsoft.com/office/drawing/2016/5/9/chartex" xmlns:cx4="http://schemas.microsoft.com/office/drawing/2016/5/10/chartex" xmlns:cx5="http://schemas.microsoft.com/office/drawing/2016/5/11/chartex" xmlns:cx6="http://schemas.microsoft.com/office/drawing/2016/5/12/chartex" xmlns:cx7="http://schemas.microsoft.com/office/drawing/2016/5/13/chartex" xmlns:cx8="http://schemas.microsoft.com/office/drawing/2016/5/14/chartex" xmlns:mc="http://schemas.openxmlformats.org/markup-compatibility/2006" xmlns:aink="http://schemas.microsoft.com/office/drawing/2016/ink" xmlns:am3d="http://schemas.microsoft.com/office/drawing/2017/model3d" xmlns:o="urn:schemas-microsoft-com:office:office" xmlns:oel="http://schemas.microsoft.com/office/2019/extlst" xmlns:r="http://schemas.openxmlformats.org/officeDocument/2006/relationships" xmlns:m="http://schemas.openxmlformats.org/officeDocument/2006/math" xmlns:v="urn:schemas-microsoft-com:vml" xmlns:wp14="http://schemas.microsoft.com/office/word/2010/wordprocessingDrawing" xmlns:wp="http://schemas.openxmlformats.org/drawingml/2006/wordprocessingDrawing" xmlns:w10="urn:schemas-microsoft-com:office:word" xmlns:w="http://schemas.openxmlformats.org/wordprocessingml/2006/main" xmlns:w14="http://schemas.microsoft.com/office/word/2010/wordml" xmlns:w15="http://schemas.microsoft.com/office/word/2012/wordml" xmlns:w16cex="http://schemas.microsoft.com/office/word/2018/wordml/cex" xmlns:w16cid="http://schemas.microsoft.com/office/word/2016/wordml/cid" xmlns:w16="http://schemas.microsoft.com/office/word/2018/wordml" xmlns:w16du="http://schemas.microsoft.com/office/word/2023/wordml/word16du" xmlns:w16sdtdh="http://schemas.microsoft.com/office/word/2020/wordml/sdtdatahash" xmlns:w16sdtfl="http://schemas.microsoft.com/office/word/2024/wordml/sdtformatlock" xmlns:w16se="http://schemas.microsoft.com/office/word/2015/wordml/symex" xmlns:wpg="http://schemas.microsoft.com/office/word/2010/wordprocessingGroup" xmlns:wpi="http://schemas.microsoft.com/office/word/2010/wordprocessingInk" xmlns:wne="http://schemas.microsoft.com/office/word/2006/wordml" xmlns:wps="http://schemas.microsoft.com/office/word/2010/wordprocessingShape" mc:Ignorable="w14 w15 w16se w16cid w16 w16cex w16sdtdh w16sdtfl w16du wp14">
-  <w:p/>
-</w:ftr>
-</file>
-
-<file path=word/footer2.xml><?xml version="1.0" encoding="utf-8"?>
-<w:ftr xmlns:wpc="http://schemas.microsoft.com/office/word/2010/wordprocessingCanvas" xmlns:cx="http://schemas.microsoft.com/office/drawing/2014/chartex" xmlns:cx1="http://schemas.microsoft.com/office/drawing/2015/9/8/chartex" xmlns:cx2="http://schemas.microsoft.com/office/drawing/2015/10/21/chartex" xmlns:cx3="http://schemas.microsoft.com/office/drawing/2016/5/9/chartex" xmlns:cx4="http://schemas.microsoft.com/office/drawing/2016/5/10/chartex" xmlns:cx5="http://schemas.microsoft.com/office/drawing/2016/5/11/chartex" xmlns:cx6="http://schemas.microsoft.com/office/drawing/2016/5/12/chartex" xmlns:cx7="http://schemas.microsoft.com/office/drawing/2016/5/13/chartex" xmlns:cx8="http://schemas.microsoft.com/office/drawing/2016/5/14/chartex" xmlns:mc="http://schemas.openxmlformats.org/markup-compatibility/2006" xmlns:aink="http://schemas.microsoft.com/office/drawing/2016/ink" xmlns:am3d="http://schemas.microsoft.com/office/drawing/2017/model3d" xmlns:o="urn:schemas-microsoft-com:office:office" xmlns:oel="http://schemas.microsoft.com/office/2019/extlst" xmlns:r="http://schemas.openxmlformats.org/officeDocument/2006/relationships" xmlns:m="http://schemas.openxmlformats.org/officeDocument/2006/math" xmlns:v="urn:schemas-microsoft-com:vml" xmlns:wp14="http://schemas.microsoft.com/office/word/2010/wordprocessingDrawing" xmlns:wp="http://schemas.openxmlformats.org/drawingml/2006/wordprocessingDrawing" xmlns:w10="urn:schemas-microsoft-com:office:word" xmlns:w="http://schemas.openxmlformats.org/wordprocessingml/2006/main" xmlns:w14="http://schemas.microsoft.com/office/word/2010/wordml" xmlns:w15="http://schemas.microsoft.com/office/word/2012/wordml" xmlns:w16cex="http://schemas.microsoft.com/office/word/2018/wordml/cex" xmlns:w16cid="http://schemas.microsoft.com/office/word/2016/wordml/cid" xmlns:w16="http://schemas.microsoft.com/office/word/2018/wordml" xmlns:w16du="http://schemas.microsoft.com/office/word/2023/wordml/word16du" xmlns:w16sdtdh="http://schemas.microsoft.com/office/word/2020/wordml/sdtdatahash" xmlns:w16sdtfl="http://schemas.microsoft.com/office/word/2024/wordml/sdtformatlock" xmlns:w16se="http://schemas.microsoft.com/office/word/2015/wordml/symex" xmlns:wpg="http://schemas.microsoft.com/office/word/2010/wordprocessingGroup" xmlns:wpi="http://schemas.microsoft.com/office/word/2010/wordprocessingInk" xmlns:wne="http://schemas.microsoft.com/office/word/2006/wordml" xmlns:wps="http://schemas.microsoft.com/office/word/2010/wordprocessingShape" mc:Ignorable="w14 w15 w16se w16cid w16 w16cex w16sdtdh w16sdtfl w16du wp14">
-  <w:p/>
-</w:ftr>
-</file>
-
-<file path=word/footer3.xml><?xml version="1.0" encoding="utf-8"?>
-<w:ftr xmlns:wpc="http://schemas.microsoft.com/office/word/2010/wordprocessingCanvas" xmlns:cx="http://schemas.microsoft.com/office/drawing/2014/chartex" xmlns:cx1="http://schemas.microsoft.com/office/drawing/2015/9/8/chartex" xmlns:cx2="http://schemas.microsoft.com/office/drawing/2015/10/21/chartex" xmlns:cx3="http://schemas.microsoft.com/office/drawing/2016/5/9/chartex" xmlns:cx4="http://schemas.microsoft.com/office/drawing/2016/5/10/chartex" xmlns:cx5="http://schemas.microsoft.com/office/drawing/2016/5/11/chartex" xmlns:cx6="http://schemas.microsoft.com/office/drawing/2016/5/12/chartex" xmlns:cx7="http://schemas.microsoft.com/office/drawing/2016/5/13/chartex" xmlns:cx8="http://schemas.microsoft.com/office/drawing/2016/5/14/chartex" xmlns:mc="http://schemas.openxmlformats.org/markup-compatibility/2006" xmlns:aink="http://schemas.microsoft.com/office/drawing/2016/ink" xmlns:am3d="http://schemas.microsoft.com/office/drawing/2017/model3d" xmlns:o="urn:schemas-microsoft-com:office:office" xmlns:oel="http://schemas.microsoft.com/office/2019/extlst" xmlns:r="http://schemas.openxmlformats.org/officeDocument/2006/relationships" xmlns:m="http://schemas.openxmlformats.org/officeDocument/2006/math" xmlns:v="urn:schemas-microsoft-com:vml" xmlns:wp14="http://schemas.microsoft.com/office/word/2010/wordprocessingDrawing" xmlns:wp="http://schemas.openxmlformats.org/drawingml/2006/wordprocessingDrawing" xmlns:w10="urn:schemas-microsoft-com:office:word" xmlns:w="http://schemas.openxmlformats.org/wordprocessingml/2006/main" xmlns:w14="http://schemas.microsoft.com/office/word/2010/wordml" xmlns:w15="http://schemas.microsoft.com/office/word/2012/wordml" xmlns:w16cex="http://schemas.microsoft.com/office/word/2018/wordml/cex" xmlns:w16cid="http://schemas.microsoft.com/office/word/2016/wordml/cid" xmlns:w16="http://schemas.microsoft.com/office/word/2018/wordml" xmlns:w16du="http://schemas.microsoft.com/office/word/2023/wordml/word16du" xmlns:w16sdtdh="http://schemas.microsoft.com/office/word/2020/wordml/sdtdatahash" xmlns:w16sdtfl="http://schemas.microsoft.com/office/word/2024/wordml/sdtformatlock" xmlns:w16se="http://schemas.microsoft.com/office/word/2015/wordml/symex" xmlns:wpg="http://schemas.microsoft.com/office/word/2010/wordprocessingGroup" xmlns:wpi="http://schemas.microsoft.com/office/word/2010/wordprocessingInk" xmlns:wne="http://schemas.microsoft.com/office/word/2006/wordml" xmlns:wps="http://schemas.microsoft.com/office/word/2010/wordprocessingShape" mc:Ignorable="w14 w15 w16se w16cid w16 w16cex w16sdtdh w16sdtfl w16du wp14">
-  <w:p/>
-</w:ftr>
-</file>
-
-<file path=word/footer4.xml><?xml version="1.0" encoding="utf-8"?>
-<w:ftr xmlns:wpc="http://schemas.microsoft.com/office/word/2010/wordprocessingCanvas" xmlns:cx="http://schemas.microsoft.com/office/drawing/2014/chartex" xmlns:cx1="http://schemas.microsoft.com/office/drawing/2015/9/8/chartex" xmlns:cx2="http://schemas.microsoft.com/office/drawing/2015/10/21/chartex" xmlns:cx3="http://schemas.microsoft.com/office/drawing/2016/5/9/chartex" xmlns:cx4="http://schemas.microsoft.com/office/drawing/2016/5/10/chartex" xmlns:cx5="http://schemas.microsoft.com/office/drawing/2016/5/11/chartex" xmlns:cx6="http://schemas.microsoft.com/office/drawing/2016/5/12/chartex" xmlns:cx7="http://schemas.microsoft.com/office/drawing/2016/5/13/chartex" xmlns:cx8="http://schemas.microsoft.com/office/drawing/2016/5/14/chartex" xmlns:mc="http://schemas.openxmlformats.org/markup-compatibility/2006" xmlns:aink="http://schemas.microsoft.com/office/drawing/2016/ink" xmlns:am3d="http://schemas.microsoft.com/office/drawing/2017/model3d" xmlns:o="urn:schemas-microsoft-com:office:office" xmlns:oel="http://schemas.microsoft.com/office/2019/extlst" xmlns:r="http://schemas.openxmlformats.org/officeDocument/2006/relationships" xmlns:m="http://schemas.openxmlformats.org/officeDocument/2006/math" xmlns:v="urn:schemas-microsoft-com:vml" xmlns:wp14="http://schemas.microsoft.com/office/word/2010/wordprocessingDrawing" xmlns:wp="http://schemas.openxmlformats.org/drawingml/2006/wordprocessingDrawing" xmlns:w10="urn:schemas-microsoft-com:office:word" xmlns:w="http://schemas.openxmlformats.org/wordprocessingml/2006/main" xmlns:w14="http://schemas.microsoft.com/office/word/2010/wordml" xmlns:w15="http://schemas.microsoft.com/office/word/2012/wordml" xmlns:w16cex="http://schemas.microsoft.com/office/word/2018/wordml/cex" xmlns:w16cid="http://schemas.microsoft.com/office/word/2016/wordml/cid" xmlns:w16="http://schemas.microsoft.com/office/word/2018/wordml" xmlns:w16du="http://schemas.microsoft.com/office/word/2023/wordml/word16du" xmlns:w16sdtdh="http://schemas.microsoft.com/office/word/2020/wordml/sdtdatahash" xmlns:w16sdtfl="http://schemas.microsoft.com/office/word/2024/wordml/sdtformatlock" xmlns:w16se="http://schemas.microsoft.com/office/word/2015/wordml/symex" xmlns:wpg="http://schemas.microsoft.com/office/word/2010/wordprocessingGroup" xmlns:wpi="http://schemas.microsoft.com/office/word/2010/wordprocessingInk" xmlns:wne="http://schemas.microsoft.com/office/word/2006/wordml" xmlns:wps="http://schemas.microsoft.com/office/word/2010/wordprocessingShape" mc:Ignorable="w14 w15 w16se w16cid w16 w16cex w16sdtdh w16sdtfl w16du wp14">
   <w:p>
     <w:pPr>
       <w:tabs>
@@ -4116,7 +9679,7 @@
 </w:ftr>
 </file>
 
-<file path=word/footer5.xml><?xml version="1.0" encoding="utf-8"?>
+<file path=word/footer2.xml><?xml version="1.0" encoding="utf-8"?>
 <w:ftr xmlns:wpc="http://schemas.microsoft.com/office/word/2010/wordprocessingCanvas" xmlns:cx="http://schemas.microsoft.com/office/drawing/2014/chartex" xmlns:cx1="http://schemas.microsoft.com/office/drawing/2015/9/8/chartex" xmlns:cx2="http://schemas.microsoft.com/office/drawing/2015/10/21/chartex" xmlns:cx3="http://schemas.microsoft.com/office/drawing/2016/5/9/chartex" xmlns:cx4="http://schemas.microsoft.com/office/drawing/2016/5/10/chartex" xmlns:cx5="http://schemas.microsoft.com/office/drawing/2016/5/11/chartex" xmlns:cx6="http://schemas.microsoft.com/office/drawing/2016/5/12/chartex" xmlns:cx7="http://schemas.microsoft.com/office/drawing/2016/5/13/chartex" xmlns:cx8="http://schemas.microsoft.com/office/drawing/2016/5/14/chartex" xmlns:mc="http://schemas.openxmlformats.org/markup-compatibility/2006" xmlns:aink="http://schemas.microsoft.com/office/drawing/2016/ink" xmlns:am3d="http://schemas.microsoft.com/office/drawing/2017/model3d" xmlns:o="urn:schemas-microsoft-com:office:office" xmlns:oel="http://schemas.microsoft.com/office/2019/extlst" xmlns:r="http://schemas.openxmlformats.org/officeDocument/2006/relationships" xmlns:m="http://schemas.openxmlformats.org/officeDocument/2006/math" xmlns:v="urn:schemas-microsoft-com:vml" xmlns:wp14="http://schemas.microsoft.com/office/word/2010/wordprocessingDrawing" xmlns:wp="http://schemas.openxmlformats.org/drawingml/2006/wordprocessingDrawing" xmlns:w10="urn:schemas-microsoft-com:office:word" xmlns:w="http://schemas.openxmlformats.org/wordprocessingml/2006/main" xmlns:w14="http://schemas.microsoft.com/office/word/2010/wordml" xmlns:w15="http://schemas.microsoft.com/office/word/2012/wordml" xmlns:w16cex="http://schemas.microsoft.com/office/word/2018/wordml/cex" xmlns:w16cid="http://schemas.microsoft.com/office/word/2016/wordml/cid" xmlns:w16="http://schemas.microsoft.com/office/word/2018/wordml" xmlns:w16du="http://schemas.microsoft.com/office/word/2023/wordml/word16du" xmlns:w16sdtdh="http://schemas.microsoft.com/office/word/2020/wordml/sdtdatahash" xmlns:w16sdtfl="http://schemas.microsoft.com/office/word/2024/wordml/sdtformatlock" xmlns:w16se="http://schemas.microsoft.com/office/word/2015/wordml/symex" xmlns:wpg="http://schemas.microsoft.com/office/word/2010/wordprocessingGroup" xmlns:wpi="http://schemas.microsoft.com/office/word/2010/wordprocessingInk" xmlns:wne="http://schemas.microsoft.com/office/word/2006/wordml" xmlns:wps="http://schemas.microsoft.com/office/word/2010/wordprocessingShape" mc:Ignorable="w14 w15 w16se w16cid w16 w16cex w16sdtdh w16sdtfl w16du wp14">
   <w:p>
     <w:pPr>
@@ -4182,7 +9745,7 @@
 </w:ftr>
 </file>
 
-<file path=word/footer6.xml><?xml version="1.0" encoding="utf-8"?>
+<file path=word/footer3.xml><?xml version="1.0" encoding="utf-8"?>
 <w:ftr xmlns:wpc="http://schemas.microsoft.com/office/word/2010/wordprocessingCanvas" xmlns:cx="http://schemas.microsoft.com/office/drawing/2014/chartex" xmlns:cx1="http://schemas.microsoft.com/office/drawing/2015/9/8/chartex" xmlns:cx2="http://schemas.microsoft.com/office/drawing/2015/10/21/chartex" xmlns:cx3="http://schemas.microsoft.com/office/drawing/2016/5/9/chartex" xmlns:cx4="http://schemas.microsoft.com/office/drawing/2016/5/10/chartex" xmlns:cx5="http://schemas.microsoft.com/office/drawing/2016/5/11/chartex" xmlns:cx6="http://schemas.microsoft.com/office/drawing/2016/5/12/chartex" xmlns:cx7="http://schemas.microsoft.com/office/drawing/2016/5/13/chartex" xmlns:cx8="http://schemas.microsoft.com/office/drawing/2016/5/14/chartex" xmlns:mc="http://schemas.openxmlformats.org/markup-compatibility/2006" xmlns:aink="http://schemas.microsoft.com/office/drawing/2016/ink" xmlns:am3d="http://schemas.microsoft.com/office/drawing/2017/model3d" xmlns:o="urn:schemas-microsoft-com:office:office" xmlns:oel="http://schemas.microsoft.com/office/2019/extlst" xmlns:r="http://schemas.openxmlformats.org/officeDocument/2006/relationships" xmlns:m="http://schemas.openxmlformats.org/officeDocument/2006/math" xmlns:v="urn:schemas-microsoft-com:vml" xmlns:wp14="http://schemas.microsoft.com/office/word/2010/wordprocessingDrawing" xmlns:wp="http://schemas.openxmlformats.org/drawingml/2006/wordprocessingDrawing" xmlns:w10="urn:schemas-microsoft-com:office:word" xmlns:w="http://schemas.openxmlformats.org/wordprocessingml/2006/main" xmlns:w14="http://schemas.microsoft.com/office/word/2010/wordml" xmlns:w15="http://schemas.microsoft.com/office/word/2012/wordml" xmlns:w16cex="http://schemas.microsoft.com/office/word/2018/wordml/cex" xmlns:w16cid="http://schemas.microsoft.com/office/word/2016/wordml/cid" xmlns:w16="http://schemas.microsoft.com/office/word/2018/wordml" xmlns:w16du="http://schemas.microsoft.com/office/word/2023/wordml/word16du" xmlns:w16sdtdh="http://schemas.microsoft.com/office/word/2020/wordml/sdtdatahash" xmlns:w16sdtfl="http://schemas.microsoft.com/office/word/2024/wordml/sdtformatlock" xmlns:w16se="http://schemas.microsoft.com/office/word/2015/wordml/symex" xmlns:wpg="http://schemas.microsoft.com/office/word/2010/wordprocessingGroup" xmlns:wpi="http://schemas.microsoft.com/office/word/2010/wordprocessingInk" xmlns:wne="http://schemas.microsoft.com/office/word/2006/wordml" xmlns:wps="http://schemas.microsoft.com/office/word/2010/wordprocessingShape" mc:Ignorable="w14 w15 w16se w16cid w16 w16cex w16sdtdh w16sdtfl w16du wp14">
   <w:p/>
 </w:ftr>
@@ -4214,24 +9777,6 @@
 </file>
 
 <file path=word/header1.xml><?xml version="1.0" encoding="utf-8"?>
-<w:hdr xmlns:wpc="http://schemas.microsoft.com/office/word/2010/wordprocessingCanvas" xmlns:cx="http://schemas.microsoft.com/office/drawing/2014/chartex" xmlns:cx1="http://schemas.microsoft.com/office/drawing/2015/9/8/chartex" xmlns:cx2="http://schemas.microsoft.com/office/drawing/2015/10/21/chartex" xmlns:cx3="http://schemas.microsoft.com/office/drawing/2016/5/9/chartex" xmlns:cx4="http://schemas.microsoft.com/office/drawing/2016/5/10/chartex" xmlns:cx5="http://schemas.microsoft.com/office/drawing/2016/5/11/chartex" xmlns:cx6="http://schemas.microsoft.com/office/drawing/2016/5/12/chartex" xmlns:cx7="http://schemas.microsoft.com/office/drawing/2016/5/13/chartex" xmlns:cx8="http://schemas.microsoft.com/office/drawing/2016/5/14/chartex" xmlns:mc="http://schemas.openxmlformats.org/markup-compatibility/2006" xmlns:aink="http://schemas.microsoft.com/office/drawing/2016/ink" xmlns:am3d="http://schemas.microsoft.com/office/drawing/2017/model3d" xmlns:o="urn:schemas-microsoft-com:office:office" xmlns:oel="http://schemas.microsoft.com/office/2019/extlst" xmlns:r="http://schemas.openxmlformats.org/officeDocument/2006/relationships" xmlns:m="http://schemas.openxmlformats.org/officeDocument/2006/math" xmlns:v="urn:schemas-microsoft-com:vml" xmlns:wp14="http://schemas.microsoft.com/office/word/2010/wordprocessingDrawing" xmlns:wp="http://schemas.openxmlformats.org/drawingml/2006/wordprocessingDrawing" xmlns:w10="urn:schemas-microsoft-com:office:word" xmlns:w="http://schemas.openxmlformats.org/wordprocessingml/2006/main" xmlns:w14="http://schemas.microsoft.com/office/word/2010/wordml" xmlns:w15="http://schemas.microsoft.com/office/word/2012/wordml" xmlns:w16cex="http://schemas.microsoft.com/office/word/2018/wordml/cex" xmlns:w16cid="http://schemas.microsoft.com/office/word/2016/wordml/cid" xmlns:w16="http://schemas.microsoft.com/office/word/2018/wordml" xmlns:w16du="http://schemas.microsoft.com/office/word/2023/wordml/word16du" xmlns:w16sdtdh="http://schemas.microsoft.com/office/word/2020/wordml/sdtdatahash" xmlns:w16sdtfl="http://schemas.microsoft.com/office/word/2024/wordml/sdtformatlock" xmlns:w16se="http://schemas.microsoft.com/office/word/2015/wordml/symex" xmlns:wpg="http://schemas.microsoft.com/office/word/2010/wordprocessingGroup" xmlns:wpi="http://schemas.microsoft.com/office/word/2010/wordprocessingInk" xmlns:wne="http://schemas.microsoft.com/office/word/2006/wordml" xmlns:wps="http://schemas.microsoft.com/office/word/2010/wordprocessingShape" mc:Ignorable="w14 w15 w16se w16cid w16 w16cex w16sdtdh w16sdtfl w16du wp14">
-  <w:p/>
-</w:hdr>
-</file>
-
-<file path=word/header2.xml><?xml version="1.0" encoding="utf-8"?>
-<w:hdr xmlns:wpc="http://schemas.microsoft.com/office/word/2010/wordprocessingCanvas" xmlns:cx="http://schemas.microsoft.com/office/drawing/2014/chartex" xmlns:cx1="http://schemas.microsoft.com/office/drawing/2015/9/8/chartex" xmlns:cx2="http://schemas.microsoft.com/office/drawing/2015/10/21/chartex" xmlns:cx3="http://schemas.microsoft.com/office/drawing/2016/5/9/chartex" xmlns:cx4="http://schemas.microsoft.com/office/drawing/2016/5/10/chartex" xmlns:cx5="http://schemas.microsoft.com/office/drawing/2016/5/11/chartex" xmlns:cx6="http://schemas.microsoft.com/office/drawing/2016/5/12/chartex" xmlns:cx7="http://schemas.microsoft.com/office/drawing/2016/5/13/chartex" xmlns:cx8="http://schemas.microsoft.com/office/drawing/2016/5/14/chartex" xmlns:mc="http://schemas.openxmlformats.org/markup-compatibility/2006" xmlns:aink="http://schemas.microsoft.com/office/drawing/2016/ink" xmlns:am3d="http://schemas.microsoft.com/office/drawing/2017/model3d" xmlns:o="urn:schemas-microsoft-com:office:office" xmlns:oel="http://schemas.microsoft.com/office/2019/extlst" xmlns:r="http://schemas.openxmlformats.org/officeDocument/2006/relationships" xmlns:m="http://schemas.openxmlformats.org/officeDocument/2006/math" xmlns:v="urn:schemas-microsoft-com:vml" xmlns:wp14="http://schemas.microsoft.com/office/word/2010/wordprocessingDrawing" xmlns:wp="http://schemas.openxmlformats.org/drawingml/2006/wordprocessingDrawing" xmlns:w10="urn:schemas-microsoft-com:office:word" xmlns:w="http://schemas.openxmlformats.org/wordprocessingml/2006/main" xmlns:w14="http://schemas.microsoft.com/office/word/2010/wordml" xmlns:w15="http://schemas.microsoft.com/office/word/2012/wordml" xmlns:w16cex="http://schemas.microsoft.com/office/word/2018/wordml/cex" xmlns:w16cid="http://schemas.microsoft.com/office/word/2016/wordml/cid" xmlns:w16="http://schemas.microsoft.com/office/word/2018/wordml" xmlns:w16du="http://schemas.microsoft.com/office/word/2023/wordml/word16du" xmlns:w16sdtdh="http://schemas.microsoft.com/office/word/2020/wordml/sdtdatahash" xmlns:w16sdtfl="http://schemas.microsoft.com/office/word/2024/wordml/sdtformatlock" xmlns:w16se="http://schemas.microsoft.com/office/word/2015/wordml/symex" xmlns:wpg="http://schemas.microsoft.com/office/word/2010/wordprocessingGroup" xmlns:wpi="http://schemas.microsoft.com/office/word/2010/wordprocessingInk" xmlns:wne="http://schemas.microsoft.com/office/word/2006/wordml" xmlns:wps="http://schemas.microsoft.com/office/word/2010/wordprocessingShape" mc:Ignorable="w14 w15 w16se w16cid w16 w16cex w16sdtdh w16sdtfl w16du wp14">
-  <w:p/>
-</w:hdr>
-</file>
-
-<file path=word/header3.xml><?xml version="1.0" encoding="utf-8"?>
-<w:hdr xmlns:wpc="http://schemas.microsoft.com/office/word/2010/wordprocessingCanvas" xmlns:cx="http://schemas.microsoft.com/office/drawing/2014/chartex" xmlns:cx1="http://schemas.microsoft.com/office/drawing/2015/9/8/chartex" xmlns:cx2="http://schemas.microsoft.com/office/drawing/2015/10/21/chartex" xmlns:cx3="http://schemas.microsoft.com/office/drawing/2016/5/9/chartex" xmlns:cx4="http://schemas.microsoft.com/office/drawing/2016/5/10/chartex" xmlns:cx5="http://schemas.microsoft.com/office/drawing/2016/5/11/chartex" xmlns:cx6="http://schemas.microsoft.com/office/drawing/2016/5/12/chartex" xmlns:cx7="http://schemas.microsoft.com/office/drawing/2016/5/13/chartex" xmlns:cx8="http://schemas.microsoft.com/office/drawing/2016/5/14/chartex" xmlns:mc="http://schemas.openxmlformats.org/markup-compatibility/2006" xmlns:aink="http://schemas.microsoft.com/office/drawing/2016/ink" xmlns:am3d="http://schemas.microsoft.com/office/drawing/2017/model3d" xmlns:o="urn:schemas-microsoft-com:office:office" xmlns:oel="http://schemas.microsoft.com/office/2019/extlst" xmlns:r="http://schemas.openxmlformats.org/officeDocument/2006/relationships" xmlns:m="http://schemas.openxmlformats.org/officeDocument/2006/math" xmlns:v="urn:schemas-microsoft-com:vml" xmlns:wp14="http://schemas.microsoft.com/office/word/2010/wordprocessingDrawing" xmlns:wp="http://schemas.openxmlformats.org/drawingml/2006/wordprocessingDrawing" xmlns:w10="urn:schemas-microsoft-com:office:word" xmlns:w="http://schemas.openxmlformats.org/wordprocessingml/2006/main" xmlns:w14="http://schemas.microsoft.com/office/word/2010/wordml" xmlns:w15="http://schemas.microsoft.com/office/word/2012/wordml" xmlns:w16cex="http://schemas.microsoft.com/office/word/2018/wordml/cex" xmlns:w16cid="http://schemas.microsoft.com/office/word/2016/wordml/cid" xmlns:w16="http://schemas.microsoft.com/office/word/2018/wordml" xmlns:w16du="http://schemas.microsoft.com/office/word/2023/wordml/word16du" xmlns:w16sdtdh="http://schemas.microsoft.com/office/word/2020/wordml/sdtdatahash" xmlns:w16sdtfl="http://schemas.microsoft.com/office/word/2024/wordml/sdtformatlock" xmlns:w16se="http://schemas.microsoft.com/office/word/2015/wordml/symex" xmlns:wpg="http://schemas.microsoft.com/office/word/2010/wordprocessingGroup" xmlns:wpi="http://schemas.microsoft.com/office/word/2010/wordprocessingInk" xmlns:wne="http://schemas.microsoft.com/office/word/2006/wordml" xmlns:wps="http://schemas.microsoft.com/office/word/2010/wordprocessingShape" mc:Ignorable="w14 w15 w16se w16cid w16 w16cex w16sdtdh w16sdtfl w16du wp14">
-  <w:p/>
-</w:hdr>
-</file>
-
-<file path=word/header4.xml><?xml version="1.0" encoding="utf-8"?>
 <w:hdr xmlns:wpc="http://schemas.microsoft.com/office/word/2010/wordprocessingCanvas" xmlns:cx="http://schemas.microsoft.com/office/drawing/2014/chartex" xmlns:cx1="http://schemas.microsoft.com/office/drawing/2015/9/8/chartex" xmlns:cx2="http://schemas.microsoft.com/office/drawing/2015/10/21/chartex" xmlns:cx3="http://schemas.microsoft.com/office/drawing/2016/5/9/chartex" xmlns:cx4="http://schemas.microsoft.com/office/drawing/2016/5/10/chartex" xmlns:cx5="http://schemas.microsoft.com/office/drawing/2016/5/11/chartex" xmlns:cx6="http://schemas.microsoft.com/office/drawing/2016/5/12/chartex" xmlns:cx7="http://schemas.microsoft.com/office/drawing/2016/5/13/chartex" xmlns:cx8="http://schemas.microsoft.com/office/drawing/2016/5/14/chartex" xmlns:mc="http://schemas.openxmlformats.org/markup-compatibility/2006" xmlns:aink="http://schemas.microsoft.com/office/drawing/2016/ink" xmlns:am3d="http://schemas.microsoft.com/office/drawing/2017/model3d" xmlns:o="urn:schemas-microsoft-com:office:office" xmlns:oel="http://schemas.microsoft.com/office/2019/extlst" xmlns:r="http://schemas.openxmlformats.org/officeDocument/2006/relationships" xmlns:m="http://schemas.openxmlformats.org/officeDocument/2006/math" xmlns:v="urn:schemas-microsoft-com:vml" xmlns:wp14="http://schemas.microsoft.com/office/word/2010/wordprocessingDrawing" xmlns:wp="http://schemas.openxmlformats.org/drawingml/2006/wordprocessingDrawing" xmlns:w10="urn:schemas-microsoft-com:office:word" xmlns:w="http://schemas.openxmlformats.org/wordprocessingml/2006/main" xmlns:w14="http://schemas.microsoft.com/office/word/2010/wordml" xmlns:w15="http://schemas.microsoft.com/office/word/2012/wordml" xmlns:w16cex="http://schemas.microsoft.com/office/word/2018/wordml/cex" xmlns:w16cid="http://schemas.microsoft.com/office/word/2016/wordml/cid" xmlns:w16="http://schemas.microsoft.com/office/word/2018/wordml" xmlns:w16du="http://schemas.microsoft.com/office/word/2023/wordml/word16du" xmlns:w16sdtdh="http://schemas.microsoft.com/office/word/2020/wordml/sdtdatahash" xmlns:w16sdtfl="http://schemas.microsoft.com/office/word/2024/wordml/sdtformatlock" xmlns:w16se="http://schemas.microsoft.com/office/word/2015/wordml/symex" xmlns:wpg="http://schemas.microsoft.com/office/word/2010/wordprocessingGroup" xmlns:wpi="http://schemas.microsoft.com/office/word/2010/wordprocessingInk" xmlns:wne="http://schemas.microsoft.com/office/word/2006/wordml" xmlns:wps="http://schemas.microsoft.com/office/word/2010/wordprocessingShape" mc:Ignorable="w14 w15 w16se w16cid w16 w16cex w16sdtdh w16sdtfl w16du wp14">
   <w:p>
     <w:pPr>
@@ -4311,7 +9856,7 @@
 </w:hdr>
 </file>
 
-<file path=word/header5.xml><?xml version="1.0" encoding="utf-8"?>
+<file path=word/header2.xml><?xml version="1.0" encoding="utf-8"?>
 <w:hdr xmlns:wpc="http://schemas.microsoft.com/office/word/2010/wordprocessingCanvas" xmlns:cx="http://schemas.microsoft.com/office/drawing/2014/chartex" xmlns:cx1="http://schemas.microsoft.com/office/drawing/2015/9/8/chartex" xmlns:cx2="http://schemas.microsoft.com/office/drawing/2015/10/21/chartex" xmlns:cx3="http://schemas.microsoft.com/office/drawing/2016/5/9/chartex" xmlns:cx4="http://schemas.microsoft.com/office/drawing/2016/5/10/chartex" xmlns:cx5="http://schemas.microsoft.com/office/drawing/2016/5/11/chartex" xmlns:cx6="http://schemas.microsoft.com/office/drawing/2016/5/12/chartex" xmlns:cx7="http://schemas.microsoft.com/office/drawing/2016/5/13/chartex" xmlns:cx8="http://schemas.microsoft.com/office/drawing/2016/5/14/chartex" xmlns:mc="http://schemas.openxmlformats.org/markup-compatibility/2006" xmlns:aink="http://schemas.microsoft.com/office/drawing/2016/ink" xmlns:am3d="http://schemas.microsoft.com/office/drawing/2017/model3d" xmlns:o="urn:schemas-microsoft-com:office:office" xmlns:oel="http://schemas.microsoft.com/office/2019/extlst" xmlns:r="http://schemas.openxmlformats.org/officeDocument/2006/relationships" xmlns:m="http://schemas.openxmlformats.org/officeDocument/2006/math" xmlns:v="urn:schemas-microsoft-com:vml" xmlns:wp14="http://schemas.microsoft.com/office/word/2010/wordprocessingDrawing" xmlns:wp="http://schemas.openxmlformats.org/drawingml/2006/wordprocessingDrawing" xmlns:w10="urn:schemas-microsoft-com:office:word" xmlns:w="http://schemas.openxmlformats.org/wordprocessingml/2006/main" xmlns:w14="http://schemas.microsoft.com/office/word/2010/wordml" xmlns:w15="http://schemas.microsoft.com/office/word/2012/wordml" xmlns:w16cex="http://schemas.microsoft.com/office/word/2018/wordml/cex" xmlns:w16cid="http://schemas.microsoft.com/office/word/2016/wordml/cid" xmlns:w16="http://schemas.microsoft.com/office/word/2018/wordml" xmlns:w16du="http://schemas.microsoft.com/office/word/2023/wordml/word16du" xmlns:w16sdtdh="http://schemas.microsoft.com/office/word/2020/wordml/sdtdatahash" xmlns:w16sdtfl="http://schemas.microsoft.com/office/word/2024/wordml/sdtformatlock" xmlns:w16se="http://schemas.microsoft.com/office/word/2015/wordml/symex" xmlns:wpg="http://schemas.microsoft.com/office/word/2010/wordprocessingGroup" xmlns:wpi="http://schemas.microsoft.com/office/word/2010/wordprocessingInk" xmlns:wne="http://schemas.microsoft.com/office/word/2006/wordml" xmlns:wps="http://schemas.microsoft.com/office/word/2010/wordprocessingShape" mc:Ignorable="w14 w15 w16se w16cid w16 w16cex w16sdtdh w16sdtfl w16du wp14">
   <w:p>
     <w:pPr>
@@ -4321,6 +9866,7 @@
       </w:tabs>
       <w:spacing w:after="0"/>
     </w:pPr>
+    <w:proofErr w:type="spellStart"/>
     <w:r>
       <w:rPr>
         <w:rFonts w:ascii="Times New Roman" w:eastAsia="Times New Roman" w:hAnsi="Times New Roman" w:cs="Times New Roman"/>
@@ -4328,7 +9874,17 @@
         <w:sz w:val="20"/>
         <w:u w:val="single" w:color="000000"/>
       </w:rPr>
-      <w:t xml:space="preserve">Surveys </w:t>
+      <w:t>RealArt</w:t>
+    </w:r>
+    <w:proofErr w:type="spellEnd"/>
+    <w:r>
+      <w:rPr>
+        <w:rFonts w:ascii="Times New Roman" w:eastAsia="Times New Roman" w:hAnsi="Times New Roman" w:cs="Times New Roman"/>
+        <w:b/>
+        <w:sz w:val="20"/>
+        <w:u w:val="single" w:color="000000"/>
+      </w:rPr>
+      <w:t xml:space="preserve"> </w:t>
     </w:r>
     <w:r>
       <w:rPr>
@@ -4391,7 +9947,7 @@
 </w:hdr>
 </file>
 
-<file path=word/header6.xml><?xml version="1.0" encoding="utf-8"?>
+<file path=word/header3.xml><?xml version="1.0" encoding="utf-8"?>
 <w:hdr xmlns:wpc="http://schemas.microsoft.com/office/word/2010/wordprocessingCanvas" xmlns:cx="http://schemas.microsoft.com/office/drawing/2014/chartex" xmlns:cx1="http://schemas.microsoft.com/office/drawing/2015/9/8/chartex" xmlns:cx2="http://schemas.microsoft.com/office/drawing/2015/10/21/chartex" xmlns:cx3="http://schemas.microsoft.com/office/drawing/2016/5/9/chartex" xmlns:cx4="http://schemas.microsoft.com/office/drawing/2016/5/10/chartex" xmlns:cx5="http://schemas.microsoft.com/office/drawing/2016/5/11/chartex" xmlns:cx6="http://schemas.microsoft.com/office/drawing/2016/5/12/chartex" xmlns:cx7="http://schemas.microsoft.com/office/drawing/2016/5/13/chartex" xmlns:cx8="http://schemas.microsoft.com/office/drawing/2016/5/14/chartex" xmlns:mc="http://schemas.openxmlformats.org/markup-compatibility/2006" xmlns:aink="http://schemas.microsoft.com/office/drawing/2016/ink" xmlns:am3d="http://schemas.microsoft.com/office/drawing/2017/model3d" xmlns:o="urn:schemas-microsoft-com:office:office" xmlns:oel="http://schemas.microsoft.com/office/2019/extlst" xmlns:r="http://schemas.openxmlformats.org/officeDocument/2006/relationships" xmlns:m="http://schemas.openxmlformats.org/officeDocument/2006/math" xmlns:v="urn:schemas-microsoft-com:vml" xmlns:wp14="http://schemas.microsoft.com/office/word/2010/wordprocessingDrawing" xmlns:wp="http://schemas.openxmlformats.org/drawingml/2006/wordprocessingDrawing" xmlns:w10="urn:schemas-microsoft-com:office:word" xmlns:w="http://schemas.openxmlformats.org/wordprocessingml/2006/main" xmlns:w14="http://schemas.microsoft.com/office/word/2010/wordml" xmlns:w15="http://schemas.microsoft.com/office/word/2012/wordml" xmlns:w16cex="http://schemas.microsoft.com/office/word/2018/wordml/cex" xmlns:w16cid="http://schemas.microsoft.com/office/word/2016/wordml/cid" xmlns:w16="http://schemas.microsoft.com/office/word/2018/wordml" xmlns:w16du="http://schemas.microsoft.com/office/word/2023/wordml/word16du" xmlns:w16sdtdh="http://schemas.microsoft.com/office/word/2020/wordml/sdtdatahash" xmlns:w16sdtfl="http://schemas.microsoft.com/office/word/2024/wordml/sdtformatlock" xmlns:w16se="http://schemas.microsoft.com/office/word/2015/wordml/symex" xmlns:wpg="http://schemas.microsoft.com/office/word/2010/wordprocessingGroup" xmlns:wpi="http://schemas.microsoft.com/office/word/2010/wordprocessingInk" xmlns:wne="http://schemas.microsoft.com/office/word/2006/wordml" xmlns:wps="http://schemas.microsoft.com/office/word/2010/wordprocessingShape" mc:Ignorable="w14 w15 w16se w16cid w16 w16cex w16sdtdh w16sdtfl w16du wp14">
   <w:p/>
 </w:hdr>
